--- a/241300009.docx
+++ b/241300009.docx
@@ -7,7 +7,7 @@
         <w:pStyle w:val="15"/>
         <w:jc w:val="center"/>
         <w:rPr>
-          <w:rStyle w:val="28"/>
+          <w:rStyle w:val="29"/>
           <w:rFonts w:hint="default"/>
           <w:sz w:val="18"/>
           <w:lang w:val="en-US"/>
@@ -45,35 +45,6 @@
         <w:jc w:val="center"/>
         <w:rPr>
           <w:rFonts w:hint="eastAsia"/>
-        </w:rPr>
-      </w:pPr>
-      <w:r>
-        <w:rPr>
-          <w:rFonts w:hint="eastAsia"/>
-        </w:rPr>
-        <w:t xml:space="preserve">(南京大学 </w:t>
-      </w:r>
-      <w:r>
-        <w:rPr>
-          <w:rFonts w:hint="eastAsia"/>
-          <w:lang w:val="en-US" w:eastAsia="zh-CN"/>
-        </w:rPr>
-        <w:t>人工智能学院</w:t>
-      </w:r>
-      <w:r>
-        <w:rPr>
-          <w:rFonts w:hint="eastAsia"/>
-        </w:rPr>
-        <w:t>, 南京  210093)</w:t>
-      </w:r>
-    </w:p>
-    <w:p>
-      <w:pPr>
-        <w:pStyle w:val="17"/>
-        <w:ind w:left="123" w:firstLine="419" w:firstLineChars="0"/>
-        <w:jc w:val="left"/>
-        <w:rPr>
-          <w:rFonts w:hint="eastAsia"/>
           <w:b/>
           <w:bCs/>
           <w:sz w:val="21"/>
@@ -84,13 +55,21 @@
       <w:r>
         <w:rPr>
           <w:rFonts w:hint="eastAsia"/>
-          <w:b/>
-          <w:bCs/>
-          <w:sz w:val="21"/>
-          <w:szCs w:val="21"/>
-          <w:lang w:val="en-US" w:eastAsia="zh-CN"/>
-        </w:rPr>
-        <w:t>前言：</w:t>
+        </w:rPr>
+        <w:t xml:space="preserve">(南京大学 </w:t>
+      </w:r>
+      <w:r>
+        <w:rPr>
+          <w:rFonts w:hint="eastAsia"/>
+          <w:lang w:val="en-US" w:eastAsia="zh-CN"/>
+        </w:rPr>
+        <w:t>人工智能学院</w:t>
+      </w:r>
+      <w:r>
+        <w:rPr>
+          <w:rFonts w:hint="eastAsia"/>
+        </w:rPr>
+        <w:t>, 南京  210093)</w:t>
       </w:r>
     </w:p>
     <w:p>
@@ -606,16 +585,7 @@
           <w:szCs w:val="21"/>
           <w:lang w:val="en-US" w:eastAsia="zh-CN"/>
         </w:rPr>
-        <w:t>相反，初始化最小评估值为正无穷，递归调用自身时切换为最大化方，</w:t>
-      </w:r>
-      <w:r>
-        <w:rPr>
-          <w:rFonts w:hint="eastAsia"/>
-          <w:sz w:val="21"/>
-          <w:szCs w:val="21"/>
-          <w:lang w:val="en-US" w:eastAsia="zh-CN"/>
-        </w:rPr>
-        <w:t>选择能产生最小评估值的走法，其余逻辑与AI方相同。</w:t>
+        <w:t>相反，初始化最小评估值为正无穷，递归调用自身时切换为最大化方，选择能产生最小评估值的走法，其余逻辑与AI方相同。</w:t>
       </w:r>
     </w:p>
     <w:p>
@@ -650,8 +620,6 @@
         </w:rPr>
         <w:t>最后返回为最好步骤的评估值和相应的走法。</w:t>
       </w:r>
-      <w:bookmarkStart w:id="0" w:name="_GoBack"/>
-      <w:bookmarkEnd w:id="0"/>
     </w:p>
     <w:p>
       <w:pPr>
@@ -679,6 +647,7 @@
       <w:pPr>
         <w:pStyle w:val="3"/>
         <w:numPr>
+          <w:ilvl w:val="0"/>
           <w:numId w:val="0"/>
         </w:numPr>
         <w:ind w:leftChars="0"/>
@@ -697,6 +666,14 @@
           <w:lang w:val="en-US" w:eastAsia="zh-CN"/>
         </w:rPr>
         <w:tab/>
+      </w:r>
+      <w:r>
+        <w:rPr>
+          <w:rFonts w:hint="eastAsia"/>
+          <w:sz w:val="21"/>
+          <w:szCs w:val="21"/>
+          <w:lang w:val="en-US" w:eastAsia="zh-CN"/>
+        </w:rPr>
         <w:t>都是 O (b^d)，其中 b 是平均分支因子，即平均有效走法数量，d 是搜索深度。</w:t>
       </w:r>
     </w:p>
@@ -705,12 +682,16 @@
         <w:pStyle w:val="2"/>
         <w:rPr>
           <w:rFonts w:hint="eastAsia" w:eastAsia="宋体"/>
-          <w:lang w:val="en-US" w:eastAsia="zh-CN"/>
-        </w:rPr>
-      </w:pPr>
-      <w:r>
-        <w:rPr>
-          <w:rFonts w:hint="eastAsia"/>
+          <w:sz w:val="24"/>
+          <w:szCs w:val="24"/>
+          <w:lang w:val="en-US" w:eastAsia="zh-CN"/>
+        </w:rPr>
+      </w:pPr>
+      <w:r>
+        <w:rPr>
+          <w:rFonts w:hint="eastAsia"/>
+          <w:sz w:val="24"/>
+          <w:szCs w:val="24"/>
           <w:lang w:val="en-US" w:eastAsia="zh-CN"/>
         </w:rPr>
         <w:t>任务二：实现Alpha-Beta剪枝</w:t>
@@ -723,22 +704,108 @@
         <w:ind w:left="0" w:leftChars="0" w:firstLine="0" w:firstLineChars="0"/>
         <w:rPr>
           <w:rFonts w:hint="eastAsia"/>
+          <w:sz w:val="24"/>
+          <w:szCs w:val="24"/>
           <w:lang w:val="en-US" w:eastAsia="zh"/>
         </w:rPr>
       </w:pPr>
       <w:r>
         <w:rPr>
           <w:rFonts w:hint="eastAsia"/>
+          <w:sz w:val="24"/>
+          <w:szCs w:val="24"/>
           <w:lang w:val="en-US" w:eastAsia="zh"/>
         </w:rPr>
-        <w:t>算法实现</w:t>
-      </w:r>
-      <w:r>
-        <w:rPr>
-          <w:rFonts w:hint="eastAsia"/>
-          <w:lang w:val="en-US" w:eastAsia="zh-CN"/>
-        </w:rPr>
-        <w:t>：</w:t>
+        <w:t>算法</w:t>
+      </w:r>
+      <w:r>
+        <w:rPr>
+          <w:rFonts w:hint="eastAsia"/>
+          <w:sz w:val="24"/>
+          <w:szCs w:val="24"/>
+          <w:lang w:val="en-US" w:eastAsia="zh-CN"/>
+        </w:rPr>
+        <w:t>函数：</w:t>
+      </w:r>
+    </w:p>
+    <w:p>
+      <w:pPr>
+        <w:pStyle w:val="3"/>
+        <w:rPr>
+          <w:rFonts w:hint="default"/>
+          <w:sz w:val="21"/>
+          <w:szCs w:val="21"/>
+          <w:lang w:val="en-US" w:eastAsia="zh-CN"/>
+        </w:rPr>
+      </w:pPr>
+      <w:r>
+        <w:rPr>
+          <w:rFonts w:hint="eastAsia"/>
+          <w:sz w:val="21"/>
+          <w:szCs w:val="21"/>
+          <w:lang w:val="en-US" w:eastAsia="zh-CN"/>
+        </w:rPr>
+        <w:t>与MiniMax 算法基本相同，参数传入多加入：</w:t>
+      </w:r>
+    </w:p>
+    <w:p>
+      <w:pPr>
+        <w:pStyle w:val="3"/>
+        <w:rPr>
+          <w:rFonts w:hint="eastAsia"/>
+          <w:sz w:val="21"/>
+          <w:szCs w:val="21"/>
+          <w:lang w:val="en-US" w:eastAsia="zh-CN"/>
+        </w:rPr>
+      </w:pPr>
+      <w:r>
+        <w:rPr>
+          <w:rFonts w:hint="eastAsia"/>
+          <w:sz w:val="21"/>
+          <w:szCs w:val="21"/>
+          <w:lang w:val="en-US" w:eastAsia="zh-CN"/>
+        </w:rPr>
+        <w:t>alpha: α值，表示当前路径上最大化玩家能保证的最低分数（默认负无穷）</w:t>
+      </w:r>
+    </w:p>
+    <w:p>
+      <w:pPr>
+        <w:pStyle w:val="3"/>
+        <w:rPr>
+          <w:rFonts w:hint="eastAsia"/>
+          <w:sz w:val="21"/>
+          <w:szCs w:val="21"/>
+          <w:lang w:val="en-US" w:eastAsia="zh-CN"/>
+        </w:rPr>
+      </w:pPr>
+      <w:r>
+        <w:rPr>
+          <w:rFonts w:hint="eastAsia"/>
+          <w:sz w:val="21"/>
+          <w:szCs w:val="21"/>
+          <w:lang w:val="en-US" w:eastAsia="zh-CN"/>
+        </w:rPr>
+        <w:t>beta: β值，表示当前路径上最小化玩家能保证的最高分数（默认正无穷）</w:t>
+      </w:r>
+    </w:p>
+    <w:p>
+      <w:pPr>
+        <w:pStyle w:val="3"/>
+        <w:rPr>
+          <w:rFonts w:hint="default"/>
+          <w:sz w:val="21"/>
+          <w:szCs w:val="21"/>
+          <w:lang w:val="en-US" w:eastAsia="zh-CN"/>
+        </w:rPr>
+      </w:pPr>
+      <w:r>
+        <w:rPr>
+          <w:rFonts w:hint="eastAsia"/>
+          <w:sz w:val="21"/>
+          <w:szCs w:val="21"/>
+          <w:lang w:val="en-US" w:eastAsia="zh-CN"/>
+        </w:rPr>
+        <w:t>其余相同，返回值也相同。</w:t>
       </w:r>
     </w:p>
     <w:p>
@@ -751,51 +818,114 @@
           <w:lang w:val="en-US" w:eastAsia="zh-CN"/>
         </w:rPr>
       </w:pPr>
-    </w:p>
-    <w:p>
-      <w:pPr>
-        <w:pStyle w:val="3"/>
-        <w:rPr>
-          <w:rFonts w:hint="eastAsia"/>
-          <w:lang w:val="en-US" w:eastAsia="zh-CN"/>
-        </w:rPr>
-      </w:pPr>
-    </w:p>
-    <w:p>
-      <w:pPr>
-        <w:pStyle w:val="2"/>
-        <w:rPr>
-          <w:rFonts w:hint="eastAsia"/>
-          <w:lang w:val="en-US" w:eastAsia="zh-CN"/>
-        </w:rPr>
-      </w:pPr>
-      <w:r>
-        <w:rPr>
-          <w:rFonts w:hint="eastAsia" w:ascii="黑体" w:hAnsi="黑体" w:eastAsia="黑体" w:cs="黑体"/>
-          <w:lang w:val="en-US" w:eastAsia="zh-CN"/>
-        </w:rPr>
-        <w:t>任务三：</w:t>
-      </w:r>
-      <w:r>
-        <w:rPr>
-          <w:rFonts w:hint="eastAsia" w:ascii="黑体" w:hAnsi="黑体" w:cs="黑体"/>
-          <w:lang w:val="en-US" w:eastAsia="zh-CN"/>
-        </w:rPr>
-        <w:t>改进</w:t>
-      </w:r>
-      <w:r>
-        <w:rPr>
-          <w:rFonts w:hint="default" w:ascii="Times New Roman" w:hAnsi="Times New Roman" w:cs="Times New Roman"/>
-          <w:lang w:val="en-US" w:eastAsia="zh-CN"/>
-        </w:rPr>
-        <w:t>evaluate_game_state</w:t>
-      </w:r>
-      <w:r>
-        <w:rPr>
-          <w:rFonts w:hint="eastAsia" w:ascii="黑体" w:hAnsi="黑体" w:cs="黑体"/>
-          <w:lang w:val="en-US" w:eastAsia="zh-CN"/>
-        </w:rPr>
-        <w:t>函数</w:t>
+      <w:r>
+        <w:rPr>
+          <w:rFonts w:hint="eastAsia"/>
+          <w:sz w:val="24"/>
+          <w:szCs w:val="24"/>
+          <w:lang w:val="en-US" w:eastAsia="zh-CN"/>
+        </w:rPr>
+        <w:t>实现逻辑：</w:t>
+      </w:r>
+    </w:p>
+    <w:p>
+      <w:pPr>
+        <w:pStyle w:val="3"/>
+        <w:rPr>
+          <w:rFonts w:hint="eastAsia"/>
+          <w:sz w:val="21"/>
+          <w:szCs w:val="21"/>
+          <w:lang w:val="en-US" w:eastAsia="zh-CN"/>
+        </w:rPr>
+      </w:pPr>
+      <w:r>
+        <w:rPr>
+          <w:rFonts w:hint="eastAsia"/>
+          <w:sz w:val="21"/>
+          <w:szCs w:val="21"/>
+          <w:lang w:val="en-US" w:eastAsia="zh-CN"/>
+        </w:rPr>
+        <w:t>Alpha-Beta剪枝算法在MiniMax算法的基础上进行了优化，通过α-β剪枝来减少不必要的搜索节点，提高搜索效率。</w:t>
+      </w:r>
+    </w:p>
+    <w:p>
+      <w:pPr>
+        <w:pStyle w:val="3"/>
+        <w:rPr>
+          <w:rFonts w:hint="eastAsia"/>
+          <w:sz w:val="21"/>
+          <w:szCs w:val="21"/>
+          <w:lang w:val="en-US" w:eastAsia="zh-CN"/>
+        </w:rPr>
+      </w:pPr>
+      <w:r>
+        <w:rPr>
+          <w:rFonts w:hint="eastAsia"/>
+          <w:sz w:val="21"/>
+          <w:szCs w:val="21"/>
+          <w:lang w:val="en-US" w:eastAsia="zh-CN"/>
+        </w:rPr>
+        <w:t>与MiniMax的主要不同之处为新增加了剪枝的判断条件：</w:t>
+      </w:r>
+    </w:p>
+    <w:p>
+      <w:pPr>
+        <w:pStyle w:val="3"/>
+        <w:rPr>
+          <w:rFonts w:hint="eastAsia"/>
+          <w:sz w:val="21"/>
+          <w:szCs w:val="21"/>
+          <w:lang w:val="en-US" w:eastAsia="zh-CN"/>
+        </w:rPr>
+      </w:pPr>
+      <w:r>
+        <w:rPr>
+          <w:rFonts w:hint="eastAsia"/>
+          <w:sz w:val="21"/>
+          <w:szCs w:val="21"/>
+          <w:lang w:val="en-US" w:eastAsia="zh-CN"/>
+        </w:rPr>
+        <w:t>在最大化玩家回合，更新α值，如果当前节点的评估值 ≥ β，则可以剪枝；</w:t>
+      </w:r>
+    </w:p>
+    <w:p>
+      <w:pPr>
+        <w:pStyle w:val="3"/>
+        <w:rPr>
+          <w:rFonts w:hint="eastAsia"/>
+          <w:sz w:val="21"/>
+          <w:szCs w:val="21"/>
+          <w:lang w:val="en-US" w:eastAsia="zh-CN"/>
+        </w:rPr>
+      </w:pPr>
+      <w:r>
+        <w:rPr>
+          <w:rFonts w:hint="eastAsia"/>
+          <w:sz w:val="21"/>
+          <w:szCs w:val="21"/>
+          <w:lang w:val="en-US" w:eastAsia="zh-CN"/>
+        </w:rPr>
+        <w:t>在最小化玩家回合，更新β值，如果当前节点的评估值 ≤ α，则可以剪枝。</w:t>
+      </w:r>
+    </w:p>
+    <w:p>
+      <w:pPr>
+        <w:pStyle w:val="3"/>
+        <w:rPr>
+          <w:rFonts w:hint="eastAsia"/>
+          <w:sz w:val="21"/>
+          <w:szCs w:val="21"/>
+          <w:lang w:val="en-US" w:eastAsia="zh-CN"/>
+        </w:rPr>
+      </w:pPr>
+      <w:r>
+        <w:rPr>
+          <w:rFonts w:hint="eastAsia"/>
+          <w:sz w:val="21"/>
+          <w:szCs w:val="21"/>
+          <w:lang w:val="en-US" w:eastAsia="zh-CN"/>
+        </w:rPr>
+        <w:t>其余与MiniMax算法相同。</w:t>
       </w:r>
     </w:p>
     <w:p>
@@ -805,15 +935,865 @@
         <w:ind w:left="0" w:leftChars="0" w:firstLine="0" w:firstLineChars="0"/>
         <w:rPr>
           <w:rFonts w:hint="eastAsia"/>
-          <w:lang w:val="en-US" w:eastAsia="zh"/>
-        </w:rPr>
-      </w:pPr>
-      <w:r>
-        <w:rPr>
-          <w:rFonts w:hint="eastAsia"/>
-          <w:lang w:val="en-US" w:eastAsia="zh"/>
-        </w:rPr>
-        <w:t>算法实现：</w:t>
+          <w:lang w:val="en-US" w:eastAsia="zh-CN"/>
+        </w:rPr>
+      </w:pPr>
+      <w:r>
+        <w:rPr>
+          <w:rFonts w:hint="eastAsia"/>
+          <w:sz w:val="24"/>
+          <w:szCs w:val="24"/>
+          <w:lang w:val="en-US" w:eastAsia="zh-CN"/>
+        </w:rPr>
+        <w:t>速度变化：</w:t>
+      </w:r>
+    </w:p>
+    <w:p>
+      <w:pPr>
+        <w:pStyle w:val="3"/>
+        <w:rPr>
+          <w:rFonts w:hint="eastAsia"/>
+          <w:sz w:val="21"/>
+          <w:szCs w:val="21"/>
+          <w:lang w:val="en-US" w:eastAsia="zh-CN"/>
+        </w:rPr>
+      </w:pPr>
+      <w:r>
+        <w:rPr>
+          <w:rFonts w:hint="eastAsia"/>
+          <w:sz w:val="21"/>
+          <w:szCs w:val="21"/>
+          <w:lang w:val="en-US" w:eastAsia="zh-CN"/>
+        </w:rPr>
+        <w:t>分别对Max_depth为4,6,7时进行思考（搜索）时间的对比。使用同一种走棋方式。</w:t>
+      </w:r>
+    </w:p>
+    <w:p>
+      <w:pPr>
+        <w:pStyle w:val="3"/>
+        <w:numPr>
+          <w:ilvl w:val="0"/>
+          <w:numId w:val="4"/>
+        </w:numPr>
+        <w:rPr>
+          <w:rFonts w:hint="eastAsia"/>
+          <w:sz w:val="21"/>
+          <w:szCs w:val="21"/>
+          <w:lang w:val="en-US" w:eastAsia="zh-CN"/>
+        </w:rPr>
+      </w:pPr>
+      <w:r>
+        <w:rPr>
+          <w:rFonts w:hint="eastAsia"/>
+          <w:sz w:val="21"/>
+          <w:szCs w:val="21"/>
+          <w:lang w:val="en-US" w:eastAsia="zh-CN"/>
+        </w:rPr>
+        <w:t>Max_depth=4:</w:t>
+      </w:r>
+    </w:p>
+    <w:p>
+      <w:pPr>
+        <w:pStyle w:val="3"/>
+        <w:rPr>
+          <w:rFonts w:hint="default"/>
+          <w:sz w:val="21"/>
+          <w:szCs w:val="21"/>
+          <w:lang w:val="en-US" w:eastAsia="zh-CN"/>
+        </w:rPr>
+      </w:pPr>
+      <w:r>
+        <w:rPr>
+          <w:rFonts w:hint="eastAsia"/>
+          <w:sz w:val="21"/>
+          <w:szCs w:val="21"/>
+          <w:lang w:val="en-US" w:eastAsia="zh-CN"/>
+        </w:rPr>
+        <w:t>左为MiniMax算法，右为Alpha-Beta剪枝算法。</w:t>
+      </w:r>
+    </w:p>
+    <w:p>
+      <w:pPr>
+        <w:pStyle w:val="3"/>
+        <w:rPr>
+          <w:rFonts w:hint="default"/>
+          <w:sz w:val="21"/>
+          <w:szCs w:val="21"/>
+          <w:lang w:val="en-US" w:eastAsia="zh-CN"/>
+        </w:rPr>
+      </w:pPr>
+      <w:r>
+        <w:rPr>
+          <w:rFonts w:hint="default"/>
+          <w:sz w:val="21"/>
+          <w:szCs w:val="21"/>
+          <w:lang w:val="en-US" w:eastAsia="zh-CN"/>
+        </w:rPr>
+        <w:drawing>
+          <wp:inline distT="0" distB="0" distL="114300" distR="114300">
+            <wp:extent cx="2381250" cy="2028190"/>
+            <wp:effectExtent l="0" t="0" r="0" b="635"/>
+            <wp:docPr id="4" name="图片 4" descr="屏幕截图 2025-10-15 233321"/>
+            <wp:cNvGraphicFramePr>
+              <a:graphicFrameLocks xmlns:a="http://schemas.openxmlformats.org/drawingml/2006/main" noChangeAspect="1"/>
+            </wp:cNvGraphicFramePr>
+            <a:graphic xmlns:a="http://schemas.openxmlformats.org/drawingml/2006/main">
+              <a:graphicData uri="http://schemas.openxmlformats.org/drawingml/2006/picture">
+                <pic:pic xmlns:pic="http://schemas.openxmlformats.org/drawingml/2006/picture">
+                  <pic:nvPicPr>
+                    <pic:cNvPr id="4" name="图片 4" descr="屏幕截图 2025-10-15 233321"/>
+                    <pic:cNvPicPr>
+                      <a:picLocks noChangeAspect="1"/>
+                    </pic:cNvPicPr>
+                  </pic:nvPicPr>
+                  <pic:blipFill>
+                    <a:blip r:embed="rId10"/>
+                    <a:stretch>
+                      <a:fillRect/>
+                    </a:stretch>
+                  </pic:blipFill>
+                  <pic:spPr>
+                    <a:xfrm>
+                      <a:off x="0" y="0"/>
+                      <a:ext cx="2381250" cy="2028190"/>
+                    </a:xfrm>
+                    <a:prstGeom prst="rect">
+                      <a:avLst/>
+                    </a:prstGeom>
+                  </pic:spPr>
+                </pic:pic>
+              </a:graphicData>
+            </a:graphic>
+          </wp:inline>
+        </w:drawing>
+      </w:r>
+      <w:r>
+        <w:rPr>
+          <w:rFonts w:hint="default"/>
+          <w:sz w:val="21"/>
+          <w:szCs w:val="21"/>
+          <w:lang w:val="en-US" w:eastAsia="zh-CN"/>
+        </w:rPr>
+        <w:drawing>
+          <wp:inline distT="0" distB="0" distL="114300" distR="114300">
+            <wp:extent cx="2550160" cy="2014220"/>
+            <wp:effectExtent l="0" t="0" r="2540" b="5080"/>
+            <wp:docPr id="3" name="图片 3" descr="屏幕截图 2025-10-15 233431"/>
+            <wp:cNvGraphicFramePr>
+              <a:graphicFrameLocks xmlns:a="http://schemas.openxmlformats.org/drawingml/2006/main" noChangeAspect="1"/>
+            </wp:cNvGraphicFramePr>
+            <a:graphic xmlns:a="http://schemas.openxmlformats.org/drawingml/2006/main">
+              <a:graphicData uri="http://schemas.openxmlformats.org/drawingml/2006/picture">
+                <pic:pic xmlns:pic="http://schemas.openxmlformats.org/drawingml/2006/picture">
+                  <pic:nvPicPr>
+                    <pic:cNvPr id="3" name="图片 3" descr="屏幕截图 2025-10-15 233431"/>
+                    <pic:cNvPicPr>
+                      <a:picLocks noChangeAspect="1"/>
+                    </pic:cNvPicPr>
+                  </pic:nvPicPr>
+                  <pic:blipFill>
+                    <a:blip r:embed="rId11"/>
+                    <a:stretch>
+                      <a:fillRect/>
+                    </a:stretch>
+                  </pic:blipFill>
+                  <pic:spPr>
+                    <a:xfrm>
+                      <a:off x="0" y="0"/>
+                      <a:ext cx="2550160" cy="2014220"/>
+                    </a:xfrm>
+                    <a:prstGeom prst="rect">
+                      <a:avLst/>
+                    </a:prstGeom>
+                  </pic:spPr>
+                </pic:pic>
+              </a:graphicData>
+            </a:graphic>
+          </wp:inline>
+        </w:drawing>
+      </w:r>
+    </w:p>
+    <w:p>
+      <w:pPr>
+        <w:pStyle w:val="3"/>
+        <w:rPr>
+          <w:rFonts w:hint="eastAsia"/>
+          <w:sz w:val="21"/>
+          <w:szCs w:val="21"/>
+          <w:lang w:val="en-US" w:eastAsia="zh-CN"/>
+        </w:rPr>
+      </w:pPr>
+      <w:r>
+        <w:rPr>
+          <w:rFonts w:hint="eastAsia"/>
+          <w:sz w:val="21"/>
+          <w:szCs w:val="21"/>
+          <w:lang w:val="en-US" w:eastAsia="zh-CN"/>
+        </w:rPr>
+        <w:t>平均思考时长:MiniMax算法0.043秒，Alpha-Beta剪枝算法0.02秒。</w:t>
+      </w:r>
+    </w:p>
+    <w:p>
+      <w:pPr>
+        <w:pStyle w:val="3"/>
+        <w:rPr>
+          <w:rFonts w:hint="eastAsia"/>
+          <w:sz w:val="21"/>
+          <w:szCs w:val="21"/>
+          <w:lang w:val="en-US" w:eastAsia="zh-CN"/>
+        </w:rPr>
+      </w:pPr>
+      <w:r>
+        <w:rPr>
+          <w:rFonts w:hint="eastAsia"/>
+          <w:sz w:val="21"/>
+          <w:szCs w:val="21"/>
+          <w:lang w:val="en-US" w:eastAsia="zh-CN"/>
+        </w:rPr>
+        <w:t>Alpha-Beta剪枝算法比MiniMax算法用时缩短约53.4%</w:t>
+      </w:r>
+    </w:p>
+    <w:p>
+      <w:pPr>
+        <w:pStyle w:val="3"/>
+        <w:rPr>
+          <w:rFonts w:hint="default"/>
+          <w:sz w:val="21"/>
+          <w:szCs w:val="21"/>
+          <w:lang w:val="en-US" w:eastAsia="zh-CN"/>
+        </w:rPr>
+      </w:pPr>
+    </w:p>
+    <w:p>
+      <w:pPr>
+        <w:pStyle w:val="3"/>
+        <w:numPr>
+          <w:ilvl w:val="0"/>
+          <w:numId w:val="5"/>
+        </w:numPr>
+        <w:rPr>
+          <w:rFonts w:hint="eastAsia"/>
+          <w:sz w:val="21"/>
+          <w:szCs w:val="21"/>
+          <w:lang w:val="en-US" w:eastAsia="zh-CN"/>
+        </w:rPr>
+      </w:pPr>
+      <w:r>
+        <w:rPr>
+          <w:rFonts w:hint="eastAsia"/>
+          <w:sz w:val="21"/>
+          <w:szCs w:val="21"/>
+          <w:lang w:val="en-US" w:eastAsia="zh-CN"/>
+        </w:rPr>
+        <w:t>Max_depth=6:</w:t>
+      </w:r>
+    </w:p>
+    <w:p>
+      <w:pPr>
+        <w:pStyle w:val="3"/>
+        <w:rPr>
+          <w:rFonts w:hint="default"/>
+          <w:sz w:val="21"/>
+          <w:szCs w:val="21"/>
+          <w:lang w:val="en-US" w:eastAsia="zh-CN"/>
+        </w:rPr>
+      </w:pPr>
+      <w:r>
+        <w:rPr>
+          <w:rFonts w:hint="eastAsia"/>
+          <w:sz w:val="21"/>
+          <w:szCs w:val="21"/>
+          <w:lang w:val="en-US" w:eastAsia="zh-CN"/>
+        </w:rPr>
+        <w:t>左为MiniMax算法，右为Alpha-Beta剪枝算法。</w:t>
+      </w:r>
+    </w:p>
+    <w:p>
+      <w:pPr>
+        <w:pStyle w:val="3"/>
+        <w:rPr>
+          <w:rFonts w:hint="default"/>
+          <w:sz w:val="21"/>
+          <w:szCs w:val="21"/>
+          <w:lang w:val="en-US" w:eastAsia="zh-CN"/>
+        </w:rPr>
+      </w:pPr>
+      <w:r>
+        <w:rPr>
+          <w:rFonts w:hint="default"/>
+          <w:sz w:val="21"/>
+          <w:szCs w:val="21"/>
+          <w:lang w:val="en-US" w:eastAsia="zh-CN"/>
+        </w:rPr>
+        <w:drawing>
+          <wp:inline distT="0" distB="0" distL="114300" distR="114300">
+            <wp:extent cx="2091055" cy="1477010"/>
+            <wp:effectExtent l="0" t="0" r="0" b="0"/>
+            <wp:docPr id="2" name="图片 2" descr="屏幕截图 2025-10-15 231912"/>
+            <wp:cNvGraphicFramePr>
+              <a:graphicFrameLocks xmlns:a="http://schemas.openxmlformats.org/drawingml/2006/main" noChangeAspect="1"/>
+            </wp:cNvGraphicFramePr>
+            <a:graphic xmlns:a="http://schemas.openxmlformats.org/drawingml/2006/main">
+              <a:graphicData uri="http://schemas.openxmlformats.org/drawingml/2006/picture">
+                <pic:pic xmlns:pic="http://schemas.openxmlformats.org/drawingml/2006/picture">
+                  <pic:nvPicPr>
+                    <pic:cNvPr id="2" name="图片 2" descr="屏幕截图 2025-10-15 231912"/>
+                    <pic:cNvPicPr>
+                      <a:picLocks noChangeAspect="1"/>
+                    </pic:cNvPicPr>
+                  </pic:nvPicPr>
+                  <pic:blipFill>
+                    <a:blip r:embed="rId12"/>
+                    <a:srcRect t="11680" b="6246"/>
+                    <a:stretch>
+                      <a:fillRect/>
+                    </a:stretch>
+                  </pic:blipFill>
+                  <pic:spPr>
+                    <a:xfrm>
+                      <a:off x="0" y="0"/>
+                      <a:ext cx="2091055" cy="1477010"/>
+                    </a:xfrm>
+                    <a:prstGeom prst="rect">
+                      <a:avLst/>
+                    </a:prstGeom>
+                  </pic:spPr>
+                </pic:pic>
+              </a:graphicData>
+            </a:graphic>
+          </wp:inline>
+        </w:drawing>
+      </w:r>
+      <w:r>
+        <w:rPr>
+          <w:rFonts w:hint="default"/>
+          <w:sz w:val="21"/>
+          <w:szCs w:val="21"/>
+          <w:lang w:val="en-US" w:eastAsia="zh-CN"/>
+        </w:rPr>
+        <w:drawing>
+          <wp:inline distT="0" distB="0" distL="114300" distR="114300">
+            <wp:extent cx="2336800" cy="1477645"/>
+            <wp:effectExtent l="0" t="0" r="0" b="0"/>
+            <wp:docPr id="1" name="图片 1" descr="屏幕截图 2025-10-15 232245"/>
+            <wp:cNvGraphicFramePr>
+              <a:graphicFrameLocks xmlns:a="http://schemas.openxmlformats.org/drawingml/2006/main" noChangeAspect="1"/>
+            </wp:cNvGraphicFramePr>
+            <a:graphic xmlns:a="http://schemas.openxmlformats.org/drawingml/2006/main">
+              <a:graphicData uri="http://schemas.openxmlformats.org/drawingml/2006/picture">
+                <pic:pic xmlns:pic="http://schemas.openxmlformats.org/drawingml/2006/picture">
+                  <pic:nvPicPr>
+                    <pic:cNvPr id="1" name="图片 1" descr="屏幕截图 2025-10-15 232245"/>
+                    <pic:cNvPicPr>
+                      <a:picLocks noChangeAspect="1"/>
+                    </pic:cNvPicPr>
+                  </pic:nvPicPr>
+                  <pic:blipFill>
+                    <a:blip r:embed="rId13"/>
+                    <a:srcRect t="4239"/>
+                    <a:stretch>
+                      <a:fillRect/>
+                    </a:stretch>
+                  </pic:blipFill>
+                  <pic:spPr>
+                    <a:xfrm>
+                      <a:off x="0" y="0"/>
+                      <a:ext cx="2336800" cy="1477645"/>
+                    </a:xfrm>
+                    <a:prstGeom prst="rect">
+                      <a:avLst/>
+                    </a:prstGeom>
+                  </pic:spPr>
+                </pic:pic>
+              </a:graphicData>
+            </a:graphic>
+          </wp:inline>
+        </w:drawing>
+      </w:r>
+    </w:p>
+    <w:p>
+      <w:pPr>
+        <w:pStyle w:val="3"/>
+        <w:rPr>
+          <w:rFonts w:hint="eastAsia"/>
+          <w:sz w:val="21"/>
+          <w:szCs w:val="21"/>
+          <w:lang w:val="en-US" w:eastAsia="zh-CN"/>
+        </w:rPr>
+      </w:pPr>
+      <w:r>
+        <w:rPr>
+          <w:rFonts w:hint="eastAsia"/>
+          <w:sz w:val="21"/>
+          <w:szCs w:val="21"/>
+          <w:lang w:val="en-US" w:eastAsia="zh-CN"/>
+        </w:rPr>
+        <w:t>平均思考时长:MiniMax算法18.80秒，Alpha-Beta剪枝算法0.92秒。</w:t>
+      </w:r>
+    </w:p>
+    <w:p>
+      <w:pPr>
+        <w:pStyle w:val="3"/>
+        <w:rPr>
+          <w:rFonts w:hint="default"/>
+          <w:sz w:val="21"/>
+          <w:szCs w:val="21"/>
+          <w:lang w:val="en-US" w:eastAsia="zh-CN"/>
+        </w:rPr>
+      </w:pPr>
+      <w:r>
+        <w:rPr>
+          <w:rFonts w:hint="eastAsia"/>
+          <w:sz w:val="21"/>
+          <w:szCs w:val="21"/>
+          <w:lang w:val="en-US" w:eastAsia="zh-CN"/>
+        </w:rPr>
+        <w:t>Alpha-Beta剪枝算法比MiniMax算法用时缩短约95.1%</w:t>
+      </w:r>
+    </w:p>
+    <w:p>
+      <w:pPr>
+        <w:pStyle w:val="3"/>
+        <w:ind w:left="0" w:leftChars="0" w:firstLine="0" w:firstLineChars="0"/>
+        <w:rPr>
+          <w:rFonts w:hint="default"/>
+          <w:sz w:val="21"/>
+          <w:szCs w:val="21"/>
+          <w:lang w:val="en-US" w:eastAsia="zh-CN"/>
+        </w:rPr>
+      </w:pPr>
+    </w:p>
+    <w:p>
+      <w:pPr>
+        <w:pStyle w:val="3"/>
+        <w:numPr>
+          <w:ilvl w:val="0"/>
+          <w:numId w:val="6"/>
+        </w:numPr>
+        <w:rPr>
+          <w:rFonts w:hint="eastAsia"/>
+          <w:sz w:val="21"/>
+          <w:szCs w:val="21"/>
+          <w:lang w:val="en-US" w:eastAsia="zh-CN"/>
+        </w:rPr>
+      </w:pPr>
+      <w:r>
+        <w:rPr>
+          <w:rFonts w:hint="eastAsia"/>
+          <w:sz w:val="21"/>
+          <w:szCs w:val="21"/>
+          <w:lang w:val="en-US" w:eastAsia="zh-CN"/>
+        </w:rPr>
+        <w:t>Max_depth=7:</w:t>
+      </w:r>
+    </w:p>
+    <w:p>
+      <w:pPr>
+        <w:pStyle w:val="3"/>
+        <w:rPr>
+          <w:rFonts w:hint="eastAsia"/>
+          <w:sz w:val="21"/>
+          <w:szCs w:val="21"/>
+          <w:lang w:val="en-US" w:eastAsia="zh-CN"/>
+        </w:rPr>
+      </w:pPr>
+      <w:r>
+        <w:rPr>
+          <w:rFonts w:hint="eastAsia"/>
+          <w:sz w:val="21"/>
+          <w:szCs w:val="21"/>
+          <w:lang w:val="en-US" w:eastAsia="zh-CN"/>
+        </w:rPr>
+        <w:t>左为MiniMax算法，右为Alpha-Beta剪枝算法。</w:t>
+      </w:r>
+    </w:p>
+    <w:p>
+      <w:pPr>
+        <w:pStyle w:val="3"/>
+        <w:rPr>
+          <w:rFonts w:hint="default"/>
+          <w:sz w:val="21"/>
+          <w:szCs w:val="21"/>
+          <w:lang w:val="en-US" w:eastAsia="zh-CN"/>
+        </w:rPr>
+      </w:pPr>
+      <w:r>
+        <w:rPr>
+          <w:rFonts w:hint="eastAsia"/>
+          <w:sz w:val="21"/>
+          <w:szCs w:val="21"/>
+          <w:lang w:val="en-US" w:eastAsia="zh-CN"/>
+        </w:rPr>
+        <w:t>（本来定的是最大深度为8，因MiniMax思考时间过长，会出现“未响应”情况影响时间判断，因此改成最大深度为7并且只选取前4轮）</w:t>
+      </w:r>
+    </w:p>
+    <w:p>
+      <w:pPr>
+        <w:pStyle w:val="3"/>
+        <w:rPr>
+          <w:rFonts w:hint="default"/>
+          <w:sz w:val="21"/>
+          <w:szCs w:val="21"/>
+          <w:lang w:val="en-US" w:eastAsia="zh-CN"/>
+        </w:rPr>
+      </w:pPr>
+      <w:r>
+        <w:rPr>
+          <w:rFonts w:hint="default"/>
+          <w:sz w:val="21"/>
+          <w:szCs w:val="21"/>
+          <w:lang w:val="en-US" w:eastAsia="zh-CN"/>
+        </w:rPr>
+        <w:drawing>
+          <wp:inline distT="0" distB="0" distL="114300" distR="114300">
+            <wp:extent cx="2400935" cy="1210945"/>
+            <wp:effectExtent l="0" t="0" r="8890" b="8255"/>
+            <wp:docPr id="8" name="图片 8" descr="3C2D8F1C72704FC4B1A35EDE52F53C2C"/>
+            <wp:cNvGraphicFramePr>
+              <a:graphicFrameLocks xmlns:a="http://schemas.openxmlformats.org/drawingml/2006/main" noChangeAspect="1"/>
+            </wp:cNvGraphicFramePr>
+            <a:graphic xmlns:a="http://schemas.openxmlformats.org/drawingml/2006/main">
+              <a:graphicData uri="http://schemas.openxmlformats.org/drawingml/2006/picture">
+                <pic:pic xmlns:pic="http://schemas.openxmlformats.org/drawingml/2006/picture">
+                  <pic:nvPicPr>
+                    <pic:cNvPr id="8" name="图片 8" descr="3C2D8F1C72704FC4B1A35EDE52F53C2C"/>
+                    <pic:cNvPicPr>
+                      <a:picLocks noChangeAspect="1"/>
+                    </pic:cNvPicPr>
+                  </pic:nvPicPr>
+                  <pic:blipFill>
+                    <a:blip r:embed="rId14"/>
+                    <a:srcRect l="4236" t="3057" r="16272"/>
+                    <a:stretch>
+                      <a:fillRect/>
+                    </a:stretch>
+                  </pic:blipFill>
+                  <pic:spPr>
+                    <a:xfrm>
+                      <a:off x="0" y="0"/>
+                      <a:ext cx="2400935" cy="1210945"/>
+                    </a:xfrm>
+                    <a:prstGeom prst="rect">
+                      <a:avLst/>
+                    </a:prstGeom>
+                  </pic:spPr>
+                </pic:pic>
+              </a:graphicData>
+            </a:graphic>
+          </wp:inline>
+        </w:drawing>
+      </w:r>
+      <w:r>
+        <w:rPr>
+          <w:rFonts w:hint="default"/>
+          <w:sz w:val="21"/>
+          <w:szCs w:val="21"/>
+          <w:lang w:val="en-US" w:eastAsia="zh-CN"/>
+        </w:rPr>
+        <w:drawing>
+          <wp:inline distT="0" distB="0" distL="114300" distR="114300">
+            <wp:extent cx="2499360" cy="1240155"/>
+            <wp:effectExtent l="0" t="0" r="5715" b="7620"/>
+            <wp:docPr id="7" name="图片 7" descr="1450F69F5674DE9FF7FA8122A227D791"/>
+            <wp:cNvGraphicFramePr>
+              <a:graphicFrameLocks xmlns:a="http://schemas.openxmlformats.org/drawingml/2006/main" noChangeAspect="1"/>
+            </wp:cNvGraphicFramePr>
+            <a:graphic xmlns:a="http://schemas.openxmlformats.org/drawingml/2006/main">
+              <a:graphicData uri="http://schemas.openxmlformats.org/drawingml/2006/picture">
+                <pic:pic xmlns:pic="http://schemas.openxmlformats.org/drawingml/2006/picture">
+                  <pic:nvPicPr>
+                    <pic:cNvPr id="7" name="图片 7" descr="1450F69F5674DE9FF7FA8122A227D791"/>
+                    <pic:cNvPicPr>
+                      <a:picLocks noChangeAspect="1"/>
+                    </pic:cNvPicPr>
+                  </pic:nvPicPr>
+                  <pic:blipFill>
+                    <a:blip r:embed="rId15"/>
+                    <a:srcRect l="5042" t="8309" r="2390" b="7873"/>
+                    <a:stretch>
+                      <a:fillRect/>
+                    </a:stretch>
+                  </pic:blipFill>
+                  <pic:spPr>
+                    <a:xfrm>
+                      <a:off x="0" y="0"/>
+                      <a:ext cx="2499360" cy="1240155"/>
+                    </a:xfrm>
+                    <a:prstGeom prst="rect">
+                      <a:avLst/>
+                    </a:prstGeom>
+                  </pic:spPr>
+                </pic:pic>
+              </a:graphicData>
+            </a:graphic>
+          </wp:inline>
+        </w:drawing>
+      </w:r>
+    </w:p>
+    <w:p>
+      <w:pPr>
+        <w:pStyle w:val="3"/>
+        <w:rPr>
+          <w:rFonts w:hint="default"/>
+          <w:sz w:val="21"/>
+          <w:szCs w:val="21"/>
+          <w:lang w:val="en-US" w:eastAsia="zh-CN"/>
+        </w:rPr>
+      </w:pPr>
+      <w:r>
+        <w:rPr>
+          <w:rFonts w:hint="default"/>
+          <w:sz w:val="21"/>
+          <w:szCs w:val="21"/>
+          <w:lang w:val="en-US" w:eastAsia="zh-CN"/>
+        </w:rPr>
+        <w:t>平均思考时长:MiniMax算法</w:t>
+      </w:r>
+      <w:r>
+        <w:rPr>
+          <w:rFonts w:hint="eastAsia"/>
+          <w:sz w:val="21"/>
+          <w:szCs w:val="21"/>
+          <w:lang w:val="en-US" w:eastAsia="zh-CN"/>
+        </w:rPr>
+        <w:t>152.045</w:t>
+      </w:r>
+      <w:r>
+        <w:rPr>
+          <w:rFonts w:hint="default"/>
+          <w:sz w:val="21"/>
+          <w:szCs w:val="21"/>
+          <w:lang w:val="en-US" w:eastAsia="zh-CN"/>
+        </w:rPr>
+        <w:t>秒，Alpha-Beta剪枝算法</w:t>
+      </w:r>
+      <w:r>
+        <w:rPr>
+          <w:rFonts w:hint="eastAsia"/>
+          <w:sz w:val="21"/>
+          <w:szCs w:val="21"/>
+          <w:lang w:val="en-US" w:eastAsia="zh-CN"/>
+        </w:rPr>
+        <w:t>4.36</w:t>
+      </w:r>
+      <w:r>
+        <w:rPr>
+          <w:rFonts w:hint="default"/>
+          <w:sz w:val="21"/>
+          <w:szCs w:val="21"/>
+          <w:lang w:val="en-US" w:eastAsia="zh-CN"/>
+        </w:rPr>
+        <w:t>秒。</w:t>
+      </w:r>
+    </w:p>
+    <w:p>
+      <w:pPr>
+        <w:pStyle w:val="3"/>
+        <w:rPr>
+          <w:rFonts w:hint="default"/>
+          <w:sz w:val="21"/>
+          <w:szCs w:val="21"/>
+          <w:lang w:val="en-US" w:eastAsia="zh-CN"/>
+        </w:rPr>
+      </w:pPr>
+      <w:r>
+        <w:rPr>
+          <w:rFonts w:hint="default"/>
+          <w:sz w:val="21"/>
+          <w:szCs w:val="21"/>
+          <w:lang w:val="en-US" w:eastAsia="zh-CN"/>
+        </w:rPr>
+        <w:t>Alpha-Beta剪枝算法比MiniMax算法用时缩短约9</w:t>
+      </w:r>
+      <w:r>
+        <w:rPr>
+          <w:rFonts w:hint="eastAsia"/>
+          <w:sz w:val="21"/>
+          <w:szCs w:val="21"/>
+          <w:lang w:val="en-US" w:eastAsia="zh-CN"/>
+        </w:rPr>
+        <w:t>7.1</w:t>
+      </w:r>
+      <w:r>
+        <w:rPr>
+          <w:rFonts w:hint="default"/>
+          <w:sz w:val="21"/>
+          <w:szCs w:val="21"/>
+          <w:lang w:val="en-US" w:eastAsia="zh-CN"/>
+        </w:rPr>
+        <w:t>%</w:t>
+      </w:r>
+    </w:p>
+    <w:p>
+      <w:pPr>
+        <w:pStyle w:val="3"/>
+        <w:rPr>
+          <w:rFonts w:hint="default"/>
+          <w:sz w:val="21"/>
+          <w:szCs w:val="21"/>
+          <w:lang w:val="en-US" w:eastAsia="zh-CN"/>
+        </w:rPr>
+      </w:pPr>
+    </w:p>
+    <w:p>
+      <w:pPr>
+        <w:pStyle w:val="3"/>
+        <w:rPr>
+          <w:rFonts w:hint="eastAsia"/>
+          <w:sz w:val="21"/>
+          <w:szCs w:val="21"/>
+          <w:lang w:val="en-US" w:eastAsia="zh-CN"/>
+        </w:rPr>
+      </w:pPr>
+      <w:r>
+        <w:rPr>
+          <w:rFonts w:hint="eastAsia"/>
+          <w:sz w:val="21"/>
+          <w:szCs w:val="21"/>
+          <w:lang w:val="en-US" w:eastAsia="zh-CN"/>
+        </w:rPr>
+        <w:t>总结：算法走的最大深度越大，博弈树的规模呈指数增长，每一轮思考时间也呈指数级增长，符合</w:t>
+      </w:r>
+      <w:r>
+        <w:rPr>
+          <w:rFonts w:hint="default"/>
+          <w:sz w:val="21"/>
+          <w:szCs w:val="21"/>
+          <w:lang w:val="en-US" w:eastAsia="zh-CN"/>
+        </w:rPr>
+        <w:t>MiniMax算法</w:t>
+      </w:r>
+      <w:r>
+        <w:rPr>
+          <w:rFonts w:hint="eastAsia"/>
+          <w:sz w:val="21"/>
+          <w:szCs w:val="21"/>
+          <w:lang w:val="en-US" w:eastAsia="zh-CN"/>
+        </w:rPr>
+        <w:t>的时间复杂度预期；</w:t>
+      </w:r>
+    </w:p>
+    <w:p>
+      <w:pPr>
+        <w:pStyle w:val="3"/>
+        <w:rPr>
+          <w:rFonts w:hint="eastAsia"/>
+          <w:sz w:val="21"/>
+          <w:szCs w:val="21"/>
+          <w:lang w:val="en-US" w:eastAsia="zh-CN"/>
+        </w:rPr>
+      </w:pPr>
+      <w:r>
+        <w:rPr>
+          <w:rFonts w:hint="eastAsia"/>
+          <w:sz w:val="21"/>
+          <w:szCs w:val="21"/>
+          <w:lang w:val="en-US" w:eastAsia="zh-CN"/>
+        </w:rPr>
+        <w:t>同时，随着最大深度提升，</w:t>
+      </w:r>
+      <w:r>
+        <w:rPr>
+          <w:rFonts w:hint="default"/>
+          <w:sz w:val="21"/>
+          <w:szCs w:val="21"/>
+          <w:lang w:val="en-US" w:eastAsia="zh-CN"/>
+        </w:rPr>
+        <w:t>Alpha-Beta剪枝算法</w:t>
+      </w:r>
+      <w:r>
+        <w:rPr>
+          <w:rFonts w:hint="eastAsia"/>
+          <w:sz w:val="21"/>
+          <w:szCs w:val="21"/>
+          <w:lang w:val="en-US" w:eastAsia="zh-CN"/>
+        </w:rPr>
+        <w:t>展现出巨大的效率优势，速度提升愈发明显：深度越大，被剪掉的子树规模就越大，因此节省的计算量就越高。</w:t>
+      </w:r>
+    </w:p>
+    <w:p>
+      <w:pPr>
+        <w:pStyle w:val="3"/>
+        <w:rPr>
+          <w:rFonts w:hint="default"/>
+          <w:sz w:val="21"/>
+          <w:szCs w:val="21"/>
+          <w:lang w:val="en-US" w:eastAsia="zh-CN"/>
+        </w:rPr>
+      </w:pPr>
+      <w:r>
+        <w:rPr>
+          <w:rFonts w:hint="eastAsia"/>
+          <w:sz w:val="21"/>
+          <w:szCs w:val="21"/>
+          <w:lang w:val="en-US" w:eastAsia="zh-CN"/>
+        </w:rPr>
+        <w:t>在有限的时间或资源下，</w:t>
+      </w:r>
+      <w:r>
+        <w:rPr>
+          <w:rFonts w:hint="default"/>
+          <w:sz w:val="21"/>
+          <w:szCs w:val="21"/>
+          <w:lang w:val="en-US" w:eastAsia="zh-CN"/>
+        </w:rPr>
+        <w:t>Alpha-Beta剪枝算法</w:t>
+      </w:r>
+      <w:r>
+        <w:rPr>
+          <w:rFonts w:hint="eastAsia"/>
+          <w:sz w:val="21"/>
+          <w:szCs w:val="21"/>
+          <w:lang w:val="en-US" w:eastAsia="zh-CN"/>
+        </w:rPr>
+        <w:t>的AI可以思考的更深远，从而做出更具有前瞻性的决策。</w:t>
+      </w:r>
+    </w:p>
+    <w:p>
+      <w:pPr>
+        <w:pStyle w:val="2"/>
+        <w:rPr>
+          <w:rFonts w:hint="eastAsia"/>
+          <w:sz w:val="24"/>
+          <w:szCs w:val="24"/>
+          <w:lang w:val="en-US" w:eastAsia="zh-CN"/>
+        </w:rPr>
+      </w:pPr>
+      <w:r>
+        <w:rPr>
+          <w:rFonts w:hint="eastAsia" w:ascii="黑体" w:hAnsi="黑体" w:eastAsia="黑体" w:cs="黑体"/>
+          <w:sz w:val="24"/>
+          <w:szCs w:val="24"/>
+          <w:lang w:val="en-US" w:eastAsia="zh-CN"/>
+        </w:rPr>
+        <w:t>任务三：</w:t>
+      </w:r>
+      <w:r>
+        <w:rPr>
+          <w:rFonts w:hint="eastAsia" w:ascii="黑体" w:hAnsi="黑体" w:cs="黑体"/>
+          <w:sz w:val="24"/>
+          <w:szCs w:val="24"/>
+          <w:lang w:val="en-US" w:eastAsia="zh-CN"/>
+        </w:rPr>
+        <w:t>改进</w:t>
+      </w:r>
+      <w:r>
+        <w:rPr>
+          <w:rFonts w:hint="default" w:ascii="Times New Roman" w:hAnsi="Times New Roman" w:cs="Times New Roman"/>
+          <w:sz w:val="24"/>
+          <w:szCs w:val="24"/>
+          <w:lang w:val="en-US" w:eastAsia="zh-CN"/>
+        </w:rPr>
+        <w:t>evaluate_game_state</w:t>
+      </w:r>
+      <w:r>
+        <w:rPr>
+          <w:rFonts w:hint="eastAsia" w:ascii="黑体" w:hAnsi="黑体" w:cs="黑体"/>
+          <w:sz w:val="24"/>
+          <w:szCs w:val="24"/>
+          <w:lang w:val="en-US" w:eastAsia="zh-CN"/>
+        </w:rPr>
+        <w:t>函数</w:t>
       </w:r>
     </w:p>
     <w:p>
@@ -823,25 +1803,524 @@
         <w:ind w:left="0" w:leftChars="0" w:firstLine="0" w:firstLineChars="0"/>
         <w:rPr>
           <w:rFonts w:hint="eastAsia"/>
+          <w:sz w:val="24"/>
+          <w:szCs w:val="24"/>
           <w:lang w:val="en-US" w:eastAsia="zh"/>
         </w:rPr>
       </w:pPr>
-    </w:p>
-    <w:p>
-      <w:pPr>
-        <w:pStyle w:val="2"/>
-        <w:rPr>
-          <w:rFonts w:hint="eastAsia"/>
-          <w:lang w:val="en-US" w:eastAsia="zh-CN"/>
-        </w:rPr>
-      </w:pPr>
-      <w:r>
-        <w:rPr>
-          <w:rFonts w:hint="eastAsia"/>
-          <w:lang w:val="en-US" w:eastAsia="zh-CN"/>
-        </w:rPr>
-        <w:t>任务四：介绍MTD(f)算法(函数mtd_f)与minimax算法的异同</w:t>
-      </w:r>
+      <w:r>
+        <w:rPr>
+          <w:rFonts w:hint="eastAsia"/>
+          <w:sz w:val="24"/>
+          <w:szCs w:val="24"/>
+          <w:lang w:val="en-US" w:eastAsia="zh-CN"/>
+        </w:rPr>
+        <w:t>原功能介绍</w:t>
+      </w:r>
+      <w:r>
+        <w:rPr>
+          <w:rFonts w:hint="eastAsia"/>
+          <w:sz w:val="24"/>
+          <w:szCs w:val="24"/>
+          <w:lang w:val="en-US" w:eastAsia="zh"/>
+        </w:rPr>
+        <w:t>：</w:t>
+      </w:r>
+    </w:p>
+    <w:p>
+      <w:pPr>
+        <w:pStyle w:val="21"/>
+        <w:keepNext w:val="0"/>
+        <w:keepLines w:val="0"/>
+        <w:widowControl/>
+        <w:suppressLineNumbers w:val="0"/>
+        <w:rPr>
+          <w:rFonts w:hint="eastAsia"/>
+          <w:sz w:val="21"/>
+          <w:szCs w:val="21"/>
+          <w:lang w:val="en-US" w:eastAsia="zh-CN"/>
+        </w:rPr>
+      </w:pPr>
+      <w:r>
+        <w:rPr>
+          <w:rFonts w:hint="eastAsia"/>
+          <w:sz w:val="21"/>
+          <w:szCs w:val="21"/>
+          <w:lang w:val="en-US" w:eastAsia="zh-CN"/>
+        </w:rPr>
+        <w:t>函数</w:t>
+      </w:r>
+      <w:r>
+        <w:rPr>
+          <w:rFonts w:hint="default" w:ascii="monospace" w:hAnsi="monospace" w:eastAsia="monospace" w:cs="monospace"/>
+          <w:color w:val="CF8E6D"/>
+          <w:sz w:val="21"/>
+          <w:szCs w:val="21"/>
+          <w:shd w:val="clear" w:fill="1E1F22"/>
+        </w:rPr>
+        <w:t xml:space="preserve">def </w:t>
+      </w:r>
+      <w:r>
+        <w:rPr>
+          <w:rFonts w:hint="default" w:ascii="monospace" w:hAnsi="monospace" w:eastAsia="monospace" w:cs="monospace"/>
+          <w:color w:val="56A8F5"/>
+          <w:sz w:val="21"/>
+          <w:szCs w:val="21"/>
+          <w:shd w:val="clear" w:fill="1E1F22"/>
+        </w:rPr>
+        <w:t>evaluate_game_state</w:t>
+      </w:r>
+      <w:r>
+        <w:rPr>
+          <w:rFonts w:hint="default" w:ascii="monospace" w:hAnsi="monospace" w:eastAsia="monospace" w:cs="monospace"/>
+          <w:color w:val="BCBEC4"/>
+          <w:sz w:val="21"/>
+          <w:szCs w:val="21"/>
+          <w:shd w:val="clear" w:fill="1E1F22"/>
+        </w:rPr>
+        <w:t>(game)</w:t>
+      </w:r>
+      <w:r>
+        <w:rPr>
+          <w:rFonts w:hint="eastAsia"/>
+          <w:sz w:val="21"/>
+          <w:szCs w:val="21"/>
+          <w:lang w:val="en-US" w:eastAsia="zh-CN"/>
+        </w:rPr>
+        <w:t xml:space="preserve"> 用于对当前游戏局面进行评分，帮助AI判断局面的好坏。</w:t>
+      </w:r>
+    </w:p>
+    <w:p>
+      <w:pPr>
+        <w:pStyle w:val="21"/>
+        <w:keepNext w:val="0"/>
+        <w:keepLines w:val="0"/>
+        <w:widowControl/>
+        <w:suppressLineNumbers w:val="0"/>
+        <w:rPr>
+          <w:rFonts w:hint="eastAsia"/>
+          <w:sz w:val="21"/>
+          <w:szCs w:val="21"/>
+          <w:lang w:val="en-US" w:eastAsia="zh-CN"/>
+        </w:rPr>
+      </w:pPr>
+      <w:r>
+        <w:rPr>
+          <w:rFonts w:hint="eastAsia"/>
+          <w:sz w:val="21"/>
+          <w:szCs w:val="21"/>
+          <w:lang w:val="en-US" w:eastAsia="zh-CN"/>
+        </w:rPr>
+        <w:t>包括函数</w:t>
+      </w:r>
+      <w:r>
+        <w:rPr>
+          <w:rFonts w:hint="default" w:ascii="monospace" w:hAnsi="monospace" w:eastAsia="monospace" w:cs="monospace"/>
+          <w:color w:val="CF8E6D"/>
+          <w:sz w:val="21"/>
+          <w:szCs w:val="21"/>
+          <w:shd w:val="clear" w:fill="1E1F22"/>
+        </w:rPr>
+        <w:t xml:space="preserve">def </w:t>
+      </w:r>
+      <w:r>
+        <w:rPr>
+          <w:rFonts w:hint="default" w:ascii="monospace" w:hAnsi="monospace" w:eastAsia="monospace" w:cs="monospace"/>
+          <w:color w:val="56A8F5"/>
+          <w:sz w:val="21"/>
+          <w:szCs w:val="21"/>
+          <w:shd w:val="clear" w:fill="1E1F22"/>
+        </w:rPr>
+        <w:t>calculate_stability</w:t>
+      </w:r>
+      <w:r>
+        <w:rPr>
+          <w:rFonts w:hint="default" w:ascii="monospace" w:hAnsi="monospace" w:eastAsia="monospace" w:cs="monospace"/>
+          <w:color w:val="BCBEC4"/>
+          <w:sz w:val="21"/>
+          <w:szCs w:val="21"/>
+          <w:shd w:val="clear" w:fill="1E1F22"/>
+        </w:rPr>
+        <w:t>(game)</w:t>
+      </w:r>
+      <w:r>
+        <w:rPr>
+          <w:rFonts w:hint="eastAsia"/>
+          <w:sz w:val="21"/>
+          <w:szCs w:val="21"/>
+          <w:lang w:val="en-US" w:eastAsia="zh-CN"/>
+        </w:rPr>
+        <w:t xml:space="preserve"> （</w:t>
+      </w:r>
+      <w:r>
+        <w:rPr>
+          <w:rFonts w:hint="default" w:ascii="monospace" w:hAnsi="monospace" w:eastAsia="monospace" w:cs="monospace"/>
+          <w:color w:val="CF8E6D"/>
+          <w:sz w:val="21"/>
+          <w:szCs w:val="21"/>
+          <w:shd w:val="clear" w:fill="1E1F22"/>
+        </w:rPr>
+        <w:t xml:space="preserve">def </w:t>
+      </w:r>
+      <w:r>
+        <w:rPr>
+          <w:rFonts w:hint="default" w:ascii="monospace" w:hAnsi="monospace" w:eastAsia="monospace" w:cs="monospace"/>
+          <w:color w:val="56A8F5"/>
+          <w:sz w:val="21"/>
+          <w:szCs w:val="21"/>
+          <w:shd w:val="clear" w:fill="1E1F22"/>
+        </w:rPr>
+        <w:t>neighbors</w:t>
+      </w:r>
+      <w:r>
+        <w:rPr>
+          <w:rFonts w:hint="default" w:ascii="monospace" w:hAnsi="monospace" w:eastAsia="monospace" w:cs="monospace"/>
+          <w:color w:val="BCBEC4"/>
+          <w:sz w:val="21"/>
+          <w:szCs w:val="21"/>
+          <w:shd w:val="clear" w:fill="1E1F22"/>
+        </w:rPr>
+        <w:t>(row, col)</w:t>
+      </w:r>
+      <w:r>
+        <w:rPr>
+          <w:rFonts w:hint="eastAsia"/>
+          <w:sz w:val="21"/>
+          <w:szCs w:val="21"/>
+          <w:lang w:val="en-US" w:eastAsia="zh-CN"/>
+        </w:rPr>
+        <w:t xml:space="preserve"> </w:t>
+      </w:r>
+      <w:r>
+        <w:rPr>
+          <w:rFonts w:hint="default" w:ascii="monospace" w:hAnsi="monospace" w:eastAsia="monospace" w:cs="monospace"/>
+          <w:color w:val="CF8E6D"/>
+          <w:sz w:val="21"/>
+          <w:szCs w:val="21"/>
+          <w:shd w:val="clear" w:fill="1E1F22"/>
+        </w:rPr>
+        <w:t xml:space="preserve">def </w:t>
+      </w:r>
+      <w:r>
+        <w:rPr>
+          <w:rFonts w:hint="default" w:ascii="monospace" w:hAnsi="monospace" w:eastAsia="monospace" w:cs="monospace"/>
+          <w:color w:val="56A8F5"/>
+          <w:sz w:val="21"/>
+          <w:szCs w:val="21"/>
+          <w:shd w:val="clear" w:fill="1E1F22"/>
+        </w:rPr>
+        <w:t>is_stable_disk</w:t>
+      </w:r>
+      <w:r>
+        <w:rPr>
+          <w:rFonts w:hint="default" w:ascii="monospace" w:hAnsi="monospace" w:eastAsia="monospace" w:cs="monospace"/>
+          <w:color w:val="BCBEC4"/>
+          <w:sz w:val="21"/>
+          <w:szCs w:val="21"/>
+          <w:shd w:val="clear" w:fill="1E1F22"/>
+        </w:rPr>
+        <w:t>(row, col)</w:t>
+      </w:r>
+      <w:r>
+        <w:rPr>
+          <w:rFonts w:hint="eastAsia" w:ascii="monospace" w:hAnsi="monospace" w:cs="monospace"/>
+          <w:color w:val="BCBEC4"/>
+          <w:sz w:val="21"/>
+          <w:szCs w:val="21"/>
+          <w:shd w:val="clear" w:fill="1E1F22"/>
+          <w:lang w:val="en-US" w:eastAsia="zh-CN"/>
+        </w:rPr>
+        <w:t>.</w:t>
+      </w:r>
+      <w:r>
+        <w:rPr>
+          <w:rFonts w:hint="eastAsia"/>
+          <w:sz w:val="21"/>
+          <w:szCs w:val="21"/>
+          <w:lang w:val="en-US" w:eastAsia="zh-CN"/>
+        </w:rPr>
+        <w:t>）</w:t>
+      </w:r>
+    </w:p>
+    <w:p>
+      <w:pPr>
+        <w:pStyle w:val="21"/>
+        <w:keepNext w:val="0"/>
+        <w:keepLines w:val="0"/>
+        <w:widowControl/>
+        <w:suppressLineNumbers w:val="0"/>
+        <w:rPr>
+          <w:rFonts w:hint="eastAsia"/>
+          <w:sz w:val="21"/>
+          <w:szCs w:val="21"/>
+          <w:lang w:val="en-US" w:eastAsia="zh-CN"/>
+        </w:rPr>
+      </w:pPr>
+      <w:r>
+        <w:rPr>
+          <w:rFonts w:hint="eastAsia"/>
+          <w:sz w:val="21"/>
+          <w:szCs w:val="21"/>
+          <w:lang w:val="en-US" w:eastAsia="zh-CN"/>
+        </w:rPr>
+        <w:t>首先设置不同评估因素的权重系数，区分各因素的重要性。</w:t>
+      </w:r>
+    </w:p>
+    <w:p>
+      <w:pPr>
+        <w:pStyle w:val="21"/>
+        <w:keepNext w:val="0"/>
+        <w:keepLines w:val="0"/>
+        <w:widowControl/>
+        <w:suppressLineNumbers w:val="0"/>
+        <w:rPr>
+          <w:rFonts w:hint="eastAsia"/>
+          <w:sz w:val="21"/>
+          <w:szCs w:val="21"/>
+          <w:lang w:val="en-US" w:eastAsia="zh-CN"/>
+        </w:rPr>
+      </w:pPr>
+      <w:r>
+        <w:rPr>
+          <w:rFonts w:hint="eastAsia"/>
+          <w:sz w:val="21"/>
+          <w:szCs w:val="21"/>
+          <w:lang w:val="en-US" w:eastAsia="zh-CN"/>
+        </w:rPr>
+        <w:t>接着分别计算各因素：</w:t>
+      </w:r>
+    </w:p>
+    <w:p>
+      <w:pPr>
+        <w:pStyle w:val="21"/>
+        <w:keepNext w:val="0"/>
+        <w:keepLines w:val="0"/>
+        <w:widowControl/>
+        <w:suppressLineNumbers w:val="0"/>
+        <w:ind w:firstLine="432" w:firstLineChars="200"/>
+        <w:rPr>
+          <w:rFonts w:hint="eastAsia"/>
+          <w:sz w:val="21"/>
+          <w:szCs w:val="21"/>
+          <w:lang w:val="en-US" w:eastAsia="zh-CN"/>
+        </w:rPr>
+      </w:pPr>
+      <w:r>
+        <w:rPr>
+          <w:rFonts w:hint="eastAsia"/>
+          <w:sz w:val="21"/>
+          <w:szCs w:val="21"/>
+          <w:lang w:val="en-US" w:eastAsia="zh-CN"/>
+        </w:rPr>
+        <w:t>棋子数量差异，权重1.0、</w:t>
+      </w:r>
+    </w:p>
+    <w:p>
+      <w:pPr>
+        <w:pStyle w:val="21"/>
+        <w:keepNext w:val="0"/>
+        <w:keepLines w:val="0"/>
+        <w:widowControl/>
+        <w:suppressLineNumbers w:val="0"/>
+        <w:ind w:firstLine="432" w:firstLineChars="200"/>
+        <w:rPr>
+          <w:rFonts w:hint="eastAsia"/>
+          <w:sz w:val="21"/>
+          <w:szCs w:val="21"/>
+          <w:lang w:val="en-US" w:eastAsia="zh-CN"/>
+        </w:rPr>
+      </w:pPr>
+      <w:r>
+        <w:rPr>
+          <w:rFonts w:hint="eastAsia"/>
+          <w:sz w:val="21"/>
+          <w:szCs w:val="21"/>
+          <w:lang w:val="en-US" w:eastAsia="zh-CN"/>
+        </w:rPr>
+        <w:t>行动力差异（当前玩家和对手的合法移动数量之差），权重2.0、</w:t>
+      </w:r>
+    </w:p>
+    <w:p>
+      <w:pPr>
+        <w:pStyle w:val="21"/>
+        <w:keepNext w:val="0"/>
+        <w:keepLines w:val="0"/>
+        <w:widowControl/>
+        <w:suppressLineNumbers w:val="0"/>
+        <w:ind w:firstLine="432" w:firstLineChars="200"/>
+        <w:rPr>
+          <w:rFonts w:hint="eastAsia"/>
+          <w:sz w:val="21"/>
+          <w:szCs w:val="21"/>
+          <w:lang w:val="en-US" w:eastAsia="zh-CN"/>
+        </w:rPr>
+      </w:pPr>
+      <w:r>
+        <w:rPr>
+          <w:rFonts w:hint="eastAsia"/>
+          <w:sz w:val="21"/>
+          <w:szCs w:val="21"/>
+          <w:lang w:val="en-US" w:eastAsia="zh-CN"/>
+        </w:rPr>
+        <w:t>边缘占据情况（不包含角落），权重2.5，</w:t>
+      </w:r>
+    </w:p>
+    <w:p>
+      <w:pPr>
+        <w:pStyle w:val="21"/>
+        <w:keepNext w:val="0"/>
+        <w:keepLines w:val="0"/>
+        <w:widowControl/>
+        <w:suppressLineNumbers w:val="0"/>
+        <w:ind w:firstLine="432" w:firstLineChars="200"/>
+        <w:rPr>
+          <w:rFonts w:hint="eastAsia"/>
+          <w:sz w:val="21"/>
+          <w:szCs w:val="21"/>
+          <w:lang w:val="en-US" w:eastAsia="zh-CN"/>
+        </w:rPr>
+      </w:pPr>
+      <w:r>
+        <w:rPr>
+          <w:rFonts w:hint="eastAsia"/>
+          <w:sz w:val="21"/>
+          <w:szCs w:val="21"/>
+          <w:lang w:val="en-US" w:eastAsia="zh-CN"/>
+        </w:rPr>
+        <w:t>稳定性（calculate_stability中计算，在calculate_stability部分介绍），权重3.0，</w:t>
+      </w:r>
+    </w:p>
+    <w:p>
+      <w:pPr>
+        <w:pStyle w:val="21"/>
+        <w:keepNext w:val="0"/>
+        <w:keepLines w:val="0"/>
+        <w:widowControl/>
+        <w:suppressLineNumbers w:val="0"/>
+        <w:ind w:firstLine="432" w:firstLineChars="200"/>
+        <w:rPr>
+          <w:rFonts w:hint="default"/>
+          <w:sz w:val="21"/>
+          <w:szCs w:val="21"/>
+          <w:lang w:val="en-US" w:eastAsia="zh-CN"/>
+        </w:rPr>
+      </w:pPr>
+      <w:r>
+        <w:rPr>
+          <w:rFonts w:hint="eastAsia"/>
+          <w:sz w:val="21"/>
+          <w:szCs w:val="21"/>
+          <w:lang w:val="en-US" w:eastAsia="zh-CN"/>
+        </w:rPr>
+        <w:t>角落占据情况，权重5.0.</w:t>
+      </w:r>
+    </w:p>
+    <w:p>
+      <w:pPr>
+        <w:pStyle w:val="21"/>
+        <w:keepNext w:val="0"/>
+        <w:keepLines w:val="0"/>
+        <w:widowControl/>
+        <w:suppressLineNumbers w:val="0"/>
+        <w:rPr>
+          <w:rFonts w:hint="eastAsia" w:ascii="monospace" w:hAnsi="monospace" w:cs="monospace"/>
+          <w:sz w:val="19"/>
+          <w:szCs w:val="19"/>
+          <w:lang w:val="en-US" w:eastAsia="zh-CN"/>
+        </w:rPr>
+      </w:pPr>
+      <w:r>
+        <w:rPr>
+          <w:rFonts w:hint="eastAsia" w:ascii="monospace" w:hAnsi="monospace" w:cs="monospace"/>
+          <w:sz w:val="19"/>
+          <w:szCs w:val="19"/>
+          <w:lang w:val="en-US" w:eastAsia="zh-CN"/>
+        </w:rPr>
+        <w:t>最后综合所有因素，按权重计算最终评估值。</w:t>
+      </w:r>
+    </w:p>
+    <w:p>
+      <w:pPr>
+        <w:pStyle w:val="21"/>
+        <w:keepNext w:val="0"/>
+        <w:keepLines w:val="0"/>
+        <w:widowControl/>
+        <w:suppressLineNumbers w:val="0"/>
+        <w:rPr>
+          <w:rFonts w:hint="eastAsia"/>
+          <w:sz w:val="21"/>
+          <w:szCs w:val="21"/>
+          <w:lang w:val="en-US" w:eastAsia="zh-CN"/>
+        </w:rPr>
+      </w:pPr>
+      <w:r>
+        <w:rPr>
+          <w:rFonts w:hint="eastAsia" w:ascii="monospace" w:hAnsi="monospace" w:cs="monospace"/>
+          <w:sz w:val="19"/>
+          <w:szCs w:val="19"/>
+          <w:lang w:val="en-US" w:eastAsia="zh-CN"/>
+        </w:rPr>
+        <w:t>其中函数</w:t>
+      </w:r>
+      <w:r>
+        <w:rPr>
+          <w:rFonts w:hint="eastAsia"/>
+          <w:sz w:val="21"/>
+          <w:szCs w:val="21"/>
+          <w:lang w:val="en-US" w:eastAsia="zh-CN"/>
+        </w:rPr>
+        <w:t>calculate_stability：</w:t>
+      </w:r>
+    </w:p>
+    <w:p>
+      <w:pPr>
+        <w:pStyle w:val="21"/>
+        <w:keepNext w:val="0"/>
+        <w:keepLines w:val="0"/>
+        <w:widowControl/>
+        <w:suppressLineNumbers w:val="0"/>
+        <w:rPr>
+          <w:rFonts w:hint="eastAsia"/>
+          <w:sz w:val="21"/>
+          <w:szCs w:val="21"/>
+          <w:lang w:val="en-US" w:eastAsia="zh-CN"/>
+        </w:rPr>
+      </w:pPr>
+      <w:r>
+        <w:rPr>
+          <w:rFonts w:hint="eastAsia"/>
+          <w:sz w:val="21"/>
+          <w:szCs w:val="21"/>
+          <w:lang w:val="en-US" w:eastAsia="zh-CN"/>
+        </w:rPr>
+        <w:t>首先定义内部函数neighbors ，用于获取指定位置的所有相邻位置（8个方向）。</w:t>
+      </w:r>
+    </w:p>
+    <w:p>
+      <w:pPr>
+        <w:pStyle w:val="21"/>
+        <w:keepNext w:val="0"/>
+        <w:keepLines w:val="0"/>
+        <w:widowControl/>
+        <w:suppressLineNumbers w:val="0"/>
+        <w:rPr>
+          <w:rFonts w:hint="default"/>
+          <w:sz w:val="21"/>
+          <w:szCs w:val="21"/>
+          <w:lang w:val="en-US" w:eastAsia="zh-CN"/>
+        </w:rPr>
+      </w:pPr>
+      <w:r>
+        <w:rPr>
+          <w:rFonts w:hint="eastAsia"/>
+          <w:sz w:val="21"/>
+          <w:szCs w:val="21"/>
+          <w:lang w:val="en-US" w:eastAsia="zh-CN"/>
+        </w:rPr>
+        <w:t>接着，</w:t>
+      </w:r>
+      <w:bookmarkStart w:id="0" w:name="_GoBack"/>
+      <w:bookmarkEnd w:id="0"/>
     </w:p>
     <w:p>
       <w:pPr>
@@ -849,17 +2328,1169 @@
         <w:bidi w:val="0"/>
         <w:ind w:left="0" w:leftChars="0" w:firstLine="0" w:firstLineChars="0"/>
         <w:rPr>
-          <w:rFonts w:hint="default"/>
+          <w:rFonts w:hint="eastAsia"/>
           <w:lang w:val="en-US" w:eastAsia="zh"/>
         </w:rPr>
       </w:pPr>
       <w:r>
         <w:rPr>
           <w:rFonts w:hint="eastAsia"/>
-          <w:lang w:val="en-US" w:eastAsia="zh-CN"/>
-        </w:rPr>
-        <w:t>：</w:t>
-      </w:r>
+          <w:sz w:val="24"/>
+          <w:szCs w:val="24"/>
+          <w:lang w:val="en-US" w:eastAsia="zh-CN"/>
+        </w:rPr>
+        <w:t>改进之处：</w:t>
+      </w:r>
+    </w:p>
+    <w:p>
+      <w:pPr>
+        <w:pStyle w:val="3"/>
+        <w:rPr>
+          <w:rFonts w:hint="eastAsia"/>
+          <w:lang w:val="en-US" w:eastAsia="zh"/>
+        </w:rPr>
+      </w:pPr>
+    </w:p>
+    <w:p>
+      <w:pPr>
+        <w:pStyle w:val="2"/>
+        <w:rPr>
+          <w:rFonts w:hint="eastAsia"/>
+          <w:lang w:val="en-US" w:eastAsia="zh-CN"/>
+        </w:rPr>
+      </w:pPr>
+      <w:r>
+        <w:rPr>
+          <w:rFonts w:hint="eastAsia"/>
+          <w:lang w:val="en-US" w:eastAsia="zh-CN"/>
+        </w:rPr>
+        <w:t>任务四：介绍MTD(f)算法(函数mtd_f)与minimax算法的异同</w:t>
+      </w:r>
+    </w:p>
+    <w:p>
+      <w:pPr>
+        <w:pStyle w:val="4"/>
+        <w:bidi w:val="0"/>
+        <w:ind w:left="0" w:leftChars="0" w:firstLine="0" w:firstLineChars="0"/>
+        <w:rPr>
+          <w:rFonts w:hint="default"/>
+          <w:sz w:val="24"/>
+          <w:szCs w:val="24"/>
+          <w:lang w:val="en-US" w:eastAsia="zh"/>
+        </w:rPr>
+      </w:pPr>
+      <w:r>
+        <w:rPr>
+          <w:rFonts w:hint="eastAsia"/>
+          <w:sz w:val="24"/>
+          <w:szCs w:val="24"/>
+          <w:lang w:val="en-US" w:eastAsia="zh"/>
+        </w:rPr>
+        <w:t>算法</w:t>
+      </w:r>
+      <w:r>
+        <w:rPr>
+          <w:rFonts w:hint="eastAsia"/>
+          <w:sz w:val="24"/>
+          <w:szCs w:val="24"/>
+          <w:lang w:val="en-US" w:eastAsia="zh-CN"/>
+        </w:rPr>
+        <w:t>函数：</w:t>
+      </w:r>
+    </w:p>
+    <w:p>
+      <w:pPr>
+        <w:pStyle w:val="21"/>
+        <w:keepNext w:val="0"/>
+        <w:keepLines w:val="0"/>
+        <w:widowControl/>
+        <w:suppressLineNumbers w:val="0"/>
+        <w:rPr>
+          <w:rFonts w:hint="default"/>
+          <w:sz w:val="21"/>
+          <w:szCs w:val="21"/>
+          <w:lang w:val="en-US" w:eastAsia="zh"/>
+        </w:rPr>
+      </w:pPr>
+      <w:r>
+        <w:rPr>
+          <w:rFonts w:hint="default"/>
+          <w:sz w:val="21"/>
+          <w:szCs w:val="21"/>
+          <w:lang w:val="en-US" w:eastAsia="zh"/>
+        </w:rPr>
+        <w:t>MTD(f)算法</w:t>
+      </w:r>
+      <w:r>
+        <w:rPr>
+          <w:rFonts w:hint="default" w:ascii="monospace" w:hAnsi="monospace" w:eastAsia="monospace" w:cs="monospace"/>
+          <w:color w:val="CF8E6D"/>
+          <w:sz w:val="19"/>
+          <w:szCs w:val="19"/>
+          <w:shd w:val="clear" w:fill="1E1F22"/>
+        </w:rPr>
+        <w:t xml:space="preserve">def </w:t>
+      </w:r>
+      <w:r>
+        <w:rPr>
+          <w:rFonts w:hint="default" w:ascii="monospace" w:hAnsi="monospace" w:eastAsia="monospace" w:cs="monospace"/>
+          <w:color w:val="56A8F5"/>
+          <w:sz w:val="19"/>
+          <w:szCs w:val="19"/>
+          <w:shd w:val="clear" w:fill="1E1F22"/>
+        </w:rPr>
+        <w:t>mtd_f</w:t>
+      </w:r>
+      <w:r>
+        <w:rPr>
+          <w:rFonts w:hint="default" w:ascii="monospace" w:hAnsi="monospace" w:eastAsia="monospace" w:cs="monospace"/>
+          <w:color w:val="BCBEC4"/>
+          <w:sz w:val="19"/>
+          <w:szCs w:val="19"/>
+          <w:shd w:val="clear" w:fill="1E1F22"/>
+        </w:rPr>
+        <w:t>(game, guess, max_depth)</w:t>
+      </w:r>
+      <w:r>
+        <w:rPr>
+          <w:rFonts w:hint="default"/>
+          <w:sz w:val="21"/>
+          <w:szCs w:val="21"/>
+          <w:lang w:val="en-US" w:eastAsia="zh"/>
+        </w:rPr>
+        <w:t>是一种基于零窗口搜索的优化算法，它通过动态调整评估函数的猜测值（guess），并由guess决定初始化的alpha与beta</w:t>
+      </w:r>
+      <w:r>
+        <w:rPr>
+          <w:rFonts w:hint="eastAsia"/>
+          <w:sz w:val="21"/>
+          <w:szCs w:val="21"/>
+          <w:lang w:val="en-US" w:eastAsia="zh-CN"/>
+        </w:rPr>
+        <w:t>，</w:t>
+      </w:r>
+      <w:r>
+        <w:rPr>
+          <w:rFonts w:hint="default"/>
+          <w:sz w:val="21"/>
+          <w:szCs w:val="21"/>
+          <w:lang w:val="en-US" w:eastAsia="zh"/>
+        </w:rPr>
+        <w:t>多次调用Alpha-Beta搜索来找到最优解。</w:t>
+      </w:r>
+    </w:p>
+    <w:p>
+      <w:pPr>
+        <w:pStyle w:val="21"/>
+        <w:keepNext w:val="0"/>
+        <w:keepLines w:val="0"/>
+        <w:widowControl/>
+        <w:suppressLineNumbers w:val="0"/>
+        <w:rPr>
+          <w:rFonts w:hint="default"/>
+          <w:sz w:val="21"/>
+          <w:szCs w:val="21"/>
+          <w:lang w:val="en-US" w:eastAsia="zh"/>
+        </w:rPr>
+      </w:pPr>
+    </w:p>
+    <w:p>
+      <w:pPr>
+        <w:pStyle w:val="21"/>
+        <w:keepNext w:val="0"/>
+        <w:keepLines w:val="0"/>
+        <w:widowControl/>
+        <w:suppressLineNumbers w:val="0"/>
+        <w:rPr>
+          <w:rFonts w:hint="eastAsia"/>
+          <w:sz w:val="21"/>
+          <w:szCs w:val="21"/>
+          <w:lang w:val="en-US" w:eastAsia="zh-CN"/>
+        </w:rPr>
+      </w:pPr>
+      <w:r>
+        <w:rPr>
+          <w:rFonts w:hint="eastAsia"/>
+          <w:sz w:val="21"/>
+          <w:szCs w:val="21"/>
+          <w:lang w:val="en-US" w:eastAsia="zh-CN"/>
+        </w:rPr>
+        <w:t>需要传入的参数有：</w:t>
+      </w:r>
+    </w:p>
+    <w:p>
+      <w:pPr>
+        <w:pStyle w:val="21"/>
+        <w:keepNext w:val="0"/>
+        <w:keepLines w:val="0"/>
+        <w:widowControl/>
+        <w:suppressLineNumbers w:val="0"/>
+        <w:rPr>
+          <w:rFonts w:hint="eastAsia"/>
+          <w:sz w:val="21"/>
+          <w:szCs w:val="21"/>
+          <w:lang w:val="en-US" w:eastAsia="zh-CN"/>
+        </w:rPr>
+      </w:pPr>
+      <w:r>
+        <w:rPr>
+          <w:rFonts w:hint="default" w:ascii="monospace" w:hAnsi="monospace" w:eastAsia="monospace" w:cs="monospace"/>
+          <w:color w:val="BCBEC4"/>
+          <w:sz w:val="19"/>
+          <w:szCs w:val="19"/>
+          <w:shd w:val="clear" w:fill="1E1F22"/>
+        </w:rPr>
+        <w:t xml:space="preserve">game, </w:t>
+      </w:r>
+      <w:r>
+        <w:rPr>
+          <w:rFonts w:hint="eastAsia"/>
+          <w:sz w:val="21"/>
+          <w:szCs w:val="21"/>
+          <w:lang w:val="en-US" w:eastAsia="zh-CN"/>
+        </w:rPr>
+        <w:t xml:space="preserve"> 当前的游戏局势；</w:t>
+      </w:r>
+    </w:p>
+    <w:p>
+      <w:pPr>
+        <w:pStyle w:val="21"/>
+        <w:keepNext w:val="0"/>
+        <w:keepLines w:val="0"/>
+        <w:widowControl/>
+        <w:suppressLineNumbers w:val="0"/>
+        <w:rPr>
+          <w:rFonts w:hint="eastAsia" w:eastAsia="宋体"/>
+          <w:sz w:val="21"/>
+          <w:szCs w:val="21"/>
+          <w:lang w:val="en-US" w:eastAsia="zh-CN"/>
+        </w:rPr>
+      </w:pPr>
+      <w:r>
+        <w:rPr>
+          <w:rFonts w:hint="default" w:ascii="monospace" w:hAnsi="monospace" w:eastAsia="monospace" w:cs="monospace"/>
+          <w:color w:val="BCBEC4"/>
+          <w:sz w:val="19"/>
+          <w:szCs w:val="19"/>
+          <w:shd w:val="clear" w:fill="1E1F22"/>
+        </w:rPr>
+        <w:t xml:space="preserve"> guess,</w:t>
+      </w:r>
+      <w:r>
+        <w:rPr>
+          <w:rFonts w:hint="eastAsia" w:ascii="monospace" w:hAnsi="monospace" w:cs="monospace"/>
+          <w:color w:val="BCBEC4"/>
+          <w:sz w:val="19"/>
+          <w:szCs w:val="19"/>
+          <w:shd w:val="clear" w:fill="1E1F22"/>
+          <w:lang w:val="en-US" w:eastAsia="zh-CN"/>
+        </w:rPr>
+        <w:t xml:space="preserve"> </w:t>
+      </w:r>
+      <w:r>
+        <w:rPr>
+          <w:rFonts w:hint="eastAsia"/>
+          <w:sz w:val="21"/>
+          <w:szCs w:val="21"/>
+          <w:lang w:val="en-US" w:eastAsia="zh-CN"/>
+        </w:rPr>
+        <w:t xml:space="preserve"> </w:t>
+      </w:r>
+      <w:r>
+        <w:rPr>
+          <w:rFonts w:hint="eastAsia" w:ascii="宋体" w:hAnsi="宋体" w:eastAsia="宋体" w:cs="宋体"/>
+          <w:b w:val="0"/>
+          <w:bCs w:val="0"/>
+          <w:i w:val="0"/>
+          <w:iCs w:val="0"/>
+          <w:caps w:val="0"/>
+          <w:color w:val="0F1115"/>
+          <w:spacing w:val="0"/>
+          <w:sz w:val="21"/>
+          <w:szCs w:val="21"/>
+          <w:shd w:val="clear" w:fill="FFFFFF"/>
+        </w:rPr>
+        <w:t>对当前局面真实评估值的</w:t>
+      </w:r>
+      <w:r>
+        <w:rPr>
+          <w:rStyle w:val="25"/>
+          <w:rFonts w:hint="eastAsia" w:ascii="宋体" w:hAnsi="宋体" w:eastAsia="宋体" w:cs="宋体"/>
+          <w:b w:val="0"/>
+          <w:bCs w:val="0"/>
+          <w:i w:val="0"/>
+          <w:iCs w:val="0"/>
+          <w:caps w:val="0"/>
+          <w:color w:val="0F1115"/>
+          <w:spacing w:val="0"/>
+          <w:sz w:val="21"/>
+          <w:szCs w:val="21"/>
+          <w:shd w:val="clear" w:fill="FFFFFF"/>
+        </w:rPr>
+        <w:t>初始估计</w:t>
+      </w:r>
+      <w:r>
+        <w:rPr>
+          <w:rStyle w:val="25"/>
+          <w:rFonts w:hint="eastAsia" w:cs="宋体"/>
+          <w:b w:val="0"/>
+          <w:bCs w:val="0"/>
+          <w:i w:val="0"/>
+          <w:iCs w:val="0"/>
+          <w:caps w:val="0"/>
+          <w:color w:val="0F1115"/>
+          <w:spacing w:val="0"/>
+          <w:sz w:val="21"/>
+          <w:szCs w:val="21"/>
+          <w:shd w:val="clear" w:fill="FFFFFF"/>
+          <w:lang w:eastAsia="zh-CN"/>
+        </w:rPr>
+        <w:t>；</w:t>
+      </w:r>
+    </w:p>
+    <w:p>
+      <w:pPr>
+        <w:pStyle w:val="21"/>
+        <w:keepNext w:val="0"/>
+        <w:keepLines w:val="0"/>
+        <w:widowControl/>
+        <w:suppressLineNumbers w:val="0"/>
+        <w:rPr>
+          <w:rFonts w:hint="default" w:eastAsia="宋体"/>
+          <w:sz w:val="21"/>
+          <w:szCs w:val="21"/>
+          <w:lang w:val="en-US" w:eastAsia="zh-CN"/>
+        </w:rPr>
+      </w:pPr>
+      <w:r>
+        <w:rPr>
+          <w:rFonts w:hint="default" w:ascii="monospace" w:hAnsi="monospace" w:eastAsia="monospace" w:cs="monospace"/>
+          <w:color w:val="BCBEC4"/>
+          <w:sz w:val="19"/>
+          <w:szCs w:val="19"/>
+          <w:shd w:val="clear" w:fill="1E1F22"/>
+        </w:rPr>
+        <w:t xml:space="preserve">max_depth, </w:t>
+      </w:r>
+      <w:r>
+        <w:rPr>
+          <w:rFonts w:hint="eastAsia"/>
+          <w:sz w:val="21"/>
+          <w:szCs w:val="21"/>
+          <w:lang w:val="en-US" w:eastAsia="zh-CN"/>
+        </w:rPr>
+        <w:t xml:space="preserve"> 还能够继续搜索的最大深度；</w:t>
+      </w:r>
+      <w:r>
+        <w:rPr>
+          <w:rFonts w:hint="default" w:ascii="monospace" w:hAnsi="monospace" w:eastAsia="monospace" w:cs="monospace"/>
+          <w:color w:val="BCBEC4"/>
+          <w:sz w:val="19"/>
+          <w:szCs w:val="19"/>
+          <w:shd w:val="clear" w:fill="1E1F22"/>
+        </w:rPr>
+        <w:br w:type="textWrapping"/>
+      </w:r>
+      <w:r>
+        <w:rPr>
+          <w:rFonts w:hint="eastAsia"/>
+          <w:sz w:val="21"/>
+          <w:szCs w:val="21"/>
+          <w:lang w:val="en-US" w:eastAsia="zh-CN"/>
+        </w:rPr>
+        <w:t>返回值：最好步骤的评估值和相应的走法。</w:t>
+      </w:r>
+    </w:p>
+    <w:p>
+      <w:pPr>
+        <w:pStyle w:val="4"/>
+        <w:bidi w:val="0"/>
+        <w:ind w:left="0" w:leftChars="0" w:firstLine="0" w:firstLineChars="0"/>
+        <w:rPr>
+          <w:rFonts w:hint="default"/>
+          <w:sz w:val="24"/>
+          <w:szCs w:val="24"/>
+          <w:lang w:val="en-US" w:eastAsia="zh"/>
+        </w:rPr>
+      </w:pPr>
+      <w:r>
+        <w:rPr>
+          <w:rFonts w:hint="eastAsia"/>
+          <w:sz w:val="24"/>
+          <w:szCs w:val="24"/>
+          <w:lang w:val="en-US" w:eastAsia="zh"/>
+        </w:rPr>
+        <w:t>算法</w:t>
+      </w:r>
+      <w:r>
+        <w:rPr>
+          <w:rFonts w:hint="eastAsia"/>
+          <w:sz w:val="24"/>
+          <w:szCs w:val="24"/>
+          <w:lang w:val="en-US" w:eastAsia="zh-CN"/>
+        </w:rPr>
+        <w:t>实现：</w:t>
+      </w:r>
+    </w:p>
+    <w:p>
+      <w:pPr>
+        <w:pStyle w:val="3"/>
+        <w:rPr>
+          <w:rFonts w:hint="eastAsia"/>
+          <w:sz w:val="21"/>
+          <w:szCs w:val="21"/>
+          <w:lang w:val="en-US" w:eastAsia="zh-CN"/>
+        </w:rPr>
+      </w:pPr>
+      <w:r>
+        <w:rPr>
+          <w:rFonts w:hint="eastAsia"/>
+          <w:sz w:val="21"/>
+          <w:szCs w:val="21"/>
+          <w:lang w:val="en-US" w:eastAsia="zh-CN"/>
+        </w:rPr>
+        <w:t>首先初始化边界：建立搜索区间，设置下界为负无穷，上界为正无穷，真实的最优值一定在这个区间内。使用传入的guess参数作为搜索的起始点。</w:t>
+      </w:r>
+    </w:p>
+    <w:p>
+      <w:pPr>
+        <w:pStyle w:val="3"/>
+        <w:rPr>
+          <w:rFonts w:hint="eastAsia"/>
+          <w:sz w:val="21"/>
+          <w:szCs w:val="21"/>
+          <w:lang w:val="en-US" w:eastAsia="zh-CN"/>
+        </w:rPr>
+      </w:pPr>
+      <w:r>
+        <w:rPr>
+          <w:rFonts w:hint="eastAsia"/>
+          <w:sz w:val="21"/>
+          <w:szCs w:val="21"/>
+          <w:lang w:val="en-US" w:eastAsia="zh-CN"/>
+        </w:rPr>
+        <w:t>接着当下界小于上界时（意味着还没有找到精确的最优值，需在区间内继续搜索）进行迭代搜索，每次迭代：</w:t>
+      </w:r>
+    </w:p>
+    <w:p>
+      <w:pPr>
+        <w:pStyle w:val="3"/>
+        <w:numPr>
+          <w:ilvl w:val="0"/>
+          <w:numId w:val="7"/>
+        </w:numPr>
+        <w:rPr>
+          <w:rFonts w:hint="eastAsia"/>
+          <w:sz w:val="21"/>
+          <w:szCs w:val="21"/>
+          <w:lang w:val="en-US" w:eastAsia="zh-CN"/>
+        </w:rPr>
+      </w:pPr>
+      <w:r>
+        <w:rPr>
+          <w:rFonts w:hint="eastAsia"/>
+          <w:sz w:val="21"/>
+          <w:szCs w:val="21"/>
+          <w:lang w:val="en-US" w:eastAsia="zh-CN"/>
+        </w:rPr>
+        <w:t>如果 g 等于 lower_bound，将 beta 设置为 g + 1，避免陷入死循环；</w:t>
+      </w:r>
+    </w:p>
+    <w:p>
+      <w:pPr>
+        <w:pStyle w:val="3"/>
+        <w:numPr>
+          <w:ilvl w:val="0"/>
+          <w:numId w:val="0"/>
+        </w:numPr>
+        <w:rPr>
+          <w:rFonts w:hint="eastAsia"/>
+          <w:sz w:val="21"/>
+          <w:szCs w:val="21"/>
+          <w:lang w:val="en-US" w:eastAsia="zh-CN"/>
+        </w:rPr>
+      </w:pPr>
+      <w:r>
+        <w:rPr>
+          <w:rFonts w:hint="eastAsia"/>
+          <w:sz w:val="21"/>
+          <w:szCs w:val="21"/>
+          <w:lang w:val="en-US" w:eastAsia="zh-CN"/>
+        </w:rPr>
+        <w:t>（死循环情况：如果返回 g≥ beta，则lower_bound 更新为 g，边界没有变化，陷入死循环）</w:t>
+      </w:r>
+    </w:p>
+    <w:p>
+      <w:pPr>
+        <w:pStyle w:val="3"/>
+        <w:numPr>
+          <w:ilvl w:val="0"/>
+          <w:numId w:val="0"/>
+        </w:numPr>
+        <w:rPr>
+          <w:rFonts w:hint="eastAsia"/>
+          <w:sz w:val="21"/>
+          <w:szCs w:val="21"/>
+          <w:lang w:val="en-US" w:eastAsia="zh-CN"/>
+        </w:rPr>
+      </w:pPr>
+      <w:r>
+        <w:rPr>
+          <w:rFonts w:hint="eastAsia"/>
+          <w:sz w:val="21"/>
+          <w:szCs w:val="21"/>
+          <w:lang w:val="en-US" w:eastAsia="zh-CN"/>
+        </w:rPr>
+        <w:t>否则，beta 设置为 g；</w:t>
+      </w:r>
+    </w:p>
+    <w:p>
+      <w:pPr>
+        <w:pStyle w:val="3"/>
+        <w:numPr>
+          <w:ilvl w:val="0"/>
+          <w:numId w:val="7"/>
+        </w:numPr>
+        <w:ind w:left="0" w:leftChars="0" w:firstLine="432" w:firstLineChars="200"/>
+        <w:rPr>
+          <w:rFonts w:hint="default"/>
+          <w:sz w:val="21"/>
+          <w:szCs w:val="21"/>
+          <w:lang w:val="en-US" w:eastAsia="zh-CN"/>
+        </w:rPr>
+      </w:pPr>
+      <w:r>
+        <w:rPr>
+          <w:rFonts w:hint="eastAsia"/>
+          <w:sz w:val="21"/>
+          <w:szCs w:val="21"/>
+          <w:lang w:val="en-US" w:eastAsia="zh-CN"/>
+        </w:rPr>
+        <w:t>设置零窗口，设置alpha = beta-1, beta = beta，将窗口的宽度压缩至1，并使用 alpha-beta剪枝算法函数进行搜索下一步行动以及最优得分。</w:t>
+      </w:r>
+    </w:p>
+    <w:p>
+      <w:pPr>
+        <w:pStyle w:val="3"/>
+        <w:numPr>
+          <w:ilvl w:val="0"/>
+          <w:numId w:val="7"/>
+        </w:numPr>
+        <w:ind w:left="0" w:leftChars="0" w:firstLine="432" w:firstLineChars="200"/>
+        <w:rPr>
+          <w:rFonts w:hint="default"/>
+          <w:sz w:val="21"/>
+          <w:szCs w:val="21"/>
+          <w:lang w:val="en-US" w:eastAsia="zh-CN"/>
+        </w:rPr>
+      </w:pPr>
+      <w:r>
+        <w:rPr>
+          <w:rFonts w:hint="default"/>
+          <w:sz w:val="21"/>
+          <w:szCs w:val="21"/>
+          <w:lang w:val="en-US" w:eastAsia="zh-CN"/>
+        </w:rPr>
+        <w:t>根据</w:t>
+      </w:r>
+      <w:r>
+        <w:rPr>
+          <w:rFonts w:hint="eastAsia"/>
+          <w:sz w:val="21"/>
+          <w:szCs w:val="21"/>
+          <w:lang w:val="en-US" w:eastAsia="zh-CN"/>
+        </w:rPr>
+        <w:t>返回的g值</w:t>
+      </w:r>
+      <w:r>
+        <w:rPr>
+          <w:rFonts w:hint="default"/>
+          <w:sz w:val="21"/>
+          <w:szCs w:val="21"/>
+          <w:lang w:val="en-US" w:eastAsia="zh-CN"/>
+        </w:rPr>
+        <w:t>的结果更新 lower_bound 和 upper_bound。</w:t>
+      </w:r>
+    </w:p>
+    <w:p>
+      <w:pPr>
+        <w:pStyle w:val="3"/>
+        <w:numPr>
+          <w:ilvl w:val="0"/>
+          <w:numId w:val="7"/>
+        </w:numPr>
+        <w:ind w:left="0" w:leftChars="0" w:firstLine="432" w:firstLineChars="200"/>
+        <w:rPr>
+          <w:rFonts w:hint="default"/>
+          <w:sz w:val="21"/>
+          <w:szCs w:val="21"/>
+          <w:lang w:val="en-US" w:eastAsia="zh-CN"/>
+        </w:rPr>
+      </w:pPr>
+      <w:r>
+        <w:rPr>
+          <w:rFonts w:hint="default"/>
+          <w:sz w:val="21"/>
+          <w:szCs w:val="21"/>
+          <w:lang w:val="en-US" w:eastAsia="zh-CN"/>
+        </w:rPr>
+        <w:t>当 lower_bound == upper_bound </w:t>
+      </w:r>
+      <w:r>
+        <w:rPr>
+          <w:rFonts w:hint="eastAsia"/>
+          <w:sz w:val="21"/>
+          <w:szCs w:val="21"/>
+          <w:lang w:val="en-US" w:eastAsia="zh-CN"/>
+        </w:rPr>
+        <w:t>，即收敛到同一个值</w:t>
+      </w:r>
+      <w:r>
+        <w:rPr>
+          <w:rFonts w:hint="default"/>
+          <w:sz w:val="21"/>
+          <w:szCs w:val="21"/>
+          <w:lang w:val="en-US" w:eastAsia="zh-CN"/>
+        </w:rPr>
+        <w:t>时循环结束</w:t>
+      </w:r>
+      <w:r>
+        <w:rPr>
+          <w:rFonts w:hint="eastAsia"/>
+          <w:sz w:val="21"/>
+          <w:szCs w:val="21"/>
+          <w:lang w:val="en-US" w:eastAsia="zh-CN"/>
+        </w:rPr>
+        <w:t>。</w:t>
+      </w:r>
+    </w:p>
+    <w:p>
+      <w:pPr>
+        <w:pStyle w:val="3"/>
+        <w:numPr>
+          <w:ilvl w:val="0"/>
+          <w:numId w:val="0"/>
+        </w:numPr>
+        <w:ind w:leftChars="200"/>
+        <w:rPr>
+          <w:rFonts w:hint="default"/>
+          <w:sz w:val="21"/>
+          <w:szCs w:val="21"/>
+          <w:lang w:val="en-US" w:eastAsia="zh-CN"/>
+        </w:rPr>
+      </w:pPr>
+      <w:r>
+        <w:rPr>
+          <w:rFonts w:hint="eastAsia"/>
+          <w:sz w:val="21"/>
+          <w:szCs w:val="21"/>
+          <w:lang w:val="en-US" w:eastAsia="zh-CN"/>
+        </w:rPr>
+        <w:t>此时g就是真实的最优值，best_move就是最佳走法。</w:t>
+      </w:r>
+    </w:p>
+    <w:p>
+      <w:pPr>
+        <w:pStyle w:val="4"/>
+        <w:bidi w:val="0"/>
+        <w:ind w:left="0" w:leftChars="0" w:firstLine="0" w:firstLineChars="0"/>
+        <w:rPr>
+          <w:rFonts w:hint="default"/>
+          <w:sz w:val="24"/>
+          <w:szCs w:val="24"/>
+          <w:lang w:val="en-US" w:eastAsia="zh"/>
+        </w:rPr>
+      </w:pPr>
+      <w:r>
+        <w:rPr>
+          <w:rFonts w:hint="eastAsia"/>
+          <w:sz w:val="24"/>
+          <w:szCs w:val="24"/>
+          <w:lang w:val="en-US" w:eastAsia="zh-CN"/>
+        </w:rPr>
+        <w:t>与minimax算法的异同：</w:t>
+      </w:r>
+    </w:p>
+    <w:p>
+      <w:pPr>
+        <w:pStyle w:val="3"/>
+        <w:ind w:left="0" w:leftChars="0" w:firstLine="0" w:firstLineChars="0"/>
+        <w:rPr>
+          <w:rFonts w:hint="default"/>
+          <w:sz w:val="21"/>
+          <w:szCs w:val="21"/>
+          <w:lang w:val="en-US" w:eastAsia="zh"/>
+        </w:rPr>
+      </w:pPr>
+      <w:r>
+        <w:rPr>
+          <w:rFonts w:hint="eastAsia"/>
+          <w:sz w:val="21"/>
+          <w:szCs w:val="21"/>
+          <w:lang w:val="en-US" w:eastAsia="zh-CN"/>
+        </w:rPr>
+        <w:t>1.</w:t>
+      </w:r>
+      <w:r>
+        <w:rPr>
+          <w:rFonts w:hint="default"/>
+          <w:sz w:val="21"/>
+          <w:szCs w:val="21"/>
+          <w:lang w:val="en-US" w:eastAsia="zh"/>
+        </w:rPr>
+        <w:t>相同点：</w:t>
+      </w:r>
+    </w:p>
+    <w:p>
+      <w:pPr>
+        <w:pStyle w:val="3"/>
+        <w:ind w:left="0" w:leftChars="0" w:firstLine="0" w:firstLineChars="0"/>
+        <w:rPr>
+          <w:rFonts w:hint="default"/>
+          <w:sz w:val="21"/>
+          <w:szCs w:val="21"/>
+          <w:lang w:val="en-US" w:eastAsia="zh"/>
+        </w:rPr>
+      </w:pPr>
+      <w:r>
+        <w:rPr>
+          <w:rFonts w:hint="default"/>
+          <w:sz w:val="21"/>
+          <w:szCs w:val="21"/>
+          <w:lang w:val="en-US" w:eastAsia="zh"/>
+        </w:rPr>
+        <w:t>理论基础相同：都基于MiniMax理论框架，假设对手最优响应</w:t>
+      </w:r>
+    </w:p>
+    <w:p>
+      <w:pPr>
+        <w:pStyle w:val="3"/>
+        <w:ind w:left="0" w:leftChars="0" w:firstLine="0" w:firstLineChars="0"/>
+        <w:rPr>
+          <w:rFonts w:hint="default"/>
+          <w:sz w:val="21"/>
+          <w:szCs w:val="21"/>
+          <w:lang w:val="en-US" w:eastAsia="zh"/>
+        </w:rPr>
+      </w:pPr>
+      <w:r>
+        <w:rPr>
+          <w:rFonts w:hint="default"/>
+          <w:sz w:val="21"/>
+          <w:szCs w:val="21"/>
+          <w:lang w:val="en-US" w:eastAsia="zh"/>
+        </w:rPr>
+        <w:t>目标一致：目标都是找到当前局势下的最优走法</w:t>
+      </w:r>
+    </w:p>
+    <w:p>
+      <w:pPr>
+        <w:pStyle w:val="3"/>
+        <w:ind w:left="0" w:leftChars="0" w:firstLine="0" w:firstLineChars="0"/>
+        <w:rPr>
+          <w:rFonts w:hint="default"/>
+          <w:sz w:val="21"/>
+          <w:szCs w:val="21"/>
+          <w:lang w:val="en-US" w:eastAsia="zh"/>
+        </w:rPr>
+      </w:pPr>
+      <w:r>
+        <w:rPr>
+          <w:rFonts w:hint="default"/>
+          <w:sz w:val="21"/>
+          <w:szCs w:val="21"/>
+          <w:lang w:val="en-US" w:eastAsia="zh"/>
+        </w:rPr>
+        <w:t>结果等价性：保证找到与标准MiniMax相同的最优解</w:t>
+      </w:r>
+    </w:p>
+    <w:p>
+      <w:pPr>
+        <w:pStyle w:val="3"/>
+        <w:ind w:left="0" w:leftChars="0" w:firstLine="0" w:firstLineChars="0"/>
+        <w:rPr>
+          <w:rFonts w:hint="default"/>
+          <w:sz w:val="21"/>
+          <w:szCs w:val="21"/>
+          <w:lang w:val="en-US" w:eastAsia="zh"/>
+        </w:rPr>
+      </w:pPr>
+      <w:r>
+        <w:rPr>
+          <w:rFonts w:hint="default"/>
+          <w:sz w:val="21"/>
+          <w:szCs w:val="21"/>
+          <w:lang w:val="en-US" w:eastAsia="zh"/>
+        </w:rPr>
+        <w:t>递归结构：都采用递归方式遍历游戏树</w:t>
+      </w:r>
+    </w:p>
+    <w:p>
+      <w:pPr>
+        <w:pStyle w:val="3"/>
+        <w:ind w:left="0" w:leftChars="0" w:firstLine="0" w:firstLineChars="0"/>
+        <w:rPr>
+          <w:rFonts w:hint="default"/>
+          <w:sz w:val="21"/>
+          <w:szCs w:val="21"/>
+          <w:lang w:val="en-US" w:eastAsia="zh"/>
+        </w:rPr>
+      </w:pPr>
+      <w:r>
+        <w:rPr>
+          <w:rFonts w:hint="default"/>
+          <w:sz w:val="21"/>
+          <w:szCs w:val="21"/>
+          <w:lang w:val="en-US" w:eastAsia="zh"/>
+        </w:rPr>
+        <w:t>评估函数依赖：都依赖相同的局面评估函数</w:t>
+      </w:r>
+    </w:p>
+    <w:p>
+      <w:pPr>
+        <w:pStyle w:val="3"/>
+        <w:numPr>
+          <w:ilvl w:val="0"/>
+          <w:numId w:val="0"/>
+        </w:numPr>
+        <w:rPr>
+          <w:rFonts w:hint="eastAsia"/>
+          <w:sz w:val="21"/>
+          <w:szCs w:val="21"/>
+          <w:lang w:val="en-US" w:eastAsia="zh-CN"/>
+        </w:rPr>
+      </w:pPr>
+      <w:r>
+        <w:rPr>
+          <w:rFonts w:hint="eastAsia"/>
+          <w:sz w:val="21"/>
+          <w:szCs w:val="21"/>
+          <w:lang w:val="en-US" w:eastAsia="zh-CN"/>
+        </w:rPr>
+        <w:t>2.不同点：</w:t>
+      </w:r>
+    </w:p>
+    <w:p>
+      <w:pPr>
+        <w:pStyle w:val="3"/>
+        <w:numPr>
+          <w:ilvl w:val="0"/>
+          <w:numId w:val="0"/>
+        </w:numPr>
+        <w:rPr>
+          <w:rFonts w:hint="eastAsia"/>
+          <w:sz w:val="21"/>
+          <w:szCs w:val="21"/>
+          <w:lang w:val="en-US" w:eastAsia="zh-CN"/>
+        </w:rPr>
+      </w:pPr>
+      <w:r>
+        <w:rPr>
+          <w:rFonts w:hint="eastAsia"/>
+          <w:sz w:val="21"/>
+          <w:szCs w:val="21"/>
+          <w:lang w:val="en-US" w:eastAsia="zh-CN"/>
+        </w:rPr>
+        <w:t>MTD使用</w:t>
+      </w:r>
+      <w:r>
+        <w:rPr>
+          <w:rFonts w:hint="default"/>
+          <w:sz w:val="21"/>
+          <w:szCs w:val="21"/>
+          <w:lang w:val="en-US" w:eastAsia="zh-CN"/>
+        </w:rPr>
+        <w:t>零窗口迭代搜索</w:t>
+      </w:r>
+      <w:r>
+        <w:rPr>
+          <w:rFonts w:hint="eastAsia"/>
+          <w:sz w:val="21"/>
+          <w:szCs w:val="21"/>
+          <w:lang w:val="en-US" w:eastAsia="zh-CN"/>
+        </w:rPr>
+        <w:t>；</w:t>
+      </w:r>
+      <w:r>
+        <w:rPr>
+          <w:rFonts w:hint="default"/>
+          <w:sz w:val="21"/>
+          <w:szCs w:val="21"/>
+          <w:lang w:val="en-US" w:eastAsia="zh-CN"/>
+        </w:rPr>
+        <w:t>minimax算法</w:t>
+      </w:r>
+      <w:r>
+        <w:rPr>
+          <w:rFonts w:hint="eastAsia"/>
+          <w:sz w:val="21"/>
+          <w:szCs w:val="21"/>
+          <w:lang w:val="en-US" w:eastAsia="zh-CN"/>
+        </w:rPr>
+        <w:t>使用</w:t>
+      </w:r>
+      <w:r>
+        <w:rPr>
+          <w:rFonts w:hint="default"/>
+          <w:sz w:val="21"/>
+          <w:szCs w:val="21"/>
+          <w:lang w:val="en-US" w:eastAsia="zh-CN"/>
+        </w:rPr>
+        <w:t>全窗口单次搜索</w:t>
+      </w:r>
+      <w:r>
+        <w:rPr>
+          <w:rFonts w:hint="eastAsia"/>
+          <w:sz w:val="21"/>
+          <w:szCs w:val="21"/>
+          <w:lang w:val="en-US" w:eastAsia="zh-CN"/>
+        </w:rPr>
+        <w:t>。零窗口能够触发更多剪枝，提高搜索效率。</w:t>
+      </w:r>
+    </w:p>
+    <w:p>
+      <w:pPr>
+        <w:pStyle w:val="3"/>
+        <w:numPr>
+          <w:ilvl w:val="0"/>
+          <w:numId w:val="0"/>
+        </w:numPr>
+        <w:rPr>
+          <w:rFonts w:hint="eastAsia"/>
+          <w:sz w:val="21"/>
+          <w:szCs w:val="21"/>
+          <w:lang w:val="en-US" w:eastAsia="zh-CN"/>
+        </w:rPr>
+      </w:pPr>
+      <w:r>
+        <w:rPr>
+          <w:rFonts w:hint="eastAsia"/>
+          <w:sz w:val="21"/>
+          <w:szCs w:val="21"/>
+          <w:lang w:val="en-US" w:eastAsia="zh-CN"/>
+        </w:rPr>
+        <w:t>MTD多次调用Alpha-Beta；</w:t>
+      </w:r>
+      <w:r>
+        <w:rPr>
+          <w:rFonts w:hint="default"/>
+          <w:sz w:val="21"/>
+          <w:szCs w:val="21"/>
+          <w:lang w:val="en-US" w:eastAsia="zh-CN"/>
+        </w:rPr>
+        <w:t>minimax算法</w:t>
+      </w:r>
+      <w:r>
+        <w:rPr>
+          <w:rFonts w:hint="eastAsia"/>
+          <w:sz w:val="21"/>
+          <w:szCs w:val="21"/>
+          <w:lang w:val="en-US" w:eastAsia="zh-CN"/>
+        </w:rPr>
+        <w:t>仅进行单次完整搜索。</w:t>
+      </w:r>
+    </w:p>
+    <w:p>
+      <w:pPr>
+        <w:pStyle w:val="3"/>
+        <w:numPr>
+          <w:ilvl w:val="0"/>
+          <w:numId w:val="0"/>
+        </w:numPr>
+        <w:rPr>
+          <w:rFonts w:hint="eastAsia"/>
+          <w:sz w:val="21"/>
+          <w:szCs w:val="21"/>
+          <w:lang w:val="en-US" w:eastAsia="zh-CN"/>
+        </w:rPr>
+      </w:pPr>
+      <w:r>
+        <w:rPr>
+          <w:rFonts w:hint="eastAsia"/>
+          <w:sz w:val="21"/>
+          <w:szCs w:val="21"/>
+          <w:lang w:val="en-US" w:eastAsia="zh-CN"/>
+        </w:rPr>
+        <w:t>MTD需要初始估值猜测；</w:t>
+      </w:r>
+      <w:r>
+        <w:rPr>
+          <w:rFonts w:hint="default"/>
+          <w:sz w:val="21"/>
+          <w:szCs w:val="21"/>
+          <w:lang w:val="en-US" w:eastAsia="zh-CN"/>
+        </w:rPr>
+        <w:t>minimax算法</w:t>
+      </w:r>
+      <w:r>
+        <w:rPr>
+          <w:rFonts w:hint="eastAsia"/>
+          <w:sz w:val="21"/>
+          <w:szCs w:val="21"/>
+          <w:lang w:val="en-US" w:eastAsia="zh-CN"/>
+        </w:rPr>
+        <w:t>不需要初始猜测。MTD对初始猜测值的依赖较强，在配合好的初始猜测值时，性能提升更加明显。在迭代深化中，使用前一层结果作为下一层guess效果最佳</w:t>
+      </w:r>
+      <w:r>
+        <w:rPr>
+          <w:rFonts w:hint="eastAsia"/>
+          <w:sz w:val="21"/>
+          <w:szCs w:val="21"/>
+          <w:vertAlign w:val="superscript"/>
+          <w:lang w:val="en-US" w:eastAsia="zh-CN"/>
+        </w:rPr>
+        <w:t>（*）</w:t>
+      </w:r>
+      <w:r>
+        <w:rPr>
+          <w:rFonts w:hint="eastAsia"/>
+          <w:sz w:val="21"/>
+          <w:szCs w:val="21"/>
+          <w:lang w:val="en-US" w:eastAsia="zh-CN"/>
+        </w:rPr>
+        <w:t>。</w:t>
+      </w:r>
+    </w:p>
+    <w:p>
+      <w:pPr>
+        <w:pStyle w:val="4"/>
+        <w:bidi w:val="0"/>
+        <w:ind w:left="0" w:leftChars="0" w:firstLine="0" w:firstLineChars="0"/>
+        <w:rPr>
+          <w:rFonts w:hint="default"/>
+          <w:sz w:val="21"/>
+          <w:szCs w:val="21"/>
+          <w:lang w:val="en-US" w:eastAsia="zh"/>
+        </w:rPr>
+      </w:pPr>
+      <w:r>
+        <w:rPr>
+          <w:rFonts w:hint="eastAsia"/>
+          <w:sz w:val="21"/>
+          <w:szCs w:val="21"/>
+          <w:lang w:val="en-US" w:eastAsia="zh-CN"/>
+        </w:rPr>
+        <w:t>*说明：</w:t>
+      </w:r>
+    </w:p>
+    <w:p>
+      <w:pPr>
+        <w:pStyle w:val="3"/>
+        <w:rPr>
+          <w:rFonts w:hint="default" w:eastAsia="宋体"/>
+          <w:lang w:val="en-US" w:eastAsia="zh-CN"/>
+        </w:rPr>
+      </w:pPr>
+      <w:r>
+        <w:rPr>
+          <w:rFonts w:hint="eastAsia"/>
+          <w:lang w:val="en-US" w:eastAsia="zh-CN"/>
+        </w:rPr>
+        <w:t>“</w:t>
+      </w:r>
+      <w:r>
+        <w:rPr>
+          <w:rFonts w:hint="default"/>
+          <w:lang w:val="en-US" w:eastAsia="zh"/>
+        </w:rPr>
+        <w:t>在迭代深化中，使用前一层结果作为下一层guess效果最佳（*）</w:t>
+      </w:r>
+      <w:r>
+        <w:rPr>
+          <w:rFonts w:hint="eastAsia"/>
+          <w:lang w:val="en-US" w:eastAsia="zh-CN"/>
+        </w:rPr>
+        <w:t>”</w:t>
+      </w:r>
+      <w:r>
+        <w:rPr>
+          <w:rFonts w:hint="default"/>
+          <w:lang w:val="en-US" w:eastAsia="zh"/>
+        </w:rPr>
+        <w:t>。这句是我在询问AI算法细节时看见的，原函数中并没有实现这一方法</w:t>
+      </w:r>
+      <w:r>
+        <w:rPr>
+          <w:rFonts w:hint="eastAsia"/>
+          <w:lang w:val="en-US" w:eastAsia="zh-CN"/>
+        </w:rPr>
+        <w:t>，是基础构建块，本身只负责单次深度的搜索，没有包含迭代深化的逻辑</w:t>
+      </w:r>
+      <w:r>
+        <w:rPr>
+          <w:rFonts w:hint="default"/>
+          <w:lang w:val="en-US" w:eastAsia="zh"/>
+        </w:rPr>
+        <w:t>。</w:t>
+      </w:r>
+      <w:r>
+        <w:rPr>
+          <w:rFonts w:hint="eastAsia"/>
+          <w:lang w:val="en-US" w:eastAsia="zh-CN"/>
+        </w:rPr>
+        <w:t>可以构建外层的迭代深化函数，对不同的最大搜索深度循环调用MTD算法函数来实现这一优化策略。</w:t>
+      </w:r>
+    </w:p>
+    <w:p>
+      <w:pPr>
+        <w:pStyle w:val="3"/>
+        <w:numPr>
+          <w:ilvl w:val="0"/>
+          <w:numId w:val="0"/>
+        </w:numPr>
+        <w:rPr>
+          <w:rFonts w:hint="eastAsia"/>
+          <w:sz w:val="21"/>
+          <w:szCs w:val="21"/>
+          <w:lang w:val="en-US" w:eastAsia="zh-CN"/>
+        </w:rPr>
+      </w:pPr>
+    </w:p>
+    <w:p>
+      <w:pPr>
+        <w:pStyle w:val="3"/>
+        <w:numPr>
+          <w:ilvl w:val="0"/>
+          <w:numId w:val="0"/>
+        </w:numPr>
+        <w:rPr>
+          <w:rFonts w:hint="default"/>
+          <w:sz w:val="21"/>
+          <w:szCs w:val="21"/>
+          <w:lang w:val="en-US" w:eastAsia="zh-CN"/>
+        </w:rPr>
+      </w:pPr>
+    </w:p>
+    <w:p>
+      <w:pPr>
+        <w:pStyle w:val="3"/>
+        <w:rPr>
+          <w:rFonts w:hint="default"/>
+          <w:sz w:val="21"/>
+          <w:szCs w:val="21"/>
+          <w:lang w:val="en-US" w:eastAsia="zh"/>
+        </w:rPr>
+      </w:pPr>
+    </w:p>
+    <w:p>
+      <w:pPr>
+        <w:pStyle w:val="3"/>
+        <w:rPr>
+          <w:rFonts w:hint="default"/>
+          <w:sz w:val="21"/>
+          <w:szCs w:val="21"/>
+          <w:lang w:val="en-US" w:eastAsia="zh"/>
+        </w:rPr>
+      </w:pPr>
+    </w:p>
+    <w:p>
+      <w:pPr>
+        <w:pStyle w:val="3"/>
+        <w:rPr>
+          <w:rFonts w:hint="default"/>
+          <w:lang w:val="en-US" w:eastAsia="zh"/>
+        </w:rPr>
+      </w:pPr>
     </w:p>
     <w:sectPr>
       <w:headerReference r:id="rId5" w:type="first"/>
@@ -1063,7 +3694,7 @@
   </w:p>
   <w:p>
     <w:pPr>
-      <w:pStyle w:val="29"/>
+      <w:pStyle w:val="30"/>
     </w:pPr>
   </w:p>
 </w:hdr>
@@ -1072,6 +3703,28 @@
 <file path=word/numbering.xml><?xml version="1.0" encoding="utf-8"?>
 <w:numbering xmlns:wpc="http://schemas.microsoft.com/office/word/2010/wordprocessingCanvas" xmlns:mc="http://schemas.openxmlformats.org/markup-compatibility/2006" xmlns:o="urn:schemas-microsoft-com:office:office" xmlns:r="http://schemas.openxmlformats.org/officeDocument/2006/relationships" xmlns:m="http://schemas.openxmlformats.org/officeDocument/2006/math" xmlns:v="urn:schemas-microsoft-com:vml" xmlns:wp14="http://schemas.microsoft.com/office/word/2010/wordprocessingDrawing" xmlns:wp="http://schemas.openxmlformats.org/drawingml/2006/wordprocessingDrawing" xmlns:w10="urn:schemas-microsoft-com:office:word" xmlns:w="http://schemas.openxmlformats.org/wordprocessingml/2006/main" xmlns:w14="http://schemas.microsoft.com/office/word/2010/wordml" xmlns:wpg="http://schemas.microsoft.com/office/word/2010/wordprocessingGroup" xmlns:wpi="http://schemas.microsoft.com/office/word/2010/wordprocessingInk" xmlns:wne="http://schemas.microsoft.com/office/word/2006/wordml" xmlns:wps="http://schemas.microsoft.com/office/word/2010/wordprocessingShape" xmlns:wpsCustomData="http://www.wps.cn/officeDocument/2013/wpsCustomData" mc:Ignorable="w14 wp14">
   <w:abstractNum w:abstractNumId="0">
+    <w:nsid w:val="87F923DE"/>
+    <w:multiLevelType w:val="singleLevel"/>
+    <w:tmpl w:val="87F923DE"/>
+    <w:lvl w:ilvl="0" w:tentative="0">
+      <w:start w:val="2"/>
+      <w:numFmt w:val="decimal"/>
+      <w:lvlText w:val="%1."/>
+      <w:lvlJc w:val="left"/>
+    </w:lvl>
+  </w:abstractNum>
+  <w:abstractNum w:abstractNumId="1">
+    <w:nsid w:val="3CC42583"/>
+    <w:multiLevelType w:val="singleLevel"/>
+    <w:tmpl w:val="3CC42583"/>
+    <w:lvl w:ilvl="0" w:tentative="0">
+      <w:start w:val="1"/>
+      <w:numFmt w:val="decimal"/>
+      <w:lvlText w:val="%1."/>
+      <w:lvlJc w:val="left"/>
+    </w:lvl>
+  </w:abstractNum>
+  <w:abstractNum w:abstractNumId="2">
     <w:nsid w:val="4BBC2CA8"/>
     <w:multiLevelType w:val="multilevel"/>
     <w:tmpl w:val="4BBC2CA8"/>
@@ -1232,14 +3885,14 @@
       </w:rPr>
     </w:lvl>
   </w:abstractNum>
-  <w:abstractNum w:abstractNumId="1">
+  <w:abstractNum w:abstractNumId="3">
     <w:nsid w:val="612B6CE2"/>
     <w:multiLevelType w:val="multilevel"/>
     <w:tmpl w:val="612B6CE2"/>
     <w:lvl w:ilvl="0" w:tentative="0">
       <w:start w:val="1"/>
       <w:numFmt w:val="decimal"/>
-      <w:pStyle w:val="45"/>
+      <w:pStyle w:val="46"/>
       <w:lvlText w:val="[%1]  "/>
       <w:lvlJc w:val="right"/>
       <w:pPr>
@@ -1352,14 +4005,14 @@
       </w:pPr>
     </w:lvl>
   </w:abstractNum>
-  <w:abstractNum w:abstractNumId="2">
+  <w:abstractNum w:abstractNumId="4">
     <w:nsid w:val="631B5AE9"/>
     <w:multiLevelType w:val="multilevel"/>
     <w:tmpl w:val="631B5AE9"/>
     <w:lvl w:ilvl="0" w:tentative="0">
       <w:start w:val="1"/>
       <w:numFmt w:val="decimal"/>
-      <w:pStyle w:val="47"/>
+      <w:pStyle w:val="48"/>
       <w:lvlText w:val="[%1]  "/>
       <w:lvlJc w:val="right"/>
       <w:pPr>
@@ -1472,14 +4125,53 @@
       </w:pPr>
     </w:lvl>
   </w:abstractNum>
+  <w:abstractNum w:abstractNumId="5">
+    <w:nsid w:val="64C3C73F"/>
+    <w:multiLevelType w:val="singleLevel"/>
+    <w:tmpl w:val="64C3C73F"/>
+    <w:lvl w:ilvl="0" w:tentative="0">
+      <w:start w:val="1"/>
+      <w:numFmt w:val="decimal"/>
+      <w:lvlText w:val="%1."/>
+      <w:lvlJc w:val="left"/>
+      <w:pPr>
+        <w:tabs>
+          <w:tab w:val="left" w:pos="312"/>
+        </w:tabs>
+      </w:pPr>
+    </w:lvl>
+  </w:abstractNum>
+  <w:abstractNum w:abstractNumId="6">
+    <w:nsid w:val="6A95D7D1"/>
+    <w:multiLevelType w:val="singleLevel"/>
+    <w:tmpl w:val="6A95D7D1"/>
+    <w:lvl w:ilvl="0" w:tentative="0">
+      <w:start w:val="3"/>
+      <w:numFmt w:val="decimal"/>
+      <w:lvlText w:val="%1."/>
+      <w:lvlJc w:val="left"/>
+    </w:lvl>
+  </w:abstractNum>
   <w:num w:numId="1">
+    <w:abstractNumId w:val="2"/>
+  </w:num>
+  <w:num w:numId="2">
+    <w:abstractNumId w:val="3"/>
+  </w:num>
+  <w:num w:numId="3">
+    <w:abstractNumId w:val="4"/>
+  </w:num>
+  <w:num w:numId="4">
+    <w:abstractNumId w:val="1"/>
+  </w:num>
+  <w:num w:numId="5">
     <w:abstractNumId w:val="0"/>
   </w:num>
-  <w:num w:numId="2">
-    <w:abstractNumId w:val="1"/>
+  <w:num w:numId="6">
+    <w:abstractNumId w:val="6"/>
   </w:num>
-  <w:num w:numId="3">
-    <w:abstractNumId w:val="2"/>
+  <w:num w:numId="7">
+    <w:abstractNumId w:val="5"/>
   </w:num>
 </w:numbering>
 </file>
@@ -1524,20 +4216,20 @@
     <w:lsdException w:uiPriority="39" w:name="toc 8"/>
     <w:lsdException w:uiPriority="39" w:name="toc 9"/>
     <w:lsdException w:uiPriority="99" w:name="Normal Indent"/>
-    <w:lsdException w:unhideWhenUsed="0" w:uiPriority="0" w:name="footnote text"/>
+    <w:lsdException w:qFormat="1" w:unhideWhenUsed="0" w:uiPriority="0" w:name="footnote text"/>
     <w:lsdException w:uiPriority="99" w:name="annotation text"/>
-    <w:lsdException w:unhideWhenUsed="0" w:uiPriority="0" w:name="header"/>
-    <w:lsdException w:unhideWhenUsed="0" w:uiPriority="0" w:name="footer"/>
+    <w:lsdException w:qFormat="1" w:unhideWhenUsed="0" w:uiPriority="0" w:name="header"/>
+    <w:lsdException w:qFormat="1" w:unhideWhenUsed="0" w:uiPriority="0" w:name="footer"/>
     <w:lsdException w:uiPriority="99" w:name="index heading"/>
     <w:lsdException w:qFormat="1" w:unhideWhenUsed="0" w:uiPriority="0" w:semiHidden="0" w:name="caption"/>
     <w:lsdException w:uiPriority="99" w:name="table of figures"/>
     <w:lsdException w:uiPriority="99" w:name="envelope address"/>
     <w:lsdException w:uiPriority="99" w:name="envelope return"/>
-    <w:lsdException w:unhideWhenUsed="0" w:uiPriority="0" w:name="footnote reference"/>
+    <w:lsdException w:qFormat="1" w:unhideWhenUsed="0" w:uiPriority="0" w:name="footnote reference"/>
     <w:lsdException w:uiPriority="99" w:name="annotation reference"/>
     <w:lsdException w:uiPriority="99" w:name="line number"/>
     <w:lsdException w:uiPriority="99" w:name="page number"/>
-    <w:lsdException w:unhideWhenUsed="0" w:uiPriority="0" w:name="endnote reference"/>
+    <w:lsdException w:qFormat="1" w:unhideWhenUsed="0" w:uiPriority="0" w:name="endnote reference"/>
     <w:lsdException w:uiPriority="99" w:name="endnote text"/>
     <w:lsdException w:uiPriority="99" w:name="table of authorities"/>
     <w:lsdException w:uiPriority="99" w:name="macro"/>
@@ -1560,8 +4252,8 @@
     <w:lsdException w:qFormat="1" w:unhideWhenUsed="0" w:uiPriority="10" w:semiHidden="0" w:name="Title"/>
     <w:lsdException w:uiPriority="99" w:name="Closing"/>
     <w:lsdException w:uiPriority="99" w:name="Signature"/>
-    <w:lsdException w:unhideWhenUsed="0" w:uiPriority="0" w:name="Default Paragraph Font"/>
-    <w:lsdException w:unhideWhenUsed="0" w:uiPriority="0" w:name="Body Text"/>
+    <w:lsdException w:qFormat="1" w:unhideWhenUsed="0" w:uiPriority="0" w:name="Default Paragraph Font"/>
+    <w:lsdException w:qFormat="1" w:unhideWhenUsed="0" w:uiPriority="0" w:name="Body Text"/>
     <w:lsdException w:uiPriority="99" w:name="Body Text Indent"/>
     <w:lsdException w:uiPriority="99" w:name="List Continue"/>
     <w:lsdException w:uiPriority="99" w:name="List Continue 2"/>
@@ -1575,30 +4267,30 @@
     <w:lsdException w:uiPriority="99" w:name="Body Text First Indent"/>
     <w:lsdException w:uiPriority="99" w:name="Body Text First Indent 2"/>
     <w:lsdException w:uiPriority="99" w:name="Note Heading"/>
-    <w:lsdException w:unhideWhenUsed="0" w:uiPriority="0" w:name="Body Text 2"/>
+    <w:lsdException w:qFormat="1" w:unhideWhenUsed="0" w:uiPriority="0" w:name="Body Text 2"/>
     <w:lsdException w:uiPriority="99" w:name="Body Text 3"/>
     <w:lsdException w:uiPriority="99" w:name="Body Text Indent 2"/>
     <w:lsdException w:uiPriority="99" w:name="Body Text Indent 3"/>
     <w:lsdException w:uiPriority="99" w:name="Block Text"/>
-    <w:lsdException w:unhideWhenUsed="0" w:uiPriority="0" w:name="Hyperlink"/>
+    <w:lsdException w:qFormat="1" w:unhideWhenUsed="0" w:uiPriority="0" w:name="Hyperlink"/>
     <w:lsdException w:uiPriority="99" w:name="FollowedHyperlink"/>
     <w:lsdException w:qFormat="1" w:unhideWhenUsed="0" w:uiPriority="0" w:semiHidden="0" w:name="Strong"/>
     <w:lsdException w:qFormat="1" w:unhideWhenUsed="0" w:uiPriority="20" w:semiHidden="0" w:name="Emphasis"/>
     <w:lsdException w:uiPriority="99" w:name="Document Map"/>
     <w:lsdException w:uiPriority="99" w:name="Plain Text"/>
     <w:lsdException w:uiPriority="99" w:name="E-mail Signature"/>
-    <w:lsdException w:uiPriority="99" w:name="Normal (Web)"/>
+    <w:lsdException w:qFormat="1" w:uiPriority="99" w:name="Normal (Web)"/>
     <w:lsdException w:uiPriority="99" w:name="HTML Acronym"/>
     <w:lsdException w:uiPriority="99" w:name="HTML Address"/>
     <w:lsdException w:uiPriority="99" w:name="HTML Cite"/>
-    <w:lsdException w:uiPriority="99" w:name="HTML Code"/>
+    <w:lsdException w:qFormat="1" w:uiPriority="99" w:name="HTML Code"/>
     <w:lsdException w:uiPriority="99" w:name="HTML Definition"/>
     <w:lsdException w:uiPriority="99" w:name="HTML Keyboard"/>
-    <w:lsdException w:uiPriority="99" w:semiHidden="0" w:name="HTML Preformatted"/>
+    <w:lsdException w:qFormat="1" w:uiPriority="99" w:semiHidden="0" w:name="HTML Preformatted"/>
     <w:lsdException w:uiPriority="99" w:name="HTML Sample"/>
     <w:lsdException w:uiPriority="99" w:name="HTML Typewriter"/>
     <w:lsdException w:uiPriority="99" w:name="HTML Variable"/>
-    <w:lsdException w:uiPriority="99" w:semiHidden="0" w:name="Normal Table"/>
+    <w:lsdException w:qFormat="1" w:uiPriority="99" w:semiHidden="0" w:name="Normal Table"/>
     <w:lsdException w:uiPriority="99" w:name="annotation subject"/>
     <w:lsdException w:uiPriority="99" w:name="Table Simple 1"/>
     <w:lsdException w:uiPriority="99" w:name="Table Simple 2"/>
@@ -1961,14 +4653,16 @@
       <w:rFonts w:ascii="Arial" w:hAnsi="Arial" w:eastAsia="黑体"/>
     </w:rPr>
   </w:style>
-  <w:style w:type="character" w:default="1" w:styleId="23">
+  <w:style w:type="character" w:default="1" w:styleId="24">
     <w:name w:val="Default Paragraph Font"/>
     <w:semiHidden/>
+    <w:qFormat/>
     <w:uiPriority w:val="0"/>
   </w:style>
-  <w:style w:type="table" w:default="1" w:styleId="22">
+  <w:style w:type="table" w:default="1" w:styleId="23">
     <w:name w:val="Normal Table"/>
     <w:unhideWhenUsed/>
+    <w:qFormat/>
     <w:uiPriority w:val="99"/>
     <w:tblPr>
       <w:tblCellMar>
@@ -1983,6 +4677,7 @@
     <w:name w:val="Body Text"/>
     <w:basedOn w:val="1"/>
     <w:semiHidden/>
+    <w:qFormat/>
     <w:uiPriority w:val="0"/>
     <w:pPr>
       <w:tabs>
@@ -2008,6 +4703,7 @@
     <w:name w:val="footer"/>
     <w:basedOn w:val="1"/>
     <w:semiHidden/>
+    <w:qFormat/>
     <w:uiPriority w:val="0"/>
     <w:pPr>
       <w:tabs>
@@ -2031,6 +4727,7 @@
     <w:name w:val="header"/>
     <w:basedOn w:val="1"/>
     <w:semiHidden/>
+    <w:qFormat/>
     <w:uiPriority w:val="0"/>
     <w:pPr>
       <w:pBdr>
@@ -2062,6 +4759,7 @@
     <w:name w:val="作者"/>
     <w:basedOn w:val="1"/>
     <w:next w:val="17"/>
+    <w:qFormat/>
     <w:uiPriority w:val="0"/>
     <w:pPr>
       <w:spacing w:before="160" w:after="240" w:line="0" w:lineRule="atLeast"/>
@@ -2075,6 +4773,7 @@
   </w:style>
   <w:style w:type="paragraph" w:customStyle="1" w:styleId="17">
     <w:name w:val="单位"/>
+    <w:qFormat/>
     <w:uiPriority w:val="0"/>
     <w:pPr>
       <w:ind w:left="70" w:hanging="70" w:hangingChars="70"/>
@@ -2091,6 +4790,7 @@
     <w:basedOn w:val="1"/>
     <w:next w:val="19"/>
     <w:semiHidden/>
+    <w:qFormat/>
     <w:uiPriority w:val="0"/>
     <w:pPr>
       <w:tabs>
@@ -2107,6 +4807,7 @@
   <w:style w:type="paragraph" w:customStyle="1" w:styleId="19">
     <w:name w:val="脚注文本1"/>
     <w:basedOn w:val="18"/>
+    <w:qFormat/>
     <w:uiPriority w:val="0"/>
     <w:pPr>
       <w:spacing w:before="0"/>
@@ -2117,6 +4818,7 @@
     <w:name w:val="Body Text 2"/>
     <w:basedOn w:val="1"/>
     <w:semiHidden/>
+    <w:qFormat/>
     <w:uiPriority w:val="0"/>
     <w:pPr>
       <w:spacing w:line="0" w:lineRule="atLeast"/>
@@ -2130,6 +4832,7 @@
     <w:name w:val="HTML Preformatted"/>
     <w:basedOn w:val="1"/>
     <w:unhideWhenUsed/>
+    <w:qFormat/>
     <w:uiPriority w:val="99"/>
     <w:pPr>
       <w:tabs>
@@ -2160,7 +4863,18 @@
       <w:lang w:val="en-US" w:eastAsia="zh-CN" w:bidi="ar"/>
     </w:rPr>
   </w:style>
-  <w:style w:type="character" w:styleId="24">
+  <w:style w:type="paragraph" w:styleId="22">
+    <w:name w:val="Normal (Web)"/>
+    <w:basedOn w:val="1"/>
+    <w:semiHidden/>
+    <w:unhideWhenUsed/>
+    <w:qFormat/>
+    <w:uiPriority w:val="99"/>
+    <w:rPr>
+      <w:sz w:val="24"/>
+    </w:rPr>
+  </w:style>
+  <w:style w:type="character" w:styleId="25">
     <w:name w:val="Strong"/>
     <w:qFormat/>
     <w:uiPriority w:val="0"/>
@@ -2169,37 +4883,41 @@
       <w:bCs/>
     </w:rPr>
   </w:style>
-  <w:style w:type="character" w:styleId="25">
+  <w:style w:type="character" w:styleId="26">
     <w:name w:val="endnote reference"/>
     <w:semiHidden/>
+    <w:qFormat/>
     <w:uiPriority w:val="0"/>
     <w:rPr>
       <w:vertAlign w:val="superscript"/>
     </w:rPr>
   </w:style>
-  <w:style w:type="character" w:styleId="26">
+  <w:style w:type="character" w:styleId="27">
     <w:name w:val="Hyperlink"/>
     <w:semiHidden/>
+    <w:qFormat/>
     <w:uiPriority w:val="0"/>
     <w:rPr>
       <w:color w:val="0000FF"/>
       <w:u w:val="single"/>
     </w:rPr>
   </w:style>
-  <w:style w:type="character" w:styleId="27">
+  <w:style w:type="character" w:styleId="28">
     <w:name w:val="HTML Code"/>
-    <w:basedOn w:val="23"/>
+    <w:basedOn w:val="24"/>
     <w:semiHidden/>
     <w:unhideWhenUsed/>
+    <w:qFormat/>
     <w:uiPriority w:val="99"/>
     <w:rPr>
       <w:rFonts w:ascii="Courier New" w:hAnsi="Courier New"/>
       <w:sz w:val="20"/>
     </w:rPr>
   </w:style>
-  <w:style w:type="character" w:styleId="28">
+  <w:style w:type="character" w:styleId="29">
     <w:name w:val="footnote reference"/>
     <w:semiHidden/>
+    <w:qFormat/>
     <w:uiPriority w:val="0"/>
     <w:rPr>
       <w:rFonts w:ascii="Monotype Sorts" w:hAnsi="Monotype Sorts" w:eastAsia="宋体"/>
@@ -2210,9 +4928,10 @@
       <w:vertAlign w:val="baseline"/>
     </w:rPr>
   </w:style>
-  <w:style w:type="paragraph" w:customStyle="1" w:styleId="29">
+  <w:style w:type="paragraph" w:customStyle="1" w:styleId="30">
     <w:name w:val="首页页眉"/>
     <w:basedOn w:val="14"/>
+    <w:qFormat/>
     <w:uiPriority w:val="0"/>
     <w:pPr>
       <w:pBdr>
@@ -2221,18 +4940,20 @@
       <w:jc w:val="both"/>
     </w:pPr>
   </w:style>
-  <w:style w:type="paragraph" w:customStyle="1" w:styleId="30">
+  <w:style w:type="paragraph" w:customStyle="1" w:styleId="31">
     <w:name w:val="Correspond"/>
-    <w:basedOn w:val="31"/>
+    <w:basedOn w:val="32"/>
     <w:next w:val="1"/>
+    <w:qFormat/>
     <w:uiPriority w:val="0"/>
     <w:rPr>
       <w:sz w:val="16"/>
     </w:rPr>
   </w:style>
-  <w:style w:type="paragraph" w:customStyle="1" w:styleId="31">
+  <w:style w:type="paragraph" w:customStyle="1" w:styleId="32">
     <w:name w:val="Depart.Correspond.http"/>
     <w:basedOn w:val="17"/>
+    <w:qFormat/>
     <w:uiPriority w:val="0"/>
     <w:pPr>
       <w:ind w:left="66" w:hanging="66" w:hangingChars="66"/>
@@ -2242,10 +4963,11 @@
       <w:sz w:val="16"/>
     </w:rPr>
   </w:style>
-  <w:style w:type="paragraph" w:customStyle="1" w:styleId="32">
+  <w:style w:type="paragraph" w:customStyle="1" w:styleId="33">
     <w:name w:val="Date1"/>
-    <w:basedOn w:val="31"/>
-    <w:next w:val="33"/>
+    <w:basedOn w:val="32"/>
+    <w:next w:val="34"/>
+    <w:qFormat/>
     <w:uiPriority w:val="0"/>
     <w:pPr>
       <w:spacing w:after="240"/>
@@ -2254,10 +4976,11 @@
       <w:sz w:val="18"/>
     </w:rPr>
   </w:style>
-  <w:style w:type="paragraph" w:customStyle="1" w:styleId="33">
+  <w:style w:type="paragraph" w:customStyle="1" w:styleId="34">
     <w:name w:val="Information"/>
-    <w:basedOn w:val="32"/>
-    <w:next w:val="34"/>
+    <w:basedOn w:val="33"/>
+    <w:next w:val="35"/>
+    <w:qFormat/>
     <w:uiPriority w:val="0"/>
     <w:pPr>
       <w:ind w:left="0" w:firstLine="0" w:firstLineChars="0"/>
@@ -2267,9 +4990,10 @@
       <w:bCs/>
     </w:rPr>
   </w:style>
-  <w:style w:type="paragraph" w:customStyle="1" w:styleId="34">
+  <w:style w:type="paragraph" w:customStyle="1" w:styleId="35">
     <w:name w:val="Abstract"/>
-    <w:next w:val="35"/>
+    <w:next w:val="36"/>
+    <w:qFormat/>
     <w:uiPriority w:val="0"/>
     <w:pPr>
       <w:tabs>
@@ -2284,10 +5008,11 @@
       <w:lang w:val="en-US" w:eastAsia="zh-CN" w:bidi="ar-SA"/>
     </w:rPr>
   </w:style>
-  <w:style w:type="paragraph" w:customStyle="1" w:styleId="35">
+  <w:style w:type="paragraph" w:customStyle="1" w:styleId="36">
     <w:name w:val="Key words"/>
     <w:basedOn w:val="1"/>
-    <w:next w:val="36"/>
+    <w:next w:val="37"/>
+    <w:qFormat/>
     <w:uiPriority w:val="0"/>
     <w:pPr>
       <w:tabs>
@@ -2302,10 +5027,11 @@
       <w:snapToGrid w:val="0"/>
     </w:rPr>
   </w:style>
-  <w:style w:type="paragraph" w:customStyle="1" w:styleId="36">
+  <w:style w:type="paragraph" w:customStyle="1" w:styleId="37">
     <w:name w:val="摘要"/>
     <w:basedOn w:val="3"/>
-    <w:next w:val="37"/>
+    <w:next w:val="38"/>
+    <w:qFormat/>
     <w:uiPriority w:val="0"/>
     <w:pPr>
       <w:tabs>
@@ -2320,19 +5046,21 @@
       <w:snapToGrid w:val="0"/>
     </w:rPr>
   </w:style>
-  <w:style w:type="paragraph" w:customStyle="1" w:styleId="37">
+  <w:style w:type="paragraph" w:customStyle="1" w:styleId="38">
     <w:name w:val="关键词"/>
-    <w:basedOn w:val="36"/>
-    <w:next w:val="38"/>
+    <w:basedOn w:val="37"/>
+    <w:next w:val="39"/>
+    <w:qFormat/>
     <w:uiPriority w:val="0"/>
     <w:pPr>
       <w:ind w:left="429" w:hanging="429" w:hangingChars="429"/>
     </w:pPr>
   </w:style>
-  <w:style w:type="paragraph" w:customStyle="1" w:styleId="38">
+  <w:style w:type="paragraph" w:customStyle="1" w:styleId="39">
     <w:name w:val="分类号"/>
-    <w:basedOn w:val="32"/>
+    <w:basedOn w:val="33"/>
     <w:next w:val="3"/>
+    <w:qFormat/>
     <w:uiPriority w:val="0"/>
     <w:pPr>
       <w:tabs>
@@ -2345,10 +5073,11 @@
       <w:rFonts w:eastAsia="黑体"/>
     </w:rPr>
   </w:style>
-  <w:style w:type="paragraph" w:customStyle="1" w:styleId="39">
+  <w:style w:type="paragraph" w:customStyle="1" w:styleId="40">
     <w:name w:val="Title1"/>
     <w:basedOn w:val="1"/>
-    <w:next w:val="40"/>
+    <w:next w:val="41"/>
+    <w:qFormat/>
     <w:uiPriority w:val="0"/>
     <w:pPr>
       <w:keepNext/>
@@ -2363,10 +5092,11 @@
       <w:sz w:val="24"/>
     </w:rPr>
   </w:style>
-  <w:style w:type="paragraph" w:customStyle="1" w:styleId="40">
+  <w:style w:type="paragraph" w:customStyle="1" w:styleId="41">
     <w:name w:val="Name"/>
     <w:basedOn w:val="16"/>
-    <w:next w:val="31"/>
+    <w:next w:val="32"/>
+    <w:qFormat/>
     <w:uiPriority w:val="0"/>
     <w:pPr>
       <w:keepNext/>
@@ -2379,9 +5109,10 @@
       <w:sz w:val="18"/>
     </w:rPr>
   </w:style>
-  <w:style w:type="paragraph" w:customStyle="1" w:styleId="41">
+  <w:style w:type="paragraph" w:customStyle="1" w:styleId="42">
     <w:name w:val="文前文本"/>
-    <w:basedOn w:val="37"/>
+    <w:basedOn w:val="38"/>
+    <w:qFormat/>
     <w:uiPriority w:val="0"/>
     <w:pPr>
       <w:ind w:left="0" w:right="0" w:firstLine="0"/>
@@ -2391,27 +5122,30 @@
       <w:b/>
     </w:rPr>
   </w:style>
-  <w:style w:type="paragraph" w:customStyle="1" w:styleId="42">
+  <w:style w:type="paragraph" w:customStyle="1" w:styleId="43">
     <w:name w:val="定理"/>
     <w:basedOn w:val="3"/>
     <w:next w:val="3"/>
+    <w:qFormat/>
     <w:uiPriority w:val="0"/>
     <w:rPr>
       <w:rFonts w:eastAsia="黑体"/>
     </w:rPr>
   </w:style>
-  <w:style w:type="paragraph" w:customStyle="1" w:styleId="43">
+  <w:style w:type="paragraph" w:customStyle="1" w:styleId="44">
     <w:name w:val="表名"/>
     <w:basedOn w:val="1"/>
+    <w:qFormat/>
     <w:uiPriority w:val="0"/>
     <w:pPr>
       <w:spacing w:after="120"/>
     </w:pPr>
   </w:style>
-  <w:style w:type="paragraph" w:customStyle="1" w:styleId="44">
+  <w:style w:type="paragraph" w:customStyle="1" w:styleId="45">
     <w:name w:val="Reference"/>
     <w:basedOn w:val="1"/>
-    <w:next w:val="45"/>
+    <w:next w:val="46"/>
+    <w:qFormat/>
     <w:uiPriority w:val="0"/>
     <w:pPr>
       <w:snapToGrid w:val="0"/>
@@ -2424,8 +5158,9 @@
       <w:b/>
     </w:rPr>
   </w:style>
-  <w:style w:type="paragraph" w:customStyle="1" w:styleId="45">
+  <w:style w:type="paragraph" w:customStyle="1" w:styleId="46">
     <w:name w:val="Text of Reference"/>
+    <w:qFormat/>
     <w:uiPriority w:val="0"/>
     <w:pPr>
       <w:numPr>
@@ -2441,16 +5176,18 @@
       <w:lang w:val="en-US" w:eastAsia="zh-CN" w:bidi="ar-SA"/>
     </w:rPr>
   </w:style>
-  <w:style w:type="paragraph" w:customStyle="1" w:styleId="46">
+  <w:style w:type="paragraph" w:customStyle="1" w:styleId="47">
     <w:name w:val="证明"/>
-    <w:basedOn w:val="42"/>
+    <w:basedOn w:val="43"/>
+    <w:qFormat/>
     <w:uiPriority w:val="0"/>
     <w:rPr>
       <w:rFonts w:eastAsia="仿宋_GB2312"/>
     </w:rPr>
   </w:style>
-  <w:style w:type="paragraph" w:customStyle="1" w:styleId="47">
+  <w:style w:type="paragraph" w:customStyle="1" w:styleId="48">
     <w:name w:val="Text of Reference 1"/>
+    <w:qFormat/>
     <w:uiPriority w:val="0"/>
     <w:pPr>
       <w:numPr>
@@ -2466,10 +5203,11 @@
       <w:lang w:val="en-US" w:eastAsia="zh-CN" w:bidi="ar-SA"/>
     </w:rPr>
   </w:style>
-  <w:style w:type="paragraph" w:customStyle="1" w:styleId="48">
+  <w:style w:type="paragraph" w:customStyle="1" w:styleId="49">
     <w:name w:val="中文参考文献"/>
-    <w:basedOn w:val="44"/>
+    <w:basedOn w:val="45"/>
     <w:next w:val="3"/>
+    <w:qFormat/>
     <w:uiPriority w:val="0"/>
     <w:pPr>
       <w:spacing w:before="240"/>
@@ -2478,10 +5216,11 @@
       <w:b w:val="0"/>
     </w:rPr>
   </w:style>
-  <w:style w:type="paragraph" w:customStyle="1" w:styleId="49">
+  <w:style w:type="paragraph" w:customStyle="1" w:styleId="50">
     <w:name w:val="致谢"/>
-    <w:basedOn w:val="42"/>
-    <w:next w:val="44"/>
+    <w:basedOn w:val="43"/>
+    <w:next w:val="45"/>
+    <w:qFormat/>
     <w:uiPriority w:val="0"/>
     <w:pPr>
       <w:tabs>
@@ -2495,9 +5234,10 @@
       <w:bCs/>
     </w:rPr>
   </w:style>
-  <w:style w:type="paragraph" w:customStyle="1" w:styleId="50">
+  <w:style w:type="paragraph" w:customStyle="1" w:styleId="51">
     <w:name w:val="Text of 中文参考文献"/>
-    <w:basedOn w:val="45"/>
+    <w:basedOn w:val="46"/>
+    <w:qFormat/>
     <w:uiPriority w:val="0"/>
     <w:pPr>
       <w:numPr>
@@ -2511,9 +5251,10 @@
       <w:ind w:left="258" w:hanging="258" w:hangingChars="258"/>
     </w:pPr>
   </w:style>
-  <w:style w:type="paragraph" w:customStyle="1" w:styleId="51">
+  <w:style w:type="paragraph" w:customStyle="1" w:styleId="52">
     <w:name w:val="Text of 中文参考文献１"/>
-    <w:basedOn w:val="50"/>
+    <w:basedOn w:val="51"/>
+    <w:qFormat/>
     <w:uiPriority w:val="0"/>
     <w:pPr>
       <w:tabs>
@@ -2523,10 +5264,11 @@
       </w:tabs>
     </w:pPr>
   </w:style>
-  <w:style w:type="paragraph" w:customStyle="1" w:styleId="52">
+  <w:style w:type="paragraph" w:customStyle="1" w:styleId="53">
     <w:name w:val="http(中)"/>
     <w:basedOn w:val="1"/>
     <w:next w:val="1"/>
+    <w:qFormat/>
     <w:uiPriority w:val="0"/>
     <w:pPr>
       <w:widowControl/>

--- a/241300009.docx
+++ b/241300009.docx
@@ -2279,6 +2279,7 @@
         <w:keepLines w:val="0"/>
         <w:widowControl/>
         <w:suppressLineNumbers w:val="0"/>
+        <w:ind w:firstLine="432" w:firstLineChars="200"/>
         <w:rPr>
           <w:rFonts w:hint="eastAsia"/>
           <w:sz w:val="21"/>
@@ -2303,24 +2304,73 @@
         <w:keepLines w:val="0"/>
         <w:widowControl/>
         <w:suppressLineNumbers w:val="0"/>
-        <w:rPr>
-          <w:rFonts w:hint="default"/>
-          <w:sz w:val="21"/>
-          <w:szCs w:val="21"/>
-          <w:lang w:val="en-US" w:eastAsia="zh-CN"/>
-        </w:rPr>
-      </w:pPr>
-      <w:r>
-        <w:rPr>
-          <w:rFonts w:hint="eastAsia"/>
-          <w:sz w:val="21"/>
-          <w:szCs w:val="21"/>
-          <w:lang w:val="en-US" w:eastAsia="zh-CN"/>
-        </w:rPr>
-        <w:t>接着，</w:t>
-      </w:r>
-      <w:bookmarkStart w:id="0" w:name="_GoBack"/>
-      <w:bookmarkEnd w:id="0"/>
+        <w:ind w:firstLine="432" w:firstLineChars="200"/>
+        <w:rPr>
+          <w:rFonts w:hint="eastAsia"/>
+          <w:sz w:val="21"/>
+          <w:szCs w:val="21"/>
+          <w:lang w:val="en-US" w:eastAsia="zh-CN"/>
+        </w:rPr>
+      </w:pPr>
+      <w:r>
+        <w:rPr>
+          <w:rFonts w:hint="eastAsia"/>
+          <w:sz w:val="21"/>
+          <w:szCs w:val="21"/>
+          <w:lang w:val="en-US" w:eastAsia="zh-CN"/>
+        </w:rPr>
+        <w:t>接着，定义棋盘的不同区域，角落，边缘，内部区域，并初始化稳定棋子计数器为0.</w:t>
+      </w:r>
+    </w:p>
+    <w:p>
+      <w:pPr>
+        <w:pStyle w:val="21"/>
+        <w:keepNext w:val="0"/>
+        <w:keepLines w:val="0"/>
+        <w:widowControl/>
+        <w:suppressLineNumbers w:val="0"/>
+        <w:ind w:left="431" w:leftChars="232" w:firstLine="0" w:firstLineChars="0"/>
+        <w:rPr>
+          <w:rFonts w:hint="eastAsia"/>
+          <w:sz w:val="21"/>
+          <w:szCs w:val="21"/>
+          <w:lang w:val="en-US" w:eastAsia="zh-CN"/>
+        </w:rPr>
+      </w:pPr>
+      <w:r>
+        <w:rPr>
+          <w:rFonts w:hint="eastAsia"/>
+          <w:sz w:val="21"/>
+          <w:szCs w:val="21"/>
+          <w:lang w:val="en-US" w:eastAsia="zh-CN"/>
+        </w:rPr>
+        <w:t>然后定义内部函数is_stable_disk：如果一个棋子的所有相邻位置都是同色棋子，或位于边缘或角落，则认为稳定。</w:t>
+      </w:r>
+    </w:p>
+    <w:p>
+      <w:pPr>
+        <w:pStyle w:val="21"/>
+        <w:keepNext w:val="0"/>
+        <w:keepLines w:val="0"/>
+        <w:widowControl/>
+        <w:suppressLineNumbers w:val="0"/>
+        <w:ind w:firstLine="432" w:firstLineChars="200"/>
+        <w:rPr>
+          <w:rFonts w:hint="default"/>
+          <w:sz w:val="21"/>
+          <w:szCs w:val="21"/>
+          <w:lang w:val="en-US" w:eastAsia="zh-CN"/>
+        </w:rPr>
+      </w:pPr>
+      <w:r>
+        <w:rPr>
+          <w:rFonts w:hint="eastAsia"/>
+          <w:sz w:val="21"/>
+          <w:szCs w:val="21"/>
+          <w:lang w:val="en-US" w:eastAsia="zh-CN"/>
+        </w:rPr>
+        <w:t>最后遍历所有区域，统计满足条件的稳定棋子数量，返回稳定的棋子的总数。</w:t>
+      </w:r>
     </w:p>
     <w:p>
       <w:pPr>
@@ -2344,12 +2394,625 @@
     </w:p>
     <w:p>
       <w:pPr>
-        <w:pStyle w:val="3"/>
-        <w:rPr>
-          <w:rFonts w:hint="eastAsia"/>
+        <w:pStyle w:val="21"/>
+        <w:keepNext w:val="0"/>
+        <w:keepLines w:val="0"/>
+        <w:widowControl/>
+        <w:numPr>
+          <w:ilvl w:val="0"/>
+          <w:numId w:val="7"/>
+        </w:numPr>
+        <w:suppressLineNumbers w:val="0"/>
+        <w:rPr>
+          <w:rFonts w:hint="eastAsia"/>
+          <w:sz w:val="21"/>
+          <w:szCs w:val="21"/>
+          <w:lang w:val="en-US" w:eastAsia="zh-CN"/>
+        </w:rPr>
+      </w:pPr>
+      <w:r>
+        <w:rPr>
+          <w:rFonts w:hint="eastAsia"/>
+          <w:sz w:val="21"/>
+          <w:szCs w:val="21"/>
+          <w:lang w:val="en-US" w:eastAsia="zh-CN"/>
+        </w:rPr>
+        <w:t>在定义棋盘的内部时，使用</w:t>
+      </w:r>
+      <w:r>
+        <w:rPr>
+          <w:rFonts w:hint="default" w:ascii="monospace" w:hAnsi="monospace" w:eastAsia="monospace" w:cs="monospace"/>
+          <w:color w:val="BCBEC4"/>
+          <w:sz w:val="21"/>
+          <w:szCs w:val="21"/>
+          <w:shd w:val="clear" w:fill="1E1F22"/>
+        </w:rPr>
+        <w:t xml:space="preserve">inner_region = [(i, j) </w:t>
+      </w:r>
+      <w:r>
+        <w:rPr>
+          <w:rFonts w:hint="default" w:ascii="monospace" w:hAnsi="monospace" w:eastAsia="monospace" w:cs="monospace"/>
+          <w:color w:val="CF8E6D"/>
+          <w:sz w:val="21"/>
+          <w:szCs w:val="21"/>
+          <w:shd w:val="clear" w:fill="1E1F22"/>
+        </w:rPr>
+        <w:t xml:space="preserve">for </w:t>
+      </w:r>
+      <w:r>
+        <w:rPr>
+          <w:rFonts w:hint="default" w:ascii="monospace" w:hAnsi="monospace" w:eastAsia="monospace" w:cs="monospace"/>
+          <w:color w:val="BCBEC4"/>
+          <w:sz w:val="21"/>
+          <w:szCs w:val="21"/>
+          <w:shd w:val="clear" w:fill="1E1F22"/>
+        </w:rPr>
+        <w:t xml:space="preserve">i </w:t>
+      </w:r>
+      <w:r>
+        <w:rPr>
+          <w:rFonts w:hint="default" w:ascii="monospace" w:hAnsi="monospace" w:eastAsia="monospace" w:cs="monospace"/>
+          <w:color w:val="CF8E6D"/>
+          <w:sz w:val="21"/>
+          <w:szCs w:val="21"/>
+          <w:shd w:val="clear" w:fill="1E1F22"/>
+        </w:rPr>
+        <w:t xml:space="preserve">in </w:t>
+      </w:r>
+      <w:r>
+        <w:rPr>
+          <w:rFonts w:hint="default" w:ascii="monospace" w:hAnsi="monospace" w:eastAsia="monospace" w:cs="monospace"/>
+          <w:color w:val="8888C6"/>
+          <w:sz w:val="21"/>
+          <w:szCs w:val="21"/>
+          <w:shd w:val="clear" w:fill="1E1F22"/>
+        </w:rPr>
+        <w:t>range</w:t>
+      </w:r>
+      <w:r>
+        <w:rPr>
+          <w:rFonts w:hint="default" w:ascii="monospace" w:hAnsi="monospace" w:eastAsia="monospace" w:cs="monospace"/>
+          <w:color w:val="BCBEC4"/>
+          <w:sz w:val="21"/>
+          <w:szCs w:val="21"/>
+          <w:shd w:val="clear" w:fill="1E1F22"/>
+        </w:rPr>
+        <w:t>(</w:t>
+      </w:r>
+      <w:r>
+        <w:rPr>
+          <w:rFonts w:hint="default" w:ascii="monospace" w:hAnsi="monospace" w:eastAsia="monospace" w:cs="monospace"/>
+          <w:color w:val="2AACB8"/>
+          <w:sz w:val="21"/>
+          <w:szCs w:val="21"/>
+          <w:shd w:val="clear" w:fill="1E1F22"/>
+        </w:rPr>
+        <w:t>2</w:t>
+      </w:r>
+      <w:r>
+        <w:rPr>
+          <w:rFonts w:hint="default" w:ascii="monospace" w:hAnsi="monospace" w:eastAsia="monospace" w:cs="monospace"/>
+          <w:color w:val="BCBEC4"/>
+          <w:sz w:val="21"/>
+          <w:szCs w:val="21"/>
+          <w:shd w:val="clear" w:fill="1E1F22"/>
+        </w:rPr>
+        <w:t>,</w:t>
+      </w:r>
+      <w:r>
+        <w:rPr>
+          <w:rFonts w:hint="eastAsia" w:ascii="monospace" w:hAnsi="monospace" w:cs="monospace"/>
+          <w:color w:val="BCBEC4"/>
+          <w:sz w:val="21"/>
+          <w:szCs w:val="21"/>
+          <w:shd w:val="clear" w:fill="1E1F22"/>
+          <w:lang w:val="en-US" w:eastAsia="zh-CN"/>
+        </w:rPr>
+        <w:t xml:space="preserve"> </w:t>
+      </w:r>
+      <w:r>
+        <w:rPr>
+          <w:rFonts w:hint="default" w:ascii="monospace" w:hAnsi="monospace" w:eastAsia="monospace" w:cs="monospace"/>
+          <w:color w:val="2AACB8"/>
+          <w:sz w:val="21"/>
+          <w:szCs w:val="21"/>
+          <w:shd w:val="clear" w:fill="1E1F22"/>
+        </w:rPr>
+        <w:t>6</w:t>
+      </w:r>
+      <w:r>
+        <w:rPr>
+          <w:rFonts w:hint="default" w:ascii="monospace" w:hAnsi="monospace" w:eastAsia="monospace" w:cs="monospace"/>
+          <w:color w:val="BCBEC4"/>
+          <w:sz w:val="21"/>
+          <w:szCs w:val="21"/>
+          <w:shd w:val="clear" w:fill="1E1F22"/>
+        </w:rPr>
+        <w:t xml:space="preserve">) </w:t>
+      </w:r>
+      <w:r>
+        <w:rPr>
+          <w:rFonts w:hint="default" w:ascii="monospace" w:hAnsi="monospace" w:eastAsia="monospace" w:cs="monospace"/>
+          <w:color w:val="CF8E6D"/>
+          <w:sz w:val="21"/>
+          <w:szCs w:val="21"/>
+          <w:shd w:val="clear" w:fill="1E1F22"/>
+        </w:rPr>
+        <w:t xml:space="preserve">for </w:t>
+      </w:r>
+      <w:r>
+        <w:rPr>
+          <w:rFonts w:hint="default" w:ascii="monospace" w:hAnsi="monospace" w:eastAsia="monospace" w:cs="monospace"/>
+          <w:color w:val="BCBEC4"/>
+          <w:sz w:val="21"/>
+          <w:szCs w:val="21"/>
+          <w:shd w:val="clear" w:fill="1E1F22"/>
+        </w:rPr>
+        <w:t xml:space="preserve">j </w:t>
+      </w:r>
+      <w:r>
+        <w:rPr>
+          <w:rFonts w:hint="default" w:ascii="monospace" w:hAnsi="monospace" w:eastAsia="monospace" w:cs="monospace"/>
+          <w:color w:val="CF8E6D"/>
+          <w:sz w:val="21"/>
+          <w:szCs w:val="21"/>
+          <w:shd w:val="clear" w:fill="1E1F22"/>
+        </w:rPr>
+        <w:t xml:space="preserve">in </w:t>
+      </w:r>
+      <w:r>
+        <w:rPr>
+          <w:rFonts w:hint="default" w:ascii="monospace" w:hAnsi="monospace" w:eastAsia="monospace" w:cs="monospace"/>
+          <w:color w:val="8888C6"/>
+          <w:sz w:val="21"/>
+          <w:szCs w:val="21"/>
+          <w:shd w:val="clear" w:fill="1E1F22"/>
+        </w:rPr>
+        <w:t>range</w:t>
+      </w:r>
+      <w:r>
+        <w:rPr>
+          <w:rFonts w:hint="default" w:ascii="monospace" w:hAnsi="monospace" w:eastAsia="monospace" w:cs="monospace"/>
+          <w:color w:val="BCBEC4"/>
+          <w:sz w:val="21"/>
+          <w:szCs w:val="21"/>
+          <w:shd w:val="clear" w:fill="1E1F22"/>
+        </w:rPr>
+        <w:t>(</w:t>
+      </w:r>
+      <w:r>
+        <w:rPr>
+          <w:rFonts w:hint="default" w:ascii="monospace" w:hAnsi="monospace" w:eastAsia="monospace" w:cs="monospace"/>
+          <w:color w:val="2AACB8"/>
+          <w:sz w:val="21"/>
+          <w:szCs w:val="21"/>
+          <w:shd w:val="clear" w:fill="1E1F22"/>
+        </w:rPr>
+        <w:t>2</w:t>
+      </w:r>
+      <w:r>
+        <w:rPr>
+          <w:rFonts w:hint="default" w:ascii="monospace" w:hAnsi="monospace" w:eastAsia="monospace" w:cs="monospace"/>
+          <w:color w:val="BCBEC4"/>
+          <w:sz w:val="21"/>
+          <w:szCs w:val="21"/>
+          <w:shd w:val="clear" w:fill="1E1F22"/>
+        </w:rPr>
+        <w:t>,</w:t>
+      </w:r>
+      <w:r>
+        <w:rPr>
+          <w:rFonts w:hint="eastAsia" w:ascii="monospace" w:hAnsi="monospace" w:cs="monospace"/>
+          <w:color w:val="BCBEC4"/>
+          <w:sz w:val="21"/>
+          <w:szCs w:val="21"/>
+          <w:shd w:val="clear" w:fill="1E1F22"/>
+          <w:lang w:val="en-US" w:eastAsia="zh-CN"/>
+        </w:rPr>
+        <w:t xml:space="preserve"> </w:t>
+      </w:r>
+      <w:r>
+        <w:rPr>
+          <w:rFonts w:hint="default" w:ascii="monospace" w:hAnsi="monospace" w:eastAsia="monospace" w:cs="monospace"/>
+          <w:color w:val="2AACB8"/>
+          <w:sz w:val="21"/>
+          <w:szCs w:val="21"/>
+          <w:shd w:val="clear" w:fill="1E1F22"/>
+        </w:rPr>
+        <w:t>6</w:t>
+      </w:r>
+      <w:r>
+        <w:rPr>
+          <w:rFonts w:hint="default" w:ascii="monospace" w:hAnsi="monospace" w:eastAsia="monospace" w:cs="monospace"/>
+          <w:color w:val="BCBEC4"/>
+          <w:sz w:val="21"/>
+          <w:szCs w:val="21"/>
+          <w:shd w:val="clear" w:fill="1E1F22"/>
+        </w:rPr>
+        <w:t>)]</w:t>
+      </w:r>
+      <w:r>
+        <w:rPr>
+          <w:rFonts w:hint="eastAsia"/>
+          <w:sz w:val="21"/>
+          <w:szCs w:val="21"/>
+          <w:lang w:val="en-US" w:eastAsia="zh-CN"/>
+        </w:rPr>
+        <w:t xml:space="preserve"> ，range（2 ，6）为{2,3,4,5},这只能包含（2,2）到（5,5）的4*4区域，缺少其外围一圈的位置。这导致遍历棋盘时会遗漏。应该改成：</w:t>
+      </w:r>
+    </w:p>
+    <w:p>
+      <w:pPr>
+        <w:pStyle w:val="21"/>
+        <w:keepNext w:val="0"/>
+        <w:keepLines w:val="0"/>
+        <w:widowControl/>
+        <w:suppressLineNumbers w:val="0"/>
+        <w:rPr>
+          <w:rFonts w:hint="eastAsia"/>
+          <w:sz w:val="21"/>
+          <w:szCs w:val="21"/>
+          <w:lang w:val="en-US" w:eastAsia="zh-CN"/>
+        </w:rPr>
+      </w:pPr>
+      <w:r>
+        <w:rPr>
+          <w:rFonts w:hint="default" w:ascii="monospace" w:hAnsi="monospace" w:eastAsia="monospace" w:cs="monospace"/>
+          <w:color w:val="BCBEC4"/>
+          <w:sz w:val="21"/>
+          <w:szCs w:val="21"/>
+          <w:shd w:val="clear" w:fill="1E1F22"/>
+        </w:rPr>
+        <w:t xml:space="preserve">inner_region = [(i, j) </w:t>
+      </w:r>
+      <w:r>
+        <w:rPr>
+          <w:rFonts w:hint="default" w:ascii="monospace" w:hAnsi="monospace" w:eastAsia="monospace" w:cs="monospace"/>
+          <w:color w:val="CF8E6D"/>
+          <w:sz w:val="21"/>
+          <w:szCs w:val="21"/>
+          <w:shd w:val="clear" w:fill="1E1F22"/>
+        </w:rPr>
+        <w:t xml:space="preserve">for </w:t>
+      </w:r>
+      <w:r>
+        <w:rPr>
+          <w:rFonts w:hint="default" w:ascii="monospace" w:hAnsi="monospace" w:eastAsia="monospace" w:cs="monospace"/>
+          <w:color w:val="BCBEC4"/>
+          <w:sz w:val="21"/>
+          <w:szCs w:val="21"/>
+          <w:shd w:val="clear" w:fill="1E1F22"/>
+        </w:rPr>
+        <w:t xml:space="preserve">i </w:t>
+      </w:r>
+      <w:r>
+        <w:rPr>
+          <w:rFonts w:hint="default" w:ascii="monospace" w:hAnsi="monospace" w:eastAsia="monospace" w:cs="monospace"/>
+          <w:color w:val="CF8E6D"/>
+          <w:sz w:val="21"/>
+          <w:szCs w:val="21"/>
+          <w:shd w:val="clear" w:fill="1E1F22"/>
+        </w:rPr>
+        <w:t xml:space="preserve">in </w:t>
+      </w:r>
+      <w:r>
+        <w:rPr>
+          <w:rFonts w:hint="default" w:ascii="monospace" w:hAnsi="monospace" w:eastAsia="monospace" w:cs="monospace"/>
+          <w:color w:val="8888C6"/>
+          <w:sz w:val="21"/>
+          <w:szCs w:val="21"/>
+          <w:shd w:val="clear" w:fill="1E1F22"/>
+        </w:rPr>
+        <w:t>range</w:t>
+      </w:r>
+      <w:r>
+        <w:rPr>
+          <w:rFonts w:hint="default" w:ascii="monospace" w:hAnsi="monospace" w:eastAsia="monospace" w:cs="monospace"/>
+          <w:color w:val="BCBEC4"/>
+          <w:sz w:val="21"/>
+          <w:szCs w:val="21"/>
+          <w:shd w:val="clear" w:fill="1E1F22"/>
+        </w:rPr>
+        <w:t>(</w:t>
+      </w:r>
+      <w:r>
+        <w:rPr>
+          <w:rFonts w:hint="default" w:ascii="monospace" w:hAnsi="monospace" w:eastAsia="monospace" w:cs="monospace"/>
+          <w:color w:val="2AACB8"/>
+          <w:sz w:val="21"/>
+          <w:szCs w:val="21"/>
+          <w:shd w:val="clear" w:fill="1E1F22"/>
+        </w:rPr>
+        <w:t>1</w:t>
+      </w:r>
+      <w:r>
+        <w:rPr>
+          <w:rFonts w:hint="default" w:ascii="monospace" w:hAnsi="monospace" w:eastAsia="monospace" w:cs="monospace"/>
+          <w:color w:val="BCBEC4"/>
+          <w:sz w:val="21"/>
+          <w:szCs w:val="21"/>
+          <w:shd w:val="clear" w:fill="1E1F22"/>
+        </w:rPr>
+        <w:t xml:space="preserve">, </w:t>
+      </w:r>
+      <w:r>
+        <w:rPr>
+          <w:rFonts w:hint="default" w:ascii="monospace" w:hAnsi="monospace" w:eastAsia="monospace" w:cs="monospace"/>
+          <w:color w:val="2AACB8"/>
+          <w:sz w:val="21"/>
+          <w:szCs w:val="21"/>
+          <w:shd w:val="clear" w:fill="1E1F22"/>
+        </w:rPr>
+        <w:t>7</w:t>
+      </w:r>
+      <w:r>
+        <w:rPr>
+          <w:rFonts w:hint="default" w:ascii="monospace" w:hAnsi="monospace" w:eastAsia="monospace" w:cs="monospace"/>
+          <w:color w:val="BCBEC4"/>
+          <w:sz w:val="21"/>
+          <w:szCs w:val="21"/>
+          <w:shd w:val="clear" w:fill="1E1F22"/>
+        </w:rPr>
+        <w:t xml:space="preserve">) </w:t>
+      </w:r>
+      <w:r>
+        <w:rPr>
+          <w:rFonts w:hint="default" w:ascii="monospace" w:hAnsi="monospace" w:eastAsia="monospace" w:cs="monospace"/>
+          <w:color w:val="CF8E6D"/>
+          <w:sz w:val="21"/>
+          <w:szCs w:val="21"/>
+          <w:shd w:val="clear" w:fill="1E1F22"/>
+        </w:rPr>
+        <w:t xml:space="preserve">for </w:t>
+      </w:r>
+      <w:r>
+        <w:rPr>
+          <w:rFonts w:hint="default" w:ascii="monospace" w:hAnsi="monospace" w:eastAsia="monospace" w:cs="monospace"/>
+          <w:color w:val="BCBEC4"/>
+          <w:sz w:val="21"/>
+          <w:szCs w:val="21"/>
+          <w:shd w:val="clear" w:fill="1E1F22"/>
+        </w:rPr>
+        <w:t xml:space="preserve">j </w:t>
+      </w:r>
+      <w:r>
+        <w:rPr>
+          <w:rFonts w:hint="default" w:ascii="monospace" w:hAnsi="monospace" w:eastAsia="monospace" w:cs="monospace"/>
+          <w:color w:val="CF8E6D"/>
+          <w:sz w:val="21"/>
+          <w:szCs w:val="21"/>
+          <w:shd w:val="clear" w:fill="1E1F22"/>
+        </w:rPr>
+        <w:t xml:space="preserve">in </w:t>
+      </w:r>
+      <w:r>
+        <w:rPr>
+          <w:rFonts w:hint="default" w:ascii="monospace" w:hAnsi="monospace" w:eastAsia="monospace" w:cs="monospace"/>
+          <w:color w:val="8888C6"/>
+          <w:sz w:val="21"/>
+          <w:szCs w:val="21"/>
+          <w:shd w:val="clear" w:fill="1E1F22"/>
+        </w:rPr>
+        <w:t>range</w:t>
+      </w:r>
+      <w:r>
+        <w:rPr>
+          <w:rFonts w:hint="default" w:ascii="monospace" w:hAnsi="monospace" w:eastAsia="monospace" w:cs="monospace"/>
+          <w:color w:val="BCBEC4"/>
+          <w:sz w:val="21"/>
+          <w:szCs w:val="21"/>
+          <w:shd w:val="clear" w:fill="1E1F22"/>
+        </w:rPr>
+        <w:t>(</w:t>
+      </w:r>
+      <w:r>
+        <w:rPr>
+          <w:rFonts w:hint="default" w:ascii="monospace" w:hAnsi="monospace" w:eastAsia="monospace" w:cs="monospace"/>
+          <w:color w:val="2AACB8"/>
+          <w:sz w:val="21"/>
+          <w:szCs w:val="21"/>
+          <w:shd w:val="clear" w:fill="1E1F22"/>
+        </w:rPr>
+        <w:t>1</w:t>
+      </w:r>
+      <w:r>
+        <w:rPr>
+          <w:rFonts w:hint="default" w:ascii="monospace" w:hAnsi="monospace" w:eastAsia="monospace" w:cs="monospace"/>
+          <w:color w:val="BCBEC4"/>
+          <w:sz w:val="21"/>
+          <w:szCs w:val="21"/>
+          <w:shd w:val="clear" w:fill="1E1F22"/>
+        </w:rPr>
+        <w:t xml:space="preserve">, </w:t>
+      </w:r>
+      <w:r>
+        <w:rPr>
+          <w:rFonts w:hint="default" w:ascii="monospace" w:hAnsi="monospace" w:eastAsia="monospace" w:cs="monospace"/>
+          <w:color w:val="2AACB8"/>
+          <w:sz w:val="21"/>
+          <w:szCs w:val="21"/>
+          <w:shd w:val="clear" w:fill="1E1F22"/>
+        </w:rPr>
+        <w:t>7</w:t>
+      </w:r>
+      <w:r>
+        <w:rPr>
+          <w:rFonts w:hint="default" w:ascii="monospace" w:hAnsi="monospace" w:eastAsia="monospace" w:cs="monospace"/>
+          <w:color w:val="BCBEC4"/>
+          <w:sz w:val="21"/>
+          <w:szCs w:val="21"/>
+          <w:shd w:val="clear" w:fill="1E1F22"/>
+        </w:rPr>
+        <w:t>)]</w:t>
+      </w:r>
+    </w:p>
+    <w:p>
+      <w:pPr>
+        <w:pStyle w:val="21"/>
+        <w:keepNext w:val="0"/>
+        <w:keepLines w:val="0"/>
+        <w:widowControl/>
+        <w:numPr>
+          <w:ilvl w:val="0"/>
+          <w:numId w:val="7"/>
+        </w:numPr>
+        <w:suppressLineNumbers w:val="0"/>
+        <w:rPr>
+          <w:rFonts w:hint="default"/>
+          <w:sz w:val="21"/>
+          <w:szCs w:val="21"/>
+          <w:lang w:val="en-US" w:eastAsia="zh-CN"/>
+        </w:rPr>
+      </w:pPr>
+      <w:r>
+        <w:rPr>
+          <w:rFonts w:hint="eastAsia"/>
+          <w:sz w:val="21"/>
+          <w:szCs w:val="21"/>
+          <w:lang w:val="en-US" w:eastAsia="zh-CN"/>
+        </w:rPr>
+        <w:t>阶段化权重动态调整</w:t>
+      </w:r>
+    </w:p>
+    <w:p>
+      <w:pPr>
+        <w:pStyle w:val="21"/>
+        <w:keepNext w:val="0"/>
+        <w:keepLines w:val="0"/>
+        <w:widowControl/>
+        <w:numPr>
+          <w:ilvl w:val="0"/>
+          <w:numId w:val="7"/>
+        </w:numPr>
+        <w:suppressLineNumbers w:val="0"/>
+        <w:rPr>
+          <w:rFonts w:hint="default"/>
+          <w:sz w:val="21"/>
+          <w:szCs w:val="21"/>
+          <w:lang w:val="en-US" w:eastAsia="zh-CN"/>
+        </w:rPr>
+      </w:pPr>
+    </w:p>
+    <w:p>
+      <w:pPr>
+        <w:pStyle w:val="21"/>
+        <w:keepNext w:val="0"/>
+        <w:keepLines w:val="0"/>
+        <w:widowControl/>
+        <w:numPr>
+          <w:ilvl w:val="0"/>
+          <w:numId w:val="7"/>
+        </w:numPr>
+        <w:suppressLineNumbers w:val="0"/>
+        <w:rPr>
+          <w:rFonts w:hint="default"/>
+          <w:sz w:val="21"/>
+          <w:szCs w:val="21"/>
+          <w:lang w:val="en-US" w:eastAsia="zh-CN"/>
+        </w:rPr>
+      </w:pPr>
+    </w:p>
+    <w:p>
+      <w:pPr>
+        <w:pStyle w:val="4"/>
+        <w:bidi w:val="0"/>
+        <w:ind w:left="0" w:leftChars="0" w:firstLine="0" w:firstLineChars="0"/>
+        <w:rPr>
+          <w:rFonts w:hint="eastAsia"/>
+          <w:sz w:val="18"/>
+          <w:szCs w:val="18"/>
           <w:lang w:val="en-US" w:eastAsia="zh"/>
         </w:rPr>
       </w:pPr>
+      <w:r>
+        <w:rPr>
+          <w:rFonts w:hint="eastAsia"/>
+          <w:sz w:val="18"/>
+          <w:szCs w:val="18"/>
+          <w:lang w:val="en-US" w:eastAsia="zh-CN"/>
+        </w:rPr>
+        <w:t>reference：</w:t>
+      </w:r>
+    </w:p>
+    <w:p>
+      <w:pPr>
+        <w:pStyle w:val="3"/>
+        <w:rPr>
+          <w:rFonts w:hint="eastAsia" w:eastAsia="宋体"/>
+          <w:sz w:val="18"/>
+          <w:szCs w:val="18"/>
+          <w:lang w:val="en-US" w:eastAsia="zh-CN"/>
+        </w:rPr>
+      </w:pPr>
+      <w:r>
+        <w:rPr>
+          <w:rFonts w:ascii="宋体" w:hAnsi="宋体" w:eastAsia="宋体" w:cs="宋体"/>
+          <w:sz w:val="18"/>
+          <w:szCs w:val="18"/>
+        </w:rPr>
+        <w:fldChar w:fldCharType="begin"/>
+      </w:r>
+      <w:r>
+        <w:rPr>
+          <w:rFonts w:ascii="宋体" w:hAnsi="宋体" w:eastAsia="宋体" w:cs="宋体"/>
+          <w:sz w:val="18"/>
+          <w:szCs w:val="18"/>
+        </w:rPr>
+        <w:instrText xml:space="preserve"> HYPERLINK "https://zhuanlan.zhihu.com/p/32320751" </w:instrText>
+      </w:r>
+      <w:r>
+        <w:rPr>
+          <w:rFonts w:ascii="宋体" w:hAnsi="宋体" w:eastAsia="宋体" w:cs="宋体"/>
+          <w:sz w:val="18"/>
+          <w:szCs w:val="18"/>
+        </w:rPr>
+        <w:fldChar w:fldCharType="separate"/>
+      </w:r>
+      <w:r>
+        <w:rPr>
+          <w:rStyle w:val="27"/>
+          <w:rFonts w:ascii="宋体" w:hAnsi="宋体" w:eastAsia="宋体" w:cs="宋体"/>
+          <w:sz w:val="18"/>
+          <w:szCs w:val="18"/>
+        </w:rPr>
+        <w:t>【入门】强大的角和危险的X点 - 知乎</w:t>
+      </w:r>
+      <w:r>
+        <w:rPr>
+          <w:rFonts w:ascii="宋体" w:hAnsi="宋体" w:eastAsia="宋体" w:cs="宋体"/>
+          <w:sz w:val="18"/>
+          <w:szCs w:val="18"/>
+        </w:rPr>
+        <w:fldChar w:fldCharType="end"/>
+      </w:r>
+      <w:r>
+        <w:rPr>
+          <w:rFonts w:hint="eastAsia" w:ascii="宋体" w:hAnsi="宋体" w:cs="宋体"/>
+          <w:sz w:val="18"/>
+          <w:szCs w:val="18"/>
+          <w:lang w:val="en-US" w:eastAsia="zh-CN"/>
+        </w:rPr>
+        <w:t xml:space="preserve"> （</w:t>
+      </w:r>
+      <w:r>
+        <w:rPr>
+          <w:rFonts w:hint="eastAsia" w:ascii="宋体" w:hAnsi="宋体" w:eastAsia="宋体" w:cs="宋体"/>
+          <w:sz w:val="18"/>
+          <w:szCs w:val="18"/>
+        </w:rPr>
+        <w:t>https://zhuanlan.zhihu.com/p/32320751</w:t>
+      </w:r>
+      <w:r>
+        <w:rPr>
+          <w:rFonts w:hint="eastAsia" w:ascii="宋体" w:hAnsi="宋体" w:cs="宋体"/>
+          <w:sz w:val="18"/>
+          <w:szCs w:val="18"/>
+          <w:lang w:eastAsia="zh-CN"/>
+        </w:rPr>
+        <w:t>）</w:t>
+      </w:r>
+      <w:bookmarkStart w:id="0" w:name="_GoBack"/>
+      <w:bookmarkEnd w:id="0"/>
     </w:p>
     <w:p>
       <w:pPr>
@@ -2777,7 +3440,7 @@
         <w:pStyle w:val="3"/>
         <w:numPr>
           <w:ilvl w:val="0"/>
-          <w:numId w:val="7"/>
+          <w:numId w:val="8"/>
         </w:numPr>
         <w:rPr>
           <w:rFonts w:hint="eastAsia"/>
@@ -2849,7 +3512,7 @@
         <w:pStyle w:val="3"/>
         <w:numPr>
           <w:ilvl w:val="0"/>
-          <w:numId w:val="7"/>
+          <w:numId w:val="8"/>
         </w:numPr>
         <w:ind w:left="0" w:leftChars="0" w:firstLine="432" w:firstLineChars="200"/>
         <w:rPr>
@@ -2874,7 +3537,7 @@
         <w:pStyle w:val="3"/>
         <w:numPr>
           <w:ilvl w:val="0"/>
-          <w:numId w:val="7"/>
+          <w:numId w:val="8"/>
         </w:numPr>
         <w:ind w:left="0" w:leftChars="0" w:firstLine="432" w:firstLineChars="200"/>
         <w:rPr>
@@ -2917,7 +3580,7 @@
         <w:pStyle w:val="3"/>
         <w:numPr>
           <w:ilvl w:val="0"/>
-          <w:numId w:val="7"/>
+          <w:numId w:val="8"/>
         </w:numPr>
         <w:ind w:left="0" w:leftChars="0" w:firstLine="432" w:firstLineChars="200"/>
         <w:rPr>
@@ -3714,6 +4377,18 @@
     </w:lvl>
   </w:abstractNum>
   <w:abstractNum w:abstractNumId="1">
+    <w:nsid w:val="00B475C4"/>
+    <w:multiLevelType w:val="singleLevel"/>
+    <w:tmpl w:val="00B475C4"/>
+    <w:lvl w:ilvl="0" w:tentative="0">
+      <w:start w:val="1"/>
+      <w:numFmt w:val="decimal"/>
+      <w:suff w:val="nothing"/>
+      <w:lvlText w:val="%1、"/>
+      <w:lvlJc w:val="left"/>
+    </w:lvl>
+  </w:abstractNum>
+  <w:abstractNum w:abstractNumId="2">
     <w:nsid w:val="3CC42583"/>
     <w:multiLevelType w:val="singleLevel"/>
     <w:tmpl w:val="3CC42583"/>
@@ -3724,7 +4399,7 @@
       <w:lvlJc w:val="left"/>
     </w:lvl>
   </w:abstractNum>
-  <w:abstractNum w:abstractNumId="2">
+  <w:abstractNum w:abstractNumId="3">
     <w:nsid w:val="4BBC2CA8"/>
     <w:multiLevelType w:val="multilevel"/>
     <w:tmpl w:val="4BBC2CA8"/>
@@ -3885,7 +4560,7 @@
       </w:rPr>
     </w:lvl>
   </w:abstractNum>
-  <w:abstractNum w:abstractNumId="3">
+  <w:abstractNum w:abstractNumId="4">
     <w:nsid w:val="612B6CE2"/>
     <w:multiLevelType w:val="multilevel"/>
     <w:tmpl w:val="612B6CE2"/>
@@ -4005,7 +4680,7 @@
       </w:pPr>
     </w:lvl>
   </w:abstractNum>
-  <w:abstractNum w:abstractNumId="4">
+  <w:abstractNum w:abstractNumId="5">
     <w:nsid w:val="631B5AE9"/>
     <w:multiLevelType w:val="multilevel"/>
     <w:tmpl w:val="631B5AE9"/>
@@ -4125,7 +4800,7 @@
       </w:pPr>
     </w:lvl>
   </w:abstractNum>
-  <w:abstractNum w:abstractNumId="5">
+  <w:abstractNum w:abstractNumId="6">
     <w:nsid w:val="64C3C73F"/>
     <w:multiLevelType w:val="singleLevel"/>
     <w:tmpl w:val="64C3C73F"/>
@@ -4141,7 +4816,7 @@
       </w:pPr>
     </w:lvl>
   </w:abstractNum>
-  <w:abstractNum w:abstractNumId="6">
+  <w:abstractNum w:abstractNumId="7">
     <w:nsid w:val="6A95D7D1"/>
     <w:multiLevelType w:val="singleLevel"/>
     <w:tmpl w:val="6A95D7D1"/>
@@ -4153,25 +4828,28 @@
     </w:lvl>
   </w:abstractNum>
   <w:num w:numId="1">
-    <w:abstractNumId w:val="2"/>
+    <w:abstractNumId w:val="3"/>
   </w:num>
   <w:num w:numId="2">
-    <w:abstractNumId w:val="3"/>
+    <w:abstractNumId w:val="4"/>
   </w:num>
   <w:num w:numId="3">
-    <w:abstractNumId w:val="4"/>
+    <w:abstractNumId w:val="5"/>
   </w:num>
   <w:num w:numId="4">
-    <w:abstractNumId w:val="1"/>
+    <w:abstractNumId w:val="2"/>
   </w:num>
   <w:num w:numId="5">
     <w:abstractNumId w:val="0"/>
   </w:num>
   <w:num w:numId="6">
-    <w:abstractNumId w:val="6"/>
+    <w:abstractNumId w:val="7"/>
   </w:num>
   <w:num w:numId="7">
-    <w:abstractNumId w:val="5"/>
+    <w:abstractNumId w:val="1"/>
+  </w:num>
+  <w:num w:numId="8">
+    <w:abstractNumId w:val="6"/>
   </w:num>
 </w:numbering>
 </file>

--- a/241300009.docx
+++ b/241300009.docx
@@ -7,7 +7,7 @@
         <w:pStyle w:val="15"/>
         <w:jc w:val="center"/>
         <w:rPr>
-          <w:rStyle w:val="29"/>
+          <w:rStyle w:val="30"/>
           <w:rFonts w:hint="default"/>
           <w:sz w:val="18"/>
           <w:lang w:val="en-US"/>
@@ -1066,6 +1066,15 @@
             </a:graphic>
           </wp:inline>
         </w:drawing>
+      </w:r>
+      <w:r>
+        <w:rPr>
+          <w:rFonts w:hint="eastAsia"/>
+          <w:sz w:val="21"/>
+          <w:szCs w:val="21"/>
+          <w:lang w:val="en-US" w:eastAsia="zh-CN"/>
+        </w:rPr>
+        <w:t xml:space="preserve"> </w:t>
       </w:r>
       <w:r>
         <w:rPr>
@@ -1266,6 +1275,15 @@
       </w:r>
       <w:r>
         <w:rPr>
+          <w:rFonts w:hint="eastAsia"/>
+          <w:sz w:val="21"/>
+          <w:szCs w:val="21"/>
+          <w:lang w:val="en-US" w:eastAsia="zh-CN"/>
+        </w:rPr>
+        <w:t xml:space="preserve"> </w:t>
+      </w:r>
+      <w:r>
+        <w:rPr>
           <w:rFonts w:hint="default"/>
           <w:sz w:val="21"/>
           <w:szCs w:val="21"/>
@@ -1485,6 +1503,15 @@
       </w:r>
       <w:r>
         <w:rPr>
+          <w:rFonts w:hint="eastAsia"/>
+          <w:sz w:val="21"/>
+          <w:szCs w:val="21"/>
+          <w:lang w:val="en-US" w:eastAsia="zh-CN"/>
+        </w:rPr>
+        <w:t xml:space="preserve"> </w:t>
+      </w:r>
+      <w:r>
+        <w:rPr>
           <w:rFonts w:hint="default"/>
           <w:sz w:val="21"/>
           <w:szCs w:val="21"/>
@@ -2417,228 +2444,7 @@
           <w:szCs w:val="21"/>
           <w:lang w:val="en-US" w:eastAsia="zh-CN"/>
         </w:rPr>
-        <w:t>在定义棋盘的内部时，使用</w:t>
-      </w:r>
-      <w:r>
-        <w:rPr>
-          <w:rFonts w:hint="default" w:ascii="monospace" w:hAnsi="monospace" w:eastAsia="monospace" w:cs="monospace"/>
-          <w:color w:val="BCBEC4"/>
-          <w:sz w:val="21"/>
-          <w:szCs w:val="21"/>
-          <w:shd w:val="clear" w:fill="1E1F22"/>
-        </w:rPr>
-        <w:t xml:space="preserve">inner_region = [(i, j) </w:t>
-      </w:r>
-      <w:r>
-        <w:rPr>
-          <w:rFonts w:hint="default" w:ascii="monospace" w:hAnsi="monospace" w:eastAsia="monospace" w:cs="monospace"/>
-          <w:color w:val="CF8E6D"/>
-          <w:sz w:val="21"/>
-          <w:szCs w:val="21"/>
-          <w:shd w:val="clear" w:fill="1E1F22"/>
-        </w:rPr>
-        <w:t xml:space="preserve">for </w:t>
-      </w:r>
-      <w:r>
-        <w:rPr>
-          <w:rFonts w:hint="default" w:ascii="monospace" w:hAnsi="monospace" w:eastAsia="monospace" w:cs="monospace"/>
-          <w:color w:val="BCBEC4"/>
-          <w:sz w:val="21"/>
-          <w:szCs w:val="21"/>
-          <w:shd w:val="clear" w:fill="1E1F22"/>
-        </w:rPr>
-        <w:t xml:space="preserve">i </w:t>
-      </w:r>
-      <w:r>
-        <w:rPr>
-          <w:rFonts w:hint="default" w:ascii="monospace" w:hAnsi="monospace" w:eastAsia="monospace" w:cs="monospace"/>
-          <w:color w:val="CF8E6D"/>
-          <w:sz w:val="21"/>
-          <w:szCs w:val="21"/>
-          <w:shd w:val="clear" w:fill="1E1F22"/>
-        </w:rPr>
-        <w:t xml:space="preserve">in </w:t>
-      </w:r>
-      <w:r>
-        <w:rPr>
-          <w:rFonts w:hint="default" w:ascii="monospace" w:hAnsi="monospace" w:eastAsia="monospace" w:cs="monospace"/>
-          <w:color w:val="8888C6"/>
-          <w:sz w:val="21"/>
-          <w:szCs w:val="21"/>
-          <w:shd w:val="clear" w:fill="1E1F22"/>
-        </w:rPr>
-        <w:t>range</w:t>
-      </w:r>
-      <w:r>
-        <w:rPr>
-          <w:rFonts w:hint="default" w:ascii="monospace" w:hAnsi="monospace" w:eastAsia="monospace" w:cs="monospace"/>
-          <w:color w:val="BCBEC4"/>
-          <w:sz w:val="21"/>
-          <w:szCs w:val="21"/>
-          <w:shd w:val="clear" w:fill="1E1F22"/>
-        </w:rPr>
-        <w:t>(</w:t>
-      </w:r>
-      <w:r>
-        <w:rPr>
-          <w:rFonts w:hint="default" w:ascii="monospace" w:hAnsi="monospace" w:eastAsia="monospace" w:cs="monospace"/>
-          <w:color w:val="2AACB8"/>
-          <w:sz w:val="21"/>
-          <w:szCs w:val="21"/>
-          <w:shd w:val="clear" w:fill="1E1F22"/>
-        </w:rPr>
-        <w:t>2</w:t>
-      </w:r>
-      <w:r>
-        <w:rPr>
-          <w:rFonts w:hint="default" w:ascii="monospace" w:hAnsi="monospace" w:eastAsia="monospace" w:cs="monospace"/>
-          <w:color w:val="BCBEC4"/>
-          <w:sz w:val="21"/>
-          <w:szCs w:val="21"/>
-          <w:shd w:val="clear" w:fill="1E1F22"/>
-        </w:rPr>
-        <w:t>,</w:t>
-      </w:r>
-      <w:r>
-        <w:rPr>
-          <w:rFonts w:hint="eastAsia" w:ascii="monospace" w:hAnsi="monospace" w:cs="monospace"/>
-          <w:color w:val="BCBEC4"/>
-          <w:sz w:val="21"/>
-          <w:szCs w:val="21"/>
-          <w:shd w:val="clear" w:fill="1E1F22"/>
-          <w:lang w:val="en-US" w:eastAsia="zh-CN"/>
-        </w:rPr>
-        <w:t xml:space="preserve"> </w:t>
-      </w:r>
-      <w:r>
-        <w:rPr>
-          <w:rFonts w:hint="default" w:ascii="monospace" w:hAnsi="monospace" w:eastAsia="monospace" w:cs="monospace"/>
-          <w:color w:val="2AACB8"/>
-          <w:sz w:val="21"/>
-          <w:szCs w:val="21"/>
-          <w:shd w:val="clear" w:fill="1E1F22"/>
-        </w:rPr>
-        <w:t>6</w:t>
-      </w:r>
-      <w:r>
-        <w:rPr>
-          <w:rFonts w:hint="default" w:ascii="monospace" w:hAnsi="monospace" w:eastAsia="monospace" w:cs="monospace"/>
-          <w:color w:val="BCBEC4"/>
-          <w:sz w:val="21"/>
-          <w:szCs w:val="21"/>
-          <w:shd w:val="clear" w:fill="1E1F22"/>
-        </w:rPr>
-        <w:t xml:space="preserve">) </w:t>
-      </w:r>
-      <w:r>
-        <w:rPr>
-          <w:rFonts w:hint="default" w:ascii="monospace" w:hAnsi="monospace" w:eastAsia="monospace" w:cs="monospace"/>
-          <w:color w:val="CF8E6D"/>
-          <w:sz w:val="21"/>
-          <w:szCs w:val="21"/>
-          <w:shd w:val="clear" w:fill="1E1F22"/>
-        </w:rPr>
-        <w:t xml:space="preserve">for </w:t>
-      </w:r>
-      <w:r>
-        <w:rPr>
-          <w:rFonts w:hint="default" w:ascii="monospace" w:hAnsi="monospace" w:eastAsia="monospace" w:cs="monospace"/>
-          <w:color w:val="BCBEC4"/>
-          <w:sz w:val="21"/>
-          <w:szCs w:val="21"/>
-          <w:shd w:val="clear" w:fill="1E1F22"/>
-        </w:rPr>
-        <w:t xml:space="preserve">j </w:t>
-      </w:r>
-      <w:r>
-        <w:rPr>
-          <w:rFonts w:hint="default" w:ascii="monospace" w:hAnsi="monospace" w:eastAsia="monospace" w:cs="monospace"/>
-          <w:color w:val="CF8E6D"/>
-          <w:sz w:val="21"/>
-          <w:szCs w:val="21"/>
-          <w:shd w:val="clear" w:fill="1E1F22"/>
-        </w:rPr>
-        <w:t xml:space="preserve">in </w:t>
-      </w:r>
-      <w:r>
-        <w:rPr>
-          <w:rFonts w:hint="default" w:ascii="monospace" w:hAnsi="monospace" w:eastAsia="monospace" w:cs="monospace"/>
-          <w:color w:val="8888C6"/>
-          <w:sz w:val="21"/>
-          <w:szCs w:val="21"/>
-          <w:shd w:val="clear" w:fill="1E1F22"/>
-        </w:rPr>
-        <w:t>range</w:t>
-      </w:r>
-      <w:r>
-        <w:rPr>
-          <w:rFonts w:hint="default" w:ascii="monospace" w:hAnsi="monospace" w:eastAsia="monospace" w:cs="monospace"/>
-          <w:color w:val="BCBEC4"/>
-          <w:sz w:val="21"/>
-          <w:szCs w:val="21"/>
-          <w:shd w:val="clear" w:fill="1E1F22"/>
-        </w:rPr>
-        <w:t>(</w:t>
-      </w:r>
-      <w:r>
-        <w:rPr>
-          <w:rFonts w:hint="default" w:ascii="monospace" w:hAnsi="monospace" w:eastAsia="monospace" w:cs="monospace"/>
-          <w:color w:val="2AACB8"/>
-          <w:sz w:val="21"/>
-          <w:szCs w:val="21"/>
-          <w:shd w:val="clear" w:fill="1E1F22"/>
-        </w:rPr>
-        <w:t>2</w:t>
-      </w:r>
-      <w:r>
-        <w:rPr>
-          <w:rFonts w:hint="default" w:ascii="monospace" w:hAnsi="monospace" w:eastAsia="monospace" w:cs="monospace"/>
-          <w:color w:val="BCBEC4"/>
-          <w:sz w:val="21"/>
-          <w:szCs w:val="21"/>
-          <w:shd w:val="clear" w:fill="1E1F22"/>
-        </w:rPr>
-        <w:t>,</w:t>
-      </w:r>
-      <w:r>
-        <w:rPr>
-          <w:rFonts w:hint="eastAsia" w:ascii="monospace" w:hAnsi="monospace" w:cs="monospace"/>
-          <w:color w:val="BCBEC4"/>
-          <w:sz w:val="21"/>
-          <w:szCs w:val="21"/>
-          <w:shd w:val="clear" w:fill="1E1F22"/>
-          <w:lang w:val="en-US" w:eastAsia="zh-CN"/>
-        </w:rPr>
-        <w:t xml:space="preserve"> </w:t>
-      </w:r>
-      <w:r>
-        <w:rPr>
-          <w:rFonts w:hint="default" w:ascii="monospace" w:hAnsi="monospace" w:eastAsia="monospace" w:cs="monospace"/>
-          <w:color w:val="2AACB8"/>
-          <w:sz w:val="21"/>
-          <w:szCs w:val="21"/>
-          <w:shd w:val="clear" w:fill="1E1F22"/>
-        </w:rPr>
-        <w:t>6</w:t>
-      </w:r>
-      <w:r>
-        <w:rPr>
-          <w:rFonts w:hint="default" w:ascii="monospace" w:hAnsi="monospace" w:eastAsia="monospace" w:cs="monospace"/>
-          <w:color w:val="BCBEC4"/>
-          <w:sz w:val="21"/>
-          <w:szCs w:val="21"/>
-          <w:shd w:val="clear" w:fill="1E1F22"/>
-        </w:rPr>
-        <w:t>)]</w:t>
-      </w:r>
-      <w:r>
-        <w:rPr>
-          <w:rFonts w:hint="eastAsia"/>
-          <w:sz w:val="21"/>
-          <w:szCs w:val="21"/>
-          <w:lang w:val="en-US" w:eastAsia="zh-CN"/>
-        </w:rPr>
-        <w:t xml:space="preserve"> ，range（2 ，6）为{2,3,4,5},这只能包含（2,2）到（5,5）的4*4区域，缺少其外围一圈的位置。这导致遍历棋盘时会遗漏。应该改成：</w:t>
+        <w:t>细化棋盘位置划分及加入位置权重</w:t>
       </w:r>
     </w:p>
     <w:p>
@@ -2647,6 +2453,10 @@
         <w:keepNext w:val="0"/>
         <w:keepLines w:val="0"/>
         <w:widowControl/>
+        <w:numPr>
+          <w:ilvl w:val="0"/>
+          <w:numId w:val="0"/>
+        </w:numPr>
         <w:suppressLineNumbers w:val="0"/>
         <w:rPr>
           <w:rFonts w:hint="eastAsia"/>
@@ -2655,6 +2465,15 @@
           <w:lang w:val="en-US" w:eastAsia="zh-CN"/>
         </w:rPr>
       </w:pPr>
+      <w:r>
+        <w:rPr>
+          <w:rFonts w:hint="eastAsia"/>
+          <w:sz w:val="21"/>
+          <w:szCs w:val="21"/>
+          <w:lang w:val="en-US" w:eastAsia="zh-CN"/>
+        </w:rPr>
+        <w:t>在定义棋盘的内部时，使用</w:t>
+      </w:r>
       <w:r>
         <w:rPr>
           <w:rFonts w:hint="default" w:ascii="monospace" w:hAnsi="monospace" w:eastAsia="monospace" w:cs="monospace"/>
@@ -2723,7 +2542,7 @@
           <w:szCs w:val="21"/>
           <w:shd w:val="clear" w:fill="1E1F22"/>
         </w:rPr>
-        <w:t>1</w:t>
+        <w:t>2</w:t>
       </w:r>
       <w:r>
         <w:rPr>
@@ -2733,7 +2552,18 @@
           <w:szCs w:val="21"/>
           <w:shd w:val="clear" w:fill="1E1F22"/>
         </w:rPr>
-        <w:t xml:space="preserve">, </w:t>
+        <w:t>,</w:t>
+      </w:r>
+      <w:r>
+        <w:rPr>
+          <w:rFonts w:hint="eastAsia" w:ascii="monospace" w:hAnsi="monospace" w:cs="monospace"/>
+          <w:color w:val="BCBEC4"/>
+          <w:sz w:val="21"/>
+          <w:szCs w:val="21"/>
+          <w:shd w:val="clear" w:fill="1E1F22"/>
+          <w:lang w:val="en-US" w:eastAsia="zh-CN"/>
+        </w:rPr>
+        <w:t xml:space="preserve"> </w:t>
       </w:r>
       <w:r>
         <w:rPr>
@@ -2743,7 +2573,7 @@
           <w:szCs w:val="21"/>
           <w:shd w:val="clear" w:fill="1E1F22"/>
         </w:rPr>
-        <w:t>7</w:t>
+        <w:t>6</w:t>
       </w:r>
       <w:r>
         <w:rPr>
@@ -2813,7 +2643,7 @@
           <w:szCs w:val="21"/>
           <w:shd w:val="clear" w:fill="1E1F22"/>
         </w:rPr>
-        <w:t>1</w:t>
+        <w:t>2</w:t>
       </w:r>
       <w:r>
         <w:rPr>
@@ -2823,7 +2653,18 @@
           <w:szCs w:val="21"/>
           <w:shd w:val="clear" w:fill="1E1F22"/>
         </w:rPr>
-        <w:t xml:space="preserve">, </w:t>
+        <w:t>,</w:t>
+      </w:r>
+      <w:r>
+        <w:rPr>
+          <w:rFonts w:hint="eastAsia" w:ascii="monospace" w:hAnsi="monospace" w:cs="monospace"/>
+          <w:color w:val="BCBEC4"/>
+          <w:sz w:val="21"/>
+          <w:szCs w:val="21"/>
+          <w:shd w:val="clear" w:fill="1E1F22"/>
+          <w:lang w:val="en-US" w:eastAsia="zh-CN"/>
+        </w:rPr>
+        <w:t xml:space="preserve"> </w:t>
       </w:r>
       <w:r>
         <w:rPr>
@@ -2833,7 +2674,7 @@
           <w:szCs w:val="21"/>
           <w:shd w:val="clear" w:fill="1E1F22"/>
         </w:rPr>
-        <w:t>7</w:t>
+        <w:t>6</w:t>
       </w:r>
       <w:r>
         <w:rPr>
@@ -2845,6 +2686,1658 @@
         </w:rPr>
         <w:t>)]</w:t>
       </w:r>
+      <w:r>
+        <w:rPr>
+          <w:rFonts w:hint="eastAsia"/>
+          <w:sz w:val="21"/>
+          <w:szCs w:val="21"/>
+          <w:lang w:val="en-US" w:eastAsia="zh-CN"/>
+        </w:rPr>
+        <w:t xml:space="preserve"> ，range（2 ，6）为{2,3,4,5},这只能包含（2,2）到（5,5）的4*4区域，缺少其外围一圈的位置。这导致遍历棋盘时会遗漏。</w:t>
+      </w:r>
+    </w:p>
+    <w:p>
+      <w:pPr>
+        <w:pStyle w:val="21"/>
+        <w:keepNext w:val="0"/>
+        <w:keepLines w:val="0"/>
+        <w:widowControl/>
+        <w:numPr>
+          <w:ilvl w:val="0"/>
+          <w:numId w:val="0"/>
+        </w:numPr>
+        <w:suppressLineNumbers w:val="0"/>
+        <w:rPr>
+          <w:rFonts w:hint="eastAsia"/>
+          <w:sz w:val="21"/>
+          <w:szCs w:val="21"/>
+          <w:lang w:val="en-US" w:eastAsia="zh-CN"/>
+        </w:rPr>
+      </w:pPr>
+      <w:r>
+        <w:rPr>
+          <w:rFonts w:hint="eastAsia"/>
+          <w:sz w:val="21"/>
+          <w:szCs w:val="21"/>
+          <w:lang w:val="en-US" w:eastAsia="zh-CN"/>
+        </w:rPr>
+        <w:t>我原本以为应该改成：</w:t>
+      </w:r>
+      <w:r>
+        <w:rPr>
+          <w:rFonts w:hint="default" w:ascii="monospace" w:hAnsi="monospace" w:eastAsia="monospace" w:cs="monospace"/>
+          <w:color w:val="BCBEC4"/>
+          <w:sz w:val="21"/>
+          <w:szCs w:val="21"/>
+          <w:shd w:val="clear" w:fill="1E1F22"/>
+        </w:rPr>
+        <w:t xml:space="preserve">inner_region = [(i, j) </w:t>
+      </w:r>
+      <w:r>
+        <w:rPr>
+          <w:rFonts w:hint="default" w:ascii="monospace" w:hAnsi="monospace" w:eastAsia="monospace" w:cs="monospace"/>
+          <w:color w:val="CF8E6D"/>
+          <w:sz w:val="21"/>
+          <w:szCs w:val="21"/>
+          <w:shd w:val="clear" w:fill="1E1F22"/>
+        </w:rPr>
+        <w:t xml:space="preserve">for </w:t>
+      </w:r>
+      <w:r>
+        <w:rPr>
+          <w:rFonts w:hint="default" w:ascii="monospace" w:hAnsi="monospace" w:eastAsia="monospace" w:cs="monospace"/>
+          <w:color w:val="BCBEC4"/>
+          <w:sz w:val="21"/>
+          <w:szCs w:val="21"/>
+          <w:shd w:val="clear" w:fill="1E1F22"/>
+        </w:rPr>
+        <w:t xml:space="preserve">i </w:t>
+      </w:r>
+      <w:r>
+        <w:rPr>
+          <w:rFonts w:hint="default" w:ascii="monospace" w:hAnsi="monospace" w:eastAsia="monospace" w:cs="monospace"/>
+          <w:color w:val="CF8E6D"/>
+          <w:sz w:val="21"/>
+          <w:szCs w:val="21"/>
+          <w:shd w:val="clear" w:fill="1E1F22"/>
+        </w:rPr>
+        <w:t xml:space="preserve">in </w:t>
+      </w:r>
+      <w:r>
+        <w:rPr>
+          <w:rFonts w:hint="default" w:ascii="monospace" w:hAnsi="monospace" w:eastAsia="monospace" w:cs="monospace"/>
+          <w:color w:val="8888C6"/>
+          <w:sz w:val="21"/>
+          <w:szCs w:val="21"/>
+          <w:shd w:val="clear" w:fill="1E1F22"/>
+        </w:rPr>
+        <w:t>range</w:t>
+      </w:r>
+      <w:r>
+        <w:rPr>
+          <w:rFonts w:hint="default" w:ascii="monospace" w:hAnsi="monospace" w:eastAsia="monospace" w:cs="monospace"/>
+          <w:color w:val="BCBEC4"/>
+          <w:sz w:val="21"/>
+          <w:szCs w:val="21"/>
+          <w:shd w:val="clear" w:fill="1E1F22"/>
+        </w:rPr>
+        <w:t>(</w:t>
+      </w:r>
+      <w:r>
+        <w:rPr>
+          <w:rFonts w:hint="default" w:ascii="monospace" w:hAnsi="monospace" w:eastAsia="monospace" w:cs="monospace"/>
+          <w:color w:val="2AACB8"/>
+          <w:sz w:val="21"/>
+          <w:szCs w:val="21"/>
+          <w:shd w:val="clear" w:fill="1E1F22"/>
+        </w:rPr>
+        <w:t>1</w:t>
+      </w:r>
+      <w:r>
+        <w:rPr>
+          <w:rFonts w:hint="default" w:ascii="monospace" w:hAnsi="monospace" w:eastAsia="monospace" w:cs="monospace"/>
+          <w:color w:val="BCBEC4"/>
+          <w:sz w:val="21"/>
+          <w:szCs w:val="21"/>
+          <w:shd w:val="clear" w:fill="1E1F22"/>
+        </w:rPr>
+        <w:t xml:space="preserve">, </w:t>
+      </w:r>
+      <w:r>
+        <w:rPr>
+          <w:rFonts w:hint="default" w:ascii="monospace" w:hAnsi="monospace" w:eastAsia="monospace" w:cs="monospace"/>
+          <w:color w:val="2AACB8"/>
+          <w:sz w:val="21"/>
+          <w:szCs w:val="21"/>
+          <w:shd w:val="clear" w:fill="1E1F22"/>
+        </w:rPr>
+        <w:t>7</w:t>
+      </w:r>
+      <w:r>
+        <w:rPr>
+          <w:rFonts w:hint="default" w:ascii="monospace" w:hAnsi="monospace" w:eastAsia="monospace" w:cs="monospace"/>
+          <w:color w:val="BCBEC4"/>
+          <w:sz w:val="21"/>
+          <w:szCs w:val="21"/>
+          <w:shd w:val="clear" w:fill="1E1F22"/>
+        </w:rPr>
+        <w:t xml:space="preserve">) </w:t>
+      </w:r>
+      <w:r>
+        <w:rPr>
+          <w:rFonts w:hint="default" w:ascii="monospace" w:hAnsi="monospace" w:eastAsia="monospace" w:cs="monospace"/>
+          <w:color w:val="CF8E6D"/>
+          <w:sz w:val="21"/>
+          <w:szCs w:val="21"/>
+          <w:shd w:val="clear" w:fill="1E1F22"/>
+        </w:rPr>
+        <w:t xml:space="preserve">for </w:t>
+      </w:r>
+      <w:r>
+        <w:rPr>
+          <w:rFonts w:hint="default" w:ascii="monospace" w:hAnsi="monospace" w:eastAsia="monospace" w:cs="monospace"/>
+          <w:color w:val="BCBEC4"/>
+          <w:sz w:val="21"/>
+          <w:szCs w:val="21"/>
+          <w:shd w:val="clear" w:fill="1E1F22"/>
+        </w:rPr>
+        <w:t xml:space="preserve">j </w:t>
+      </w:r>
+      <w:r>
+        <w:rPr>
+          <w:rFonts w:hint="default" w:ascii="monospace" w:hAnsi="monospace" w:eastAsia="monospace" w:cs="monospace"/>
+          <w:color w:val="CF8E6D"/>
+          <w:sz w:val="21"/>
+          <w:szCs w:val="21"/>
+          <w:shd w:val="clear" w:fill="1E1F22"/>
+        </w:rPr>
+        <w:t xml:space="preserve">in </w:t>
+      </w:r>
+      <w:r>
+        <w:rPr>
+          <w:rFonts w:hint="default" w:ascii="monospace" w:hAnsi="monospace" w:eastAsia="monospace" w:cs="monospace"/>
+          <w:color w:val="8888C6"/>
+          <w:sz w:val="21"/>
+          <w:szCs w:val="21"/>
+          <w:shd w:val="clear" w:fill="1E1F22"/>
+        </w:rPr>
+        <w:t>range</w:t>
+      </w:r>
+      <w:r>
+        <w:rPr>
+          <w:rFonts w:hint="default" w:ascii="monospace" w:hAnsi="monospace" w:eastAsia="monospace" w:cs="monospace"/>
+          <w:color w:val="BCBEC4"/>
+          <w:sz w:val="21"/>
+          <w:szCs w:val="21"/>
+          <w:shd w:val="clear" w:fill="1E1F22"/>
+        </w:rPr>
+        <w:t>(</w:t>
+      </w:r>
+      <w:r>
+        <w:rPr>
+          <w:rFonts w:hint="default" w:ascii="monospace" w:hAnsi="monospace" w:eastAsia="monospace" w:cs="monospace"/>
+          <w:color w:val="2AACB8"/>
+          <w:sz w:val="21"/>
+          <w:szCs w:val="21"/>
+          <w:shd w:val="clear" w:fill="1E1F22"/>
+        </w:rPr>
+        <w:t>1</w:t>
+      </w:r>
+      <w:r>
+        <w:rPr>
+          <w:rFonts w:hint="default" w:ascii="monospace" w:hAnsi="monospace" w:eastAsia="monospace" w:cs="monospace"/>
+          <w:color w:val="BCBEC4"/>
+          <w:sz w:val="21"/>
+          <w:szCs w:val="21"/>
+          <w:shd w:val="clear" w:fill="1E1F22"/>
+        </w:rPr>
+        <w:t xml:space="preserve">, </w:t>
+      </w:r>
+      <w:r>
+        <w:rPr>
+          <w:rFonts w:hint="default" w:ascii="monospace" w:hAnsi="monospace" w:eastAsia="monospace" w:cs="monospace"/>
+          <w:color w:val="2AACB8"/>
+          <w:sz w:val="21"/>
+          <w:szCs w:val="21"/>
+          <w:shd w:val="clear" w:fill="1E1F22"/>
+        </w:rPr>
+        <w:t>7</w:t>
+      </w:r>
+      <w:r>
+        <w:rPr>
+          <w:rFonts w:hint="default" w:ascii="monospace" w:hAnsi="monospace" w:eastAsia="monospace" w:cs="monospace"/>
+          <w:color w:val="BCBEC4"/>
+          <w:sz w:val="21"/>
+          <w:szCs w:val="21"/>
+          <w:shd w:val="clear" w:fill="1E1F22"/>
+        </w:rPr>
+        <w:t>)]</w:t>
+      </w:r>
+      <w:r>
+        <w:rPr>
+          <w:rFonts w:hint="eastAsia"/>
+          <w:sz w:val="21"/>
+          <w:szCs w:val="21"/>
+          <w:lang w:val="en-US" w:eastAsia="zh-CN"/>
+        </w:rPr>
+        <w:t xml:space="preserve"> ，</w:t>
+      </w:r>
+    </w:p>
+    <w:p>
+      <w:pPr>
+        <w:pStyle w:val="21"/>
+        <w:keepNext w:val="0"/>
+        <w:keepLines w:val="0"/>
+        <w:widowControl/>
+        <w:numPr>
+          <w:ilvl w:val="0"/>
+          <w:numId w:val="0"/>
+        </w:numPr>
+        <w:suppressLineNumbers w:val="0"/>
+        <w:rPr>
+          <w:rFonts w:hint="eastAsia"/>
+          <w:sz w:val="21"/>
+          <w:szCs w:val="21"/>
+          <w:vertAlign w:val="baseline"/>
+          <w:lang w:val="en-US" w:eastAsia="zh-CN"/>
+        </w:rPr>
+      </w:pPr>
+      <w:r>
+        <w:rPr>
+          <w:rFonts w:hint="eastAsia"/>
+          <w:sz w:val="21"/>
+          <w:szCs w:val="21"/>
+          <w:lang w:val="en-US" w:eastAsia="zh-CN"/>
+        </w:rPr>
+        <w:t>但是查询网上的黑白棋教程</w:t>
+      </w:r>
+      <w:r>
+        <w:rPr>
+          <w:rFonts w:hint="eastAsia"/>
+          <w:sz w:val="21"/>
+          <w:szCs w:val="21"/>
+          <w:vertAlign w:val="superscript"/>
+          <w:lang w:val="en-US" w:eastAsia="zh-CN"/>
+        </w:rPr>
+        <w:t>[1]</w:t>
+      </w:r>
+      <w:r>
+        <w:rPr>
+          <w:rFonts w:hint="eastAsia"/>
+          <w:sz w:val="21"/>
+          <w:szCs w:val="21"/>
+          <w:vertAlign w:val="baseline"/>
+          <w:lang w:val="en-US" w:eastAsia="zh-CN"/>
+        </w:rPr>
+        <w:t>之后，我发现棋盘的分区比代码中实现的更加复杂：（图来源于网络）</w:t>
+      </w:r>
+    </w:p>
+    <w:p>
+      <w:pPr>
+        <w:pStyle w:val="21"/>
+        <w:keepNext w:val="0"/>
+        <w:keepLines w:val="0"/>
+        <w:widowControl/>
+        <w:numPr>
+          <w:ilvl w:val="0"/>
+          <w:numId w:val="0"/>
+        </w:numPr>
+        <w:suppressLineNumbers w:val="0"/>
+        <w:rPr>
+          <w:rFonts w:hint="eastAsia"/>
+          <w:sz w:val="21"/>
+          <w:szCs w:val="21"/>
+          <w:vertAlign w:val="superscript"/>
+          <w:lang w:val="en-US" w:eastAsia="zh-CN"/>
+        </w:rPr>
+      </w:pPr>
+      <w:r>
+        <w:rPr>
+          <w:rFonts w:hint="default"/>
+          <w:sz w:val="21"/>
+          <w:szCs w:val="21"/>
+          <w:vertAlign w:val="baseline"/>
+          <w:lang w:val="en-US" w:eastAsia="zh-CN"/>
+        </w:rPr>
+        <w:drawing>
+          <wp:inline distT="0" distB="0" distL="114300" distR="114300">
+            <wp:extent cx="1585595" cy="1626235"/>
+            <wp:effectExtent l="0" t="0" r="0" b="0"/>
+            <wp:docPr id="5" name="图片 5" descr="reference"/>
+            <wp:cNvGraphicFramePr>
+              <a:graphicFrameLocks xmlns:a="http://schemas.openxmlformats.org/drawingml/2006/main" noChangeAspect="1"/>
+            </wp:cNvGraphicFramePr>
+            <a:graphic xmlns:a="http://schemas.openxmlformats.org/drawingml/2006/main">
+              <a:graphicData uri="http://schemas.openxmlformats.org/drawingml/2006/picture">
+                <pic:pic xmlns:pic="http://schemas.openxmlformats.org/drawingml/2006/picture">
+                  <pic:nvPicPr>
+                    <pic:cNvPr id="5" name="图片 5" descr="reference"/>
+                    <pic:cNvPicPr>
+                      <a:picLocks noChangeAspect="1"/>
+                    </pic:cNvPicPr>
+                  </pic:nvPicPr>
+                  <pic:blipFill>
+                    <a:blip r:embed="rId16"/>
+                    <a:srcRect r="6933"/>
+                    <a:stretch>
+                      <a:fillRect/>
+                    </a:stretch>
+                  </pic:blipFill>
+                  <pic:spPr>
+                    <a:xfrm>
+                      <a:off x="0" y="0"/>
+                      <a:ext cx="1585595" cy="1626235"/>
+                    </a:xfrm>
+                    <a:prstGeom prst="rect">
+                      <a:avLst/>
+                    </a:prstGeom>
+                  </pic:spPr>
+                </pic:pic>
+              </a:graphicData>
+            </a:graphic>
+          </wp:inline>
+        </w:drawing>
+      </w:r>
+      <w:r>
+        <w:rPr>
+          <w:rFonts w:hint="eastAsia"/>
+          <w:sz w:val="21"/>
+          <w:szCs w:val="21"/>
+          <w:vertAlign w:val="baseline"/>
+          <w:lang w:val="en-US" w:eastAsia="zh-CN"/>
+        </w:rPr>
+        <w:t>“</w:t>
+      </w:r>
+      <w:r>
+        <w:rPr>
+          <w:rFonts w:hint="default"/>
+          <w:sz w:val="21"/>
+          <w:szCs w:val="21"/>
+          <w:vertAlign w:val="baseline"/>
+          <w:lang w:val="en-US" w:eastAsia="zh-CN"/>
+        </w:rPr>
+        <w:t>如果你把棋子下在C点和X点，那么对方很可能占领角落</w:t>
+      </w:r>
+      <w:r>
+        <w:rPr>
+          <w:rFonts w:hint="eastAsia"/>
+          <w:sz w:val="21"/>
+          <w:szCs w:val="21"/>
+          <w:vertAlign w:val="baseline"/>
+          <w:lang w:val="en-US" w:eastAsia="zh-CN"/>
+        </w:rPr>
+        <w:t>。”</w:t>
+      </w:r>
+      <w:r>
+        <w:rPr>
+          <w:rFonts w:hint="eastAsia"/>
+          <w:sz w:val="21"/>
+          <w:szCs w:val="21"/>
+          <w:vertAlign w:val="superscript"/>
+          <w:lang w:val="en-US" w:eastAsia="zh-CN"/>
+        </w:rPr>
+        <w:t>[1]</w:t>
+      </w:r>
+    </w:p>
+    <w:p>
+      <w:pPr>
+        <w:pStyle w:val="21"/>
+        <w:keepNext w:val="0"/>
+        <w:keepLines w:val="0"/>
+        <w:widowControl/>
+        <w:numPr>
+          <w:ilvl w:val="0"/>
+          <w:numId w:val="0"/>
+        </w:numPr>
+        <w:suppressLineNumbers w:val="0"/>
+        <w:rPr>
+          <w:rFonts w:hint="default"/>
+          <w:sz w:val="21"/>
+          <w:szCs w:val="21"/>
+          <w:vertAlign w:val="baseline"/>
+          <w:lang w:val="en-US" w:eastAsia="zh-CN"/>
+        </w:rPr>
+      </w:pPr>
+      <w:r>
+        <w:rPr>
+          <w:rFonts w:hint="eastAsia"/>
+          <w:sz w:val="21"/>
+          <w:szCs w:val="21"/>
+          <w:vertAlign w:val="baseline"/>
+          <w:lang w:val="en-US" w:eastAsia="zh-CN"/>
+        </w:rPr>
+        <w:t>因此原代码中给棋盘分区的逻辑基本正确（需要修改），意图应该是遍历棋盘中位置权重数值较大的区域。同时，我了解到棋盘各位置落子也有好坏之分，这也可以作为一个判断因素。</w:t>
+      </w:r>
+    </w:p>
+    <w:p>
+      <w:pPr>
+        <w:pStyle w:val="21"/>
+        <w:keepNext w:val="0"/>
+        <w:keepLines w:val="0"/>
+        <w:widowControl/>
+        <w:numPr>
+          <w:ilvl w:val="0"/>
+          <w:numId w:val="0"/>
+        </w:numPr>
+        <w:suppressLineNumbers w:val="0"/>
+        <w:rPr>
+          <w:rFonts w:hint="default"/>
+          <w:sz w:val="21"/>
+          <w:szCs w:val="21"/>
+          <w:vertAlign w:val="baseline"/>
+          <w:lang w:val="en-US" w:eastAsia="zh-CN"/>
+        </w:rPr>
+      </w:pPr>
+      <w:r>
+        <w:rPr>
+          <w:rFonts w:hint="eastAsia"/>
+          <w:sz w:val="21"/>
+          <w:szCs w:val="21"/>
+          <w:vertAlign w:val="baseline"/>
+          <w:lang w:val="en-US" w:eastAsia="zh-CN"/>
+        </w:rPr>
+        <w:t xml:space="preserve">可以直接定义棋盘各 </w:t>
+      </w:r>
+      <w:r>
+        <w:rPr>
+          <w:rFonts w:hint="default"/>
+          <w:sz w:val="21"/>
+          <w:szCs w:val="21"/>
+          <w:vertAlign w:val="baseline"/>
+          <w:lang w:val="en-US" w:eastAsia="zh-CN"/>
+        </w:rPr>
+        <w:t>([[500,-25,10,5</w:t>
+      </w:r>
+      <w:r>
+        <w:rPr>
+          <w:rFonts w:hint="eastAsia"/>
+          <w:sz w:val="21"/>
+          <w:szCs w:val="21"/>
+          <w:vertAlign w:val="baseline"/>
+          <w:lang w:val="en-US" w:eastAsia="zh-CN"/>
+        </w:rPr>
+        <w:t xml:space="preserve"> </w:t>
+      </w:r>
+      <w:r>
+        <w:rPr>
+          <w:rFonts w:hint="default"/>
+          <w:sz w:val="21"/>
+          <w:szCs w:val="21"/>
+          <w:vertAlign w:val="baseline"/>
+          <w:lang w:val="en-US" w:eastAsia="zh-CN"/>
+        </w:rPr>
+        <w:t>,5</w:t>
+      </w:r>
+      <w:r>
+        <w:rPr>
+          <w:rFonts w:hint="eastAsia"/>
+          <w:sz w:val="21"/>
+          <w:szCs w:val="21"/>
+          <w:vertAlign w:val="baseline"/>
+          <w:lang w:val="en-US" w:eastAsia="zh-CN"/>
+        </w:rPr>
+        <w:t xml:space="preserve"> </w:t>
+      </w:r>
+      <w:r>
+        <w:rPr>
+          <w:rFonts w:hint="default"/>
+          <w:sz w:val="21"/>
+          <w:szCs w:val="21"/>
+          <w:vertAlign w:val="baseline"/>
+          <w:lang w:val="en-US" w:eastAsia="zh-CN"/>
+        </w:rPr>
+        <w:t>,10,-25,500],</w:t>
+      </w:r>
+    </w:p>
+    <w:p>
+      <w:pPr>
+        <w:pStyle w:val="21"/>
+        <w:keepNext w:val="0"/>
+        <w:keepLines w:val="0"/>
+        <w:widowControl/>
+        <w:numPr>
+          <w:ilvl w:val="0"/>
+          <w:numId w:val="0"/>
+        </w:numPr>
+        <w:suppressLineNumbers w:val="0"/>
+        <w:rPr>
+          <w:rFonts w:hint="default"/>
+          <w:sz w:val="21"/>
+          <w:szCs w:val="21"/>
+          <w:vertAlign w:val="baseline"/>
+          <w:lang w:val="en-US" w:eastAsia="zh-CN"/>
+        </w:rPr>
+      </w:pPr>
+      <w:r>
+        <w:rPr>
+          <w:rFonts w:hint="eastAsia"/>
+          <w:sz w:val="21"/>
+          <w:szCs w:val="21"/>
+          <w:vertAlign w:val="baseline"/>
+          <w:lang w:val="en-US" w:eastAsia="zh-CN"/>
+        </w:rPr>
+        <w:t>位置的权重：</w:t>
+      </w:r>
+      <w:r>
+        <w:rPr>
+          <w:rFonts w:hint="default"/>
+          <w:sz w:val="21"/>
+          <w:szCs w:val="21"/>
+          <w:vertAlign w:val="baseline"/>
+          <w:lang w:val="en-US" w:eastAsia="zh-CN"/>
+        </w:rPr>
+        <w:t xml:space="preserve">        [-25,-45,1</w:t>
+      </w:r>
+      <w:r>
+        <w:rPr>
+          <w:rFonts w:hint="eastAsia"/>
+          <w:sz w:val="21"/>
+          <w:szCs w:val="21"/>
+          <w:vertAlign w:val="baseline"/>
+          <w:lang w:val="en-US" w:eastAsia="zh-CN"/>
+        </w:rPr>
+        <w:t xml:space="preserve"> </w:t>
+      </w:r>
+      <w:r>
+        <w:rPr>
+          <w:rFonts w:hint="default"/>
+          <w:sz w:val="21"/>
+          <w:szCs w:val="21"/>
+          <w:vertAlign w:val="baseline"/>
+          <w:lang w:val="en-US" w:eastAsia="zh-CN"/>
+        </w:rPr>
+        <w:t>,1</w:t>
+      </w:r>
+      <w:r>
+        <w:rPr>
+          <w:rFonts w:hint="eastAsia"/>
+          <w:sz w:val="21"/>
+          <w:szCs w:val="21"/>
+          <w:vertAlign w:val="baseline"/>
+          <w:lang w:val="en-US" w:eastAsia="zh-CN"/>
+        </w:rPr>
+        <w:t xml:space="preserve"> </w:t>
+      </w:r>
+      <w:r>
+        <w:rPr>
+          <w:rFonts w:hint="default"/>
+          <w:sz w:val="21"/>
+          <w:szCs w:val="21"/>
+          <w:vertAlign w:val="baseline"/>
+          <w:lang w:val="en-US" w:eastAsia="zh-CN"/>
+        </w:rPr>
+        <w:t>,1</w:t>
+      </w:r>
+      <w:r>
+        <w:rPr>
+          <w:rFonts w:hint="eastAsia"/>
+          <w:sz w:val="21"/>
+          <w:szCs w:val="21"/>
+          <w:vertAlign w:val="baseline"/>
+          <w:lang w:val="en-US" w:eastAsia="zh-CN"/>
+        </w:rPr>
+        <w:t xml:space="preserve"> </w:t>
+      </w:r>
+      <w:r>
+        <w:rPr>
+          <w:rFonts w:hint="default"/>
+          <w:sz w:val="21"/>
+          <w:szCs w:val="21"/>
+          <w:vertAlign w:val="baseline"/>
+          <w:lang w:val="en-US" w:eastAsia="zh-CN"/>
+        </w:rPr>
+        <w:t>,1</w:t>
+      </w:r>
+      <w:r>
+        <w:rPr>
+          <w:rFonts w:hint="eastAsia"/>
+          <w:sz w:val="21"/>
+          <w:szCs w:val="21"/>
+          <w:vertAlign w:val="baseline"/>
+          <w:lang w:val="en-US" w:eastAsia="zh-CN"/>
+        </w:rPr>
+        <w:t xml:space="preserve"> </w:t>
+      </w:r>
+      <w:r>
+        <w:rPr>
+          <w:rFonts w:hint="default"/>
+          <w:sz w:val="21"/>
+          <w:szCs w:val="21"/>
+          <w:vertAlign w:val="baseline"/>
+          <w:lang w:val="en-US" w:eastAsia="zh-CN"/>
+        </w:rPr>
+        <w:t>,-45,-25],</w:t>
+      </w:r>
+    </w:p>
+    <w:p>
+      <w:pPr>
+        <w:pStyle w:val="21"/>
+        <w:keepNext w:val="0"/>
+        <w:keepLines w:val="0"/>
+        <w:widowControl/>
+        <w:numPr>
+          <w:ilvl w:val="0"/>
+          <w:numId w:val="0"/>
+        </w:numPr>
+        <w:suppressLineNumbers w:val="0"/>
+        <w:rPr>
+          <w:rFonts w:hint="default"/>
+          <w:sz w:val="21"/>
+          <w:szCs w:val="21"/>
+          <w:vertAlign w:val="baseline"/>
+          <w:lang w:val="en-US" w:eastAsia="zh-CN"/>
+        </w:rPr>
+      </w:pPr>
+      <w:r>
+        <w:rPr>
+          <w:rFonts w:hint="default"/>
+          <w:sz w:val="21"/>
+          <w:szCs w:val="21"/>
+          <w:vertAlign w:val="baseline"/>
+          <w:lang w:val="en-US" w:eastAsia="zh-CN"/>
+        </w:rPr>
+        <w:t xml:space="preserve">                    [10</w:t>
+      </w:r>
+      <w:r>
+        <w:rPr>
+          <w:rFonts w:hint="eastAsia"/>
+          <w:sz w:val="21"/>
+          <w:szCs w:val="21"/>
+          <w:vertAlign w:val="baseline"/>
+          <w:lang w:val="en-US" w:eastAsia="zh-CN"/>
+        </w:rPr>
+        <w:t xml:space="preserve"> </w:t>
+      </w:r>
+      <w:r>
+        <w:rPr>
+          <w:rFonts w:hint="default"/>
+          <w:sz w:val="21"/>
+          <w:szCs w:val="21"/>
+          <w:vertAlign w:val="baseline"/>
+          <w:lang w:val="en-US" w:eastAsia="zh-CN"/>
+        </w:rPr>
+        <w:t>,1</w:t>
+      </w:r>
+      <w:r>
+        <w:rPr>
+          <w:rFonts w:hint="eastAsia"/>
+          <w:sz w:val="21"/>
+          <w:szCs w:val="21"/>
+          <w:vertAlign w:val="baseline"/>
+          <w:lang w:val="en-US" w:eastAsia="zh-CN"/>
+        </w:rPr>
+        <w:t xml:space="preserve">  </w:t>
+      </w:r>
+      <w:r>
+        <w:rPr>
+          <w:rFonts w:hint="default"/>
+          <w:sz w:val="21"/>
+          <w:szCs w:val="21"/>
+          <w:vertAlign w:val="baseline"/>
+          <w:lang w:val="en-US" w:eastAsia="zh-CN"/>
+        </w:rPr>
+        <w:t>,3</w:t>
+      </w:r>
+      <w:r>
+        <w:rPr>
+          <w:rFonts w:hint="eastAsia"/>
+          <w:sz w:val="21"/>
+          <w:szCs w:val="21"/>
+          <w:vertAlign w:val="baseline"/>
+          <w:lang w:val="en-US" w:eastAsia="zh-CN"/>
+        </w:rPr>
+        <w:t xml:space="preserve"> </w:t>
+      </w:r>
+      <w:r>
+        <w:rPr>
+          <w:rFonts w:hint="default"/>
+          <w:sz w:val="21"/>
+          <w:szCs w:val="21"/>
+          <w:vertAlign w:val="baseline"/>
+          <w:lang w:val="en-US" w:eastAsia="zh-CN"/>
+        </w:rPr>
+        <w:t>,2</w:t>
+      </w:r>
+      <w:r>
+        <w:rPr>
+          <w:rFonts w:hint="eastAsia"/>
+          <w:sz w:val="21"/>
+          <w:szCs w:val="21"/>
+          <w:vertAlign w:val="baseline"/>
+          <w:lang w:val="en-US" w:eastAsia="zh-CN"/>
+        </w:rPr>
+        <w:t xml:space="preserve"> </w:t>
+      </w:r>
+      <w:r>
+        <w:rPr>
+          <w:rFonts w:hint="default"/>
+          <w:sz w:val="21"/>
+          <w:szCs w:val="21"/>
+          <w:vertAlign w:val="baseline"/>
+          <w:lang w:val="en-US" w:eastAsia="zh-CN"/>
+        </w:rPr>
+        <w:t>,2</w:t>
+      </w:r>
+      <w:r>
+        <w:rPr>
+          <w:rFonts w:hint="eastAsia"/>
+          <w:sz w:val="21"/>
+          <w:szCs w:val="21"/>
+          <w:vertAlign w:val="baseline"/>
+          <w:lang w:val="en-US" w:eastAsia="zh-CN"/>
+        </w:rPr>
+        <w:t xml:space="preserve"> </w:t>
+      </w:r>
+      <w:r>
+        <w:rPr>
+          <w:rFonts w:hint="default"/>
+          <w:sz w:val="21"/>
+          <w:szCs w:val="21"/>
+          <w:vertAlign w:val="baseline"/>
+          <w:lang w:val="en-US" w:eastAsia="zh-CN"/>
+        </w:rPr>
+        <w:t>,3</w:t>
+      </w:r>
+      <w:r>
+        <w:rPr>
+          <w:rFonts w:hint="eastAsia"/>
+          <w:sz w:val="21"/>
+          <w:szCs w:val="21"/>
+          <w:vertAlign w:val="baseline"/>
+          <w:lang w:val="en-US" w:eastAsia="zh-CN"/>
+        </w:rPr>
+        <w:t xml:space="preserve"> </w:t>
+      </w:r>
+      <w:r>
+        <w:rPr>
+          <w:rFonts w:hint="default"/>
+          <w:sz w:val="21"/>
+          <w:szCs w:val="21"/>
+          <w:vertAlign w:val="baseline"/>
+          <w:lang w:val="en-US" w:eastAsia="zh-CN"/>
+        </w:rPr>
+        <w:t>,1</w:t>
+      </w:r>
+      <w:r>
+        <w:rPr>
+          <w:rFonts w:hint="eastAsia"/>
+          <w:sz w:val="21"/>
+          <w:szCs w:val="21"/>
+          <w:vertAlign w:val="baseline"/>
+          <w:lang w:val="en-US" w:eastAsia="zh-CN"/>
+        </w:rPr>
+        <w:t xml:space="preserve">  </w:t>
+      </w:r>
+      <w:r>
+        <w:rPr>
+          <w:rFonts w:hint="default"/>
+          <w:sz w:val="21"/>
+          <w:szCs w:val="21"/>
+          <w:vertAlign w:val="baseline"/>
+          <w:lang w:val="en-US" w:eastAsia="zh-CN"/>
+        </w:rPr>
+        <w:t>,10</w:t>
+      </w:r>
+      <w:r>
+        <w:rPr>
+          <w:rFonts w:hint="eastAsia"/>
+          <w:sz w:val="21"/>
+          <w:szCs w:val="21"/>
+          <w:vertAlign w:val="baseline"/>
+          <w:lang w:val="en-US" w:eastAsia="zh-CN"/>
+        </w:rPr>
+        <w:t xml:space="preserve"> </w:t>
+      </w:r>
+      <w:r>
+        <w:rPr>
+          <w:rFonts w:hint="default"/>
+          <w:sz w:val="21"/>
+          <w:szCs w:val="21"/>
+          <w:vertAlign w:val="baseline"/>
+          <w:lang w:val="en-US" w:eastAsia="zh-CN"/>
+        </w:rPr>
+        <w:t>],</w:t>
+      </w:r>
+    </w:p>
+    <w:p>
+      <w:pPr>
+        <w:pStyle w:val="21"/>
+        <w:keepNext w:val="0"/>
+        <w:keepLines w:val="0"/>
+        <w:widowControl/>
+        <w:numPr>
+          <w:ilvl w:val="0"/>
+          <w:numId w:val="0"/>
+        </w:numPr>
+        <w:suppressLineNumbers w:val="0"/>
+        <w:rPr>
+          <w:rFonts w:hint="default"/>
+          <w:sz w:val="21"/>
+          <w:szCs w:val="21"/>
+          <w:vertAlign w:val="baseline"/>
+          <w:lang w:val="en-US" w:eastAsia="zh-CN"/>
+        </w:rPr>
+      </w:pPr>
+      <w:r>
+        <w:rPr>
+          <w:rFonts w:hint="default"/>
+          <w:sz w:val="21"/>
+          <w:szCs w:val="21"/>
+          <w:vertAlign w:val="baseline"/>
+          <w:lang w:val="en-US" w:eastAsia="zh-CN"/>
+        </w:rPr>
+        <w:t xml:space="preserve">                    [5</w:t>
+      </w:r>
+      <w:r>
+        <w:rPr>
+          <w:rFonts w:hint="eastAsia"/>
+          <w:sz w:val="21"/>
+          <w:szCs w:val="21"/>
+          <w:vertAlign w:val="baseline"/>
+          <w:lang w:val="en-US" w:eastAsia="zh-CN"/>
+        </w:rPr>
+        <w:t xml:space="preserve">  </w:t>
+      </w:r>
+      <w:r>
+        <w:rPr>
+          <w:rFonts w:hint="default"/>
+          <w:sz w:val="21"/>
+          <w:szCs w:val="21"/>
+          <w:vertAlign w:val="baseline"/>
+          <w:lang w:val="en-US" w:eastAsia="zh-CN"/>
+        </w:rPr>
+        <w:t>,1</w:t>
+      </w:r>
+      <w:r>
+        <w:rPr>
+          <w:rFonts w:hint="eastAsia"/>
+          <w:sz w:val="21"/>
+          <w:szCs w:val="21"/>
+          <w:vertAlign w:val="baseline"/>
+          <w:lang w:val="en-US" w:eastAsia="zh-CN"/>
+        </w:rPr>
+        <w:t xml:space="preserve">  </w:t>
+      </w:r>
+      <w:r>
+        <w:rPr>
+          <w:rFonts w:hint="default"/>
+          <w:sz w:val="21"/>
+          <w:szCs w:val="21"/>
+          <w:vertAlign w:val="baseline"/>
+          <w:lang w:val="en-US" w:eastAsia="zh-CN"/>
+        </w:rPr>
+        <w:t>,2</w:t>
+      </w:r>
+      <w:r>
+        <w:rPr>
+          <w:rFonts w:hint="eastAsia"/>
+          <w:sz w:val="21"/>
+          <w:szCs w:val="21"/>
+          <w:vertAlign w:val="baseline"/>
+          <w:lang w:val="en-US" w:eastAsia="zh-CN"/>
+        </w:rPr>
+        <w:t xml:space="preserve"> </w:t>
+      </w:r>
+      <w:r>
+        <w:rPr>
+          <w:rFonts w:hint="default"/>
+          <w:sz w:val="21"/>
+          <w:szCs w:val="21"/>
+          <w:vertAlign w:val="baseline"/>
+          <w:lang w:val="en-US" w:eastAsia="zh-CN"/>
+        </w:rPr>
+        <w:t>,1</w:t>
+      </w:r>
+      <w:r>
+        <w:rPr>
+          <w:rFonts w:hint="eastAsia"/>
+          <w:sz w:val="21"/>
+          <w:szCs w:val="21"/>
+          <w:vertAlign w:val="baseline"/>
+          <w:lang w:val="en-US" w:eastAsia="zh-CN"/>
+        </w:rPr>
+        <w:t xml:space="preserve"> </w:t>
+      </w:r>
+      <w:r>
+        <w:rPr>
+          <w:rFonts w:hint="default"/>
+          <w:sz w:val="21"/>
+          <w:szCs w:val="21"/>
+          <w:vertAlign w:val="baseline"/>
+          <w:lang w:val="en-US" w:eastAsia="zh-CN"/>
+        </w:rPr>
+        <w:t>,1</w:t>
+      </w:r>
+      <w:r>
+        <w:rPr>
+          <w:rFonts w:hint="eastAsia"/>
+          <w:sz w:val="21"/>
+          <w:szCs w:val="21"/>
+          <w:vertAlign w:val="baseline"/>
+          <w:lang w:val="en-US" w:eastAsia="zh-CN"/>
+        </w:rPr>
+        <w:t xml:space="preserve"> </w:t>
+      </w:r>
+      <w:r>
+        <w:rPr>
+          <w:rFonts w:hint="default"/>
+          <w:sz w:val="21"/>
+          <w:szCs w:val="21"/>
+          <w:vertAlign w:val="baseline"/>
+          <w:lang w:val="en-US" w:eastAsia="zh-CN"/>
+        </w:rPr>
+        <w:t>,2</w:t>
+      </w:r>
+      <w:r>
+        <w:rPr>
+          <w:rFonts w:hint="eastAsia"/>
+          <w:sz w:val="21"/>
+          <w:szCs w:val="21"/>
+          <w:vertAlign w:val="baseline"/>
+          <w:lang w:val="en-US" w:eastAsia="zh-CN"/>
+        </w:rPr>
+        <w:t xml:space="preserve"> </w:t>
+      </w:r>
+      <w:r>
+        <w:rPr>
+          <w:rFonts w:hint="default"/>
+          <w:sz w:val="21"/>
+          <w:szCs w:val="21"/>
+          <w:vertAlign w:val="baseline"/>
+          <w:lang w:val="en-US" w:eastAsia="zh-CN"/>
+        </w:rPr>
+        <w:t>,1</w:t>
+      </w:r>
+      <w:r>
+        <w:rPr>
+          <w:rFonts w:hint="eastAsia"/>
+          <w:sz w:val="21"/>
+          <w:szCs w:val="21"/>
+          <w:vertAlign w:val="baseline"/>
+          <w:lang w:val="en-US" w:eastAsia="zh-CN"/>
+        </w:rPr>
+        <w:t xml:space="preserve">  </w:t>
+      </w:r>
+      <w:r>
+        <w:rPr>
+          <w:rFonts w:hint="default"/>
+          <w:sz w:val="21"/>
+          <w:szCs w:val="21"/>
+          <w:vertAlign w:val="baseline"/>
+          <w:lang w:val="en-US" w:eastAsia="zh-CN"/>
+        </w:rPr>
+        <w:t>,5</w:t>
+      </w:r>
+      <w:r>
+        <w:rPr>
+          <w:rFonts w:hint="eastAsia"/>
+          <w:sz w:val="21"/>
+          <w:szCs w:val="21"/>
+          <w:vertAlign w:val="baseline"/>
+          <w:lang w:val="en-US" w:eastAsia="zh-CN"/>
+        </w:rPr>
+        <w:t xml:space="preserve">  </w:t>
+      </w:r>
+      <w:r>
+        <w:rPr>
+          <w:rFonts w:hint="default"/>
+          <w:sz w:val="21"/>
+          <w:szCs w:val="21"/>
+          <w:vertAlign w:val="baseline"/>
+          <w:lang w:val="en-US" w:eastAsia="zh-CN"/>
+        </w:rPr>
+        <w:t>],</w:t>
+      </w:r>
+    </w:p>
+    <w:p>
+      <w:pPr>
+        <w:pStyle w:val="21"/>
+        <w:keepNext w:val="0"/>
+        <w:keepLines w:val="0"/>
+        <w:widowControl/>
+        <w:numPr>
+          <w:ilvl w:val="0"/>
+          <w:numId w:val="0"/>
+        </w:numPr>
+        <w:suppressLineNumbers w:val="0"/>
+        <w:rPr>
+          <w:rFonts w:hint="default"/>
+          <w:sz w:val="21"/>
+          <w:szCs w:val="21"/>
+          <w:vertAlign w:val="baseline"/>
+          <w:lang w:val="en-US" w:eastAsia="zh-CN"/>
+        </w:rPr>
+      </w:pPr>
+      <w:r>
+        <w:rPr>
+          <w:rFonts w:hint="default"/>
+          <w:sz w:val="21"/>
+          <w:szCs w:val="21"/>
+          <w:vertAlign w:val="baseline"/>
+          <w:lang w:val="en-US" w:eastAsia="zh-CN"/>
+        </w:rPr>
+        <w:t xml:space="preserve">                    [5</w:t>
+      </w:r>
+      <w:r>
+        <w:rPr>
+          <w:rFonts w:hint="eastAsia"/>
+          <w:sz w:val="21"/>
+          <w:szCs w:val="21"/>
+          <w:vertAlign w:val="baseline"/>
+          <w:lang w:val="en-US" w:eastAsia="zh-CN"/>
+        </w:rPr>
+        <w:t xml:space="preserve">  </w:t>
+      </w:r>
+      <w:r>
+        <w:rPr>
+          <w:rFonts w:hint="default"/>
+          <w:sz w:val="21"/>
+          <w:szCs w:val="21"/>
+          <w:vertAlign w:val="baseline"/>
+          <w:lang w:val="en-US" w:eastAsia="zh-CN"/>
+        </w:rPr>
+        <w:t>,1</w:t>
+      </w:r>
+      <w:r>
+        <w:rPr>
+          <w:rFonts w:hint="eastAsia"/>
+          <w:sz w:val="21"/>
+          <w:szCs w:val="21"/>
+          <w:vertAlign w:val="baseline"/>
+          <w:lang w:val="en-US" w:eastAsia="zh-CN"/>
+        </w:rPr>
+        <w:t xml:space="preserve">  </w:t>
+      </w:r>
+      <w:r>
+        <w:rPr>
+          <w:rFonts w:hint="default"/>
+          <w:sz w:val="21"/>
+          <w:szCs w:val="21"/>
+          <w:vertAlign w:val="baseline"/>
+          <w:lang w:val="en-US" w:eastAsia="zh-CN"/>
+        </w:rPr>
+        <w:t>,2</w:t>
+      </w:r>
+      <w:r>
+        <w:rPr>
+          <w:rFonts w:hint="eastAsia"/>
+          <w:sz w:val="21"/>
+          <w:szCs w:val="21"/>
+          <w:vertAlign w:val="baseline"/>
+          <w:lang w:val="en-US" w:eastAsia="zh-CN"/>
+        </w:rPr>
+        <w:t xml:space="preserve"> </w:t>
+      </w:r>
+      <w:r>
+        <w:rPr>
+          <w:rFonts w:hint="default"/>
+          <w:sz w:val="21"/>
+          <w:szCs w:val="21"/>
+          <w:vertAlign w:val="baseline"/>
+          <w:lang w:val="en-US" w:eastAsia="zh-CN"/>
+        </w:rPr>
+        <w:t>,1</w:t>
+      </w:r>
+      <w:r>
+        <w:rPr>
+          <w:rFonts w:hint="eastAsia"/>
+          <w:sz w:val="21"/>
+          <w:szCs w:val="21"/>
+          <w:vertAlign w:val="baseline"/>
+          <w:lang w:val="en-US" w:eastAsia="zh-CN"/>
+        </w:rPr>
+        <w:t xml:space="preserve"> </w:t>
+      </w:r>
+      <w:r>
+        <w:rPr>
+          <w:rFonts w:hint="default"/>
+          <w:sz w:val="21"/>
+          <w:szCs w:val="21"/>
+          <w:vertAlign w:val="baseline"/>
+          <w:lang w:val="en-US" w:eastAsia="zh-CN"/>
+        </w:rPr>
+        <w:t>,1</w:t>
+      </w:r>
+      <w:r>
+        <w:rPr>
+          <w:rFonts w:hint="eastAsia"/>
+          <w:sz w:val="21"/>
+          <w:szCs w:val="21"/>
+          <w:vertAlign w:val="baseline"/>
+          <w:lang w:val="en-US" w:eastAsia="zh-CN"/>
+        </w:rPr>
+        <w:t xml:space="preserve"> </w:t>
+      </w:r>
+      <w:r>
+        <w:rPr>
+          <w:rFonts w:hint="default"/>
+          <w:sz w:val="21"/>
+          <w:szCs w:val="21"/>
+          <w:vertAlign w:val="baseline"/>
+          <w:lang w:val="en-US" w:eastAsia="zh-CN"/>
+        </w:rPr>
+        <w:t>,2</w:t>
+      </w:r>
+      <w:r>
+        <w:rPr>
+          <w:rFonts w:hint="eastAsia"/>
+          <w:sz w:val="21"/>
+          <w:szCs w:val="21"/>
+          <w:vertAlign w:val="baseline"/>
+          <w:lang w:val="en-US" w:eastAsia="zh-CN"/>
+        </w:rPr>
+        <w:t xml:space="preserve"> </w:t>
+      </w:r>
+      <w:r>
+        <w:rPr>
+          <w:rFonts w:hint="default"/>
+          <w:sz w:val="21"/>
+          <w:szCs w:val="21"/>
+          <w:vertAlign w:val="baseline"/>
+          <w:lang w:val="en-US" w:eastAsia="zh-CN"/>
+        </w:rPr>
+        <w:t>,1</w:t>
+      </w:r>
+      <w:r>
+        <w:rPr>
+          <w:rFonts w:hint="eastAsia"/>
+          <w:sz w:val="21"/>
+          <w:szCs w:val="21"/>
+          <w:vertAlign w:val="baseline"/>
+          <w:lang w:val="en-US" w:eastAsia="zh-CN"/>
+        </w:rPr>
+        <w:t xml:space="preserve">  </w:t>
+      </w:r>
+      <w:r>
+        <w:rPr>
+          <w:rFonts w:hint="default"/>
+          <w:sz w:val="21"/>
+          <w:szCs w:val="21"/>
+          <w:vertAlign w:val="baseline"/>
+          <w:lang w:val="en-US" w:eastAsia="zh-CN"/>
+        </w:rPr>
+        <w:t>,5</w:t>
+      </w:r>
+      <w:r>
+        <w:rPr>
+          <w:rFonts w:hint="eastAsia"/>
+          <w:sz w:val="21"/>
+          <w:szCs w:val="21"/>
+          <w:vertAlign w:val="baseline"/>
+          <w:lang w:val="en-US" w:eastAsia="zh-CN"/>
+        </w:rPr>
+        <w:t xml:space="preserve">  </w:t>
+      </w:r>
+      <w:r>
+        <w:rPr>
+          <w:rFonts w:hint="default"/>
+          <w:sz w:val="21"/>
+          <w:szCs w:val="21"/>
+          <w:vertAlign w:val="baseline"/>
+          <w:lang w:val="en-US" w:eastAsia="zh-CN"/>
+        </w:rPr>
+        <w:t>],</w:t>
+      </w:r>
+    </w:p>
+    <w:p>
+      <w:pPr>
+        <w:pStyle w:val="21"/>
+        <w:keepNext w:val="0"/>
+        <w:keepLines w:val="0"/>
+        <w:widowControl/>
+        <w:numPr>
+          <w:ilvl w:val="0"/>
+          <w:numId w:val="0"/>
+        </w:numPr>
+        <w:suppressLineNumbers w:val="0"/>
+        <w:rPr>
+          <w:rFonts w:hint="default"/>
+          <w:sz w:val="21"/>
+          <w:szCs w:val="21"/>
+          <w:vertAlign w:val="baseline"/>
+          <w:lang w:val="en-US" w:eastAsia="zh-CN"/>
+        </w:rPr>
+      </w:pPr>
+      <w:r>
+        <w:rPr>
+          <w:rFonts w:hint="default"/>
+          <w:sz w:val="21"/>
+          <w:szCs w:val="21"/>
+          <w:vertAlign w:val="baseline"/>
+          <w:lang w:val="en-US" w:eastAsia="zh-CN"/>
+        </w:rPr>
+        <w:t xml:space="preserve">                    [10</w:t>
+      </w:r>
+      <w:r>
+        <w:rPr>
+          <w:rFonts w:hint="eastAsia"/>
+          <w:sz w:val="21"/>
+          <w:szCs w:val="21"/>
+          <w:vertAlign w:val="baseline"/>
+          <w:lang w:val="en-US" w:eastAsia="zh-CN"/>
+        </w:rPr>
+        <w:t xml:space="preserve"> </w:t>
+      </w:r>
+      <w:r>
+        <w:rPr>
+          <w:rFonts w:hint="default"/>
+          <w:sz w:val="21"/>
+          <w:szCs w:val="21"/>
+          <w:vertAlign w:val="baseline"/>
+          <w:lang w:val="en-US" w:eastAsia="zh-CN"/>
+        </w:rPr>
+        <w:t>,1</w:t>
+      </w:r>
+      <w:r>
+        <w:rPr>
+          <w:rFonts w:hint="eastAsia"/>
+          <w:sz w:val="21"/>
+          <w:szCs w:val="21"/>
+          <w:vertAlign w:val="baseline"/>
+          <w:lang w:val="en-US" w:eastAsia="zh-CN"/>
+        </w:rPr>
+        <w:t xml:space="preserve">  </w:t>
+      </w:r>
+      <w:r>
+        <w:rPr>
+          <w:rFonts w:hint="default"/>
+          <w:sz w:val="21"/>
+          <w:szCs w:val="21"/>
+          <w:vertAlign w:val="baseline"/>
+          <w:lang w:val="en-US" w:eastAsia="zh-CN"/>
+        </w:rPr>
+        <w:t>,3</w:t>
+      </w:r>
+      <w:r>
+        <w:rPr>
+          <w:rFonts w:hint="eastAsia"/>
+          <w:sz w:val="21"/>
+          <w:szCs w:val="21"/>
+          <w:vertAlign w:val="baseline"/>
+          <w:lang w:val="en-US" w:eastAsia="zh-CN"/>
+        </w:rPr>
+        <w:t xml:space="preserve"> </w:t>
+      </w:r>
+      <w:r>
+        <w:rPr>
+          <w:rFonts w:hint="default"/>
+          <w:sz w:val="21"/>
+          <w:szCs w:val="21"/>
+          <w:vertAlign w:val="baseline"/>
+          <w:lang w:val="en-US" w:eastAsia="zh-CN"/>
+        </w:rPr>
+        <w:t>,2</w:t>
+      </w:r>
+      <w:r>
+        <w:rPr>
+          <w:rFonts w:hint="eastAsia"/>
+          <w:sz w:val="21"/>
+          <w:szCs w:val="21"/>
+          <w:vertAlign w:val="baseline"/>
+          <w:lang w:val="en-US" w:eastAsia="zh-CN"/>
+        </w:rPr>
+        <w:t xml:space="preserve"> </w:t>
+      </w:r>
+      <w:r>
+        <w:rPr>
+          <w:rFonts w:hint="default"/>
+          <w:sz w:val="21"/>
+          <w:szCs w:val="21"/>
+          <w:vertAlign w:val="baseline"/>
+          <w:lang w:val="en-US" w:eastAsia="zh-CN"/>
+        </w:rPr>
+        <w:t>,2</w:t>
+      </w:r>
+      <w:r>
+        <w:rPr>
+          <w:rFonts w:hint="eastAsia"/>
+          <w:sz w:val="21"/>
+          <w:szCs w:val="21"/>
+          <w:vertAlign w:val="baseline"/>
+          <w:lang w:val="en-US" w:eastAsia="zh-CN"/>
+        </w:rPr>
+        <w:t xml:space="preserve"> </w:t>
+      </w:r>
+      <w:r>
+        <w:rPr>
+          <w:rFonts w:hint="default"/>
+          <w:sz w:val="21"/>
+          <w:szCs w:val="21"/>
+          <w:vertAlign w:val="baseline"/>
+          <w:lang w:val="en-US" w:eastAsia="zh-CN"/>
+        </w:rPr>
+        <w:t>,3</w:t>
+      </w:r>
+      <w:r>
+        <w:rPr>
+          <w:rFonts w:hint="eastAsia"/>
+          <w:sz w:val="21"/>
+          <w:szCs w:val="21"/>
+          <w:vertAlign w:val="baseline"/>
+          <w:lang w:val="en-US" w:eastAsia="zh-CN"/>
+        </w:rPr>
+        <w:t xml:space="preserve"> </w:t>
+      </w:r>
+      <w:r>
+        <w:rPr>
+          <w:rFonts w:hint="default"/>
+          <w:sz w:val="21"/>
+          <w:szCs w:val="21"/>
+          <w:vertAlign w:val="baseline"/>
+          <w:lang w:val="en-US" w:eastAsia="zh-CN"/>
+        </w:rPr>
+        <w:t>,1</w:t>
+      </w:r>
+      <w:r>
+        <w:rPr>
+          <w:rFonts w:hint="eastAsia"/>
+          <w:sz w:val="21"/>
+          <w:szCs w:val="21"/>
+          <w:vertAlign w:val="baseline"/>
+          <w:lang w:val="en-US" w:eastAsia="zh-CN"/>
+        </w:rPr>
+        <w:t xml:space="preserve">  </w:t>
+      </w:r>
+      <w:r>
+        <w:rPr>
+          <w:rFonts w:hint="default"/>
+          <w:sz w:val="21"/>
+          <w:szCs w:val="21"/>
+          <w:vertAlign w:val="baseline"/>
+          <w:lang w:val="en-US" w:eastAsia="zh-CN"/>
+        </w:rPr>
+        <w:t>,10</w:t>
+      </w:r>
+      <w:r>
+        <w:rPr>
+          <w:rFonts w:hint="eastAsia"/>
+          <w:sz w:val="21"/>
+          <w:szCs w:val="21"/>
+          <w:vertAlign w:val="baseline"/>
+          <w:lang w:val="en-US" w:eastAsia="zh-CN"/>
+        </w:rPr>
+        <w:t xml:space="preserve"> </w:t>
+      </w:r>
+      <w:r>
+        <w:rPr>
+          <w:rFonts w:hint="default"/>
+          <w:sz w:val="21"/>
+          <w:szCs w:val="21"/>
+          <w:vertAlign w:val="baseline"/>
+          <w:lang w:val="en-US" w:eastAsia="zh-CN"/>
+        </w:rPr>
+        <w:t>],</w:t>
+      </w:r>
+    </w:p>
+    <w:p>
+      <w:pPr>
+        <w:pStyle w:val="21"/>
+        <w:keepNext w:val="0"/>
+        <w:keepLines w:val="0"/>
+        <w:widowControl/>
+        <w:numPr>
+          <w:ilvl w:val="0"/>
+          <w:numId w:val="0"/>
+        </w:numPr>
+        <w:suppressLineNumbers w:val="0"/>
+        <w:rPr>
+          <w:rFonts w:hint="default"/>
+          <w:sz w:val="21"/>
+          <w:szCs w:val="21"/>
+          <w:vertAlign w:val="baseline"/>
+          <w:lang w:val="en-US" w:eastAsia="zh-CN"/>
+        </w:rPr>
+      </w:pPr>
+      <w:r>
+        <w:rPr>
+          <w:rFonts w:hint="default"/>
+          <w:sz w:val="21"/>
+          <w:szCs w:val="21"/>
+          <w:vertAlign w:val="baseline"/>
+          <w:lang w:val="en-US" w:eastAsia="zh-CN"/>
+        </w:rPr>
+        <w:t xml:space="preserve">                    [-25,-45,1</w:t>
+      </w:r>
+      <w:r>
+        <w:rPr>
+          <w:rFonts w:hint="eastAsia"/>
+          <w:sz w:val="21"/>
+          <w:szCs w:val="21"/>
+          <w:vertAlign w:val="baseline"/>
+          <w:lang w:val="en-US" w:eastAsia="zh-CN"/>
+        </w:rPr>
+        <w:t xml:space="preserve"> </w:t>
+      </w:r>
+      <w:r>
+        <w:rPr>
+          <w:rFonts w:hint="default"/>
+          <w:sz w:val="21"/>
+          <w:szCs w:val="21"/>
+          <w:vertAlign w:val="baseline"/>
+          <w:lang w:val="en-US" w:eastAsia="zh-CN"/>
+        </w:rPr>
+        <w:t>,1</w:t>
+      </w:r>
+      <w:r>
+        <w:rPr>
+          <w:rFonts w:hint="eastAsia"/>
+          <w:sz w:val="21"/>
+          <w:szCs w:val="21"/>
+          <w:vertAlign w:val="baseline"/>
+          <w:lang w:val="en-US" w:eastAsia="zh-CN"/>
+        </w:rPr>
+        <w:t xml:space="preserve"> </w:t>
+      </w:r>
+      <w:r>
+        <w:rPr>
+          <w:rFonts w:hint="default"/>
+          <w:sz w:val="21"/>
+          <w:szCs w:val="21"/>
+          <w:vertAlign w:val="baseline"/>
+          <w:lang w:val="en-US" w:eastAsia="zh-CN"/>
+        </w:rPr>
+        <w:t>,1</w:t>
+      </w:r>
+      <w:r>
+        <w:rPr>
+          <w:rFonts w:hint="eastAsia"/>
+          <w:sz w:val="21"/>
+          <w:szCs w:val="21"/>
+          <w:vertAlign w:val="baseline"/>
+          <w:lang w:val="en-US" w:eastAsia="zh-CN"/>
+        </w:rPr>
+        <w:t xml:space="preserve"> </w:t>
+      </w:r>
+      <w:r>
+        <w:rPr>
+          <w:rFonts w:hint="default"/>
+          <w:sz w:val="21"/>
+          <w:szCs w:val="21"/>
+          <w:vertAlign w:val="baseline"/>
+          <w:lang w:val="en-US" w:eastAsia="zh-CN"/>
+        </w:rPr>
+        <w:t>,1,-45</w:t>
+      </w:r>
+      <w:r>
+        <w:rPr>
+          <w:rFonts w:hint="eastAsia"/>
+          <w:sz w:val="21"/>
+          <w:szCs w:val="21"/>
+          <w:vertAlign w:val="baseline"/>
+          <w:lang w:val="en-US" w:eastAsia="zh-CN"/>
+        </w:rPr>
+        <w:t xml:space="preserve"> </w:t>
+      </w:r>
+      <w:r>
+        <w:rPr>
+          <w:rFonts w:hint="default"/>
+          <w:sz w:val="21"/>
+          <w:szCs w:val="21"/>
+          <w:vertAlign w:val="baseline"/>
+          <w:lang w:val="en-US" w:eastAsia="zh-CN"/>
+        </w:rPr>
+        <w:t>,-25],</w:t>
+      </w:r>
+    </w:p>
+    <w:p>
+      <w:pPr>
+        <w:pStyle w:val="21"/>
+        <w:keepNext w:val="0"/>
+        <w:keepLines w:val="0"/>
+        <w:widowControl/>
+        <w:numPr>
+          <w:ilvl w:val="0"/>
+          <w:numId w:val="0"/>
+        </w:numPr>
+        <w:suppressLineNumbers w:val="0"/>
+        <w:rPr>
+          <w:rFonts w:hint="eastAsia"/>
+          <w:sz w:val="21"/>
+          <w:szCs w:val="21"/>
+          <w:vertAlign w:val="superscript"/>
+          <w:lang w:val="en-US" w:eastAsia="zh-CN"/>
+        </w:rPr>
+      </w:pPr>
+      <w:r>
+        <w:rPr>
+          <w:rFonts w:hint="default"/>
+          <w:sz w:val="21"/>
+          <w:szCs w:val="21"/>
+          <w:vertAlign w:val="baseline"/>
+          <w:lang w:val="en-US" w:eastAsia="zh-CN"/>
+        </w:rPr>
+        <w:t xml:space="preserve">                    [500,-25,10,5</w:t>
+      </w:r>
+      <w:r>
+        <w:rPr>
+          <w:rFonts w:hint="eastAsia"/>
+          <w:sz w:val="21"/>
+          <w:szCs w:val="21"/>
+          <w:vertAlign w:val="baseline"/>
+          <w:lang w:val="en-US" w:eastAsia="zh-CN"/>
+        </w:rPr>
+        <w:t xml:space="preserve"> </w:t>
+      </w:r>
+      <w:r>
+        <w:rPr>
+          <w:rFonts w:hint="default"/>
+          <w:sz w:val="21"/>
+          <w:szCs w:val="21"/>
+          <w:vertAlign w:val="baseline"/>
+          <w:lang w:val="en-US" w:eastAsia="zh-CN"/>
+        </w:rPr>
+        <w:t>,5</w:t>
+      </w:r>
+      <w:r>
+        <w:rPr>
+          <w:rFonts w:hint="eastAsia"/>
+          <w:sz w:val="21"/>
+          <w:szCs w:val="21"/>
+          <w:vertAlign w:val="baseline"/>
+          <w:lang w:val="en-US" w:eastAsia="zh-CN"/>
+        </w:rPr>
+        <w:t xml:space="preserve"> </w:t>
+      </w:r>
+      <w:r>
+        <w:rPr>
+          <w:rFonts w:hint="default"/>
+          <w:sz w:val="21"/>
+          <w:szCs w:val="21"/>
+          <w:vertAlign w:val="baseline"/>
+          <w:lang w:val="en-US" w:eastAsia="zh-CN"/>
+        </w:rPr>
+        <w:t>,10,-25,500]])</w:t>
+      </w:r>
+      <w:r>
+        <w:rPr>
+          <w:rFonts w:hint="eastAsia"/>
+          <w:sz w:val="21"/>
+          <w:szCs w:val="21"/>
+          <w:vertAlign w:val="superscript"/>
+          <w:lang w:val="en-US" w:eastAsia="zh-CN"/>
+        </w:rPr>
+        <w:t>[2]</w:t>
+      </w:r>
+    </w:p>
+    <w:p>
+      <w:pPr>
+        <w:pStyle w:val="21"/>
+        <w:keepNext w:val="0"/>
+        <w:keepLines w:val="0"/>
+        <w:widowControl/>
+        <w:numPr>
+          <w:ilvl w:val="0"/>
+          <w:numId w:val="0"/>
+        </w:numPr>
+        <w:suppressLineNumbers w:val="0"/>
+        <w:rPr>
+          <w:rFonts w:hint="default"/>
+          <w:sz w:val="21"/>
+          <w:szCs w:val="21"/>
+          <w:vertAlign w:val="baseline"/>
+          <w:lang w:val="en-US" w:eastAsia="zh-CN"/>
+        </w:rPr>
+      </w:pPr>
+      <w:r>
+        <w:rPr>
+          <w:rFonts w:hint="eastAsia"/>
+          <w:sz w:val="21"/>
+          <w:szCs w:val="21"/>
+          <w:vertAlign w:val="baseline"/>
+          <w:lang w:val="en-US" w:eastAsia="zh-CN"/>
+        </w:rPr>
+        <w:t>（网上不同教程资料中各位置权重数值不同，但是相对大小关系与以上基本一致。）</w:t>
+      </w:r>
+    </w:p>
+    <w:p>
+      <w:pPr>
+        <w:pStyle w:val="21"/>
+        <w:keepNext w:val="0"/>
+        <w:keepLines w:val="0"/>
+        <w:widowControl/>
+        <w:numPr>
+          <w:ilvl w:val="0"/>
+          <w:numId w:val="0"/>
+        </w:numPr>
+        <w:suppressLineNumbers w:val="0"/>
+        <w:rPr>
+          <w:rFonts w:hint="eastAsia"/>
+          <w:sz w:val="21"/>
+          <w:szCs w:val="21"/>
+          <w:vertAlign w:val="baseline"/>
+          <w:lang w:val="en-US" w:eastAsia="zh-CN"/>
+        </w:rPr>
+      </w:pPr>
+      <w:r>
+        <w:rPr>
+          <w:rFonts w:hint="eastAsia"/>
+          <w:sz w:val="21"/>
+          <w:szCs w:val="21"/>
+          <w:vertAlign w:val="baseline"/>
+          <w:lang w:val="en-US" w:eastAsia="zh-CN"/>
+        </w:rPr>
+        <w:t>将位置权重因数加入评估，使得AI倾向于占领权重高的位置。</w:t>
+      </w:r>
+    </w:p>
+    <w:p>
+      <w:pPr>
+        <w:pStyle w:val="21"/>
+        <w:keepNext w:val="0"/>
+        <w:keepLines w:val="0"/>
+        <w:widowControl/>
+        <w:numPr>
+          <w:numId w:val="0"/>
+        </w:numPr>
+        <w:suppressLineNumbers w:val="0"/>
+        <w:rPr>
+          <w:rFonts w:hint="default"/>
+          <w:sz w:val="21"/>
+          <w:szCs w:val="21"/>
+          <w:lang w:val="en-US" w:eastAsia="zh-CN"/>
+        </w:rPr>
+      </w:pPr>
+      <w:bookmarkStart w:id="0" w:name="_GoBack"/>
+      <w:bookmarkEnd w:id="0"/>
     </w:p>
     <w:p>
       <w:pPr>
@@ -2882,7 +4375,7 @@
         <w:widowControl/>
         <w:numPr>
           <w:ilvl w:val="0"/>
-          <w:numId w:val="7"/>
+          <w:numId w:val="0"/>
         </w:numPr>
         <w:suppressLineNumbers w:val="0"/>
         <w:rPr>
@@ -2892,6 +4385,43 @@
           <w:lang w:val="en-US" w:eastAsia="zh-CN"/>
         </w:rPr>
       </w:pPr>
+      <w:r>
+        <w:rPr>
+          <w:rFonts w:hint="eastAsia"/>
+          <w:sz w:val="21"/>
+          <w:szCs w:val="21"/>
+          <w:lang w:val="en-US" w:eastAsia="zh-CN"/>
+        </w:rPr>
+        <w:t>在棋局的不同阶段，各评估因素的重要性有所变化。</w:t>
+      </w:r>
+    </w:p>
+    <w:p>
+      <w:pPr>
+        <w:pStyle w:val="21"/>
+        <w:keepNext w:val="0"/>
+        <w:keepLines w:val="0"/>
+        <w:widowControl/>
+        <w:numPr>
+          <w:ilvl w:val="0"/>
+          <w:numId w:val="0"/>
+        </w:numPr>
+        <w:suppressLineNumbers w:val="0"/>
+        <w:rPr>
+          <w:rFonts w:hint="default"/>
+          <w:sz w:val="21"/>
+          <w:szCs w:val="21"/>
+          <w:lang w:val="en-US" w:eastAsia="zh-CN"/>
+        </w:rPr>
+      </w:pPr>
+      <w:r>
+        <w:rPr>
+          <w:rFonts w:hint="eastAsia"/>
+          <w:sz w:val="21"/>
+          <w:szCs w:val="21"/>
+          <w:lang w:val="en-US" w:eastAsia="zh-CN"/>
+        </w:rPr>
+        <w:t>开局</w:t>
+      </w:r>
     </w:p>
     <w:p>
       <w:pPr>
@@ -2911,6 +4441,79 @@
           <w:lang w:val="en-US" w:eastAsia="zh-CN"/>
         </w:rPr>
       </w:pPr>
+      <w:r>
+        <w:rPr>
+          <w:rFonts w:hint="eastAsia"/>
+          <w:sz w:val="21"/>
+          <w:szCs w:val="21"/>
+          <w:lang w:val="en-US" w:eastAsia="zh-CN"/>
+        </w:rPr>
+        <w:t>稳定性判断依据修改</w:t>
+      </w:r>
+    </w:p>
+    <w:p>
+      <w:pPr>
+        <w:pStyle w:val="21"/>
+        <w:keepNext w:val="0"/>
+        <w:keepLines w:val="0"/>
+        <w:widowControl/>
+        <w:numPr>
+          <w:numId w:val="0"/>
+        </w:numPr>
+        <w:suppressLineNumbers w:val="0"/>
+        <w:rPr>
+          <w:rFonts w:hint="default"/>
+          <w:sz w:val="21"/>
+          <w:szCs w:val="21"/>
+          <w:lang w:val="en-US" w:eastAsia="zh-CN"/>
+        </w:rPr>
+      </w:pPr>
+    </w:p>
+    <w:p>
+      <w:pPr>
+        <w:pStyle w:val="21"/>
+        <w:keepNext w:val="0"/>
+        <w:keepLines w:val="0"/>
+        <w:widowControl/>
+        <w:numPr>
+          <w:ilvl w:val="0"/>
+          <w:numId w:val="7"/>
+        </w:numPr>
+        <w:suppressLineNumbers w:val="0"/>
+        <w:rPr>
+          <w:rFonts w:hint="default"/>
+          <w:sz w:val="21"/>
+          <w:szCs w:val="21"/>
+          <w:lang w:val="en-US" w:eastAsia="zh-CN"/>
+        </w:rPr>
+      </w:pPr>
+      <w:r>
+        <w:rPr>
+          <w:rFonts w:hint="eastAsia"/>
+          <w:sz w:val="21"/>
+          <w:szCs w:val="21"/>
+          <w:lang w:val="en-US" w:eastAsia="zh-CN"/>
+        </w:rPr>
+        <w:t>对手行动力计算方法修改</w:t>
+      </w:r>
+    </w:p>
+    <w:p>
+      <w:pPr>
+        <w:pStyle w:val="21"/>
+        <w:keepNext w:val="0"/>
+        <w:keepLines w:val="0"/>
+        <w:widowControl/>
+        <w:numPr>
+          <w:numId w:val="0"/>
+        </w:numPr>
+        <w:suppressLineNumbers w:val="0"/>
+        <w:rPr>
+          <w:rFonts w:hint="default"/>
+          <w:sz w:val="21"/>
+          <w:szCs w:val="21"/>
+          <w:lang w:val="en-US" w:eastAsia="zh-CN"/>
+        </w:rPr>
+      </w:pPr>
     </w:p>
     <w:p>
       <w:pPr>
@@ -2937,11 +4540,18 @@
     <w:p>
       <w:pPr>
         <w:pStyle w:val="3"/>
-        <w:rPr>
-          <w:rFonts w:hint="eastAsia" w:eastAsia="宋体"/>
+        <w:numPr>
+          <w:ilvl w:val="0"/>
+          <w:numId w:val="8"/>
+        </w:numPr>
+        <w:tabs>
+          <w:tab w:val="clear" w:pos="312"/>
+        </w:tabs>
+        <w:rPr>
+          <w:rFonts w:hint="eastAsia" w:ascii="宋体" w:hAnsi="宋体" w:cs="宋体"/>
           <w:sz w:val="18"/>
           <w:szCs w:val="18"/>
-          <w:lang w:val="en-US" w:eastAsia="zh-CN"/>
+          <w:lang w:eastAsia="zh-CN"/>
         </w:rPr>
       </w:pPr>
       <w:r>
@@ -3011,8 +4621,74 @@
         </w:rPr>
         <w:t>）</w:t>
       </w:r>
-      <w:bookmarkStart w:id="0" w:name="_GoBack"/>
-      <w:bookmarkEnd w:id="0"/>
+    </w:p>
+    <w:p>
+      <w:pPr>
+        <w:pStyle w:val="3"/>
+        <w:numPr>
+          <w:ilvl w:val="0"/>
+          <w:numId w:val="8"/>
+        </w:numPr>
+        <w:tabs>
+          <w:tab w:val="clear" w:pos="312"/>
+        </w:tabs>
+        <w:rPr>
+          <w:rFonts w:hint="eastAsia" w:ascii="宋体" w:hAnsi="宋体" w:cs="宋体"/>
+          <w:sz w:val="18"/>
+          <w:szCs w:val="18"/>
+          <w:lang w:val="en-US" w:eastAsia="zh-CN"/>
+        </w:rPr>
+      </w:pPr>
+      <w:r>
+        <w:rPr>
+          <w:rFonts w:ascii="宋体" w:hAnsi="宋体" w:eastAsia="宋体" w:cs="宋体"/>
+          <w:sz w:val="18"/>
+          <w:szCs w:val="18"/>
+        </w:rPr>
+        <w:fldChar w:fldCharType="begin"/>
+      </w:r>
+      <w:r>
+        <w:rPr>
+          <w:rFonts w:ascii="宋体" w:hAnsi="宋体" w:eastAsia="宋体" w:cs="宋体"/>
+          <w:sz w:val="18"/>
+          <w:szCs w:val="18"/>
+        </w:rPr>
+        <w:instrText xml:space="preserve"> HYPERLINK "https://zhuanlan.zhihu.com/p/35121997" </w:instrText>
+      </w:r>
+      <w:r>
+        <w:rPr>
+          <w:rFonts w:ascii="宋体" w:hAnsi="宋体" w:eastAsia="宋体" w:cs="宋体"/>
+          <w:sz w:val="18"/>
+          <w:szCs w:val="18"/>
+        </w:rPr>
+        <w:fldChar w:fldCharType="separate"/>
+      </w:r>
+      <w:r>
+        <w:rPr>
+          <w:rStyle w:val="27"/>
+          <w:rFonts w:ascii="宋体" w:hAnsi="宋体" w:eastAsia="宋体" w:cs="宋体"/>
+          <w:sz w:val="18"/>
+          <w:szCs w:val="18"/>
+        </w:rPr>
+        <w:t>黑白棋AI：局面评估+AlphaBeta剪枝预搜索 - 知乎</w:t>
+      </w:r>
+      <w:r>
+        <w:rPr>
+          <w:rFonts w:ascii="宋体" w:hAnsi="宋体" w:eastAsia="宋体" w:cs="宋体"/>
+          <w:sz w:val="18"/>
+          <w:szCs w:val="18"/>
+        </w:rPr>
+        <w:fldChar w:fldCharType="end"/>
+      </w:r>
+      <w:r>
+        <w:rPr>
+          <w:rFonts w:hint="eastAsia" w:ascii="宋体" w:hAnsi="宋体" w:cs="宋体"/>
+          <w:sz w:val="18"/>
+          <w:szCs w:val="18"/>
+          <w:lang w:val="en-US" w:eastAsia="zh-CN"/>
+        </w:rPr>
+        <w:t xml:space="preserve"> (https://zhuanlan.zhihu.com/p/35121997)</w:t>
+      </w:r>
     </w:p>
     <w:p>
       <w:pPr>
@@ -3440,7 +5116,7 @@
         <w:pStyle w:val="3"/>
         <w:numPr>
           <w:ilvl w:val="0"/>
-          <w:numId w:val="8"/>
+          <w:numId w:val="9"/>
         </w:numPr>
         <w:rPr>
           <w:rFonts w:hint="eastAsia"/>
@@ -3512,7 +5188,7 @@
         <w:pStyle w:val="3"/>
         <w:numPr>
           <w:ilvl w:val="0"/>
-          <w:numId w:val="8"/>
+          <w:numId w:val="9"/>
         </w:numPr>
         <w:ind w:left="0" w:leftChars="0" w:firstLine="432" w:firstLineChars="200"/>
         <w:rPr>
@@ -3537,7 +5213,7 @@
         <w:pStyle w:val="3"/>
         <w:numPr>
           <w:ilvl w:val="0"/>
-          <w:numId w:val="8"/>
+          <w:numId w:val="9"/>
         </w:numPr>
         <w:ind w:left="0" w:leftChars="0" w:firstLine="432" w:firstLineChars="200"/>
         <w:rPr>
@@ -3580,7 +5256,7 @@
         <w:pStyle w:val="3"/>
         <w:numPr>
           <w:ilvl w:val="0"/>
-          <w:numId w:val="8"/>
+          <w:numId w:val="9"/>
         </w:numPr>
         <w:ind w:left="0" w:leftChars="0" w:firstLine="432" w:firstLineChars="200"/>
         <w:rPr>
@@ -4033,7 +5709,7 @@
           <w:szCs w:val="21"/>
           <w:lang w:val="en-US" w:eastAsia="zh-CN"/>
         </w:rPr>
-        <w:t>*说明：</w:t>
+        <w:t>*说明（reference）：</w:t>
       </w:r>
     </w:p>
     <w:p>
@@ -4357,7 +6033,7 @@
   </w:p>
   <w:p>
     <w:pPr>
-      <w:pStyle w:val="30"/>
+      <w:pStyle w:val="31"/>
     </w:pPr>
   </w:p>
 </w:hdr>
@@ -4377,6 +6053,22 @@
     </w:lvl>
   </w:abstractNum>
   <w:abstractNum w:abstractNumId="1">
+    <w:nsid w:val="C950EDB2"/>
+    <w:multiLevelType w:val="singleLevel"/>
+    <w:tmpl w:val="C950EDB2"/>
+    <w:lvl w:ilvl="0" w:tentative="0">
+      <w:start w:val="1"/>
+      <w:numFmt w:val="decimal"/>
+      <w:lvlText w:val="[%1]"/>
+      <w:lvlJc w:val="left"/>
+      <w:pPr>
+        <w:tabs>
+          <w:tab w:val="left" w:pos="312"/>
+        </w:tabs>
+      </w:pPr>
+    </w:lvl>
+  </w:abstractNum>
+  <w:abstractNum w:abstractNumId="2">
     <w:nsid w:val="00B475C4"/>
     <w:multiLevelType w:val="singleLevel"/>
     <w:tmpl w:val="00B475C4"/>
@@ -4388,7 +6080,7 @@
       <w:lvlJc w:val="left"/>
     </w:lvl>
   </w:abstractNum>
-  <w:abstractNum w:abstractNumId="2">
+  <w:abstractNum w:abstractNumId="3">
     <w:nsid w:val="3CC42583"/>
     <w:multiLevelType w:val="singleLevel"/>
     <w:tmpl w:val="3CC42583"/>
@@ -4399,7 +6091,7 @@
       <w:lvlJc w:val="left"/>
     </w:lvl>
   </w:abstractNum>
-  <w:abstractNum w:abstractNumId="3">
+  <w:abstractNum w:abstractNumId="4">
     <w:nsid w:val="4BBC2CA8"/>
     <w:multiLevelType w:val="multilevel"/>
     <w:tmpl w:val="4BBC2CA8"/>
@@ -4560,14 +6252,14 @@
       </w:rPr>
     </w:lvl>
   </w:abstractNum>
-  <w:abstractNum w:abstractNumId="4">
+  <w:abstractNum w:abstractNumId="5">
     <w:nsid w:val="612B6CE2"/>
     <w:multiLevelType w:val="multilevel"/>
     <w:tmpl w:val="612B6CE2"/>
     <w:lvl w:ilvl="0" w:tentative="0">
       <w:start w:val="1"/>
       <w:numFmt w:val="decimal"/>
-      <w:pStyle w:val="46"/>
+      <w:pStyle w:val="47"/>
       <w:lvlText w:val="[%1]  "/>
       <w:lvlJc w:val="right"/>
       <w:pPr>
@@ -4680,14 +6372,14 @@
       </w:pPr>
     </w:lvl>
   </w:abstractNum>
-  <w:abstractNum w:abstractNumId="5">
+  <w:abstractNum w:abstractNumId="6">
     <w:nsid w:val="631B5AE9"/>
     <w:multiLevelType w:val="multilevel"/>
     <w:tmpl w:val="631B5AE9"/>
     <w:lvl w:ilvl="0" w:tentative="0">
       <w:start w:val="1"/>
       <w:numFmt w:val="decimal"/>
-      <w:pStyle w:val="48"/>
+      <w:pStyle w:val="49"/>
       <w:lvlText w:val="[%1]  "/>
       <w:lvlJc w:val="right"/>
       <w:pPr>
@@ -4800,7 +6492,7 @@
       </w:pPr>
     </w:lvl>
   </w:abstractNum>
-  <w:abstractNum w:abstractNumId="6">
+  <w:abstractNum w:abstractNumId="7">
     <w:nsid w:val="64C3C73F"/>
     <w:multiLevelType w:val="singleLevel"/>
     <w:tmpl w:val="64C3C73F"/>
@@ -4816,7 +6508,7 @@
       </w:pPr>
     </w:lvl>
   </w:abstractNum>
-  <w:abstractNum w:abstractNumId="7">
+  <w:abstractNum w:abstractNumId="8">
     <w:nsid w:val="6A95D7D1"/>
     <w:multiLevelType w:val="singleLevel"/>
     <w:tmpl w:val="6A95D7D1"/>
@@ -4828,28 +6520,31 @@
     </w:lvl>
   </w:abstractNum>
   <w:num w:numId="1">
-    <w:abstractNumId w:val="3"/>
+    <w:abstractNumId w:val="4"/>
   </w:num>
   <w:num w:numId="2">
-    <w:abstractNumId w:val="4"/>
+    <w:abstractNumId w:val="5"/>
   </w:num>
   <w:num w:numId="3">
-    <w:abstractNumId w:val="5"/>
+    <w:abstractNumId w:val="6"/>
   </w:num>
   <w:num w:numId="4">
-    <w:abstractNumId w:val="2"/>
+    <w:abstractNumId w:val="3"/>
   </w:num>
   <w:num w:numId="5">
     <w:abstractNumId w:val="0"/>
   </w:num>
   <w:num w:numId="6">
-    <w:abstractNumId w:val="7"/>
+    <w:abstractNumId w:val="8"/>
   </w:num>
   <w:num w:numId="7">
+    <w:abstractNumId w:val="2"/>
+  </w:num>
+  <w:num w:numId="8">
     <w:abstractNumId w:val="1"/>
   </w:num>
-  <w:num w:numId="8">
-    <w:abstractNumId w:val="6"/>
+  <w:num w:numId="9">
+    <w:abstractNumId w:val="7"/>
   </w:num>
 </w:numbering>
 </file>
@@ -4951,7 +6646,7 @@
     <w:lsdException w:uiPriority="99" w:name="Body Text Indent 3"/>
     <w:lsdException w:uiPriority="99" w:name="Block Text"/>
     <w:lsdException w:qFormat="1" w:unhideWhenUsed="0" w:uiPriority="0" w:name="Hyperlink"/>
-    <w:lsdException w:uiPriority="99" w:name="FollowedHyperlink"/>
+    <w:lsdException w:qFormat="1" w:uiPriority="99" w:name="FollowedHyperlink"/>
     <w:lsdException w:qFormat="1" w:unhideWhenUsed="0" w:uiPriority="0" w:semiHidden="0" w:name="Strong"/>
     <w:lsdException w:qFormat="1" w:unhideWhenUsed="0" w:uiPriority="20" w:semiHidden="0" w:name="Emphasis"/>
     <w:lsdException w:uiPriority="99" w:name="Document Map"/>
@@ -5571,6 +7266,18 @@
     </w:rPr>
   </w:style>
   <w:style w:type="character" w:styleId="27">
+    <w:name w:val="FollowedHyperlink"/>
+    <w:basedOn w:val="24"/>
+    <w:semiHidden/>
+    <w:unhideWhenUsed/>
+    <w:qFormat/>
+    <w:uiPriority w:val="99"/>
+    <w:rPr>
+      <w:color w:val="800080"/>
+      <w:u w:val="single"/>
+    </w:rPr>
+  </w:style>
+  <w:style w:type="character" w:styleId="28">
     <w:name w:val="Hyperlink"/>
     <w:semiHidden/>
     <w:qFormat/>
@@ -5580,7 +7287,7 @@
       <w:u w:val="single"/>
     </w:rPr>
   </w:style>
-  <w:style w:type="character" w:styleId="28">
+  <w:style w:type="character" w:styleId="29">
     <w:name w:val="HTML Code"/>
     <w:basedOn w:val="24"/>
     <w:semiHidden/>
@@ -5592,7 +7299,7 @@
       <w:sz w:val="20"/>
     </w:rPr>
   </w:style>
-  <w:style w:type="character" w:styleId="29">
+  <w:style w:type="character" w:styleId="30">
     <w:name w:val="footnote reference"/>
     <w:semiHidden/>
     <w:qFormat/>
@@ -5606,7 +7313,7 @@
       <w:vertAlign w:val="baseline"/>
     </w:rPr>
   </w:style>
-  <w:style w:type="paragraph" w:customStyle="1" w:styleId="30">
+  <w:style w:type="paragraph" w:customStyle="1" w:styleId="31">
     <w:name w:val="首页页眉"/>
     <w:basedOn w:val="14"/>
     <w:qFormat/>
@@ -5618,9 +7325,9 @@
       <w:jc w:val="both"/>
     </w:pPr>
   </w:style>
-  <w:style w:type="paragraph" w:customStyle="1" w:styleId="31">
+  <w:style w:type="paragraph" w:customStyle="1" w:styleId="32">
     <w:name w:val="Correspond"/>
-    <w:basedOn w:val="32"/>
+    <w:basedOn w:val="33"/>
     <w:next w:val="1"/>
     <w:qFormat/>
     <w:uiPriority w:val="0"/>
@@ -5628,7 +7335,7 @@
       <w:sz w:val="16"/>
     </w:rPr>
   </w:style>
-  <w:style w:type="paragraph" w:customStyle="1" w:styleId="32">
+  <w:style w:type="paragraph" w:customStyle="1" w:styleId="33">
     <w:name w:val="Depart.Correspond.http"/>
     <w:basedOn w:val="17"/>
     <w:qFormat/>
@@ -5641,10 +7348,10 @@
       <w:sz w:val="16"/>
     </w:rPr>
   </w:style>
-  <w:style w:type="paragraph" w:customStyle="1" w:styleId="33">
+  <w:style w:type="paragraph" w:customStyle="1" w:styleId="34">
     <w:name w:val="Date1"/>
-    <w:basedOn w:val="32"/>
-    <w:next w:val="34"/>
+    <w:basedOn w:val="33"/>
+    <w:next w:val="35"/>
     <w:qFormat/>
     <w:uiPriority w:val="0"/>
     <w:pPr>
@@ -5654,10 +7361,10 @@
       <w:sz w:val="18"/>
     </w:rPr>
   </w:style>
-  <w:style w:type="paragraph" w:customStyle="1" w:styleId="34">
+  <w:style w:type="paragraph" w:customStyle="1" w:styleId="35">
     <w:name w:val="Information"/>
-    <w:basedOn w:val="33"/>
-    <w:next w:val="35"/>
+    <w:basedOn w:val="34"/>
+    <w:next w:val="36"/>
     <w:qFormat/>
     <w:uiPriority w:val="0"/>
     <w:pPr>
@@ -5668,9 +7375,9 @@
       <w:bCs/>
     </w:rPr>
   </w:style>
-  <w:style w:type="paragraph" w:customStyle="1" w:styleId="35">
+  <w:style w:type="paragraph" w:customStyle="1" w:styleId="36">
     <w:name w:val="Abstract"/>
-    <w:next w:val="36"/>
+    <w:next w:val="37"/>
     <w:qFormat/>
     <w:uiPriority w:val="0"/>
     <w:pPr>
@@ -5686,10 +7393,10 @@
       <w:lang w:val="en-US" w:eastAsia="zh-CN" w:bidi="ar-SA"/>
     </w:rPr>
   </w:style>
-  <w:style w:type="paragraph" w:customStyle="1" w:styleId="36">
+  <w:style w:type="paragraph" w:customStyle="1" w:styleId="37">
     <w:name w:val="Key words"/>
     <w:basedOn w:val="1"/>
-    <w:next w:val="37"/>
+    <w:next w:val="38"/>
     <w:qFormat/>
     <w:uiPriority w:val="0"/>
     <w:pPr>
@@ -5705,10 +7412,10 @@
       <w:snapToGrid w:val="0"/>
     </w:rPr>
   </w:style>
-  <w:style w:type="paragraph" w:customStyle="1" w:styleId="37">
+  <w:style w:type="paragraph" w:customStyle="1" w:styleId="38">
     <w:name w:val="摘要"/>
     <w:basedOn w:val="3"/>
-    <w:next w:val="38"/>
+    <w:next w:val="39"/>
     <w:qFormat/>
     <w:uiPriority w:val="0"/>
     <w:pPr>
@@ -5724,19 +7431,19 @@
       <w:snapToGrid w:val="0"/>
     </w:rPr>
   </w:style>
-  <w:style w:type="paragraph" w:customStyle="1" w:styleId="38">
+  <w:style w:type="paragraph" w:customStyle="1" w:styleId="39">
     <w:name w:val="关键词"/>
-    <w:basedOn w:val="37"/>
-    <w:next w:val="39"/>
+    <w:basedOn w:val="38"/>
+    <w:next w:val="40"/>
     <w:qFormat/>
     <w:uiPriority w:val="0"/>
     <w:pPr>
       <w:ind w:left="429" w:hanging="429" w:hangingChars="429"/>
     </w:pPr>
   </w:style>
-  <w:style w:type="paragraph" w:customStyle="1" w:styleId="39">
+  <w:style w:type="paragraph" w:customStyle="1" w:styleId="40">
     <w:name w:val="分类号"/>
-    <w:basedOn w:val="33"/>
+    <w:basedOn w:val="34"/>
     <w:next w:val="3"/>
     <w:qFormat/>
     <w:uiPriority w:val="0"/>
@@ -5751,10 +7458,10 @@
       <w:rFonts w:eastAsia="黑体"/>
     </w:rPr>
   </w:style>
-  <w:style w:type="paragraph" w:customStyle="1" w:styleId="40">
+  <w:style w:type="paragraph" w:customStyle="1" w:styleId="41">
     <w:name w:val="Title1"/>
     <w:basedOn w:val="1"/>
-    <w:next w:val="41"/>
+    <w:next w:val="42"/>
     <w:qFormat/>
     <w:uiPriority w:val="0"/>
     <w:pPr>
@@ -5770,10 +7477,10 @@
       <w:sz w:val="24"/>
     </w:rPr>
   </w:style>
-  <w:style w:type="paragraph" w:customStyle="1" w:styleId="41">
+  <w:style w:type="paragraph" w:customStyle="1" w:styleId="42">
     <w:name w:val="Name"/>
     <w:basedOn w:val="16"/>
-    <w:next w:val="32"/>
+    <w:next w:val="33"/>
     <w:qFormat/>
     <w:uiPriority w:val="0"/>
     <w:pPr>
@@ -5787,9 +7494,9 @@
       <w:sz w:val="18"/>
     </w:rPr>
   </w:style>
-  <w:style w:type="paragraph" w:customStyle="1" w:styleId="42">
+  <w:style w:type="paragraph" w:customStyle="1" w:styleId="43">
     <w:name w:val="文前文本"/>
-    <w:basedOn w:val="38"/>
+    <w:basedOn w:val="39"/>
     <w:qFormat/>
     <w:uiPriority w:val="0"/>
     <w:pPr>
@@ -5800,7 +7507,7 @@
       <w:b/>
     </w:rPr>
   </w:style>
-  <w:style w:type="paragraph" w:customStyle="1" w:styleId="43">
+  <w:style w:type="paragraph" w:customStyle="1" w:styleId="44">
     <w:name w:val="定理"/>
     <w:basedOn w:val="3"/>
     <w:next w:val="3"/>
@@ -5810,7 +7517,7 @@
       <w:rFonts w:eastAsia="黑体"/>
     </w:rPr>
   </w:style>
-  <w:style w:type="paragraph" w:customStyle="1" w:styleId="44">
+  <w:style w:type="paragraph" w:customStyle="1" w:styleId="45">
     <w:name w:val="表名"/>
     <w:basedOn w:val="1"/>
     <w:qFormat/>
@@ -5819,10 +7526,10 @@
       <w:spacing w:after="120"/>
     </w:pPr>
   </w:style>
-  <w:style w:type="paragraph" w:customStyle="1" w:styleId="45">
+  <w:style w:type="paragraph" w:customStyle="1" w:styleId="46">
     <w:name w:val="Reference"/>
     <w:basedOn w:val="1"/>
-    <w:next w:val="46"/>
+    <w:next w:val="47"/>
     <w:qFormat/>
     <w:uiPriority w:val="0"/>
     <w:pPr>
@@ -5836,7 +7543,7 @@
       <w:b/>
     </w:rPr>
   </w:style>
-  <w:style w:type="paragraph" w:customStyle="1" w:styleId="46">
+  <w:style w:type="paragraph" w:customStyle="1" w:styleId="47">
     <w:name w:val="Text of Reference"/>
     <w:qFormat/>
     <w:uiPriority w:val="0"/>
@@ -5854,16 +7561,16 @@
       <w:lang w:val="en-US" w:eastAsia="zh-CN" w:bidi="ar-SA"/>
     </w:rPr>
   </w:style>
-  <w:style w:type="paragraph" w:customStyle="1" w:styleId="47">
+  <w:style w:type="paragraph" w:customStyle="1" w:styleId="48">
     <w:name w:val="证明"/>
-    <w:basedOn w:val="43"/>
+    <w:basedOn w:val="44"/>
     <w:qFormat/>
     <w:uiPriority w:val="0"/>
     <w:rPr>
       <w:rFonts w:eastAsia="仿宋_GB2312"/>
     </w:rPr>
   </w:style>
-  <w:style w:type="paragraph" w:customStyle="1" w:styleId="48">
+  <w:style w:type="paragraph" w:customStyle="1" w:styleId="49">
     <w:name w:val="Text of Reference 1"/>
     <w:qFormat/>
     <w:uiPriority w:val="0"/>
@@ -5881,9 +7588,9 @@
       <w:lang w:val="en-US" w:eastAsia="zh-CN" w:bidi="ar-SA"/>
     </w:rPr>
   </w:style>
-  <w:style w:type="paragraph" w:customStyle="1" w:styleId="49">
+  <w:style w:type="paragraph" w:customStyle="1" w:styleId="50">
     <w:name w:val="中文参考文献"/>
-    <w:basedOn w:val="45"/>
+    <w:basedOn w:val="46"/>
     <w:next w:val="3"/>
     <w:qFormat/>
     <w:uiPriority w:val="0"/>
@@ -5894,10 +7601,10 @@
       <w:b w:val="0"/>
     </w:rPr>
   </w:style>
-  <w:style w:type="paragraph" w:customStyle="1" w:styleId="50">
+  <w:style w:type="paragraph" w:customStyle="1" w:styleId="51">
     <w:name w:val="致谢"/>
-    <w:basedOn w:val="43"/>
-    <w:next w:val="45"/>
+    <w:basedOn w:val="44"/>
+    <w:next w:val="46"/>
     <w:qFormat/>
     <w:uiPriority w:val="0"/>
     <w:pPr>
@@ -5912,9 +7619,9 @@
       <w:bCs/>
     </w:rPr>
   </w:style>
-  <w:style w:type="paragraph" w:customStyle="1" w:styleId="51">
+  <w:style w:type="paragraph" w:customStyle="1" w:styleId="52">
     <w:name w:val="Text of 中文参考文献"/>
-    <w:basedOn w:val="46"/>
+    <w:basedOn w:val="47"/>
     <w:qFormat/>
     <w:uiPriority w:val="0"/>
     <w:pPr>
@@ -5929,9 +7636,9 @@
       <w:ind w:left="258" w:hanging="258" w:hangingChars="258"/>
     </w:pPr>
   </w:style>
-  <w:style w:type="paragraph" w:customStyle="1" w:styleId="52">
+  <w:style w:type="paragraph" w:customStyle="1" w:styleId="53">
     <w:name w:val="Text of 中文参考文献１"/>
-    <w:basedOn w:val="51"/>
+    <w:basedOn w:val="52"/>
     <w:qFormat/>
     <w:uiPriority w:val="0"/>
     <w:pPr>
@@ -5942,7 +7649,7 @@
       </w:tabs>
     </w:pPr>
   </w:style>
-  <w:style w:type="paragraph" w:customStyle="1" w:styleId="53">
+  <w:style w:type="paragraph" w:customStyle="1" w:styleId="54">
     <w:name w:val="http(中)"/>
     <w:basedOn w:val="1"/>
     <w:next w:val="1"/>

--- a/241300009.docx
+++ b/241300009.docx
@@ -3091,22 +3091,22 @@
         </w:numPr>
         <w:suppressLineNumbers w:val="0"/>
         <w:rPr>
-          <w:rFonts w:hint="default"/>
-          <w:sz w:val="21"/>
-          <w:szCs w:val="21"/>
-          <w:vertAlign w:val="baseline"/>
-          <w:lang w:val="en-US" w:eastAsia="zh-CN"/>
-        </w:rPr>
-      </w:pPr>
-      <w:r>
-        <w:rPr>
-          <w:rFonts w:hint="eastAsia"/>
-          <w:sz w:val="21"/>
-          <w:szCs w:val="21"/>
-          <w:vertAlign w:val="baseline"/>
-          <w:lang w:val="en-US" w:eastAsia="zh-CN"/>
-        </w:rPr>
-        <w:t>因此原代码中给棋盘分区的逻辑基本正确（需要修改），意图应该是遍历棋盘中位置权重数值较大的区域。同时，我了解到棋盘各位置落子也有好坏之分，这也可以作为一个判断因素。</w:t>
+          <w:rFonts w:hint="eastAsia"/>
+          <w:sz w:val="21"/>
+          <w:szCs w:val="21"/>
+          <w:vertAlign w:val="baseline"/>
+          <w:lang w:val="en-US" w:eastAsia="zh-CN"/>
+        </w:rPr>
+      </w:pPr>
+      <w:r>
+        <w:rPr>
+          <w:rFonts w:hint="eastAsia"/>
+          <w:sz w:val="21"/>
+          <w:szCs w:val="21"/>
+          <w:vertAlign w:val="baseline"/>
+          <w:lang w:val="en-US" w:eastAsia="zh-CN"/>
+        </w:rPr>
+        <w:t>因此原代码中给棋盘分区的逻辑基本正确（需要修改边的包含区域），意图应该是遍历棋盘中位置优势较大的区域来寻找稳定的棋子。</w:t>
       </w:r>
     </w:p>
     <w:p>
@@ -3121,73 +3121,13 @@
         </w:numPr>
         <w:suppressLineNumbers w:val="0"/>
         <w:rPr>
-          <w:rFonts w:hint="default"/>
-          <w:sz w:val="21"/>
-          <w:szCs w:val="21"/>
-          <w:vertAlign w:val="baseline"/>
-          <w:lang w:val="en-US" w:eastAsia="zh-CN"/>
-        </w:rPr>
-      </w:pPr>
-      <w:r>
-        <w:rPr>
-          <w:rFonts w:hint="eastAsia"/>
-          <w:sz w:val="21"/>
-          <w:szCs w:val="21"/>
-          <w:vertAlign w:val="baseline"/>
-          <w:lang w:val="en-US" w:eastAsia="zh-CN"/>
-        </w:rPr>
-        <w:t xml:space="preserve">可以直接定义棋盘各 </w:t>
-      </w:r>
-      <w:r>
-        <w:rPr>
-          <w:rFonts w:hint="default"/>
-          <w:sz w:val="21"/>
-          <w:szCs w:val="21"/>
-          <w:vertAlign w:val="baseline"/>
-          <w:lang w:val="en-US" w:eastAsia="zh-CN"/>
-        </w:rPr>
-        <w:t>([[500,-25,10,5</w:t>
-      </w:r>
-      <w:r>
-        <w:rPr>
-          <w:rFonts w:hint="eastAsia"/>
-          <w:sz w:val="21"/>
-          <w:szCs w:val="21"/>
-          <w:vertAlign w:val="baseline"/>
-          <w:lang w:val="en-US" w:eastAsia="zh-CN"/>
-        </w:rPr>
-        <w:t xml:space="preserve"> </w:t>
-      </w:r>
-      <w:r>
-        <w:rPr>
-          <w:rFonts w:hint="default"/>
-          <w:sz w:val="21"/>
-          <w:szCs w:val="21"/>
-          <w:vertAlign w:val="baseline"/>
-          <w:lang w:val="en-US" w:eastAsia="zh-CN"/>
-        </w:rPr>
-        <w:t>,5</w:t>
-      </w:r>
-      <w:r>
-        <w:rPr>
-          <w:rFonts w:hint="eastAsia"/>
-          <w:sz w:val="21"/>
-          <w:szCs w:val="21"/>
-          <w:vertAlign w:val="baseline"/>
-          <w:lang w:val="en-US" w:eastAsia="zh-CN"/>
-        </w:rPr>
-        <w:t xml:space="preserve"> </w:t>
-      </w:r>
-      <w:r>
-        <w:rPr>
-          <w:rFonts w:hint="default"/>
-          <w:sz w:val="21"/>
-          <w:szCs w:val="21"/>
-          <w:vertAlign w:val="baseline"/>
-          <w:lang w:val="en-US" w:eastAsia="zh-CN"/>
-        </w:rPr>
-        <w:t>,10,-25,500],</w:t>
-      </w:r>
+          <w:rFonts w:hint="eastAsia"/>
+          <w:sz w:val="21"/>
+          <w:szCs w:val="21"/>
+          <w:vertAlign w:val="baseline"/>
+          <w:lang w:val="en-US" w:eastAsia="zh-CN"/>
+        </w:rPr>
+      </w:pPr>
     </w:p>
     <w:p>
       <w:pPr>
@@ -3201,112 +3141,66 @@
         </w:numPr>
         <w:suppressLineNumbers w:val="0"/>
         <w:rPr>
-          <w:rFonts w:hint="default"/>
-          <w:sz w:val="21"/>
-          <w:szCs w:val="21"/>
-          <w:vertAlign w:val="baseline"/>
-          <w:lang w:val="en-US" w:eastAsia="zh-CN"/>
-        </w:rPr>
-      </w:pPr>
-      <w:r>
-        <w:rPr>
-          <w:rFonts w:hint="eastAsia"/>
-          <w:sz w:val="21"/>
-          <w:szCs w:val="21"/>
-          <w:vertAlign w:val="baseline"/>
-          <w:lang w:val="en-US" w:eastAsia="zh-CN"/>
-        </w:rPr>
-        <w:t>位置的权重：</w:t>
-      </w:r>
-      <w:r>
-        <w:rPr>
-          <w:rFonts w:hint="default"/>
-          <w:sz w:val="21"/>
-          <w:szCs w:val="21"/>
-          <w:vertAlign w:val="baseline"/>
-          <w:lang w:val="en-US" w:eastAsia="zh-CN"/>
-        </w:rPr>
-        <w:t xml:space="preserve">        [-25,-45,1</w:t>
-      </w:r>
-      <w:r>
-        <w:rPr>
-          <w:rFonts w:hint="eastAsia"/>
-          <w:sz w:val="21"/>
-          <w:szCs w:val="21"/>
-          <w:vertAlign w:val="baseline"/>
-          <w:lang w:val="en-US" w:eastAsia="zh-CN"/>
-        </w:rPr>
-        <w:t xml:space="preserve"> </w:t>
-      </w:r>
-      <w:r>
-        <w:rPr>
-          <w:rFonts w:hint="default"/>
-          <w:sz w:val="21"/>
-          <w:szCs w:val="21"/>
-          <w:vertAlign w:val="baseline"/>
-          <w:lang w:val="en-US" w:eastAsia="zh-CN"/>
-        </w:rPr>
-        <w:t>,1</w:t>
-      </w:r>
-      <w:r>
-        <w:rPr>
-          <w:rFonts w:hint="eastAsia"/>
-          <w:sz w:val="21"/>
-          <w:szCs w:val="21"/>
-          <w:vertAlign w:val="baseline"/>
-          <w:lang w:val="en-US" w:eastAsia="zh-CN"/>
-        </w:rPr>
-        <w:t xml:space="preserve"> </w:t>
-      </w:r>
-      <w:r>
-        <w:rPr>
-          <w:rFonts w:hint="default"/>
-          <w:sz w:val="21"/>
-          <w:szCs w:val="21"/>
-          <w:vertAlign w:val="baseline"/>
-          <w:lang w:val="en-US" w:eastAsia="zh-CN"/>
-        </w:rPr>
-        <w:t>,1</w:t>
-      </w:r>
-      <w:r>
-        <w:rPr>
-          <w:rFonts w:hint="eastAsia"/>
-          <w:sz w:val="21"/>
-          <w:szCs w:val="21"/>
-          <w:vertAlign w:val="baseline"/>
-          <w:lang w:val="en-US" w:eastAsia="zh-CN"/>
-        </w:rPr>
-        <w:t xml:space="preserve"> </w:t>
-      </w:r>
-      <w:r>
-        <w:rPr>
-          <w:rFonts w:hint="default"/>
-          <w:sz w:val="21"/>
-          <w:szCs w:val="21"/>
-          <w:vertAlign w:val="baseline"/>
-          <w:lang w:val="en-US" w:eastAsia="zh-CN"/>
-        </w:rPr>
-        <w:t>,1</w:t>
-      </w:r>
-      <w:r>
-        <w:rPr>
-          <w:rFonts w:hint="eastAsia"/>
-          <w:sz w:val="21"/>
-          <w:szCs w:val="21"/>
-          <w:vertAlign w:val="baseline"/>
-          <w:lang w:val="en-US" w:eastAsia="zh-CN"/>
-        </w:rPr>
-        <w:t xml:space="preserve"> </w:t>
-      </w:r>
-      <w:r>
-        <w:rPr>
-          <w:rFonts w:hint="default"/>
-          <w:sz w:val="21"/>
-          <w:szCs w:val="21"/>
-          <w:vertAlign w:val="baseline"/>
-          <w:lang w:val="en-US" w:eastAsia="zh-CN"/>
-        </w:rPr>
-        <w:t>,-45,-25],</w:t>
+          <w:rFonts w:hint="eastAsia"/>
+          <w:sz w:val="21"/>
+          <w:szCs w:val="21"/>
+          <w:vertAlign w:val="baseline"/>
+          <w:lang w:val="en-US" w:eastAsia="zh-CN"/>
+        </w:rPr>
+      </w:pPr>
+      <w:r>
+        <w:rPr>
+          <w:rFonts w:hint="eastAsia"/>
+          <w:sz w:val="21"/>
+          <w:szCs w:val="21"/>
+          <w:vertAlign w:val="baseline"/>
+          <w:lang w:val="en-US" w:eastAsia="zh-CN"/>
+        </w:rPr>
+        <w:t>但同时，我了解到棋盘各位置落子都有好坏之分，不仅仅是</w:t>
+      </w:r>
+      <w:r>
+        <w:rPr>
+          <w:rFonts w:hint="eastAsia"/>
+          <w:b/>
+          <w:bCs/>
+          <w:sz w:val="21"/>
+          <w:szCs w:val="21"/>
+          <w:vertAlign w:val="baseline"/>
+          <w:lang w:val="en-US" w:eastAsia="zh-CN"/>
+        </w:rPr>
+        <w:t>计算稳定性</w:t>
+      </w:r>
+      <w:r>
+        <w:rPr>
+          <w:rFonts w:hint="eastAsia"/>
+          <w:sz w:val="21"/>
+          <w:szCs w:val="21"/>
+          <w:vertAlign w:val="baseline"/>
+          <w:lang w:val="en-US" w:eastAsia="zh-CN"/>
+        </w:rPr>
+        <w:t>时需要用到划分，这也是一个</w:t>
+      </w:r>
+      <w:r>
+        <w:rPr>
+          <w:rFonts w:hint="eastAsia"/>
+          <w:b/>
+          <w:bCs/>
+          <w:sz w:val="21"/>
+          <w:szCs w:val="21"/>
+          <w:vertAlign w:val="baseline"/>
+          <w:lang w:val="en-US" w:eastAsia="zh-CN"/>
+        </w:rPr>
+        <w:t>重要的评估因素</w:t>
+      </w:r>
+      <w:r>
+        <w:rPr>
+          <w:rFonts w:hint="eastAsia"/>
+          <w:sz w:val="21"/>
+          <w:szCs w:val="21"/>
+          <w:vertAlign w:val="baseline"/>
+          <w:lang w:val="en-US" w:eastAsia="zh-CN"/>
+        </w:rPr>
+        <w:t>：</w:t>
       </w:r>
     </w:p>
     <w:p>
@@ -3328,176 +3222,6 @@
           <w:lang w:val="en-US" w:eastAsia="zh-CN"/>
         </w:rPr>
       </w:pPr>
-      <w:r>
-        <w:rPr>
-          <w:rFonts w:hint="default"/>
-          <w:sz w:val="21"/>
-          <w:szCs w:val="21"/>
-          <w:vertAlign w:val="baseline"/>
-          <w:lang w:val="en-US" w:eastAsia="zh-CN"/>
-        </w:rPr>
-        <w:t xml:space="preserve">                    [10</w:t>
-      </w:r>
-      <w:r>
-        <w:rPr>
-          <w:rFonts w:hint="eastAsia"/>
-          <w:sz w:val="21"/>
-          <w:szCs w:val="21"/>
-          <w:vertAlign w:val="baseline"/>
-          <w:lang w:val="en-US" w:eastAsia="zh-CN"/>
-        </w:rPr>
-        <w:t xml:space="preserve"> </w:t>
-      </w:r>
-      <w:r>
-        <w:rPr>
-          <w:rFonts w:hint="default"/>
-          <w:sz w:val="21"/>
-          <w:szCs w:val="21"/>
-          <w:vertAlign w:val="baseline"/>
-          <w:lang w:val="en-US" w:eastAsia="zh-CN"/>
-        </w:rPr>
-        <w:t>,1</w:t>
-      </w:r>
-      <w:r>
-        <w:rPr>
-          <w:rFonts w:hint="eastAsia"/>
-          <w:sz w:val="21"/>
-          <w:szCs w:val="21"/>
-          <w:vertAlign w:val="baseline"/>
-          <w:lang w:val="en-US" w:eastAsia="zh-CN"/>
-        </w:rPr>
-        <w:t xml:space="preserve">  </w:t>
-      </w:r>
-      <w:r>
-        <w:rPr>
-          <w:rFonts w:hint="default"/>
-          <w:sz w:val="21"/>
-          <w:szCs w:val="21"/>
-          <w:vertAlign w:val="baseline"/>
-          <w:lang w:val="en-US" w:eastAsia="zh-CN"/>
-        </w:rPr>
-        <w:t>,3</w:t>
-      </w:r>
-      <w:r>
-        <w:rPr>
-          <w:rFonts w:hint="eastAsia"/>
-          <w:sz w:val="21"/>
-          <w:szCs w:val="21"/>
-          <w:vertAlign w:val="baseline"/>
-          <w:lang w:val="en-US" w:eastAsia="zh-CN"/>
-        </w:rPr>
-        <w:t xml:space="preserve"> </w:t>
-      </w:r>
-      <w:r>
-        <w:rPr>
-          <w:rFonts w:hint="default"/>
-          <w:sz w:val="21"/>
-          <w:szCs w:val="21"/>
-          <w:vertAlign w:val="baseline"/>
-          <w:lang w:val="en-US" w:eastAsia="zh-CN"/>
-        </w:rPr>
-        <w:t>,2</w:t>
-      </w:r>
-      <w:r>
-        <w:rPr>
-          <w:rFonts w:hint="eastAsia"/>
-          <w:sz w:val="21"/>
-          <w:szCs w:val="21"/>
-          <w:vertAlign w:val="baseline"/>
-          <w:lang w:val="en-US" w:eastAsia="zh-CN"/>
-        </w:rPr>
-        <w:t xml:space="preserve"> </w:t>
-      </w:r>
-      <w:r>
-        <w:rPr>
-          <w:rFonts w:hint="default"/>
-          <w:sz w:val="21"/>
-          <w:szCs w:val="21"/>
-          <w:vertAlign w:val="baseline"/>
-          <w:lang w:val="en-US" w:eastAsia="zh-CN"/>
-        </w:rPr>
-        <w:t>,2</w:t>
-      </w:r>
-      <w:r>
-        <w:rPr>
-          <w:rFonts w:hint="eastAsia"/>
-          <w:sz w:val="21"/>
-          <w:szCs w:val="21"/>
-          <w:vertAlign w:val="baseline"/>
-          <w:lang w:val="en-US" w:eastAsia="zh-CN"/>
-        </w:rPr>
-        <w:t xml:space="preserve"> </w:t>
-      </w:r>
-      <w:r>
-        <w:rPr>
-          <w:rFonts w:hint="default"/>
-          <w:sz w:val="21"/>
-          <w:szCs w:val="21"/>
-          <w:vertAlign w:val="baseline"/>
-          <w:lang w:val="en-US" w:eastAsia="zh-CN"/>
-        </w:rPr>
-        <w:t>,3</w:t>
-      </w:r>
-      <w:r>
-        <w:rPr>
-          <w:rFonts w:hint="eastAsia"/>
-          <w:sz w:val="21"/>
-          <w:szCs w:val="21"/>
-          <w:vertAlign w:val="baseline"/>
-          <w:lang w:val="en-US" w:eastAsia="zh-CN"/>
-        </w:rPr>
-        <w:t xml:space="preserve"> </w:t>
-      </w:r>
-      <w:r>
-        <w:rPr>
-          <w:rFonts w:hint="default"/>
-          <w:sz w:val="21"/>
-          <w:szCs w:val="21"/>
-          <w:vertAlign w:val="baseline"/>
-          <w:lang w:val="en-US" w:eastAsia="zh-CN"/>
-        </w:rPr>
-        <w:t>,1</w:t>
-      </w:r>
-      <w:r>
-        <w:rPr>
-          <w:rFonts w:hint="eastAsia"/>
-          <w:sz w:val="21"/>
-          <w:szCs w:val="21"/>
-          <w:vertAlign w:val="baseline"/>
-          <w:lang w:val="en-US" w:eastAsia="zh-CN"/>
-        </w:rPr>
-        <w:t xml:space="preserve">  </w:t>
-      </w:r>
-      <w:r>
-        <w:rPr>
-          <w:rFonts w:hint="default"/>
-          <w:sz w:val="21"/>
-          <w:szCs w:val="21"/>
-          <w:vertAlign w:val="baseline"/>
-          <w:lang w:val="en-US" w:eastAsia="zh-CN"/>
-        </w:rPr>
-        <w:t>,10</w:t>
-      </w:r>
-      <w:r>
-        <w:rPr>
-          <w:rFonts w:hint="eastAsia"/>
-          <w:sz w:val="21"/>
-          <w:szCs w:val="21"/>
-          <w:vertAlign w:val="baseline"/>
-          <w:lang w:val="en-US" w:eastAsia="zh-CN"/>
-        </w:rPr>
-        <w:t xml:space="preserve"> </w:t>
-      </w:r>
-      <w:r>
-        <w:rPr>
-          <w:rFonts w:hint="default"/>
-          <w:sz w:val="21"/>
-          <w:szCs w:val="21"/>
-          <w:vertAlign w:val="baseline"/>
-          <w:lang w:val="en-US" w:eastAsia="zh-CN"/>
-        </w:rPr>
-        <w:t>],</w:t>
-      </w:r>
     </w:p>
     <w:p>
       <w:pPr>
@@ -3520,53 +3244,23 @@
       </w:pPr>
       <w:r>
         <w:rPr>
-          <w:rFonts w:hint="default"/>
-          <w:sz w:val="21"/>
-          <w:szCs w:val="21"/>
-          <w:vertAlign w:val="baseline"/>
-          <w:lang w:val="en-US" w:eastAsia="zh-CN"/>
-        </w:rPr>
-        <w:t xml:space="preserve">                    [5</w:t>
-      </w:r>
-      <w:r>
-        <w:rPr>
-          <w:rFonts w:hint="eastAsia"/>
-          <w:sz w:val="21"/>
-          <w:szCs w:val="21"/>
-          <w:vertAlign w:val="baseline"/>
-          <w:lang w:val="en-US" w:eastAsia="zh-CN"/>
-        </w:rPr>
-        <w:t xml:space="preserve">  </w:t>
-      </w:r>
-      <w:r>
-        <w:rPr>
-          <w:rFonts w:hint="default"/>
-          <w:sz w:val="21"/>
-          <w:szCs w:val="21"/>
-          <w:vertAlign w:val="baseline"/>
-          <w:lang w:val="en-US" w:eastAsia="zh-CN"/>
-        </w:rPr>
-        <w:t>,1</w:t>
-      </w:r>
-      <w:r>
-        <w:rPr>
-          <w:rFonts w:hint="eastAsia"/>
-          <w:sz w:val="21"/>
-          <w:szCs w:val="21"/>
-          <w:vertAlign w:val="baseline"/>
-          <w:lang w:val="en-US" w:eastAsia="zh-CN"/>
-        </w:rPr>
-        <w:t xml:space="preserve">  </w:t>
-      </w:r>
-      <w:r>
-        <w:rPr>
-          <w:rFonts w:hint="default"/>
-          <w:sz w:val="21"/>
-          <w:szCs w:val="21"/>
-          <w:vertAlign w:val="baseline"/>
-          <w:lang w:val="en-US" w:eastAsia="zh-CN"/>
-        </w:rPr>
-        <w:t>,2</w:t>
+          <w:rFonts w:hint="eastAsia"/>
+          <w:sz w:val="21"/>
+          <w:szCs w:val="21"/>
+          <w:vertAlign w:val="baseline"/>
+          <w:lang w:val="en-US" w:eastAsia="zh-CN"/>
+        </w:rPr>
+        <w:t xml:space="preserve">可以直接定义棋盘各 </w:t>
+      </w:r>
+      <w:r>
+        <w:rPr>
+          <w:rFonts w:hint="default"/>
+          <w:sz w:val="21"/>
+          <w:szCs w:val="21"/>
+          <w:vertAlign w:val="baseline"/>
+          <w:lang w:val="en-US" w:eastAsia="zh-CN"/>
+        </w:rPr>
+        <w:t>([[500,-25,10,5</w:t>
       </w:r>
       <w:r>
         <w:rPr>
@@ -3586,7 +3280,7 @@
           <w:vertAlign w:val="baseline"/>
           <w:lang w:val="en-US" w:eastAsia="zh-CN"/>
         </w:rPr>
-        <w:t>,1</w:t>
+        <w:t>,5</w:t>
       </w:r>
       <w:r>
         <w:rPr>
@@ -3606,87 +3300,7 @@
           <w:vertAlign w:val="baseline"/>
           <w:lang w:val="en-US" w:eastAsia="zh-CN"/>
         </w:rPr>
-        <w:t>,1</w:t>
-      </w:r>
-      <w:r>
-        <w:rPr>
-          <w:rFonts w:hint="eastAsia"/>
-          <w:sz w:val="21"/>
-          <w:szCs w:val="21"/>
-          <w:vertAlign w:val="baseline"/>
-          <w:lang w:val="en-US" w:eastAsia="zh-CN"/>
-        </w:rPr>
-        <w:t xml:space="preserve"> </w:t>
-      </w:r>
-      <w:r>
-        <w:rPr>
-          <w:rFonts w:hint="default"/>
-          <w:sz w:val="21"/>
-          <w:szCs w:val="21"/>
-          <w:vertAlign w:val="baseline"/>
-          <w:lang w:val="en-US" w:eastAsia="zh-CN"/>
-        </w:rPr>
-        <w:t>,2</w:t>
-      </w:r>
-      <w:r>
-        <w:rPr>
-          <w:rFonts w:hint="eastAsia"/>
-          <w:sz w:val="21"/>
-          <w:szCs w:val="21"/>
-          <w:vertAlign w:val="baseline"/>
-          <w:lang w:val="en-US" w:eastAsia="zh-CN"/>
-        </w:rPr>
-        <w:t xml:space="preserve"> </w:t>
-      </w:r>
-      <w:r>
-        <w:rPr>
-          <w:rFonts w:hint="default"/>
-          <w:sz w:val="21"/>
-          <w:szCs w:val="21"/>
-          <w:vertAlign w:val="baseline"/>
-          <w:lang w:val="en-US" w:eastAsia="zh-CN"/>
-        </w:rPr>
-        <w:t>,1</w:t>
-      </w:r>
-      <w:r>
-        <w:rPr>
-          <w:rFonts w:hint="eastAsia"/>
-          <w:sz w:val="21"/>
-          <w:szCs w:val="21"/>
-          <w:vertAlign w:val="baseline"/>
-          <w:lang w:val="en-US" w:eastAsia="zh-CN"/>
-        </w:rPr>
-        <w:t xml:space="preserve">  </w:t>
-      </w:r>
-      <w:r>
-        <w:rPr>
-          <w:rFonts w:hint="default"/>
-          <w:sz w:val="21"/>
-          <w:szCs w:val="21"/>
-          <w:vertAlign w:val="baseline"/>
-          <w:lang w:val="en-US" w:eastAsia="zh-CN"/>
-        </w:rPr>
-        <w:t>,5</w:t>
-      </w:r>
-      <w:r>
-        <w:rPr>
-          <w:rFonts w:hint="eastAsia"/>
-          <w:sz w:val="21"/>
-          <w:szCs w:val="21"/>
-          <w:vertAlign w:val="baseline"/>
-          <w:lang w:val="en-US" w:eastAsia="zh-CN"/>
-        </w:rPr>
-        <w:t xml:space="preserve">  </w:t>
-      </w:r>
-      <w:r>
-        <w:rPr>
-          <w:rFonts w:hint="default"/>
-          <w:sz w:val="21"/>
-          <w:szCs w:val="21"/>
-          <w:vertAlign w:val="baseline"/>
-          <w:lang w:val="en-US" w:eastAsia="zh-CN"/>
-        </w:rPr>
-        <w:t>],</w:t>
+        <w:t>,10,-25,500],</w:t>
       </w:r>
     </w:p>
     <w:p>
@@ -3710,23 +3324,33 @@
       </w:pPr>
       <w:r>
         <w:rPr>
-          <w:rFonts w:hint="default"/>
-          <w:sz w:val="21"/>
-          <w:szCs w:val="21"/>
-          <w:vertAlign w:val="baseline"/>
-          <w:lang w:val="en-US" w:eastAsia="zh-CN"/>
-        </w:rPr>
-        <w:t xml:space="preserve">                    [5</w:t>
-      </w:r>
-      <w:r>
-        <w:rPr>
-          <w:rFonts w:hint="eastAsia"/>
-          <w:sz w:val="21"/>
-          <w:szCs w:val="21"/>
-          <w:vertAlign w:val="baseline"/>
-          <w:lang w:val="en-US" w:eastAsia="zh-CN"/>
-        </w:rPr>
-        <w:t xml:space="preserve">  </w:t>
+          <w:rFonts w:hint="eastAsia"/>
+          <w:sz w:val="21"/>
+          <w:szCs w:val="21"/>
+          <w:vertAlign w:val="baseline"/>
+          <w:lang w:val="en-US" w:eastAsia="zh-CN"/>
+        </w:rPr>
+        <w:t>位置的权重：</w:t>
+      </w:r>
+      <w:r>
+        <w:rPr>
+          <w:rFonts w:hint="default"/>
+          <w:sz w:val="21"/>
+          <w:szCs w:val="21"/>
+          <w:vertAlign w:val="baseline"/>
+          <w:lang w:val="en-US" w:eastAsia="zh-CN"/>
+        </w:rPr>
+        <w:t xml:space="preserve">        [-25,-45,1</w:t>
+      </w:r>
+      <w:r>
+        <w:rPr>
+          <w:rFonts w:hint="eastAsia"/>
+          <w:sz w:val="21"/>
+          <w:szCs w:val="21"/>
+          <w:vertAlign w:val="baseline"/>
+          <w:lang w:val="en-US" w:eastAsia="zh-CN"/>
+        </w:rPr>
+        <w:t xml:space="preserve"> </w:t>
       </w:r>
       <w:r>
         <w:rPr>
@@ -3746,26 +3370,6 @@
           <w:vertAlign w:val="baseline"/>
           <w:lang w:val="en-US" w:eastAsia="zh-CN"/>
         </w:rPr>
-        <w:t xml:space="preserve">  </w:t>
-      </w:r>
-      <w:r>
-        <w:rPr>
-          <w:rFonts w:hint="default"/>
-          <w:sz w:val="21"/>
-          <w:szCs w:val="21"/>
-          <w:vertAlign w:val="baseline"/>
-          <w:lang w:val="en-US" w:eastAsia="zh-CN"/>
-        </w:rPr>
-        <w:t>,2</w:t>
-      </w:r>
-      <w:r>
-        <w:rPr>
-          <w:rFonts w:hint="eastAsia"/>
-          <w:sz w:val="21"/>
-          <w:szCs w:val="21"/>
-          <w:vertAlign w:val="baseline"/>
-          <w:lang w:val="en-US" w:eastAsia="zh-CN"/>
-        </w:rPr>
         <w:t xml:space="preserve"> </w:t>
       </w:r>
       <w:r>
@@ -3816,67 +3420,7 @@
           <w:vertAlign w:val="baseline"/>
           <w:lang w:val="en-US" w:eastAsia="zh-CN"/>
         </w:rPr>
-        <w:t>,2</w:t>
-      </w:r>
-      <w:r>
-        <w:rPr>
-          <w:rFonts w:hint="eastAsia"/>
-          <w:sz w:val="21"/>
-          <w:szCs w:val="21"/>
-          <w:vertAlign w:val="baseline"/>
-          <w:lang w:val="en-US" w:eastAsia="zh-CN"/>
-        </w:rPr>
-        <w:t xml:space="preserve"> </w:t>
-      </w:r>
-      <w:r>
-        <w:rPr>
-          <w:rFonts w:hint="default"/>
-          <w:sz w:val="21"/>
-          <w:szCs w:val="21"/>
-          <w:vertAlign w:val="baseline"/>
-          <w:lang w:val="en-US" w:eastAsia="zh-CN"/>
-        </w:rPr>
-        <w:t>,1</w:t>
-      </w:r>
-      <w:r>
-        <w:rPr>
-          <w:rFonts w:hint="eastAsia"/>
-          <w:sz w:val="21"/>
-          <w:szCs w:val="21"/>
-          <w:vertAlign w:val="baseline"/>
-          <w:lang w:val="en-US" w:eastAsia="zh-CN"/>
-        </w:rPr>
-        <w:t xml:space="preserve">  </w:t>
-      </w:r>
-      <w:r>
-        <w:rPr>
-          <w:rFonts w:hint="default"/>
-          <w:sz w:val="21"/>
-          <w:szCs w:val="21"/>
-          <w:vertAlign w:val="baseline"/>
-          <w:lang w:val="en-US" w:eastAsia="zh-CN"/>
-        </w:rPr>
-        <w:t>,5</w:t>
-      </w:r>
-      <w:r>
-        <w:rPr>
-          <w:rFonts w:hint="eastAsia"/>
-          <w:sz w:val="21"/>
-          <w:szCs w:val="21"/>
-          <w:vertAlign w:val="baseline"/>
-          <w:lang w:val="en-US" w:eastAsia="zh-CN"/>
-        </w:rPr>
-        <w:t xml:space="preserve">  </w:t>
-      </w:r>
-      <w:r>
-        <w:rPr>
-          <w:rFonts w:hint="default"/>
-          <w:sz w:val="21"/>
-          <w:szCs w:val="21"/>
-          <w:vertAlign w:val="baseline"/>
-          <w:lang w:val="en-US" w:eastAsia="zh-CN"/>
-        </w:rPr>
-        <w:t>],</w:t>
+        <w:t>,-45,-25],</w:t>
       </w:r>
     </w:p>
     <w:p>
@@ -4096,7 +3640,47 @@
           <w:vertAlign w:val="baseline"/>
           <w:lang w:val="en-US" w:eastAsia="zh-CN"/>
         </w:rPr>
-        <w:t xml:space="preserve">                    [-25,-45,1</w:t>
+        <w:t xml:space="preserve">                    [5</w:t>
+      </w:r>
+      <w:r>
+        <w:rPr>
+          <w:rFonts w:hint="eastAsia"/>
+          <w:sz w:val="21"/>
+          <w:szCs w:val="21"/>
+          <w:vertAlign w:val="baseline"/>
+          <w:lang w:val="en-US" w:eastAsia="zh-CN"/>
+        </w:rPr>
+        <w:t xml:space="preserve">  </w:t>
+      </w:r>
+      <w:r>
+        <w:rPr>
+          <w:rFonts w:hint="default"/>
+          <w:sz w:val="21"/>
+          <w:szCs w:val="21"/>
+          <w:vertAlign w:val="baseline"/>
+          <w:lang w:val="en-US" w:eastAsia="zh-CN"/>
+        </w:rPr>
+        <w:t>,1</w:t>
+      </w:r>
+      <w:r>
+        <w:rPr>
+          <w:rFonts w:hint="eastAsia"/>
+          <w:sz w:val="21"/>
+          <w:szCs w:val="21"/>
+          <w:vertAlign w:val="baseline"/>
+          <w:lang w:val="en-US" w:eastAsia="zh-CN"/>
+        </w:rPr>
+        <w:t xml:space="preserve">  </w:t>
+      </w:r>
+      <w:r>
+        <w:rPr>
+          <w:rFonts w:hint="default"/>
+          <w:sz w:val="21"/>
+          <w:szCs w:val="21"/>
+          <w:vertAlign w:val="baseline"/>
+          <w:lang w:val="en-US" w:eastAsia="zh-CN"/>
+        </w:rPr>
+        <w:t>,2</w:t>
       </w:r>
       <w:r>
         <w:rPr>
@@ -4156,7 +3740,7 @@
           <w:vertAlign w:val="baseline"/>
           <w:lang w:val="en-US" w:eastAsia="zh-CN"/>
         </w:rPr>
-        <w:t>,1,-45</w:t>
+        <w:t>,2</w:t>
       </w:r>
       <w:r>
         <w:rPr>
@@ -4176,7 +3760,47 @@
           <w:vertAlign w:val="baseline"/>
           <w:lang w:val="en-US" w:eastAsia="zh-CN"/>
         </w:rPr>
-        <w:t>,-25],</w:t>
+        <w:t>,1</w:t>
+      </w:r>
+      <w:r>
+        <w:rPr>
+          <w:rFonts w:hint="eastAsia"/>
+          <w:sz w:val="21"/>
+          <w:szCs w:val="21"/>
+          <w:vertAlign w:val="baseline"/>
+          <w:lang w:val="en-US" w:eastAsia="zh-CN"/>
+        </w:rPr>
+        <w:t xml:space="preserve">  </w:t>
+      </w:r>
+      <w:r>
+        <w:rPr>
+          <w:rFonts w:hint="default"/>
+          <w:sz w:val="21"/>
+          <w:szCs w:val="21"/>
+          <w:vertAlign w:val="baseline"/>
+          <w:lang w:val="en-US" w:eastAsia="zh-CN"/>
+        </w:rPr>
+        <w:t>,5</w:t>
+      </w:r>
+      <w:r>
+        <w:rPr>
+          <w:rFonts w:hint="eastAsia"/>
+          <w:sz w:val="21"/>
+          <w:szCs w:val="21"/>
+          <w:vertAlign w:val="baseline"/>
+          <w:lang w:val="en-US" w:eastAsia="zh-CN"/>
+        </w:rPr>
+        <w:t xml:space="preserve">  </w:t>
+      </w:r>
+      <w:r>
+        <w:rPr>
+          <w:rFonts w:hint="default"/>
+          <w:sz w:val="21"/>
+          <w:szCs w:val="21"/>
+          <w:vertAlign w:val="baseline"/>
+          <w:lang w:val="en-US" w:eastAsia="zh-CN"/>
+        </w:rPr>
+        <w:t>],</w:t>
       </w:r>
     </w:p>
     <w:p>
@@ -4191,22 +3815,62 @@
         </w:numPr>
         <w:suppressLineNumbers w:val="0"/>
         <w:rPr>
-          <w:rFonts w:hint="eastAsia"/>
-          <w:sz w:val="21"/>
-          <w:szCs w:val="21"/>
-          <w:vertAlign w:val="superscript"/>
-          <w:lang w:val="en-US" w:eastAsia="zh-CN"/>
-        </w:rPr>
-      </w:pPr>
-      <w:r>
-        <w:rPr>
-          <w:rFonts w:hint="default"/>
-          <w:sz w:val="21"/>
-          <w:szCs w:val="21"/>
-          <w:vertAlign w:val="baseline"/>
-          <w:lang w:val="en-US" w:eastAsia="zh-CN"/>
-        </w:rPr>
-        <w:t xml:space="preserve">                    [500,-25,10,5</w:t>
+          <w:rFonts w:hint="default"/>
+          <w:sz w:val="21"/>
+          <w:szCs w:val="21"/>
+          <w:vertAlign w:val="baseline"/>
+          <w:lang w:val="en-US" w:eastAsia="zh-CN"/>
+        </w:rPr>
+      </w:pPr>
+      <w:r>
+        <w:rPr>
+          <w:rFonts w:hint="default"/>
+          <w:sz w:val="21"/>
+          <w:szCs w:val="21"/>
+          <w:vertAlign w:val="baseline"/>
+          <w:lang w:val="en-US" w:eastAsia="zh-CN"/>
+        </w:rPr>
+        <w:t xml:space="preserve">                    [5</w:t>
+      </w:r>
+      <w:r>
+        <w:rPr>
+          <w:rFonts w:hint="eastAsia"/>
+          <w:sz w:val="21"/>
+          <w:szCs w:val="21"/>
+          <w:vertAlign w:val="baseline"/>
+          <w:lang w:val="en-US" w:eastAsia="zh-CN"/>
+        </w:rPr>
+        <w:t xml:space="preserve">  </w:t>
+      </w:r>
+      <w:r>
+        <w:rPr>
+          <w:rFonts w:hint="default"/>
+          <w:sz w:val="21"/>
+          <w:szCs w:val="21"/>
+          <w:vertAlign w:val="baseline"/>
+          <w:lang w:val="en-US" w:eastAsia="zh-CN"/>
+        </w:rPr>
+        <w:t>,1</w:t>
+      </w:r>
+      <w:r>
+        <w:rPr>
+          <w:rFonts w:hint="eastAsia"/>
+          <w:sz w:val="21"/>
+          <w:szCs w:val="21"/>
+          <w:vertAlign w:val="baseline"/>
+          <w:lang w:val="en-US" w:eastAsia="zh-CN"/>
+        </w:rPr>
+        <w:t xml:space="preserve">  </w:t>
+      </w:r>
+      <w:r>
+        <w:rPr>
+          <w:rFonts w:hint="default"/>
+          <w:sz w:val="21"/>
+          <w:szCs w:val="21"/>
+          <w:vertAlign w:val="baseline"/>
+          <w:lang w:val="en-US" w:eastAsia="zh-CN"/>
+        </w:rPr>
+        <w:t>,2</w:t>
       </w:r>
       <w:r>
         <w:rPr>
@@ -4226,6 +3890,86 @@
           <w:vertAlign w:val="baseline"/>
           <w:lang w:val="en-US" w:eastAsia="zh-CN"/>
         </w:rPr>
+        <w:t>,1</w:t>
+      </w:r>
+      <w:r>
+        <w:rPr>
+          <w:rFonts w:hint="eastAsia"/>
+          <w:sz w:val="21"/>
+          <w:szCs w:val="21"/>
+          <w:vertAlign w:val="baseline"/>
+          <w:lang w:val="en-US" w:eastAsia="zh-CN"/>
+        </w:rPr>
+        <w:t xml:space="preserve"> </w:t>
+      </w:r>
+      <w:r>
+        <w:rPr>
+          <w:rFonts w:hint="default"/>
+          <w:sz w:val="21"/>
+          <w:szCs w:val="21"/>
+          <w:vertAlign w:val="baseline"/>
+          <w:lang w:val="en-US" w:eastAsia="zh-CN"/>
+        </w:rPr>
+        <w:t>,1</w:t>
+      </w:r>
+      <w:r>
+        <w:rPr>
+          <w:rFonts w:hint="eastAsia"/>
+          <w:sz w:val="21"/>
+          <w:szCs w:val="21"/>
+          <w:vertAlign w:val="baseline"/>
+          <w:lang w:val="en-US" w:eastAsia="zh-CN"/>
+        </w:rPr>
+        <w:t xml:space="preserve"> </w:t>
+      </w:r>
+      <w:r>
+        <w:rPr>
+          <w:rFonts w:hint="default"/>
+          <w:sz w:val="21"/>
+          <w:szCs w:val="21"/>
+          <w:vertAlign w:val="baseline"/>
+          <w:lang w:val="en-US" w:eastAsia="zh-CN"/>
+        </w:rPr>
+        <w:t>,2</w:t>
+      </w:r>
+      <w:r>
+        <w:rPr>
+          <w:rFonts w:hint="eastAsia"/>
+          <w:sz w:val="21"/>
+          <w:szCs w:val="21"/>
+          <w:vertAlign w:val="baseline"/>
+          <w:lang w:val="en-US" w:eastAsia="zh-CN"/>
+        </w:rPr>
+        <w:t xml:space="preserve"> </w:t>
+      </w:r>
+      <w:r>
+        <w:rPr>
+          <w:rFonts w:hint="default"/>
+          <w:sz w:val="21"/>
+          <w:szCs w:val="21"/>
+          <w:vertAlign w:val="baseline"/>
+          <w:lang w:val="en-US" w:eastAsia="zh-CN"/>
+        </w:rPr>
+        <w:t>,1</w:t>
+      </w:r>
+      <w:r>
+        <w:rPr>
+          <w:rFonts w:hint="eastAsia"/>
+          <w:sz w:val="21"/>
+          <w:szCs w:val="21"/>
+          <w:vertAlign w:val="baseline"/>
+          <w:lang w:val="en-US" w:eastAsia="zh-CN"/>
+        </w:rPr>
+        <w:t xml:space="preserve">  </w:t>
+      </w:r>
+      <w:r>
+        <w:rPr>
+          <w:rFonts w:hint="default"/>
+          <w:sz w:val="21"/>
+          <w:szCs w:val="21"/>
+          <w:vertAlign w:val="baseline"/>
+          <w:lang w:val="en-US" w:eastAsia="zh-CN"/>
+        </w:rPr>
         <w:t>,5</w:t>
       </w:r>
       <w:r>
@@ -4236,27 +3980,17 @@
           <w:vertAlign w:val="baseline"/>
           <w:lang w:val="en-US" w:eastAsia="zh-CN"/>
         </w:rPr>
-        <w:t xml:space="preserve"> </w:t>
-      </w:r>
-      <w:r>
-        <w:rPr>
-          <w:rFonts w:hint="default"/>
-          <w:sz w:val="21"/>
-          <w:szCs w:val="21"/>
-          <w:vertAlign w:val="baseline"/>
-          <w:lang w:val="en-US" w:eastAsia="zh-CN"/>
-        </w:rPr>
-        <w:t>,10,-25,500]])</w:t>
-      </w:r>
-      <w:r>
-        <w:rPr>
-          <w:rFonts w:hint="eastAsia"/>
-          <w:sz w:val="21"/>
-          <w:szCs w:val="21"/>
-          <w:vertAlign w:val="superscript"/>
-          <w:lang w:val="en-US" w:eastAsia="zh-CN"/>
-        </w:rPr>
-        <w:t>[2]</w:t>
+        <w:t xml:space="preserve">  </w:t>
+      </w:r>
+      <w:r>
+        <w:rPr>
+          <w:rFonts w:hint="default"/>
+          <w:sz w:val="21"/>
+          <w:szCs w:val="21"/>
+          <w:vertAlign w:val="baseline"/>
+          <w:lang w:val="en-US" w:eastAsia="zh-CN"/>
+        </w:rPr>
+        <w:t>],</w:t>
       </w:r>
     </w:p>
     <w:p>
@@ -4280,13 +4014,173 @@
       </w:pPr>
       <w:r>
         <w:rPr>
-          <w:rFonts w:hint="eastAsia"/>
-          <w:sz w:val="21"/>
-          <w:szCs w:val="21"/>
-          <w:vertAlign w:val="baseline"/>
-          <w:lang w:val="en-US" w:eastAsia="zh-CN"/>
-        </w:rPr>
-        <w:t>（网上不同教程资料中各位置权重数值不同，但是相对大小关系与以上基本一致。）</w:t>
+          <w:rFonts w:hint="default"/>
+          <w:sz w:val="21"/>
+          <w:szCs w:val="21"/>
+          <w:vertAlign w:val="baseline"/>
+          <w:lang w:val="en-US" w:eastAsia="zh-CN"/>
+        </w:rPr>
+        <w:t xml:space="preserve">                    [10</w:t>
+      </w:r>
+      <w:r>
+        <w:rPr>
+          <w:rFonts w:hint="eastAsia"/>
+          <w:sz w:val="21"/>
+          <w:szCs w:val="21"/>
+          <w:vertAlign w:val="baseline"/>
+          <w:lang w:val="en-US" w:eastAsia="zh-CN"/>
+        </w:rPr>
+        <w:t xml:space="preserve"> </w:t>
+      </w:r>
+      <w:r>
+        <w:rPr>
+          <w:rFonts w:hint="default"/>
+          <w:sz w:val="21"/>
+          <w:szCs w:val="21"/>
+          <w:vertAlign w:val="baseline"/>
+          <w:lang w:val="en-US" w:eastAsia="zh-CN"/>
+        </w:rPr>
+        <w:t>,1</w:t>
+      </w:r>
+      <w:r>
+        <w:rPr>
+          <w:rFonts w:hint="eastAsia"/>
+          <w:sz w:val="21"/>
+          <w:szCs w:val="21"/>
+          <w:vertAlign w:val="baseline"/>
+          <w:lang w:val="en-US" w:eastAsia="zh-CN"/>
+        </w:rPr>
+        <w:t xml:space="preserve">  </w:t>
+      </w:r>
+      <w:r>
+        <w:rPr>
+          <w:rFonts w:hint="default"/>
+          <w:sz w:val="21"/>
+          <w:szCs w:val="21"/>
+          <w:vertAlign w:val="baseline"/>
+          <w:lang w:val="en-US" w:eastAsia="zh-CN"/>
+        </w:rPr>
+        <w:t>,3</w:t>
+      </w:r>
+      <w:r>
+        <w:rPr>
+          <w:rFonts w:hint="eastAsia"/>
+          <w:sz w:val="21"/>
+          <w:szCs w:val="21"/>
+          <w:vertAlign w:val="baseline"/>
+          <w:lang w:val="en-US" w:eastAsia="zh-CN"/>
+        </w:rPr>
+        <w:t xml:space="preserve"> </w:t>
+      </w:r>
+      <w:r>
+        <w:rPr>
+          <w:rFonts w:hint="default"/>
+          <w:sz w:val="21"/>
+          <w:szCs w:val="21"/>
+          <w:vertAlign w:val="baseline"/>
+          <w:lang w:val="en-US" w:eastAsia="zh-CN"/>
+        </w:rPr>
+        <w:t>,2</w:t>
+      </w:r>
+      <w:r>
+        <w:rPr>
+          <w:rFonts w:hint="eastAsia"/>
+          <w:sz w:val="21"/>
+          <w:szCs w:val="21"/>
+          <w:vertAlign w:val="baseline"/>
+          <w:lang w:val="en-US" w:eastAsia="zh-CN"/>
+        </w:rPr>
+        <w:t xml:space="preserve"> </w:t>
+      </w:r>
+      <w:r>
+        <w:rPr>
+          <w:rFonts w:hint="default"/>
+          <w:sz w:val="21"/>
+          <w:szCs w:val="21"/>
+          <w:vertAlign w:val="baseline"/>
+          <w:lang w:val="en-US" w:eastAsia="zh-CN"/>
+        </w:rPr>
+        <w:t>,2</w:t>
+      </w:r>
+      <w:r>
+        <w:rPr>
+          <w:rFonts w:hint="eastAsia"/>
+          <w:sz w:val="21"/>
+          <w:szCs w:val="21"/>
+          <w:vertAlign w:val="baseline"/>
+          <w:lang w:val="en-US" w:eastAsia="zh-CN"/>
+        </w:rPr>
+        <w:t xml:space="preserve"> </w:t>
+      </w:r>
+      <w:r>
+        <w:rPr>
+          <w:rFonts w:hint="default"/>
+          <w:sz w:val="21"/>
+          <w:szCs w:val="21"/>
+          <w:vertAlign w:val="baseline"/>
+          <w:lang w:val="en-US" w:eastAsia="zh-CN"/>
+        </w:rPr>
+        <w:t>,3</w:t>
+      </w:r>
+      <w:r>
+        <w:rPr>
+          <w:rFonts w:hint="eastAsia"/>
+          <w:sz w:val="21"/>
+          <w:szCs w:val="21"/>
+          <w:vertAlign w:val="baseline"/>
+          <w:lang w:val="en-US" w:eastAsia="zh-CN"/>
+        </w:rPr>
+        <w:t xml:space="preserve"> </w:t>
+      </w:r>
+      <w:r>
+        <w:rPr>
+          <w:rFonts w:hint="default"/>
+          <w:sz w:val="21"/>
+          <w:szCs w:val="21"/>
+          <w:vertAlign w:val="baseline"/>
+          <w:lang w:val="en-US" w:eastAsia="zh-CN"/>
+        </w:rPr>
+        <w:t>,1</w:t>
+      </w:r>
+      <w:r>
+        <w:rPr>
+          <w:rFonts w:hint="eastAsia"/>
+          <w:sz w:val="21"/>
+          <w:szCs w:val="21"/>
+          <w:vertAlign w:val="baseline"/>
+          <w:lang w:val="en-US" w:eastAsia="zh-CN"/>
+        </w:rPr>
+        <w:t xml:space="preserve">  </w:t>
+      </w:r>
+      <w:r>
+        <w:rPr>
+          <w:rFonts w:hint="default"/>
+          <w:sz w:val="21"/>
+          <w:szCs w:val="21"/>
+          <w:vertAlign w:val="baseline"/>
+          <w:lang w:val="en-US" w:eastAsia="zh-CN"/>
+        </w:rPr>
+        <w:t>,10</w:t>
+      </w:r>
+      <w:r>
+        <w:rPr>
+          <w:rFonts w:hint="eastAsia"/>
+          <w:sz w:val="21"/>
+          <w:szCs w:val="21"/>
+          <w:vertAlign w:val="baseline"/>
+          <w:lang w:val="en-US" w:eastAsia="zh-CN"/>
+        </w:rPr>
+        <w:t xml:space="preserve"> </w:t>
+      </w:r>
+      <w:r>
+        <w:rPr>
+          <w:rFonts w:hint="default"/>
+          <w:sz w:val="21"/>
+          <w:szCs w:val="21"/>
+          <w:vertAlign w:val="baseline"/>
+          <w:lang w:val="en-US" w:eastAsia="zh-CN"/>
+        </w:rPr>
+        <w:t>],</w:t>
       </w:r>
     </w:p>
     <w:p>
@@ -4301,22 +4195,102 @@
         </w:numPr>
         <w:suppressLineNumbers w:val="0"/>
         <w:rPr>
-          <w:rFonts w:hint="eastAsia"/>
-          <w:sz w:val="21"/>
-          <w:szCs w:val="21"/>
-          <w:vertAlign w:val="baseline"/>
-          <w:lang w:val="en-US" w:eastAsia="zh-CN"/>
-        </w:rPr>
-      </w:pPr>
-      <w:r>
-        <w:rPr>
-          <w:rFonts w:hint="eastAsia"/>
-          <w:sz w:val="21"/>
-          <w:szCs w:val="21"/>
-          <w:vertAlign w:val="baseline"/>
-          <w:lang w:val="en-US" w:eastAsia="zh-CN"/>
-        </w:rPr>
-        <w:t>将位置权重因数加入评估，使得AI倾向于占领权重高的位置。</w:t>
+          <w:rFonts w:hint="default"/>
+          <w:sz w:val="21"/>
+          <w:szCs w:val="21"/>
+          <w:vertAlign w:val="baseline"/>
+          <w:lang w:val="en-US" w:eastAsia="zh-CN"/>
+        </w:rPr>
+      </w:pPr>
+      <w:r>
+        <w:rPr>
+          <w:rFonts w:hint="default"/>
+          <w:sz w:val="21"/>
+          <w:szCs w:val="21"/>
+          <w:vertAlign w:val="baseline"/>
+          <w:lang w:val="en-US" w:eastAsia="zh-CN"/>
+        </w:rPr>
+        <w:t xml:space="preserve">                    [-25,-45,1</w:t>
+      </w:r>
+      <w:r>
+        <w:rPr>
+          <w:rFonts w:hint="eastAsia"/>
+          <w:sz w:val="21"/>
+          <w:szCs w:val="21"/>
+          <w:vertAlign w:val="baseline"/>
+          <w:lang w:val="en-US" w:eastAsia="zh-CN"/>
+        </w:rPr>
+        <w:t xml:space="preserve"> </w:t>
+      </w:r>
+      <w:r>
+        <w:rPr>
+          <w:rFonts w:hint="default"/>
+          <w:sz w:val="21"/>
+          <w:szCs w:val="21"/>
+          <w:vertAlign w:val="baseline"/>
+          <w:lang w:val="en-US" w:eastAsia="zh-CN"/>
+        </w:rPr>
+        <w:t>,1</w:t>
+      </w:r>
+      <w:r>
+        <w:rPr>
+          <w:rFonts w:hint="eastAsia"/>
+          <w:sz w:val="21"/>
+          <w:szCs w:val="21"/>
+          <w:vertAlign w:val="baseline"/>
+          <w:lang w:val="en-US" w:eastAsia="zh-CN"/>
+        </w:rPr>
+        <w:t xml:space="preserve"> </w:t>
+      </w:r>
+      <w:r>
+        <w:rPr>
+          <w:rFonts w:hint="default"/>
+          <w:sz w:val="21"/>
+          <w:szCs w:val="21"/>
+          <w:vertAlign w:val="baseline"/>
+          <w:lang w:val="en-US" w:eastAsia="zh-CN"/>
+        </w:rPr>
+        <w:t>,1</w:t>
+      </w:r>
+      <w:r>
+        <w:rPr>
+          <w:rFonts w:hint="eastAsia"/>
+          <w:sz w:val="21"/>
+          <w:szCs w:val="21"/>
+          <w:vertAlign w:val="baseline"/>
+          <w:lang w:val="en-US" w:eastAsia="zh-CN"/>
+        </w:rPr>
+        <w:t xml:space="preserve"> </w:t>
+      </w:r>
+      <w:r>
+        <w:rPr>
+          <w:rFonts w:hint="default"/>
+          <w:sz w:val="21"/>
+          <w:szCs w:val="21"/>
+          <w:vertAlign w:val="baseline"/>
+          <w:lang w:val="en-US" w:eastAsia="zh-CN"/>
+        </w:rPr>
+        <w:t>,1,-45</w:t>
+      </w:r>
+      <w:r>
+        <w:rPr>
+          <w:rFonts w:hint="eastAsia"/>
+          <w:sz w:val="21"/>
+          <w:szCs w:val="21"/>
+          <w:vertAlign w:val="baseline"/>
+          <w:lang w:val="en-US" w:eastAsia="zh-CN"/>
+        </w:rPr>
+        <w:t xml:space="preserve"> </w:t>
+      </w:r>
+      <w:r>
+        <w:rPr>
+          <w:rFonts w:hint="default"/>
+          <w:sz w:val="21"/>
+          <w:szCs w:val="21"/>
+          <w:vertAlign w:val="baseline"/>
+          <w:lang w:val="en-US" w:eastAsia="zh-CN"/>
+        </w:rPr>
+        <w:t>,-25],</w:t>
       </w:r>
     </w:p>
     <w:p>
@@ -4326,18 +4300,275 @@
         <w:keepLines w:val="0"/>
         <w:widowControl/>
         <w:numPr>
+          <w:ilvl w:val="0"/>
           <w:numId w:val="0"/>
         </w:numPr>
         <w:suppressLineNumbers w:val="0"/>
         <w:rPr>
-          <w:rFonts w:hint="default"/>
-          <w:sz w:val="21"/>
-          <w:szCs w:val="21"/>
-          <w:lang w:val="en-US" w:eastAsia="zh-CN"/>
-        </w:rPr>
-      </w:pPr>
+          <w:rFonts w:hint="eastAsia"/>
+          <w:sz w:val="21"/>
+          <w:szCs w:val="21"/>
+          <w:vertAlign w:val="superscript"/>
+          <w:lang w:val="en-US" w:eastAsia="zh-CN"/>
+        </w:rPr>
+      </w:pPr>
+      <w:r>
+        <w:rPr>
+          <w:rFonts w:hint="default"/>
+          <w:sz w:val="21"/>
+          <w:szCs w:val="21"/>
+          <w:vertAlign w:val="baseline"/>
+          <w:lang w:val="en-US" w:eastAsia="zh-CN"/>
+        </w:rPr>
+        <w:t xml:space="preserve">                    [500,-25,10,5</w:t>
+      </w:r>
+      <w:r>
+        <w:rPr>
+          <w:rFonts w:hint="eastAsia"/>
+          <w:sz w:val="21"/>
+          <w:szCs w:val="21"/>
+          <w:vertAlign w:val="baseline"/>
+          <w:lang w:val="en-US" w:eastAsia="zh-CN"/>
+        </w:rPr>
+        <w:t xml:space="preserve"> </w:t>
+      </w:r>
+      <w:r>
+        <w:rPr>
+          <w:rFonts w:hint="default"/>
+          <w:sz w:val="21"/>
+          <w:szCs w:val="21"/>
+          <w:vertAlign w:val="baseline"/>
+          <w:lang w:val="en-US" w:eastAsia="zh-CN"/>
+        </w:rPr>
+        <w:t>,5</w:t>
+      </w:r>
+      <w:r>
+        <w:rPr>
+          <w:rFonts w:hint="eastAsia"/>
+          <w:sz w:val="21"/>
+          <w:szCs w:val="21"/>
+          <w:vertAlign w:val="baseline"/>
+          <w:lang w:val="en-US" w:eastAsia="zh-CN"/>
+        </w:rPr>
+        <w:t xml:space="preserve"> </w:t>
+      </w:r>
+      <w:r>
+        <w:rPr>
+          <w:rFonts w:hint="default"/>
+          <w:sz w:val="21"/>
+          <w:szCs w:val="21"/>
+          <w:vertAlign w:val="baseline"/>
+          <w:lang w:val="en-US" w:eastAsia="zh-CN"/>
+        </w:rPr>
+        <w:t>,10,-25,500]])</w:t>
+      </w:r>
+      <w:r>
+        <w:rPr>
+          <w:rFonts w:hint="eastAsia"/>
+          <w:sz w:val="21"/>
+          <w:szCs w:val="21"/>
+          <w:vertAlign w:val="superscript"/>
+          <w:lang w:val="en-US" w:eastAsia="zh-CN"/>
+        </w:rPr>
+        <w:t>[2]</w:t>
+      </w:r>
+    </w:p>
+    <w:p>
+      <w:pPr>
+        <w:pStyle w:val="21"/>
+        <w:keepNext w:val="0"/>
+        <w:keepLines w:val="0"/>
+        <w:widowControl/>
+        <w:numPr>
+          <w:ilvl w:val="0"/>
+          <w:numId w:val="0"/>
+        </w:numPr>
+        <w:suppressLineNumbers w:val="0"/>
+        <w:rPr>
+          <w:rFonts w:hint="eastAsia"/>
+          <w:sz w:val="21"/>
+          <w:szCs w:val="21"/>
+          <w:vertAlign w:val="baseline"/>
+          <w:lang w:val="en-US" w:eastAsia="zh-CN"/>
+        </w:rPr>
+      </w:pPr>
+      <w:r>
+        <w:rPr>
+          <w:rFonts w:hint="eastAsia"/>
+          <w:sz w:val="21"/>
+          <w:szCs w:val="21"/>
+          <w:vertAlign w:val="baseline"/>
+          <w:lang w:val="en-US" w:eastAsia="zh-CN"/>
+        </w:rPr>
+        <w:t>（网上不同教程资料中各位置权重数值不同，但是相对大小关系与以上基本一致。）</w:t>
+      </w:r>
+    </w:p>
+    <w:p>
+      <w:pPr>
+        <w:pStyle w:val="21"/>
+        <w:keepNext w:val="0"/>
+        <w:keepLines w:val="0"/>
+        <w:widowControl/>
+        <w:numPr>
+          <w:ilvl w:val="0"/>
+          <w:numId w:val="0"/>
+        </w:numPr>
+        <w:suppressLineNumbers w:val="0"/>
+        <w:rPr>
+          <w:rFonts w:hint="eastAsia"/>
+          <w:sz w:val="21"/>
+          <w:szCs w:val="21"/>
+          <w:vertAlign w:val="baseline"/>
+          <w:lang w:val="en-US" w:eastAsia="zh-CN"/>
+        </w:rPr>
+      </w:pPr>
+    </w:p>
+    <w:p>
+      <w:pPr>
+        <w:pStyle w:val="21"/>
+        <w:keepNext w:val="0"/>
+        <w:keepLines w:val="0"/>
+        <w:widowControl/>
+        <w:suppressLineNumbers w:val="0"/>
+        <w:rPr>
+          <w:rFonts w:hint="default"/>
+          <w:sz w:val="21"/>
+          <w:szCs w:val="21"/>
+          <w:vertAlign w:val="baseline"/>
+          <w:lang w:val="en-US" w:eastAsia="zh-CN"/>
+        </w:rPr>
+      </w:pPr>
+      <w:r>
+        <w:rPr>
+          <w:rFonts w:hint="eastAsia"/>
+          <w:sz w:val="21"/>
+          <w:szCs w:val="21"/>
+          <w:vertAlign w:val="baseline"/>
+          <w:lang w:val="en-US" w:eastAsia="zh-CN"/>
+        </w:rPr>
+        <w:t>并直接将</w:t>
+      </w:r>
+      <w:r>
+        <w:rPr>
+          <w:rFonts w:hint="default" w:ascii="monospace" w:hAnsi="monospace" w:eastAsia="monospace" w:cs="monospace"/>
+          <w:color w:val="BCBEC4"/>
+          <w:sz w:val="19"/>
+          <w:szCs w:val="19"/>
+          <w:shd w:val="clear" w:fill="1E1F22"/>
+        </w:rPr>
+        <w:t>corner_occupancy</w:t>
+      </w:r>
+      <w:r>
+        <w:rPr>
+          <w:rFonts w:hint="eastAsia"/>
+          <w:sz w:val="21"/>
+          <w:szCs w:val="21"/>
+          <w:vertAlign w:val="baseline"/>
+          <w:lang w:val="en-US" w:eastAsia="zh-CN"/>
+        </w:rPr>
+        <w:t xml:space="preserve"> 和</w:t>
+      </w:r>
+      <w:r>
+        <w:rPr>
+          <w:rFonts w:hint="default" w:ascii="monospace" w:hAnsi="monospace" w:eastAsia="monospace" w:cs="monospace"/>
+          <w:color w:val="BCBEC4"/>
+          <w:sz w:val="19"/>
+          <w:szCs w:val="19"/>
+          <w:shd w:val="clear" w:fill="1E1F22"/>
+        </w:rPr>
+        <w:t>edge_occupancy</w:t>
+      </w:r>
+      <w:r>
+        <w:rPr>
+          <w:rFonts w:hint="eastAsia"/>
+          <w:sz w:val="21"/>
+          <w:szCs w:val="21"/>
+          <w:vertAlign w:val="baseline"/>
+          <w:lang w:val="en-US" w:eastAsia="zh-CN"/>
+        </w:rPr>
+        <w:t xml:space="preserve"> 合并为一个因素</w:t>
+      </w:r>
+      <w:r>
+        <w:rPr>
+          <w:rFonts w:hint="default" w:ascii="monospace" w:hAnsi="monospace" w:eastAsia="monospace" w:cs="monospace"/>
+          <w:color w:val="6AAB73"/>
+          <w:sz w:val="19"/>
+          <w:szCs w:val="19"/>
+          <w:shd w:val="clear" w:fill="1E1F22"/>
+        </w:rPr>
+        <w:t>positional_score</w:t>
+      </w:r>
+      <w:r>
+        <w:rPr>
+          <w:rFonts w:hint="eastAsia"/>
+          <w:sz w:val="21"/>
+          <w:szCs w:val="21"/>
+          <w:vertAlign w:val="baseline"/>
+          <w:lang w:val="en-US" w:eastAsia="zh-CN"/>
+        </w:rPr>
+        <w:t xml:space="preserve"> （棋子位置加权</w:t>
+      </w:r>
       <w:bookmarkStart w:id="0" w:name="_GoBack"/>
       <w:bookmarkEnd w:id="0"/>
+      <w:r>
+        <w:rPr>
+          <w:rFonts w:hint="eastAsia"/>
+          <w:sz w:val="21"/>
+          <w:szCs w:val="21"/>
+          <w:vertAlign w:val="baseline"/>
+          <w:lang w:val="en-US" w:eastAsia="zh-CN"/>
+        </w:rPr>
+        <w:t>因数）。</w:t>
+      </w:r>
+    </w:p>
+    <w:p>
+      <w:pPr>
+        <w:pStyle w:val="21"/>
+        <w:keepNext w:val="0"/>
+        <w:keepLines w:val="0"/>
+        <w:widowControl/>
+        <w:numPr>
+          <w:ilvl w:val="0"/>
+          <w:numId w:val="0"/>
+        </w:numPr>
+        <w:suppressLineNumbers w:val="0"/>
+        <w:rPr>
+          <w:rFonts w:hint="eastAsia"/>
+          <w:sz w:val="21"/>
+          <w:szCs w:val="21"/>
+          <w:vertAlign w:val="baseline"/>
+          <w:lang w:val="en-US" w:eastAsia="zh-CN"/>
+        </w:rPr>
+      </w:pPr>
+      <w:r>
+        <w:rPr>
+          <w:rFonts w:hint="eastAsia"/>
+          <w:sz w:val="21"/>
+          <w:szCs w:val="21"/>
+          <w:vertAlign w:val="baseline"/>
+          <w:lang w:val="en-US" w:eastAsia="zh-CN"/>
+        </w:rPr>
+        <w:t>将棋子位置加权因数加入评估，可以更加全面地评估整个棋盘，使得AI倾向于占领权重高的位置。</w:t>
+      </w:r>
+    </w:p>
+    <w:p>
+      <w:pPr>
+        <w:pStyle w:val="21"/>
+        <w:keepNext w:val="0"/>
+        <w:keepLines w:val="0"/>
+        <w:widowControl/>
+        <w:numPr>
+          <w:ilvl w:val="0"/>
+          <w:numId w:val="0"/>
+        </w:numPr>
+        <w:suppressLineNumbers w:val="0"/>
+        <w:rPr>
+          <w:rFonts w:hint="default"/>
+          <w:sz w:val="21"/>
+          <w:szCs w:val="21"/>
+          <w:lang w:val="en-US" w:eastAsia="zh-CN"/>
+        </w:rPr>
+      </w:pPr>
     </w:p>
     <w:p>
       <w:pPr>
@@ -4407,20 +4638,225 @@
         </w:numPr>
         <w:suppressLineNumbers w:val="0"/>
         <w:rPr>
-          <w:rFonts w:hint="default"/>
-          <w:sz w:val="21"/>
-          <w:szCs w:val="21"/>
-          <w:lang w:val="en-US" w:eastAsia="zh-CN"/>
-        </w:rPr>
-      </w:pPr>
-      <w:r>
-        <w:rPr>
-          <w:rFonts w:hint="eastAsia"/>
-          <w:sz w:val="21"/>
-          <w:szCs w:val="21"/>
-          <w:lang w:val="en-US" w:eastAsia="zh-CN"/>
-        </w:rPr>
-        <w:t>开局</w:t>
+          <w:rFonts w:hint="eastAsia"/>
+          <w:sz w:val="21"/>
+          <w:szCs w:val="21"/>
+          <w:lang w:val="en-US" w:eastAsia="zh-CN"/>
+        </w:rPr>
+      </w:pPr>
+      <w:r>
+        <w:rPr>
+          <w:rFonts w:hint="eastAsia"/>
+          <w:sz w:val="21"/>
+          <w:szCs w:val="21"/>
+          <w:lang w:val="en-US" w:eastAsia="zh-CN"/>
+        </w:rPr>
+        <w:t>开局，</w:t>
+      </w:r>
+    </w:p>
+    <w:p>
+      <w:pPr>
+        <w:pStyle w:val="21"/>
+        <w:keepNext w:val="0"/>
+        <w:keepLines w:val="0"/>
+        <w:widowControl/>
+        <w:numPr>
+          <w:ilvl w:val="0"/>
+          <w:numId w:val="0"/>
+        </w:numPr>
+        <w:suppressLineNumbers w:val="0"/>
+        <w:rPr>
+          <w:rFonts w:hint="eastAsia"/>
+          <w:sz w:val="21"/>
+          <w:szCs w:val="21"/>
+          <w:lang w:val="en-US" w:eastAsia="zh-CN"/>
+        </w:rPr>
+      </w:pPr>
+      <w:r>
+        <w:rPr>
+          <w:rFonts w:hint="eastAsia"/>
+          <w:sz w:val="21"/>
+          <w:szCs w:val="21"/>
+          <w:lang w:val="en-US" w:eastAsia="zh-CN"/>
+        </w:rPr>
+        <w:t>中局，</w:t>
+      </w:r>
+    </w:p>
+    <w:p>
+      <w:pPr>
+        <w:pStyle w:val="21"/>
+        <w:keepNext w:val="0"/>
+        <w:keepLines w:val="0"/>
+        <w:widowControl/>
+        <w:numPr>
+          <w:ilvl w:val="0"/>
+          <w:numId w:val="0"/>
+        </w:numPr>
+        <w:suppressLineNumbers w:val="0"/>
+        <w:rPr>
+          <w:rFonts w:hint="default"/>
+          <w:sz w:val="21"/>
+          <w:szCs w:val="21"/>
+          <w:lang w:val="en-US" w:eastAsia="zh-CN"/>
+        </w:rPr>
+      </w:pPr>
+      <w:r>
+        <w:rPr>
+          <w:rFonts w:hint="eastAsia"/>
+          <w:sz w:val="21"/>
+          <w:szCs w:val="21"/>
+          <w:lang w:val="en-US" w:eastAsia="zh-CN"/>
+        </w:rPr>
+        <w:t>后期，</w:t>
+      </w:r>
+    </w:p>
+    <w:p>
+      <w:pPr>
+        <w:pStyle w:val="21"/>
+        <w:keepNext w:val="0"/>
+        <w:keepLines w:val="0"/>
+        <w:widowControl/>
+        <w:numPr>
+          <w:ilvl w:val="0"/>
+          <w:numId w:val="0"/>
+        </w:numPr>
+        <w:suppressLineNumbers w:val="0"/>
+        <w:rPr>
+          <w:rFonts w:hint="eastAsia"/>
+          <w:sz w:val="21"/>
+          <w:szCs w:val="21"/>
+          <w:vertAlign w:val="baseline"/>
+          <w:lang w:val="en-US" w:eastAsia="zh-CN"/>
+        </w:rPr>
+      </w:pPr>
+      <w:r>
+        <w:rPr>
+          <w:rFonts w:hint="eastAsia"/>
+          <w:sz w:val="21"/>
+          <w:szCs w:val="21"/>
+          <w:vertAlign w:val="baseline"/>
+          <w:lang w:val="en-US" w:eastAsia="zh-CN"/>
+        </w:rPr>
+        <w:t>那么自然能想到棋盘各位置因素也可以随着游戏的各个阶段而动态变化：</w:t>
+      </w:r>
+    </w:p>
+    <w:p>
+      <w:pPr>
+        <w:pStyle w:val="21"/>
+        <w:keepNext w:val="0"/>
+        <w:keepLines w:val="0"/>
+        <w:widowControl/>
+        <w:numPr>
+          <w:ilvl w:val="0"/>
+          <w:numId w:val="0"/>
+        </w:numPr>
+        <w:suppressLineNumbers w:val="0"/>
+        <w:rPr>
+          <w:rFonts w:hint="eastAsia"/>
+          <w:sz w:val="21"/>
+          <w:szCs w:val="21"/>
+          <w:vertAlign w:val="baseline"/>
+          <w:lang w:val="en-US" w:eastAsia="zh-CN"/>
+        </w:rPr>
+      </w:pPr>
+      <w:r>
+        <w:rPr>
+          <w:rFonts w:hint="eastAsia"/>
+          <w:sz w:val="21"/>
+          <w:szCs w:val="21"/>
+          <w:vertAlign w:val="baseline"/>
+          <w:lang w:val="en-US" w:eastAsia="zh-CN"/>
+        </w:rPr>
+        <w:t>开局，</w:t>
+      </w:r>
+    </w:p>
+    <w:p>
+      <w:pPr>
+        <w:pStyle w:val="21"/>
+        <w:keepNext w:val="0"/>
+        <w:keepLines w:val="0"/>
+        <w:widowControl/>
+        <w:numPr>
+          <w:ilvl w:val="0"/>
+          <w:numId w:val="0"/>
+        </w:numPr>
+        <w:suppressLineNumbers w:val="0"/>
+        <w:rPr>
+          <w:rFonts w:hint="eastAsia"/>
+          <w:sz w:val="21"/>
+          <w:szCs w:val="21"/>
+          <w:vertAlign w:val="baseline"/>
+          <w:lang w:val="en-US" w:eastAsia="zh-CN"/>
+        </w:rPr>
+      </w:pPr>
+      <w:r>
+        <w:rPr>
+          <w:rFonts w:hint="eastAsia"/>
+          <w:sz w:val="21"/>
+          <w:szCs w:val="21"/>
+          <w:vertAlign w:val="baseline"/>
+          <w:lang w:val="en-US" w:eastAsia="zh-CN"/>
+        </w:rPr>
+        <w:t>中局，</w:t>
+      </w:r>
+    </w:p>
+    <w:p>
+      <w:pPr>
+        <w:pStyle w:val="21"/>
+        <w:keepNext w:val="0"/>
+        <w:keepLines w:val="0"/>
+        <w:widowControl/>
+        <w:numPr>
+          <w:ilvl w:val="0"/>
+          <w:numId w:val="0"/>
+        </w:numPr>
+        <w:suppressLineNumbers w:val="0"/>
+        <w:rPr>
+          <w:rFonts w:hint="default"/>
+          <w:sz w:val="21"/>
+          <w:szCs w:val="21"/>
+          <w:vertAlign w:val="baseline"/>
+          <w:lang w:val="en-US" w:eastAsia="zh-CN"/>
+        </w:rPr>
+      </w:pPr>
+      <w:r>
+        <w:rPr>
+          <w:rFonts w:hint="eastAsia"/>
+          <w:sz w:val="21"/>
+          <w:szCs w:val="21"/>
+          <w:vertAlign w:val="baseline"/>
+          <w:lang w:val="en-US" w:eastAsia="zh-CN"/>
+        </w:rPr>
+        <w:t>后期</w:t>
+      </w:r>
+    </w:p>
+    <w:p>
+      <w:pPr>
+        <w:pStyle w:val="21"/>
+        <w:keepNext w:val="0"/>
+        <w:keepLines w:val="0"/>
+        <w:widowControl/>
+        <w:numPr>
+          <w:ilvl w:val="0"/>
+          <w:numId w:val="0"/>
+        </w:numPr>
+        <w:suppressLineNumbers w:val="0"/>
+        <w:rPr>
+          <w:rFonts w:hint="default"/>
+          <w:sz w:val="21"/>
+          <w:szCs w:val="21"/>
+          <w:lang w:val="en-US" w:eastAsia="zh-CN"/>
+        </w:rPr>
+      </w:pPr>
+      <w:r>
+        <w:rPr>
+          <w:rFonts w:hint="eastAsia"/>
+          <w:sz w:val="21"/>
+          <w:szCs w:val="21"/>
+          <w:vertAlign w:val="baseline"/>
+          <w:lang w:val="en-US" w:eastAsia="zh-CN"/>
+        </w:rPr>
+        <w:t>。</w:t>
       </w:r>
     </w:p>
     <w:p>
@@ -4448,7 +4884,7 @@
           <w:szCs w:val="21"/>
           <w:lang w:val="en-US" w:eastAsia="zh-CN"/>
         </w:rPr>
-        <w:t>稳定性判断依据修改</w:t>
+        <w:t>稳定棋子判断依据修改</w:t>
       </w:r>
     </w:p>
     <w:p>
@@ -4458,6 +4894,7 @@
         <w:keepLines w:val="0"/>
         <w:widowControl/>
         <w:numPr>
+          <w:ilvl w:val="0"/>
           <w:numId w:val="0"/>
         </w:numPr>
         <w:suppressLineNumbers w:val="0"/>
@@ -4504,6 +4941,7 @@
         <w:keepLines w:val="0"/>
         <w:widowControl/>
         <w:numPr>
+          <w:ilvl w:val="0"/>
           <w:numId w:val="0"/>
         </w:numPr>
         <w:suppressLineNumbers w:val="0"/>

--- a/241300009.docx
+++ b/241300009.docx
@@ -2421,27 +2421,25 @@
     </w:p>
     <w:p>
       <w:pPr>
-        <w:pStyle w:val="21"/>
-        <w:keepNext w:val="0"/>
-        <w:keepLines w:val="0"/>
-        <w:widowControl/>
-        <w:numPr>
-          <w:ilvl w:val="0"/>
-          <w:numId w:val="7"/>
-        </w:numPr>
-        <w:suppressLineNumbers w:val="0"/>
-        <w:rPr>
-          <w:rFonts w:hint="eastAsia"/>
-          <w:sz w:val="21"/>
-          <w:szCs w:val="21"/>
-          <w:lang w:val="en-US" w:eastAsia="zh-CN"/>
-        </w:rPr>
-      </w:pPr>
-      <w:r>
-        <w:rPr>
-          <w:rFonts w:hint="eastAsia"/>
-          <w:sz w:val="21"/>
-          <w:szCs w:val="21"/>
+        <w:pStyle w:val="5"/>
+        <w:bidi w:val="0"/>
+        <w:ind w:left="0" w:leftChars="0" w:firstLine="0" w:firstLineChars="0"/>
+        <w:rPr>
+          <w:rFonts w:hint="eastAsia"/>
+          <w:b/>
+          <w:bCs/>
+          <w:sz w:val="24"/>
+          <w:szCs w:val="24"/>
+          <w:lang w:val="en-US" w:eastAsia="zh-CN"/>
+        </w:rPr>
+      </w:pPr>
+      <w:r>
+        <w:rPr>
+          <w:rFonts w:hint="eastAsia"/>
+          <w:b/>
+          <w:bCs/>
+          <w:sz w:val="24"/>
+          <w:szCs w:val="24"/>
           <w:lang w:val="en-US" w:eastAsia="zh-CN"/>
         </w:rPr>
         <w:t>细化棋盘位置划分及加入位置权重</w:t>
@@ -4506,19 +4504,7 @@
           <w:vertAlign w:val="baseline"/>
           <w:lang w:val="en-US" w:eastAsia="zh-CN"/>
         </w:rPr>
-        <w:t xml:space="preserve"> （棋子位置加权</w:t>
-      </w:r>
-      <w:bookmarkStart w:id="0" w:name="_GoBack"/>
-      <w:bookmarkEnd w:id="0"/>
-      <w:r>
-        <w:rPr>
-          <w:rFonts w:hint="eastAsia"/>
-          <w:sz w:val="21"/>
-          <w:szCs w:val="21"/>
-          <w:vertAlign w:val="baseline"/>
-          <w:lang w:val="en-US" w:eastAsia="zh-CN"/>
-        </w:rPr>
-        <w:t>因数）。</w:t>
+        <w:t xml:space="preserve"> （棋子位置加权因数）。</w:t>
       </w:r>
     </w:p>
     <w:p>
@@ -4572,27 +4558,25 @@
     </w:p>
     <w:p>
       <w:pPr>
-        <w:pStyle w:val="21"/>
-        <w:keepNext w:val="0"/>
-        <w:keepLines w:val="0"/>
-        <w:widowControl/>
-        <w:numPr>
-          <w:ilvl w:val="0"/>
-          <w:numId w:val="7"/>
-        </w:numPr>
-        <w:suppressLineNumbers w:val="0"/>
-        <w:rPr>
-          <w:rFonts w:hint="default"/>
-          <w:sz w:val="21"/>
-          <w:szCs w:val="21"/>
-          <w:lang w:val="en-US" w:eastAsia="zh-CN"/>
-        </w:rPr>
-      </w:pPr>
-      <w:r>
-        <w:rPr>
-          <w:rFonts w:hint="eastAsia"/>
-          <w:sz w:val="21"/>
-          <w:szCs w:val="21"/>
+        <w:pStyle w:val="5"/>
+        <w:bidi w:val="0"/>
+        <w:ind w:left="0" w:leftChars="0" w:firstLine="0" w:firstLineChars="0"/>
+        <w:rPr>
+          <w:rFonts w:hint="default"/>
+          <w:b/>
+          <w:bCs/>
+          <w:sz w:val="24"/>
+          <w:szCs w:val="24"/>
+          <w:lang w:val="en-US" w:eastAsia="zh-CN"/>
+        </w:rPr>
+      </w:pPr>
+      <w:r>
+        <w:rPr>
+          <w:rFonts w:hint="eastAsia"/>
+          <w:b/>
+          <w:bCs/>
+          <w:sz w:val="24"/>
+          <w:szCs w:val="24"/>
           <w:lang w:val="en-US" w:eastAsia="zh-CN"/>
         </w:rPr>
         <w:t>阶段化权重动态调整</w:t>
@@ -4861,27 +4845,25 @@
     </w:p>
     <w:p>
       <w:pPr>
-        <w:pStyle w:val="21"/>
-        <w:keepNext w:val="0"/>
-        <w:keepLines w:val="0"/>
-        <w:widowControl/>
-        <w:numPr>
-          <w:ilvl w:val="0"/>
-          <w:numId w:val="7"/>
-        </w:numPr>
-        <w:suppressLineNumbers w:val="0"/>
-        <w:rPr>
-          <w:rFonts w:hint="default"/>
-          <w:sz w:val="21"/>
-          <w:szCs w:val="21"/>
-          <w:lang w:val="en-US" w:eastAsia="zh-CN"/>
-        </w:rPr>
-      </w:pPr>
-      <w:r>
-        <w:rPr>
-          <w:rFonts w:hint="eastAsia"/>
-          <w:sz w:val="21"/>
-          <w:szCs w:val="21"/>
+        <w:pStyle w:val="5"/>
+        <w:bidi w:val="0"/>
+        <w:ind w:left="0" w:leftChars="0" w:firstLine="0" w:firstLineChars="0"/>
+        <w:rPr>
+          <w:rFonts w:hint="default"/>
+          <w:b/>
+          <w:bCs/>
+          <w:sz w:val="24"/>
+          <w:szCs w:val="24"/>
+          <w:lang w:val="en-US" w:eastAsia="zh-CN"/>
+        </w:rPr>
+      </w:pPr>
+      <w:r>
+        <w:rPr>
+          <w:rFonts w:hint="eastAsia"/>
+          <w:b/>
+          <w:bCs/>
+          <w:sz w:val="24"/>
+          <w:szCs w:val="24"/>
           <w:lang w:val="en-US" w:eastAsia="zh-CN"/>
         </w:rPr>
         <w:t>稳定棋子判断依据修改</w:t>
@@ -4899,39 +4881,20 @@
         </w:numPr>
         <w:suppressLineNumbers w:val="0"/>
         <w:rPr>
-          <w:rFonts w:hint="default"/>
-          <w:sz w:val="21"/>
-          <w:szCs w:val="21"/>
-          <w:lang w:val="en-US" w:eastAsia="zh-CN"/>
-        </w:rPr>
-      </w:pPr>
-    </w:p>
-    <w:p>
-      <w:pPr>
-        <w:pStyle w:val="21"/>
-        <w:keepNext w:val="0"/>
-        <w:keepLines w:val="0"/>
-        <w:widowControl/>
-        <w:numPr>
-          <w:ilvl w:val="0"/>
-          <w:numId w:val="7"/>
-        </w:numPr>
-        <w:suppressLineNumbers w:val="0"/>
-        <w:rPr>
-          <w:rFonts w:hint="default"/>
-          <w:sz w:val="21"/>
-          <w:szCs w:val="21"/>
-          <w:lang w:val="en-US" w:eastAsia="zh-CN"/>
-        </w:rPr>
-      </w:pPr>
-      <w:r>
-        <w:rPr>
-          <w:rFonts w:hint="eastAsia"/>
-          <w:sz w:val="21"/>
-          <w:szCs w:val="21"/>
-          <w:lang w:val="en-US" w:eastAsia="zh-CN"/>
-        </w:rPr>
-        <w:t>对手行动力计算方法修改</w:t>
+          <w:rFonts w:hint="eastAsia"/>
+          <w:sz w:val="21"/>
+          <w:szCs w:val="21"/>
+          <w:lang w:val="en-US" w:eastAsia="zh-CN"/>
+        </w:rPr>
+      </w:pPr>
+      <w:r>
+        <w:rPr>
+          <w:rFonts w:hint="eastAsia"/>
+          <w:sz w:val="21"/>
+          <w:szCs w:val="21"/>
+          <w:lang w:val="en-US" w:eastAsia="zh-CN"/>
+        </w:rPr>
+        <w:t>原函数的稳定棋子判断条件是所有相邻格子都是己方棋子或位于边缘或角落。</w:t>
       </w:r>
     </w:p>
     <w:p>
@@ -4946,12 +4909,307 @@
         </w:numPr>
         <w:suppressLineNumbers w:val="0"/>
         <w:rPr>
-          <w:rFonts w:hint="default"/>
-          <w:sz w:val="21"/>
-          <w:szCs w:val="21"/>
-          <w:lang w:val="en-US" w:eastAsia="zh-CN"/>
-        </w:rPr>
-      </w:pPr>
+          <w:rFonts w:hint="eastAsia"/>
+          <w:sz w:val="21"/>
+          <w:szCs w:val="21"/>
+          <w:lang w:val="en-US" w:eastAsia="zh-CN"/>
+        </w:rPr>
+      </w:pPr>
+      <w:r>
+        <w:rPr>
+          <w:rFonts w:hint="eastAsia"/>
+          <w:sz w:val="21"/>
+          <w:szCs w:val="21"/>
+          <w:lang w:val="en-US" w:eastAsia="zh-CN"/>
+        </w:rPr>
+        <w:t>关于稳定棋子，我搜索网络后得到：</w:t>
+      </w:r>
+    </w:p>
+    <w:p>
+      <w:pPr>
+        <w:pStyle w:val="21"/>
+        <w:keepNext w:val="0"/>
+        <w:keepLines w:val="0"/>
+        <w:widowControl/>
+        <w:numPr>
+          <w:ilvl w:val="0"/>
+          <w:numId w:val="0"/>
+        </w:numPr>
+        <w:suppressLineNumbers w:val="0"/>
+        <w:rPr>
+          <w:rFonts w:hint="default"/>
+          <w:sz w:val="21"/>
+          <w:szCs w:val="21"/>
+          <w:lang w:val="en-US" w:eastAsia="zh-CN"/>
+        </w:rPr>
+      </w:pPr>
+    </w:p>
+    <w:p>
+      <w:pPr>
+        <w:pStyle w:val="21"/>
+        <w:keepNext w:val="0"/>
+        <w:keepLines w:val="0"/>
+        <w:widowControl/>
+        <w:numPr>
+          <w:ilvl w:val="0"/>
+          <w:numId w:val="0"/>
+        </w:numPr>
+        <w:suppressLineNumbers w:val="0"/>
+        <w:rPr>
+          <w:rFonts w:hint="default"/>
+          <w:color w:val="002060"/>
+          <w:sz w:val="21"/>
+          <w:szCs w:val="21"/>
+          <w:lang w:val="en-US" w:eastAsia="zh-CN"/>
+        </w:rPr>
+      </w:pPr>
+      <w:r>
+        <w:rPr>
+          <w:rFonts w:hint="eastAsia"/>
+          <w:color w:val="002060"/>
+          <w:sz w:val="21"/>
+          <w:szCs w:val="21"/>
+          <w:lang w:val="en-US" w:eastAsia="zh-CN"/>
+        </w:rPr>
+        <w:t>“</w:t>
+      </w:r>
+      <w:r>
+        <w:rPr>
+          <w:rFonts w:hint="default"/>
+          <w:color w:val="002060"/>
+          <w:sz w:val="21"/>
+          <w:szCs w:val="21"/>
+          <w:lang w:val="en-US" w:eastAsia="zh-CN"/>
+        </w:rPr>
+        <w:t>当一个棋子的四个方向均不可翻转时，这个棋子为稳定子。而一个方向上不可翻转有2种可能：1、该方向上一边接边界或己方的稳定子2.该方向上两边接对方稳定子</w:t>
+      </w:r>
+      <w:r>
+        <w:rPr>
+          <w:rFonts w:hint="eastAsia"/>
+          <w:color w:val="002060"/>
+          <w:sz w:val="21"/>
+          <w:szCs w:val="21"/>
+          <w:lang w:val="en-US" w:eastAsia="zh-CN"/>
+        </w:rPr>
+        <w:t>”</w:t>
+      </w:r>
+      <w:r>
+        <w:rPr>
+          <w:rFonts w:hint="eastAsia"/>
+          <w:color w:val="002060"/>
+          <w:sz w:val="21"/>
+          <w:szCs w:val="21"/>
+          <w:vertAlign w:val="superscript"/>
+          <w:lang w:val="en-US" w:eastAsia="zh-CN"/>
+        </w:rPr>
+        <w:t>[3]</w:t>
+      </w:r>
+    </w:p>
+    <w:p>
+      <w:pPr>
+        <w:pStyle w:val="21"/>
+        <w:keepNext w:val="0"/>
+        <w:keepLines w:val="0"/>
+        <w:widowControl/>
+        <w:numPr>
+          <w:ilvl w:val="0"/>
+          <w:numId w:val="0"/>
+        </w:numPr>
+        <w:suppressLineNumbers w:val="0"/>
+        <w:rPr>
+          <w:rFonts w:hint="eastAsia"/>
+          <w:sz w:val="21"/>
+          <w:szCs w:val="21"/>
+          <w:lang w:val="en-US" w:eastAsia="zh-CN"/>
+        </w:rPr>
+      </w:pPr>
+    </w:p>
+    <w:p>
+      <w:pPr>
+        <w:pStyle w:val="21"/>
+        <w:keepNext w:val="0"/>
+        <w:keepLines w:val="0"/>
+        <w:widowControl/>
+        <w:numPr>
+          <w:ilvl w:val="0"/>
+          <w:numId w:val="0"/>
+        </w:numPr>
+        <w:suppressLineNumbers w:val="0"/>
+        <w:rPr>
+          <w:rFonts w:hint="default"/>
+          <w:sz w:val="21"/>
+          <w:szCs w:val="21"/>
+          <w:lang w:val="en-US" w:eastAsia="zh-CN"/>
+        </w:rPr>
+      </w:pPr>
+      <w:r>
+        <w:rPr>
+          <w:rFonts w:hint="eastAsia"/>
+          <w:sz w:val="21"/>
+          <w:szCs w:val="21"/>
+          <w:lang w:val="en-US" w:eastAsia="zh-CN"/>
+        </w:rPr>
+        <w:t>但根据前两次修改的经验，我意识到适合的稳定性判断的条件也可能随着游戏的进行而不同。</w:t>
+      </w:r>
+    </w:p>
+    <w:p>
+      <w:pPr>
+        <w:pStyle w:val="21"/>
+        <w:keepNext w:val="0"/>
+        <w:keepLines w:val="0"/>
+        <w:widowControl/>
+        <w:numPr>
+          <w:ilvl w:val="0"/>
+          <w:numId w:val="0"/>
+        </w:numPr>
+        <w:suppressLineNumbers w:val="0"/>
+        <w:rPr>
+          <w:rFonts w:hint="eastAsia"/>
+          <w:sz w:val="21"/>
+          <w:szCs w:val="21"/>
+          <w:lang w:val="en-US" w:eastAsia="zh-CN"/>
+        </w:rPr>
+      </w:pPr>
+      <w:r>
+        <w:rPr>
+          <w:rFonts w:hint="eastAsia"/>
+          <w:sz w:val="21"/>
+          <w:szCs w:val="21"/>
+          <w:lang w:val="en-US" w:eastAsia="zh-CN"/>
+        </w:rPr>
+        <w:t>开局阶段，应保守估计，原判断条件即可适用。</w:t>
+      </w:r>
+    </w:p>
+    <w:p>
+      <w:pPr>
+        <w:pStyle w:val="21"/>
+        <w:keepNext w:val="0"/>
+        <w:keepLines w:val="0"/>
+        <w:widowControl/>
+        <w:numPr>
+          <w:ilvl w:val="0"/>
+          <w:numId w:val="0"/>
+        </w:numPr>
+        <w:suppressLineNumbers w:val="0"/>
+        <w:rPr>
+          <w:rFonts w:hint="eastAsia"/>
+          <w:sz w:val="21"/>
+          <w:szCs w:val="21"/>
+          <w:lang w:val="en-US" w:eastAsia="zh-CN"/>
+        </w:rPr>
+      </w:pPr>
+      <w:r>
+        <w:rPr>
+          <w:rFonts w:hint="eastAsia"/>
+          <w:sz w:val="21"/>
+          <w:szCs w:val="21"/>
+          <w:lang w:val="en-US" w:eastAsia="zh-CN"/>
+        </w:rPr>
+        <w:t>中局阶段，</w:t>
+      </w:r>
+    </w:p>
+    <w:p>
+      <w:pPr>
+        <w:pStyle w:val="21"/>
+        <w:keepNext w:val="0"/>
+        <w:keepLines w:val="0"/>
+        <w:widowControl/>
+        <w:numPr>
+          <w:ilvl w:val="0"/>
+          <w:numId w:val="0"/>
+        </w:numPr>
+        <w:suppressLineNumbers w:val="0"/>
+        <w:rPr>
+          <w:rFonts w:hint="default"/>
+          <w:sz w:val="21"/>
+          <w:szCs w:val="21"/>
+          <w:lang w:val="en-US" w:eastAsia="zh-CN"/>
+        </w:rPr>
+      </w:pPr>
+      <w:r>
+        <w:rPr>
+          <w:rFonts w:hint="eastAsia"/>
+          <w:sz w:val="21"/>
+          <w:szCs w:val="21"/>
+          <w:lang w:val="en-US" w:eastAsia="zh-CN"/>
+        </w:rPr>
+        <w:t>后期阶段，</w:t>
+      </w:r>
+    </w:p>
+    <w:p>
+      <w:pPr>
+        <w:pStyle w:val="21"/>
+        <w:keepNext w:val="0"/>
+        <w:keepLines w:val="0"/>
+        <w:widowControl/>
+        <w:numPr>
+          <w:ilvl w:val="0"/>
+          <w:numId w:val="0"/>
+        </w:numPr>
+        <w:suppressLineNumbers w:val="0"/>
+        <w:rPr>
+          <w:rFonts w:hint="default"/>
+          <w:sz w:val="21"/>
+          <w:szCs w:val="21"/>
+          <w:lang w:val="en-US" w:eastAsia="zh-CN"/>
+        </w:rPr>
+      </w:pPr>
+    </w:p>
+    <w:p>
+      <w:pPr>
+        <w:pStyle w:val="5"/>
+        <w:bidi w:val="0"/>
+        <w:ind w:left="0" w:leftChars="0" w:firstLine="0" w:firstLineChars="0"/>
+        <w:rPr>
+          <w:rFonts w:hint="default"/>
+          <w:b/>
+          <w:bCs/>
+          <w:sz w:val="24"/>
+          <w:szCs w:val="24"/>
+          <w:lang w:val="en-US" w:eastAsia="zh-CN"/>
+        </w:rPr>
+      </w:pPr>
+      <w:r>
+        <w:rPr>
+          <w:rFonts w:hint="eastAsia"/>
+          <w:b/>
+          <w:bCs/>
+          <w:sz w:val="24"/>
+          <w:szCs w:val="24"/>
+          <w:lang w:val="en-US" w:eastAsia="zh-CN"/>
+        </w:rPr>
+        <w:t>对手行动力计算方法修改</w:t>
+      </w:r>
+    </w:p>
+    <w:p>
+      <w:pPr>
+        <w:pStyle w:val="21"/>
+        <w:keepNext w:val="0"/>
+        <w:keepLines w:val="0"/>
+        <w:widowControl/>
+        <w:numPr>
+          <w:ilvl w:val="0"/>
+          <w:numId w:val="0"/>
+        </w:numPr>
+        <w:suppressLineNumbers w:val="0"/>
+        <w:rPr>
+          <w:rFonts w:hint="default"/>
+          <w:sz w:val="21"/>
+          <w:szCs w:val="21"/>
+          <w:lang w:val="en-US" w:eastAsia="zh-CN"/>
+        </w:rPr>
+      </w:pPr>
+      <w:r>
+        <w:rPr>
+          <w:rFonts w:hint="eastAsia"/>
+          <w:sz w:val="21"/>
+          <w:szCs w:val="21"/>
+          <w:lang w:val="en-US" w:eastAsia="zh-CN"/>
+        </w:rPr>
+        <w:t>原函数的逻辑是创建了一个全新的游戏对象，而不是当前棋盘状态的</w:t>
+      </w:r>
+      <w:bookmarkStart w:id="0" w:name="_GoBack"/>
+      <w:bookmarkEnd w:id="0"/>
     </w:p>
     <w:p>
       <w:pPr>
@@ -4980,7 +5238,7 @@
         <w:pStyle w:val="3"/>
         <w:numPr>
           <w:ilvl w:val="0"/>
-          <w:numId w:val="8"/>
+          <w:numId w:val="7"/>
         </w:numPr>
         <w:tabs>
           <w:tab w:val="clear" w:pos="312"/>
@@ -5065,7 +5323,7 @@
         <w:pStyle w:val="3"/>
         <w:numPr>
           <w:ilvl w:val="0"/>
-          <w:numId w:val="8"/>
+          <w:numId w:val="7"/>
         </w:numPr>
         <w:tabs>
           <w:tab w:val="clear" w:pos="312"/>
@@ -5130,15 +5388,110 @@
     </w:p>
     <w:p>
       <w:pPr>
+        <w:pStyle w:val="3"/>
+        <w:numPr>
+          <w:ilvl w:val="0"/>
+          <w:numId w:val="7"/>
+        </w:numPr>
+        <w:tabs>
+          <w:tab w:val="clear" w:pos="312"/>
+        </w:tabs>
+        <w:rPr>
+          <w:rFonts w:hint="eastAsia" w:ascii="宋体" w:hAnsi="宋体" w:cs="宋体"/>
+          <w:sz w:val="18"/>
+          <w:szCs w:val="18"/>
+          <w:lang w:val="en-US" w:eastAsia="zh-CN"/>
+        </w:rPr>
+      </w:pPr>
+      <w:r>
+        <w:rPr>
+          <w:rFonts w:ascii="宋体" w:hAnsi="宋体" w:eastAsia="宋体" w:cs="宋体"/>
+          <w:sz w:val="18"/>
+          <w:szCs w:val="18"/>
+        </w:rPr>
+        <w:fldChar w:fldCharType="begin"/>
+      </w:r>
+      <w:r>
+        <w:rPr>
+          <w:rFonts w:ascii="宋体" w:hAnsi="宋体" w:eastAsia="宋体" w:cs="宋体"/>
+          <w:sz w:val="18"/>
+          <w:szCs w:val="18"/>
+        </w:rPr>
+        <w:instrText xml:space="preserve"> HYPERLINK "https://blog.csdn.net/u012501320/article/details/31830009" </w:instrText>
+      </w:r>
+      <w:r>
+        <w:rPr>
+          <w:rFonts w:ascii="宋体" w:hAnsi="宋体" w:eastAsia="宋体" w:cs="宋体"/>
+          <w:sz w:val="18"/>
+          <w:szCs w:val="18"/>
+        </w:rPr>
+        <w:fldChar w:fldCharType="separate"/>
+      </w:r>
+      <w:r>
+        <w:rPr>
+          <w:rStyle w:val="28"/>
+          <w:rFonts w:ascii="宋体" w:hAnsi="宋体" w:eastAsia="宋体" w:cs="宋体"/>
+          <w:sz w:val="18"/>
+          <w:szCs w:val="18"/>
+        </w:rPr>
+        <w:t>如何通过编程判断棋盘上的棋子稳定性-CSDN博客</w:t>
+      </w:r>
+      <w:r>
+        <w:rPr>
+          <w:rFonts w:ascii="宋体" w:hAnsi="宋体" w:eastAsia="宋体" w:cs="宋体"/>
+          <w:sz w:val="18"/>
+          <w:szCs w:val="18"/>
+        </w:rPr>
+        <w:fldChar w:fldCharType="end"/>
+      </w:r>
+      <w:r>
+        <w:rPr>
+          <w:rFonts w:hint="eastAsia" w:ascii="宋体" w:hAnsi="宋体" w:cs="宋体"/>
+          <w:sz w:val="18"/>
+          <w:szCs w:val="18"/>
+          <w:lang w:val="en-US" w:eastAsia="zh-CN"/>
+        </w:rPr>
+        <w:t xml:space="preserve"> </w:t>
+      </w:r>
+    </w:p>
+    <w:p>
+      <w:pPr>
+        <w:pStyle w:val="3"/>
+        <w:numPr>
+          <w:numId w:val="0"/>
+        </w:numPr>
+        <w:rPr>
+          <w:rFonts w:hint="eastAsia" w:ascii="宋体" w:hAnsi="宋体" w:cs="宋体"/>
+          <w:sz w:val="18"/>
+          <w:szCs w:val="18"/>
+          <w:lang w:val="en-US" w:eastAsia="zh-CN"/>
+        </w:rPr>
+      </w:pPr>
+      <w:r>
+        <w:rPr>
+          <w:rFonts w:hint="eastAsia" w:ascii="宋体" w:hAnsi="宋体" w:cs="宋体"/>
+          <w:sz w:val="18"/>
+          <w:szCs w:val="18"/>
+          <w:lang w:val="en-US" w:eastAsia="zh-CN"/>
+        </w:rPr>
+        <w:t>（https://blog.csdn.net/u012501320/article/details/31830009）</w:t>
+      </w:r>
+    </w:p>
+    <w:p>
+      <w:pPr>
         <w:pStyle w:val="2"/>
         <w:rPr>
           <w:rFonts w:hint="eastAsia"/>
-          <w:lang w:val="en-US" w:eastAsia="zh-CN"/>
-        </w:rPr>
-      </w:pPr>
-      <w:r>
-        <w:rPr>
-          <w:rFonts w:hint="eastAsia"/>
+          <w:sz w:val="24"/>
+          <w:szCs w:val="24"/>
+          <w:lang w:val="en-US" w:eastAsia="zh-CN"/>
+        </w:rPr>
+      </w:pPr>
+      <w:r>
+        <w:rPr>
+          <w:rFonts w:hint="eastAsia"/>
+          <w:sz w:val="24"/>
+          <w:szCs w:val="24"/>
           <w:lang w:val="en-US" w:eastAsia="zh-CN"/>
         </w:rPr>
         <w:t>任务四：介绍MTD(f)算法(函数mtd_f)与minimax算法的异同</w:t>
@@ -5554,7 +5907,7 @@
         <w:pStyle w:val="3"/>
         <w:numPr>
           <w:ilvl w:val="0"/>
-          <w:numId w:val="9"/>
+          <w:numId w:val="8"/>
         </w:numPr>
         <w:rPr>
           <w:rFonts w:hint="eastAsia"/>
@@ -5626,7 +5979,7 @@
         <w:pStyle w:val="3"/>
         <w:numPr>
           <w:ilvl w:val="0"/>
-          <w:numId w:val="9"/>
+          <w:numId w:val="8"/>
         </w:numPr>
         <w:ind w:left="0" w:leftChars="0" w:firstLine="432" w:firstLineChars="200"/>
         <w:rPr>
@@ -5651,7 +6004,7 @@
         <w:pStyle w:val="3"/>
         <w:numPr>
           <w:ilvl w:val="0"/>
-          <w:numId w:val="9"/>
+          <w:numId w:val="8"/>
         </w:numPr>
         <w:ind w:left="0" w:leftChars="0" w:firstLine="432" w:firstLineChars="200"/>
         <w:rPr>
@@ -5694,7 +6047,7 @@
         <w:pStyle w:val="3"/>
         <w:numPr>
           <w:ilvl w:val="0"/>
-          <w:numId w:val="9"/>
+          <w:numId w:val="8"/>
         </w:numPr>
         <w:ind w:left="0" w:leftChars="0" w:firstLine="432" w:firstLineChars="200"/>
         <w:rPr>
@@ -6507,18 +6860,6 @@
     </w:lvl>
   </w:abstractNum>
   <w:abstractNum w:abstractNumId="2">
-    <w:nsid w:val="00B475C4"/>
-    <w:multiLevelType w:val="singleLevel"/>
-    <w:tmpl w:val="00B475C4"/>
-    <w:lvl w:ilvl="0" w:tentative="0">
-      <w:start w:val="1"/>
-      <w:numFmt w:val="decimal"/>
-      <w:suff w:val="nothing"/>
-      <w:lvlText w:val="%1、"/>
-      <w:lvlJc w:val="left"/>
-    </w:lvl>
-  </w:abstractNum>
-  <w:abstractNum w:abstractNumId="3">
     <w:nsid w:val="3CC42583"/>
     <w:multiLevelType w:val="singleLevel"/>
     <w:tmpl w:val="3CC42583"/>
@@ -6529,7 +6870,7 @@
       <w:lvlJc w:val="left"/>
     </w:lvl>
   </w:abstractNum>
-  <w:abstractNum w:abstractNumId="4">
+  <w:abstractNum w:abstractNumId="3">
     <w:nsid w:val="4BBC2CA8"/>
     <w:multiLevelType w:val="multilevel"/>
     <w:tmpl w:val="4BBC2CA8"/>
@@ -6585,9 +6926,11 @@
       </w:pPr>
       <w:rPr>
         <w:rFonts w:hint="default" w:ascii="Times New Roman" w:hAnsi="Times New Roman"/>
-        <w:b w:val="0"/>
+        <w:b/>
+        <w:bCs/>
         <w:i w:val="0"/>
-        <w:sz w:val="18"/>
+        <w:sz w:val="24"/>
+        <w:szCs w:val="24"/>
       </w:rPr>
     </w:lvl>
     <w:lvl w:ilvl="3" w:tentative="0">
@@ -6690,7 +7033,7 @@
       </w:rPr>
     </w:lvl>
   </w:abstractNum>
-  <w:abstractNum w:abstractNumId="5">
+  <w:abstractNum w:abstractNumId="4">
     <w:nsid w:val="612B6CE2"/>
     <w:multiLevelType w:val="multilevel"/>
     <w:tmpl w:val="612B6CE2"/>
@@ -6810,7 +7153,7 @@
       </w:pPr>
     </w:lvl>
   </w:abstractNum>
-  <w:abstractNum w:abstractNumId="6">
+  <w:abstractNum w:abstractNumId="5">
     <w:nsid w:val="631B5AE9"/>
     <w:multiLevelType w:val="multilevel"/>
     <w:tmpl w:val="631B5AE9"/>
@@ -6930,7 +7273,7 @@
       </w:pPr>
     </w:lvl>
   </w:abstractNum>
-  <w:abstractNum w:abstractNumId="7">
+  <w:abstractNum w:abstractNumId="6">
     <w:nsid w:val="64C3C73F"/>
     <w:multiLevelType w:val="singleLevel"/>
     <w:tmpl w:val="64C3C73F"/>
@@ -6946,7 +7289,7 @@
       </w:pPr>
     </w:lvl>
   </w:abstractNum>
-  <w:abstractNum w:abstractNumId="8">
+  <w:abstractNum w:abstractNumId="7">
     <w:nsid w:val="6A95D7D1"/>
     <w:multiLevelType w:val="singleLevel"/>
     <w:tmpl w:val="6A95D7D1"/>
@@ -6958,31 +7301,28 @@
     </w:lvl>
   </w:abstractNum>
   <w:num w:numId="1">
+    <w:abstractNumId w:val="3"/>
+  </w:num>
+  <w:num w:numId="2">
     <w:abstractNumId w:val="4"/>
   </w:num>
-  <w:num w:numId="2">
+  <w:num w:numId="3">
     <w:abstractNumId w:val="5"/>
   </w:num>
-  <w:num w:numId="3">
-    <w:abstractNumId w:val="6"/>
-  </w:num>
   <w:num w:numId="4">
-    <w:abstractNumId w:val="3"/>
+    <w:abstractNumId w:val="2"/>
   </w:num>
   <w:num w:numId="5">
     <w:abstractNumId w:val="0"/>
   </w:num>
   <w:num w:numId="6">
-    <w:abstractNumId w:val="8"/>
+    <w:abstractNumId w:val="7"/>
   </w:num>
   <w:num w:numId="7">
-    <w:abstractNumId w:val="2"/>
+    <w:abstractNumId w:val="1"/>
   </w:num>
   <w:num w:numId="8">
-    <w:abstractNumId w:val="1"/>
-  </w:num>
-  <w:num w:numId="9">
-    <w:abstractNumId w:val="7"/>
+    <w:abstractNumId w:val="6"/>
   </w:num>
 </w:numbering>
 </file>
@@ -7681,8 +8021,15 @@
     <w:unhideWhenUsed/>
     <w:qFormat/>
     <w:uiPriority w:val="99"/>
+    <w:pPr>
+      <w:spacing w:before="0" w:beforeAutospacing="1" w:after="0" w:afterAutospacing="1"/>
+      <w:ind w:left="0" w:right="0"/>
+      <w:jc w:val="left"/>
+    </w:pPr>
     <w:rPr>
+      <w:kern w:val="0"/>
       <w:sz w:val="24"/>
+      <w:lang w:val="en-US" w:eastAsia="zh-CN" w:bidi="ar"/>
     </w:rPr>
   </w:style>
   <w:style w:type="character" w:styleId="25">

--- a/241300009.docx
+++ b/241300009.docx
@@ -4721,7 +4721,7 @@
           <w:vertAlign w:val="baseline"/>
           <w:lang w:val="en-US" w:eastAsia="zh-CN"/>
         </w:rPr>
-        <w:t>那么自然能想到棋盘各位置因素也可以随着游戏的各个阶段而动态变化：</w:t>
+        <w:t>那么自然能想到棋盘各位置权重也可以随着游戏的各个阶段而动态变化：</w:t>
       </w:r>
     </w:p>
     <w:p>
@@ -5193,23 +5193,304 @@
         </w:numPr>
         <w:suppressLineNumbers w:val="0"/>
         <w:rPr>
-          <w:rFonts w:hint="default"/>
-          <w:sz w:val="21"/>
-          <w:szCs w:val="21"/>
-          <w:lang w:val="en-US" w:eastAsia="zh-CN"/>
-        </w:rPr>
-      </w:pPr>
-      <w:r>
-        <w:rPr>
-          <w:rFonts w:hint="eastAsia"/>
-          <w:sz w:val="21"/>
-          <w:szCs w:val="21"/>
-          <w:lang w:val="en-US" w:eastAsia="zh-CN"/>
-        </w:rPr>
-        <w:t>原函数的逻辑是创建了一个全新的游戏对象，而不是当前棋盘状态的</w:t>
+          <w:rFonts w:hint="eastAsia"/>
+          <w:sz w:val="21"/>
+          <w:szCs w:val="21"/>
+          <w:lang w:val="en-US" w:eastAsia="zh-CN"/>
+        </w:rPr>
+      </w:pPr>
+      <w:r>
+        <w:rPr>
+          <w:rFonts w:hint="eastAsia"/>
+          <w:sz w:val="21"/>
+          <w:szCs w:val="21"/>
+          <w:lang w:val="en-US" w:eastAsia="zh-CN"/>
+        </w:rPr>
+        <w:t>原函数的逻辑是创建了一个全新的游戏对象，而不是当前棋盘状态的副本，会导致获取完全错误的信息。</w:t>
+      </w:r>
+    </w:p>
+    <w:p>
+      <w:pPr>
+        <w:pStyle w:val="21"/>
+        <w:keepNext w:val="0"/>
+        <w:keepLines w:val="0"/>
+        <w:widowControl/>
+        <w:numPr>
+          <w:ilvl w:val="0"/>
+          <w:numId w:val="0"/>
+        </w:numPr>
+        <w:suppressLineNumbers w:val="0"/>
+        <w:rPr>
+          <w:rFonts w:hint="eastAsia"/>
+          <w:sz w:val="21"/>
+          <w:szCs w:val="21"/>
+          <w:lang w:val="en-US" w:eastAsia="zh-CN"/>
+        </w:rPr>
+      </w:pPr>
+      <w:r>
+        <w:rPr>
+          <w:rFonts w:hint="eastAsia"/>
+          <w:sz w:val="21"/>
+          <w:szCs w:val="21"/>
+          <w:lang w:val="en-US" w:eastAsia="zh-CN"/>
+        </w:rPr>
+        <w:t>应该将</w:t>
+      </w:r>
+    </w:p>
+    <w:p>
+      <w:pPr>
+        <w:pStyle w:val="21"/>
+        <w:keepNext w:val="0"/>
+        <w:keepLines w:val="0"/>
+        <w:widowControl/>
+        <w:suppressLineNumbers w:val="0"/>
+        <w:rPr>
+          <w:rFonts w:ascii="monospace" w:hAnsi="monospace" w:eastAsia="monospace" w:cs="monospace"/>
+          <w:sz w:val="19"/>
+          <w:szCs w:val="19"/>
+        </w:rPr>
+      </w:pPr>
+      <w:r>
+        <w:rPr>
+          <w:rFonts w:hint="default" w:ascii="monospace" w:hAnsi="monospace" w:eastAsia="monospace" w:cs="monospace"/>
+          <w:color w:val="BCBEC4"/>
+          <w:sz w:val="19"/>
+          <w:szCs w:val="19"/>
+          <w:shd w:val="clear" w:fill="1E1F22"/>
+        </w:rPr>
+        <w:t xml:space="preserve">opponent_valid_moves = </w:t>
+      </w:r>
+      <w:r>
+        <w:rPr>
+          <w:rFonts w:hint="default" w:ascii="monospace" w:hAnsi="monospace" w:eastAsia="monospace" w:cs="monospace"/>
+          <w:color w:val="8888C6"/>
+          <w:sz w:val="19"/>
+          <w:szCs w:val="19"/>
+          <w:shd w:val="clear" w:fill="1E1F22"/>
+        </w:rPr>
+        <w:t>len</w:t>
+      </w:r>
+      <w:r>
+        <w:rPr>
+          <w:rFonts w:hint="default" w:ascii="monospace" w:hAnsi="monospace" w:eastAsia="monospace" w:cs="monospace"/>
+          <w:color w:val="BCBEC4"/>
+          <w:sz w:val="19"/>
+          <w:szCs w:val="19"/>
+          <w:shd w:val="clear" w:fill="1E1F22"/>
+        </w:rPr>
+        <w:t>(</w:t>
+      </w:r>
+      <w:r>
+        <w:rPr>
+          <w:rFonts w:hint="default" w:ascii="monospace" w:hAnsi="monospace" w:eastAsia="monospace" w:cs="monospace"/>
+          <w:color w:val="BCBEC4"/>
+          <w:sz w:val="19"/>
+          <w:szCs w:val="19"/>
+          <w:shd w:val="clear" w:fill="1E1F22"/>
+        </w:rPr>
+        <w:br w:type="textWrapping"/>
+      </w:r>
+      <w:r>
+        <w:rPr>
+          <w:rFonts w:hint="default" w:ascii="monospace" w:hAnsi="monospace" w:eastAsia="monospace" w:cs="monospace"/>
+          <w:color w:val="BCBEC4"/>
+          <w:sz w:val="19"/>
+          <w:szCs w:val="19"/>
+          <w:shd w:val="clear" w:fill="1E1F22"/>
+        </w:rPr>
+        <w:t xml:space="preserve">    OthelloGame(</w:t>
+      </w:r>
+      <w:r>
+        <w:rPr>
+          <w:rFonts w:hint="default" w:ascii="monospace" w:hAnsi="monospace" w:eastAsia="monospace" w:cs="monospace"/>
+          <w:color w:val="AA4926"/>
+          <w:sz w:val="19"/>
+          <w:szCs w:val="19"/>
+          <w:shd w:val="clear" w:fill="1E1F22"/>
+        </w:rPr>
+        <w:t>player_mode</w:t>
+      </w:r>
+      <w:r>
+        <w:rPr>
+          <w:rFonts w:hint="default" w:ascii="monospace" w:hAnsi="monospace" w:eastAsia="monospace" w:cs="monospace"/>
+          <w:color w:val="BCBEC4"/>
+          <w:sz w:val="19"/>
+          <w:szCs w:val="19"/>
+          <w:shd w:val="clear" w:fill="1E1F22"/>
+        </w:rPr>
+        <w:t>=-game.current_player).get_valid_moves()</w:t>
+      </w:r>
+      <w:r>
+        <w:rPr>
+          <w:rFonts w:hint="default" w:ascii="monospace" w:hAnsi="monospace" w:eastAsia="monospace" w:cs="monospace"/>
+          <w:color w:val="BCBEC4"/>
+          <w:sz w:val="19"/>
+          <w:szCs w:val="19"/>
+          <w:shd w:val="clear" w:fill="1E1F22"/>
+        </w:rPr>
+        <w:br w:type="textWrapping"/>
+      </w:r>
+      <w:r>
+        <w:rPr>
+          <w:rFonts w:hint="default" w:ascii="monospace" w:hAnsi="monospace" w:eastAsia="monospace" w:cs="monospace"/>
+          <w:color w:val="BCBEC4"/>
+          <w:sz w:val="19"/>
+          <w:szCs w:val="19"/>
+          <w:shd w:val="clear" w:fill="1E1F22"/>
+        </w:rPr>
+        <w:t>)</w:t>
+      </w:r>
+    </w:p>
+    <w:p>
+      <w:pPr>
+        <w:pStyle w:val="21"/>
+        <w:keepNext w:val="0"/>
+        <w:keepLines w:val="0"/>
+        <w:widowControl/>
+        <w:suppressLineNumbers w:val="0"/>
+        <w:rPr>
+          <w:rFonts w:ascii="monospace" w:hAnsi="monospace" w:eastAsia="monospace" w:cs="monospace"/>
+          <w:sz w:val="19"/>
+          <w:szCs w:val="19"/>
+        </w:rPr>
+      </w:pPr>
+      <w:r>
+        <w:rPr>
+          <w:rFonts w:hint="eastAsia"/>
+          <w:sz w:val="21"/>
+          <w:szCs w:val="21"/>
+          <w:lang w:val="en-US" w:eastAsia="zh-CN"/>
+        </w:rPr>
+        <w:t>修改为（使用copy.deepcopy）</w:t>
       </w:r>
       <w:bookmarkStart w:id="0" w:name="_GoBack"/>
       <w:bookmarkEnd w:id="0"/>
+      <w:r>
+        <w:rPr>
+          <w:rFonts w:hint="eastAsia"/>
+          <w:sz w:val="21"/>
+          <w:szCs w:val="21"/>
+          <w:lang w:val="en-US" w:eastAsia="zh-CN"/>
+        </w:rPr>
+        <w:br w:type="textWrapping"/>
+      </w:r>
+      <w:r>
+        <w:rPr>
+          <w:rFonts w:hint="default" w:ascii="monospace" w:hAnsi="monospace" w:eastAsia="monospace" w:cs="monospace"/>
+          <w:color w:val="BCBEC4"/>
+          <w:sz w:val="19"/>
+          <w:szCs w:val="19"/>
+          <w:shd w:val="clear" w:fill="1E1F22"/>
+        </w:rPr>
+        <w:t>temp_game = copy.deepcopy(game)</w:t>
+      </w:r>
+      <w:r>
+        <w:rPr>
+          <w:rFonts w:hint="default" w:ascii="monospace" w:hAnsi="monospace" w:eastAsia="monospace" w:cs="monospace"/>
+          <w:color w:val="BCBEC4"/>
+          <w:sz w:val="19"/>
+          <w:szCs w:val="19"/>
+          <w:shd w:val="clear" w:fill="1E1F22"/>
+        </w:rPr>
+        <w:br w:type="textWrapping"/>
+      </w:r>
+      <w:r>
+        <w:rPr>
+          <w:rFonts w:hint="default" w:ascii="monospace" w:hAnsi="monospace" w:eastAsia="monospace" w:cs="monospace"/>
+          <w:color w:val="BCBEC4"/>
+          <w:sz w:val="19"/>
+          <w:szCs w:val="19"/>
+          <w:shd w:val="clear" w:fill="1E1F22"/>
+        </w:rPr>
+        <w:t>temp_game.current_player = -game.current_player</w:t>
+      </w:r>
+      <w:r>
+        <w:rPr>
+          <w:rFonts w:hint="default" w:ascii="monospace" w:hAnsi="monospace" w:eastAsia="monospace" w:cs="monospace"/>
+          <w:color w:val="BCBEC4"/>
+          <w:sz w:val="19"/>
+          <w:szCs w:val="19"/>
+          <w:shd w:val="clear" w:fill="1E1F22"/>
+        </w:rPr>
+        <w:br w:type="textWrapping"/>
+      </w:r>
+      <w:r>
+        <w:rPr>
+          <w:rFonts w:hint="default" w:ascii="monospace" w:hAnsi="monospace" w:eastAsia="monospace" w:cs="monospace"/>
+          <w:color w:val="BCBEC4"/>
+          <w:sz w:val="19"/>
+          <w:szCs w:val="19"/>
+          <w:shd w:val="clear" w:fill="1E1F22"/>
+        </w:rPr>
+        <w:t xml:space="preserve">opponent_valid_moves = </w:t>
+      </w:r>
+      <w:r>
+        <w:rPr>
+          <w:rFonts w:hint="default" w:ascii="monospace" w:hAnsi="monospace" w:eastAsia="monospace" w:cs="monospace"/>
+          <w:color w:val="8888C6"/>
+          <w:sz w:val="19"/>
+          <w:szCs w:val="19"/>
+          <w:shd w:val="clear" w:fill="1E1F22"/>
+        </w:rPr>
+        <w:t>len</w:t>
+      </w:r>
+      <w:r>
+        <w:rPr>
+          <w:rFonts w:hint="default" w:ascii="monospace" w:hAnsi="monospace" w:eastAsia="monospace" w:cs="monospace"/>
+          <w:color w:val="BCBEC4"/>
+          <w:sz w:val="19"/>
+          <w:szCs w:val="19"/>
+          <w:shd w:val="clear" w:fill="1E1F22"/>
+        </w:rPr>
+        <w:t>(temp_game.get_valid_moves())</w:t>
+      </w:r>
+    </w:p>
+    <w:p>
+      <w:pPr>
+        <w:pStyle w:val="21"/>
+        <w:keepNext w:val="0"/>
+        <w:keepLines w:val="0"/>
+        <w:widowControl/>
+        <w:numPr>
+          <w:ilvl w:val="0"/>
+          <w:numId w:val="0"/>
+        </w:numPr>
+        <w:suppressLineNumbers w:val="0"/>
+        <w:rPr>
+          <w:rFonts w:hint="eastAsia"/>
+          <w:sz w:val="21"/>
+          <w:szCs w:val="21"/>
+          <w:lang w:val="en-US" w:eastAsia="zh-CN"/>
+        </w:rPr>
+      </w:pPr>
+      <w:r>
+        <w:rPr>
+          <w:rFonts w:hint="eastAsia"/>
+          <w:sz w:val="21"/>
+          <w:szCs w:val="21"/>
+          <w:lang w:val="en-US" w:eastAsia="zh-CN"/>
+        </w:rPr>
+        <w:t>（或者使用minmax_decider函数里的创建方法）</w:t>
+      </w:r>
+    </w:p>
+    <w:p>
+      <w:pPr>
+        <w:pStyle w:val="21"/>
+        <w:keepNext w:val="0"/>
+        <w:keepLines w:val="0"/>
+        <w:widowControl/>
+        <w:numPr>
+          <w:ilvl w:val="0"/>
+          <w:numId w:val="0"/>
+        </w:numPr>
+        <w:suppressLineNumbers w:val="0"/>
+        <w:rPr>
+          <w:rFonts w:hint="default"/>
+          <w:sz w:val="21"/>
+          <w:szCs w:val="21"/>
+          <w:lang w:val="en-US" w:eastAsia="zh-CN"/>
+        </w:rPr>
+      </w:pPr>
     </w:p>
     <w:p>
       <w:pPr>
@@ -5458,6 +5739,7 @@
       <w:pPr>
         <w:pStyle w:val="3"/>
         <w:numPr>
+          <w:ilvl w:val="0"/>
           <w:numId w:val="0"/>
         </w:numPr>
         <w:rPr>

--- a/241300009.docx
+++ b/241300009.docx
@@ -4413,13 +4413,25 @@
         </w:numPr>
         <w:suppressLineNumbers w:val="0"/>
         <w:rPr>
-          <w:rFonts w:hint="eastAsia"/>
+          <w:rFonts w:hint="default"/>
+          <w:color w:val="002060"/>
           <w:sz w:val="21"/>
           <w:szCs w:val="21"/>
           <w:vertAlign w:val="baseline"/>
           <w:lang w:val="en-US" w:eastAsia="zh-CN"/>
         </w:rPr>
       </w:pPr>
+      <w:r>
+        <w:rPr>
+          <w:rFonts w:hint="eastAsia"/>
+          <w:color w:val="002060"/>
+          <w:sz w:val="21"/>
+          <w:szCs w:val="21"/>
+          <w:vertAlign w:val="baseline"/>
+          <w:lang w:val="en-US" w:eastAsia="zh-CN"/>
+        </w:rPr>
+        <w:t>注：应用到原代码中时应与原权重系数统一数量级！</w:t>
+      </w:r>
     </w:p>
     <w:p>
       <w:pPr>
@@ -4594,7 +4606,7 @@
         </w:numPr>
         <w:suppressLineNumbers w:val="0"/>
         <w:rPr>
-          <w:rFonts w:hint="default"/>
+          <w:rFonts w:hint="eastAsia"/>
           <w:sz w:val="21"/>
           <w:szCs w:val="21"/>
           <w:lang w:val="en-US" w:eastAsia="zh-CN"/>
@@ -4622,20 +4634,20 @@
         </w:numPr>
         <w:suppressLineNumbers w:val="0"/>
         <w:rPr>
-          <w:rFonts w:hint="eastAsia"/>
-          <w:sz w:val="21"/>
-          <w:szCs w:val="21"/>
-          <w:lang w:val="en-US" w:eastAsia="zh-CN"/>
-        </w:rPr>
-      </w:pPr>
-      <w:r>
-        <w:rPr>
-          <w:rFonts w:hint="eastAsia"/>
-          <w:sz w:val="21"/>
-          <w:szCs w:val="21"/>
-          <w:lang w:val="en-US" w:eastAsia="zh-CN"/>
-        </w:rPr>
-        <w:t>开局，</w:t>
+          <w:rFonts w:hint="default"/>
+          <w:sz w:val="21"/>
+          <w:szCs w:val="21"/>
+          <w:lang w:val="en-US" w:eastAsia="zh-CN"/>
+        </w:rPr>
+      </w:pPr>
+      <w:r>
+        <w:rPr>
+          <w:rFonts w:hint="eastAsia"/>
+          <w:sz w:val="21"/>
+          <w:szCs w:val="21"/>
+          <w:lang w:val="en-US" w:eastAsia="zh-CN"/>
+        </w:rPr>
+        <w:t>通过查阅资料和询问AI（deepseek）我得到以下参数：</w:t>
       </w:r>
     </w:p>
     <w:p>
@@ -4650,20 +4662,56 @@
         </w:numPr>
         <w:suppressLineNumbers w:val="0"/>
         <w:rPr>
-          <w:rFonts w:hint="eastAsia"/>
-          <w:sz w:val="21"/>
-          <w:szCs w:val="21"/>
-          <w:lang w:val="en-US" w:eastAsia="zh-CN"/>
-        </w:rPr>
-      </w:pPr>
-      <w:r>
-        <w:rPr>
-          <w:rFonts w:hint="eastAsia"/>
-          <w:sz w:val="21"/>
-          <w:szCs w:val="21"/>
-          <w:lang w:val="en-US" w:eastAsia="zh-CN"/>
-        </w:rPr>
-        <w:t>中局，</w:t>
+          <w:rFonts w:hint="default"/>
+          <w:sz w:val="21"/>
+          <w:szCs w:val="21"/>
+          <w:lang w:val="en-US" w:eastAsia="zh-CN"/>
+        </w:rPr>
+      </w:pPr>
+      <w:r>
+        <w:rPr>
+          <w:rFonts w:hint="default"/>
+          <w:sz w:val="21"/>
+          <w:szCs w:val="21"/>
+          <w:lang w:val="en-US" w:eastAsia="zh-CN"/>
+        </w:rPr>
+        <w:drawing>
+          <wp:inline distT="0" distB="0" distL="114300" distR="114300">
+            <wp:extent cx="5516245" cy="4985385"/>
+            <wp:effectExtent l="0" t="0" r="8255" b="5715"/>
+            <wp:docPr id="6" name="图片 6" descr="屏幕截图 2025-10-17 131250"/>
+            <wp:cNvGraphicFramePr>
+              <a:graphicFrameLocks xmlns:a="http://schemas.openxmlformats.org/drawingml/2006/main" noChangeAspect="1"/>
+            </wp:cNvGraphicFramePr>
+            <a:graphic xmlns:a="http://schemas.openxmlformats.org/drawingml/2006/main">
+              <a:graphicData uri="http://schemas.openxmlformats.org/drawingml/2006/picture">
+                <pic:pic xmlns:pic="http://schemas.openxmlformats.org/drawingml/2006/picture">
+                  <pic:nvPicPr>
+                    <pic:cNvPr id="6" name="图片 6" descr="屏幕截图 2025-10-17 131250"/>
+                    <pic:cNvPicPr>
+                      <a:picLocks noChangeAspect="1"/>
+                    </pic:cNvPicPr>
+                  </pic:nvPicPr>
+                  <pic:blipFill>
+                    <a:blip r:embed="rId17"/>
+                    <a:stretch>
+                      <a:fillRect/>
+                    </a:stretch>
+                  </pic:blipFill>
+                  <pic:spPr>
+                    <a:xfrm>
+                      <a:off x="0" y="0"/>
+                      <a:ext cx="5516245" cy="4985385"/>
+                    </a:xfrm>
+                    <a:prstGeom prst="rect">
+                      <a:avLst/>
+                    </a:prstGeom>
+                  </pic:spPr>
+                </pic:pic>
+              </a:graphicData>
+            </a:graphic>
+          </wp:inline>
+        </w:drawing>
       </w:r>
     </w:p>
     <w:p>
@@ -4678,20 +4726,5064 @@
         </w:numPr>
         <w:suppressLineNumbers w:val="0"/>
         <w:rPr>
-          <w:rFonts w:hint="default"/>
-          <w:sz w:val="21"/>
-          <w:szCs w:val="21"/>
-          <w:lang w:val="en-US" w:eastAsia="zh-CN"/>
-        </w:rPr>
-      </w:pPr>
-      <w:r>
-        <w:rPr>
-          <w:rFonts w:hint="eastAsia"/>
-          <w:sz w:val="21"/>
-          <w:szCs w:val="21"/>
-          <w:lang w:val="en-US" w:eastAsia="zh-CN"/>
-        </w:rPr>
-        <w:t>后期，</w:t>
+          <w:rFonts w:hint="eastAsia"/>
+          <w:sz w:val="21"/>
+          <w:szCs w:val="21"/>
+          <w:vertAlign w:val="baseline"/>
+          <w:lang w:val="en-US" w:eastAsia="zh-CN"/>
+        </w:rPr>
+      </w:pPr>
+      <w:r>
+        <w:rPr>
+          <w:rFonts w:hint="eastAsia"/>
+          <w:sz w:val="21"/>
+          <w:szCs w:val="21"/>
+          <w:vertAlign w:val="baseline"/>
+          <w:lang w:val="en-US" w:eastAsia="zh-CN"/>
+        </w:rPr>
+        <w:t>那么自然能想到棋盘各位置权重也可以随着游戏的各个阶段而动态变化：</w:t>
+      </w:r>
+    </w:p>
+    <w:p>
+      <w:pPr>
+        <w:pStyle w:val="21"/>
+        <w:keepNext w:val="0"/>
+        <w:keepLines w:val="0"/>
+        <w:widowControl/>
+        <w:suppressLineNumbers w:val="0"/>
+        <w:rPr>
+          <w:rFonts w:ascii="monospace" w:hAnsi="monospace" w:eastAsia="monospace" w:cs="monospace"/>
+          <w:sz w:val="19"/>
+          <w:szCs w:val="19"/>
+        </w:rPr>
+      </w:pPr>
+      <w:r>
+        <w:rPr>
+          <w:rFonts w:hint="default" w:ascii="monospace" w:hAnsi="monospace" w:eastAsia="monospace" w:cs="monospace"/>
+          <w:color w:val="CF8E6D"/>
+          <w:sz w:val="19"/>
+          <w:szCs w:val="19"/>
+          <w:shd w:val="clear" w:fill="1E1F22"/>
+        </w:rPr>
+        <w:t xml:space="preserve">if </w:t>
+      </w:r>
+      <w:r>
+        <w:rPr>
+          <w:rFonts w:hint="default" w:ascii="monospace" w:hAnsi="monospace" w:eastAsia="monospace" w:cs="monospace"/>
+          <w:color w:val="BCBEC4"/>
+          <w:sz w:val="19"/>
+          <w:szCs w:val="19"/>
+          <w:shd w:val="clear" w:fill="1E1F22"/>
+        </w:rPr>
+        <w:t xml:space="preserve">game_phase &lt; </w:t>
+      </w:r>
+      <w:r>
+        <w:rPr>
+          <w:rFonts w:hint="default" w:ascii="monospace" w:hAnsi="monospace" w:eastAsia="monospace" w:cs="monospace"/>
+          <w:color w:val="2AACB8"/>
+          <w:sz w:val="19"/>
+          <w:szCs w:val="19"/>
+          <w:shd w:val="clear" w:fill="1E1F22"/>
+        </w:rPr>
+        <w:t>0.3</w:t>
+      </w:r>
+      <w:r>
+        <w:rPr>
+          <w:rFonts w:hint="default" w:ascii="monospace" w:hAnsi="monospace" w:eastAsia="monospace" w:cs="monospace"/>
+          <w:color w:val="BCBEC4"/>
+          <w:sz w:val="19"/>
+          <w:szCs w:val="19"/>
+          <w:shd w:val="clear" w:fill="1E1F22"/>
+        </w:rPr>
+        <w:t xml:space="preserve">:  </w:t>
+      </w:r>
+      <w:r>
+        <w:rPr>
+          <w:rFonts w:hint="default" w:ascii="monospace" w:hAnsi="monospace" w:eastAsia="monospace" w:cs="monospace"/>
+          <w:color w:val="7A7E85"/>
+          <w:sz w:val="19"/>
+          <w:szCs w:val="19"/>
+          <w:shd w:val="clear" w:fill="1E1F22"/>
+        </w:rPr>
+        <w:t xml:space="preserve"># </w:t>
+      </w:r>
+      <w:r>
+        <w:rPr>
+          <w:rFonts w:hint="default" w:ascii="Courier New" w:hAnsi="Courier New" w:eastAsia="monospace" w:cs="Courier New"/>
+          <w:color w:val="7A7E85"/>
+          <w:sz w:val="19"/>
+          <w:szCs w:val="19"/>
+          <w:shd w:val="clear" w:fill="1E1F22"/>
+        </w:rPr>
+        <w:t>开局阶段</w:t>
+      </w:r>
+      <w:r>
+        <w:rPr>
+          <w:rFonts w:hint="default" w:ascii="Courier New" w:hAnsi="Courier New" w:eastAsia="monospace" w:cs="Courier New"/>
+          <w:color w:val="7A7E85"/>
+          <w:sz w:val="19"/>
+          <w:szCs w:val="19"/>
+          <w:shd w:val="clear" w:fill="1E1F22"/>
+        </w:rPr>
+        <w:br w:type="textWrapping"/>
+      </w:r>
+      <w:r>
+        <w:rPr>
+          <w:rFonts w:hint="default" w:ascii="Courier New" w:hAnsi="Courier New" w:eastAsia="monospace" w:cs="Courier New"/>
+          <w:color w:val="7A7E85"/>
+          <w:sz w:val="19"/>
+          <w:szCs w:val="19"/>
+          <w:shd w:val="clear" w:fill="1E1F22"/>
+        </w:rPr>
+        <w:t xml:space="preserve">    </w:t>
+      </w:r>
+      <w:r>
+        <w:rPr>
+          <w:rFonts w:hint="default" w:ascii="monospace" w:hAnsi="monospace" w:eastAsia="monospace" w:cs="monospace"/>
+          <w:color w:val="CF8E6D"/>
+          <w:sz w:val="19"/>
+          <w:szCs w:val="19"/>
+          <w:shd w:val="clear" w:fill="1E1F22"/>
+        </w:rPr>
+        <w:t xml:space="preserve">return </w:t>
+      </w:r>
+      <w:r>
+        <w:rPr>
+          <w:rFonts w:hint="default" w:ascii="monospace" w:hAnsi="monospace" w:eastAsia="monospace" w:cs="monospace"/>
+          <w:color w:val="BCBEC4"/>
+          <w:sz w:val="19"/>
+          <w:szCs w:val="19"/>
+          <w:shd w:val="clear" w:fill="1E1F22"/>
+        </w:rPr>
+        <w:t>[</w:t>
+      </w:r>
+      <w:r>
+        <w:rPr>
+          <w:rFonts w:hint="default" w:ascii="monospace" w:hAnsi="monospace" w:eastAsia="monospace" w:cs="monospace"/>
+          <w:color w:val="BCBEC4"/>
+          <w:sz w:val="19"/>
+          <w:szCs w:val="19"/>
+          <w:shd w:val="clear" w:fill="1E1F22"/>
+        </w:rPr>
+        <w:br w:type="textWrapping"/>
+      </w:r>
+      <w:r>
+        <w:rPr>
+          <w:rFonts w:hint="default" w:ascii="monospace" w:hAnsi="monospace" w:eastAsia="monospace" w:cs="monospace"/>
+          <w:color w:val="BCBEC4"/>
+          <w:sz w:val="19"/>
+          <w:szCs w:val="19"/>
+          <w:shd w:val="clear" w:fill="1E1F22"/>
+        </w:rPr>
+        <w:t xml:space="preserve">        </w:t>
+      </w:r>
+      <w:r>
+        <w:rPr>
+          <w:rFonts w:hint="default" w:ascii="monospace" w:hAnsi="monospace" w:eastAsia="monospace" w:cs="monospace"/>
+          <w:color w:val="7A7E85"/>
+          <w:sz w:val="19"/>
+          <w:szCs w:val="19"/>
+          <w:shd w:val="clear" w:fill="1E1F22"/>
+        </w:rPr>
+        <w:t xml:space="preserve"># </w:t>
+      </w:r>
+      <w:r>
+        <w:rPr>
+          <w:rFonts w:hint="default" w:ascii="Courier New" w:hAnsi="Courier New" w:eastAsia="monospace" w:cs="Courier New"/>
+          <w:color w:val="7A7E85"/>
+          <w:sz w:val="19"/>
+          <w:szCs w:val="19"/>
+          <w:shd w:val="clear" w:fill="1E1F22"/>
+        </w:rPr>
+        <w:t>开局：强调角落，避免</w:t>
+      </w:r>
+      <w:r>
+        <w:rPr>
+          <w:rFonts w:hint="default" w:ascii="monospace" w:hAnsi="monospace" w:eastAsia="monospace" w:cs="monospace"/>
+          <w:color w:val="7A7E85"/>
+          <w:sz w:val="19"/>
+          <w:szCs w:val="19"/>
+          <w:shd w:val="clear" w:fill="1E1F22"/>
+        </w:rPr>
+        <w:t>C</w:t>
+      </w:r>
+      <w:r>
+        <w:rPr>
+          <w:rFonts w:hint="default" w:ascii="Courier New" w:hAnsi="Courier New" w:eastAsia="monospace" w:cs="Courier New"/>
+          <w:color w:val="7A7E85"/>
+          <w:sz w:val="19"/>
+          <w:szCs w:val="19"/>
+          <w:shd w:val="clear" w:fill="1E1F22"/>
+        </w:rPr>
+        <w:t>位，控制边界</w:t>
+      </w:r>
+      <w:r>
+        <w:rPr>
+          <w:rFonts w:hint="default" w:ascii="Courier New" w:hAnsi="Courier New" w:eastAsia="monospace" w:cs="Courier New"/>
+          <w:color w:val="7A7E85"/>
+          <w:sz w:val="19"/>
+          <w:szCs w:val="19"/>
+          <w:shd w:val="clear" w:fill="1E1F22"/>
+        </w:rPr>
+        <w:br w:type="textWrapping"/>
+      </w:r>
+      <w:r>
+        <w:rPr>
+          <w:rFonts w:hint="default" w:ascii="Courier New" w:hAnsi="Courier New" w:eastAsia="monospace" w:cs="Courier New"/>
+          <w:color w:val="7A7E85"/>
+          <w:sz w:val="19"/>
+          <w:szCs w:val="19"/>
+          <w:shd w:val="clear" w:fill="1E1F22"/>
+        </w:rPr>
+        <w:t xml:space="preserve">        </w:t>
+      </w:r>
+      <w:r>
+        <w:rPr>
+          <w:rFonts w:hint="default" w:ascii="monospace" w:hAnsi="monospace" w:eastAsia="monospace" w:cs="monospace"/>
+          <w:color w:val="BCBEC4"/>
+          <w:sz w:val="19"/>
+          <w:szCs w:val="19"/>
+          <w:shd w:val="clear" w:fill="1E1F22"/>
+        </w:rPr>
+        <w:t>[</w:t>
+      </w:r>
+      <w:r>
+        <w:rPr>
+          <w:rFonts w:hint="default" w:ascii="monospace" w:hAnsi="monospace" w:eastAsia="monospace" w:cs="monospace"/>
+          <w:color w:val="2AACB8"/>
+          <w:sz w:val="19"/>
+          <w:szCs w:val="19"/>
+          <w:shd w:val="clear" w:fill="1E1F22"/>
+        </w:rPr>
+        <w:t xml:space="preserve">0.6  </w:t>
+      </w:r>
+      <w:r>
+        <w:rPr>
+          <w:rFonts w:hint="default" w:ascii="monospace" w:hAnsi="monospace" w:eastAsia="monospace" w:cs="monospace"/>
+          <w:color w:val="BCBEC4"/>
+          <w:sz w:val="19"/>
+          <w:szCs w:val="19"/>
+          <w:shd w:val="clear" w:fill="1E1F22"/>
+        </w:rPr>
+        <w:t>, -</w:t>
+      </w:r>
+      <w:r>
+        <w:rPr>
+          <w:rFonts w:hint="default" w:ascii="monospace" w:hAnsi="monospace" w:eastAsia="monospace" w:cs="monospace"/>
+          <w:color w:val="2AACB8"/>
+          <w:sz w:val="19"/>
+          <w:szCs w:val="19"/>
+          <w:shd w:val="clear" w:fill="1E1F22"/>
+        </w:rPr>
+        <w:t>0.25</w:t>
+      </w:r>
+      <w:r>
+        <w:rPr>
+          <w:rFonts w:hint="default" w:ascii="monospace" w:hAnsi="monospace" w:eastAsia="monospace" w:cs="monospace"/>
+          <w:color w:val="BCBEC4"/>
+          <w:sz w:val="19"/>
+          <w:szCs w:val="19"/>
+          <w:shd w:val="clear" w:fill="1E1F22"/>
+        </w:rPr>
+        <w:t xml:space="preserve">, </w:t>
+      </w:r>
+      <w:r>
+        <w:rPr>
+          <w:rFonts w:hint="default" w:ascii="monospace" w:hAnsi="monospace" w:eastAsia="monospace" w:cs="monospace"/>
+          <w:color w:val="2AACB8"/>
+          <w:sz w:val="19"/>
+          <w:szCs w:val="19"/>
+          <w:shd w:val="clear" w:fill="1E1F22"/>
+        </w:rPr>
+        <w:t xml:space="preserve">0.15 </w:t>
+      </w:r>
+      <w:r>
+        <w:rPr>
+          <w:rFonts w:hint="default" w:ascii="monospace" w:hAnsi="monospace" w:eastAsia="monospace" w:cs="monospace"/>
+          <w:color w:val="BCBEC4"/>
+          <w:sz w:val="19"/>
+          <w:szCs w:val="19"/>
+          <w:shd w:val="clear" w:fill="1E1F22"/>
+        </w:rPr>
+        <w:t xml:space="preserve">, </w:t>
+      </w:r>
+      <w:r>
+        <w:rPr>
+          <w:rFonts w:hint="default" w:ascii="monospace" w:hAnsi="monospace" w:eastAsia="monospace" w:cs="monospace"/>
+          <w:color w:val="2AACB8"/>
+          <w:sz w:val="19"/>
+          <w:szCs w:val="19"/>
+          <w:shd w:val="clear" w:fill="1E1F22"/>
+        </w:rPr>
+        <w:t xml:space="preserve">0.08 </w:t>
+      </w:r>
+      <w:r>
+        <w:rPr>
+          <w:rFonts w:hint="default" w:ascii="monospace" w:hAnsi="monospace" w:eastAsia="monospace" w:cs="monospace"/>
+          <w:color w:val="BCBEC4"/>
+          <w:sz w:val="19"/>
+          <w:szCs w:val="19"/>
+          <w:shd w:val="clear" w:fill="1E1F22"/>
+        </w:rPr>
+        <w:t xml:space="preserve">, </w:t>
+      </w:r>
+      <w:r>
+        <w:rPr>
+          <w:rFonts w:hint="default" w:ascii="monospace" w:hAnsi="monospace" w:eastAsia="monospace" w:cs="monospace"/>
+          <w:color w:val="2AACB8"/>
+          <w:sz w:val="19"/>
+          <w:szCs w:val="19"/>
+          <w:shd w:val="clear" w:fill="1E1F22"/>
+        </w:rPr>
+        <w:t xml:space="preserve">0.08 </w:t>
+      </w:r>
+      <w:r>
+        <w:rPr>
+          <w:rFonts w:hint="default" w:ascii="monospace" w:hAnsi="monospace" w:eastAsia="monospace" w:cs="monospace"/>
+          <w:color w:val="BCBEC4"/>
+          <w:sz w:val="19"/>
+          <w:szCs w:val="19"/>
+          <w:shd w:val="clear" w:fill="1E1F22"/>
+        </w:rPr>
+        <w:t xml:space="preserve">, </w:t>
+      </w:r>
+      <w:r>
+        <w:rPr>
+          <w:rFonts w:hint="default" w:ascii="monospace" w:hAnsi="monospace" w:eastAsia="monospace" w:cs="monospace"/>
+          <w:color w:val="2AACB8"/>
+          <w:sz w:val="19"/>
+          <w:szCs w:val="19"/>
+          <w:shd w:val="clear" w:fill="1E1F22"/>
+        </w:rPr>
+        <w:t xml:space="preserve">0.15 </w:t>
+      </w:r>
+      <w:r>
+        <w:rPr>
+          <w:rFonts w:hint="default" w:ascii="monospace" w:hAnsi="monospace" w:eastAsia="monospace" w:cs="monospace"/>
+          <w:color w:val="BCBEC4"/>
+          <w:sz w:val="19"/>
+          <w:szCs w:val="19"/>
+          <w:shd w:val="clear" w:fill="1E1F22"/>
+        </w:rPr>
+        <w:t>, -</w:t>
+      </w:r>
+      <w:r>
+        <w:rPr>
+          <w:rFonts w:hint="default" w:ascii="monospace" w:hAnsi="monospace" w:eastAsia="monospace" w:cs="monospace"/>
+          <w:color w:val="2AACB8"/>
+          <w:sz w:val="19"/>
+          <w:szCs w:val="19"/>
+          <w:shd w:val="clear" w:fill="1E1F22"/>
+        </w:rPr>
+        <w:t>0.25</w:t>
+      </w:r>
+      <w:r>
+        <w:rPr>
+          <w:rFonts w:hint="default" w:ascii="monospace" w:hAnsi="monospace" w:eastAsia="monospace" w:cs="monospace"/>
+          <w:color w:val="BCBEC4"/>
+          <w:sz w:val="19"/>
+          <w:szCs w:val="19"/>
+          <w:shd w:val="clear" w:fill="1E1F22"/>
+        </w:rPr>
+        <w:t xml:space="preserve">, </w:t>
+      </w:r>
+      <w:r>
+        <w:rPr>
+          <w:rFonts w:hint="default" w:ascii="monospace" w:hAnsi="monospace" w:eastAsia="monospace" w:cs="monospace"/>
+          <w:color w:val="2AACB8"/>
+          <w:sz w:val="19"/>
+          <w:szCs w:val="19"/>
+          <w:shd w:val="clear" w:fill="1E1F22"/>
+        </w:rPr>
+        <w:t xml:space="preserve">0.6  </w:t>
+      </w:r>
+      <w:r>
+        <w:rPr>
+          <w:rFonts w:hint="default" w:ascii="monospace" w:hAnsi="monospace" w:eastAsia="monospace" w:cs="monospace"/>
+          <w:color w:val="BCBEC4"/>
+          <w:sz w:val="19"/>
+          <w:szCs w:val="19"/>
+          <w:shd w:val="clear" w:fill="1E1F22"/>
+        </w:rPr>
+        <w:t>],</w:t>
+      </w:r>
+      <w:r>
+        <w:rPr>
+          <w:rFonts w:hint="default" w:ascii="monospace" w:hAnsi="monospace" w:eastAsia="monospace" w:cs="monospace"/>
+          <w:color w:val="BCBEC4"/>
+          <w:sz w:val="19"/>
+          <w:szCs w:val="19"/>
+          <w:shd w:val="clear" w:fill="1E1F22"/>
+        </w:rPr>
+        <w:br w:type="textWrapping"/>
+      </w:r>
+      <w:r>
+        <w:rPr>
+          <w:rFonts w:hint="default" w:ascii="monospace" w:hAnsi="monospace" w:eastAsia="monospace" w:cs="monospace"/>
+          <w:color w:val="BCBEC4"/>
+          <w:sz w:val="19"/>
+          <w:szCs w:val="19"/>
+          <w:shd w:val="clear" w:fill="1E1F22"/>
+        </w:rPr>
+        <w:t xml:space="preserve">        [-</w:t>
+      </w:r>
+      <w:r>
+        <w:rPr>
+          <w:rFonts w:hint="default" w:ascii="monospace" w:hAnsi="monospace" w:eastAsia="monospace" w:cs="monospace"/>
+          <w:color w:val="2AACB8"/>
+          <w:sz w:val="19"/>
+          <w:szCs w:val="19"/>
+          <w:shd w:val="clear" w:fill="1E1F22"/>
+        </w:rPr>
+        <w:t>0.25</w:t>
+      </w:r>
+      <w:r>
+        <w:rPr>
+          <w:rFonts w:hint="default" w:ascii="monospace" w:hAnsi="monospace" w:eastAsia="monospace" w:cs="monospace"/>
+          <w:color w:val="BCBEC4"/>
+          <w:sz w:val="19"/>
+          <w:szCs w:val="19"/>
+          <w:shd w:val="clear" w:fill="1E1F22"/>
+        </w:rPr>
+        <w:t>, -</w:t>
+      </w:r>
+      <w:r>
+        <w:rPr>
+          <w:rFonts w:hint="default" w:ascii="monospace" w:hAnsi="monospace" w:eastAsia="monospace" w:cs="monospace"/>
+          <w:color w:val="2AACB8"/>
+          <w:sz w:val="19"/>
+          <w:szCs w:val="19"/>
+          <w:shd w:val="clear" w:fill="1E1F22"/>
+        </w:rPr>
+        <w:t xml:space="preserve">0.3 </w:t>
+      </w:r>
+      <w:r>
+        <w:rPr>
+          <w:rFonts w:hint="default" w:ascii="monospace" w:hAnsi="monospace" w:eastAsia="monospace" w:cs="monospace"/>
+          <w:color w:val="BCBEC4"/>
+          <w:sz w:val="19"/>
+          <w:szCs w:val="19"/>
+          <w:shd w:val="clear" w:fill="1E1F22"/>
+        </w:rPr>
+        <w:t>, -</w:t>
+      </w:r>
+      <w:r>
+        <w:rPr>
+          <w:rFonts w:hint="default" w:ascii="monospace" w:hAnsi="monospace" w:eastAsia="monospace" w:cs="monospace"/>
+          <w:color w:val="2AACB8"/>
+          <w:sz w:val="19"/>
+          <w:szCs w:val="19"/>
+          <w:shd w:val="clear" w:fill="1E1F22"/>
+        </w:rPr>
+        <w:t>0.08</w:t>
+      </w:r>
+      <w:r>
+        <w:rPr>
+          <w:rFonts w:hint="default" w:ascii="monospace" w:hAnsi="monospace" w:eastAsia="monospace" w:cs="monospace"/>
+          <w:color w:val="BCBEC4"/>
+          <w:sz w:val="19"/>
+          <w:szCs w:val="19"/>
+          <w:shd w:val="clear" w:fill="1E1F22"/>
+        </w:rPr>
+        <w:t>, -</w:t>
+      </w:r>
+      <w:r>
+        <w:rPr>
+          <w:rFonts w:hint="default" w:ascii="monospace" w:hAnsi="monospace" w:eastAsia="monospace" w:cs="monospace"/>
+          <w:color w:val="2AACB8"/>
+          <w:sz w:val="19"/>
+          <w:szCs w:val="19"/>
+          <w:shd w:val="clear" w:fill="1E1F22"/>
+        </w:rPr>
+        <w:t>0.08</w:t>
+      </w:r>
+      <w:r>
+        <w:rPr>
+          <w:rFonts w:hint="default" w:ascii="monospace" w:hAnsi="monospace" w:eastAsia="monospace" w:cs="monospace"/>
+          <w:color w:val="BCBEC4"/>
+          <w:sz w:val="19"/>
+          <w:szCs w:val="19"/>
+          <w:shd w:val="clear" w:fill="1E1F22"/>
+        </w:rPr>
+        <w:t>, -</w:t>
+      </w:r>
+      <w:r>
+        <w:rPr>
+          <w:rFonts w:hint="default" w:ascii="monospace" w:hAnsi="monospace" w:eastAsia="monospace" w:cs="monospace"/>
+          <w:color w:val="2AACB8"/>
+          <w:sz w:val="19"/>
+          <w:szCs w:val="19"/>
+          <w:shd w:val="clear" w:fill="1E1F22"/>
+        </w:rPr>
+        <w:t>0.08</w:t>
+      </w:r>
+      <w:r>
+        <w:rPr>
+          <w:rFonts w:hint="default" w:ascii="monospace" w:hAnsi="monospace" w:eastAsia="monospace" w:cs="monospace"/>
+          <w:color w:val="BCBEC4"/>
+          <w:sz w:val="19"/>
+          <w:szCs w:val="19"/>
+          <w:shd w:val="clear" w:fill="1E1F22"/>
+        </w:rPr>
+        <w:t>, -</w:t>
+      </w:r>
+      <w:r>
+        <w:rPr>
+          <w:rFonts w:hint="default" w:ascii="monospace" w:hAnsi="monospace" w:eastAsia="monospace" w:cs="monospace"/>
+          <w:color w:val="2AACB8"/>
+          <w:sz w:val="19"/>
+          <w:szCs w:val="19"/>
+          <w:shd w:val="clear" w:fill="1E1F22"/>
+        </w:rPr>
+        <w:t>0.08</w:t>
+      </w:r>
+      <w:r>
+        <w:rPr>
+          <w:rFonts w:hint="default" w:ascii="monospace" w:hAnsi="monospace" w:eastAsia="monospace" w:cs="monospace"/>
+          <w:color w:val="BCBEC4"/>
+          <w:sz w:val="19"/>
+          <w:szCs w:val="19"/>
+          <w:shd w:val="clear" w:fill="1E1F22"/>
+        </w:rPr>
+        <w:t>, -</w:t>
+      </w:r>
+      <w:r>
+        <w:rPr>
+          <w:rFonts w:hint="default" w:ascii="monospace" w:hAnsi="monospace" w:eastAsia="monospace" w:cs="monospace"/>
+          <w:color w:val="2AACB8"/>
+          <w:sz w:val="19"/>
+          <w:szCs w:val="19"/>
+          <w:shd w:val="clear" w:fill="1E1F22"/>
+        </w:rPr>
+        <w:t xml:space="preserve">0.3 </w:t>
+      </w:r>
+      <w:r>
+        <w:rPr>
+          <w:rFonts w:hint="default" w:ascii="monospace" w:hAnsi="monospace" w:eastAsia="monospace" w:cs="monospace"/>
+          <w:color w:val="BCBEC4"/>
+          <w:sz w:val="19"/>
+          <w:szCs w:val="19"/>
+          <w:shd w:val="clear" w:fill="1E1F22"/>
+        </w:rPr>
+        <w:t>, -</w:t>
+      </w:r>
+      <w:r>
+        <w:rPr>
+          <w:rFonts w:hint="default" w:ascii="monospace" w:hAnsi="monospace" w:eastAsia="monospace" w:cs="monospace"/>
+          <w:color w:val="2AACB8"/>
+          <w:sz w:val="19"/>
+          <w:szCs w:val="19"/>
+          <w:shd w:val="clear" w:fill="1E1F22"/>
+        </w:rPr>
+        <w:t>0.25</w:t>
+      </w:r>
+      <w:r>
+        <w:rPr>
+          <w:rFonts w:hint="default" w:ascii="monospace" w:hAnsi="monospace" w:eastAsia="monospace" w:cs="monospace"/>
+          <w:color w:val="BCBEC4"/>
+          <w:sz w:val="19"/>
+          <w:szCs w:val="19"/>
+          <w:shd w:val="clear" w:fill="1E1F22"/>
+        </w:rPr>
+        <w:t>],</w:t>
+      </w:r>
+      <w:r>
+        <w:rPr>
+          <w:rFonts w:hint="default" w:ascii="monospace" w:hAnsi="monospace" w:eastAsia="monospace" w:cs="monospace"/>
+          <w:color w:val="BCBEC4"/>
+          <w:sz w:val="19"/>
+          <w:szCs w:val="19"/>
+          <w:shd w:val="clear" w:fill="1E1F22"/>
+        </w:rPr>
+        <w:br w:type="textWrapping"/>
+      </w:r>
+      <w:r>
+        <w:rPr>
+          <w:rFonts w:hint="default" w:ascii="monospace" w:hAnsi="monospace" w:eastAsia="monospace" w:cs="monospace"/>
+          <w:color w:val="BCBEC4"/>
+          <w:sz w:val="19"/>
+          <w:szCs w:val="19"/>
+          <w:shd w:val="clear" w:fill="1E1F22"/>
+        </w:rPr>
+        <w:t xml:space="preserve">        [</w:t>
+      </w:r>
+      <w:r>
+        <w:rPr>
+          <w:rFonts w:hint="default" w:ascii="monospace" w:hAnsi="monospace" w:eastAsia="monospace" w:cs="monospace"/>
+          <w:color w:val="2AACB8"/>
+          <w:sz w:val="19"/>
+          <w:szCs w:val="19"/>
+          <w:shd w:val="clear" w:fill="1E1F22"/>
+        </w:rPr>
+        <w:t xml:space="preserve">0.15 </w:t>
+      </w:r>
+      <w:r>
+        <w:rPr>
+          <w:rFonts w:hint="default" w:ascii="monospace" w:hAnsi="monospace" w:eastAsia="monospace" w:cs="monospace"/>
+          <w:color w:val="BCBEC4"/>
+          <w:sz w:val="19"/>
+          <w:szCs w:val="19"/>
+          <w:shd w:val="clear" w:fill="1E1F22"/>
+        </w:rPr>
+        <w:t>, -</w:t>
+      </w:r>
+      <w:r>
+        <w:rPr>
+          <w:rFonts w:hint="default" w:ascii="monospace" w:hAnsi="monospace" w:eastAsia="monospace" w:cs="monospace"/>
+          <w:color w:val="2AACB8"/>
+          <w:sz w:val="19"/>
+          <w:szCs w:val="19"/>
+          <w:shd w:val="clear" w:fill="1E1F22"/>
+        </w:rPr>
+        <w:t>0.08</w:t>
+      </w:r>
+      <w:r>
+        <w:rPr>
+          <w:rFonts w:hint="default" w:ascii="monospace" w:hAnsi="monospace" w:eastAsia="monospace" w:cs="monospace"/>
+          <w:color w:val="BCBEC4"/>
+          <w:sz w:val="19"/>
+          <w:szCs w:val="19"/>
+          <w:shd w:val="clear" w:fill="1E1F22"/>
+        </w:rPr>
+        <w:t xml:space="preserve">, </w:t>
+      </w:r>
+      <w:r>
+        <w:rPr>
+          <w:rFonts w:hint="default" w:ascii="monospace" w:hAnsi="monospace" w:eastAsia="monospace" w:cs="monospace"/>
+          <w:color w:val="2AACB8"/>
+          <w:sz w:val="19"/>
+          <w:szCs w:val="19"/>
+          <w:shd w:val="clear" w:fill="1E1F22"/>
+        </w:rPr>
+        <w:t xml:space="preserve">0.05 </w:t>
+      </w:r>
+      <w:r>
+        <w:rPr>
+          <w:rFonts w:hint="default" w:ascii="monospace" w:hAnsi="monospace" w:eastAsia="monospace" w:cs="monospace"/>
+          <w:color w:val="BCBEC4"/>
+          <w:sz w:val="19"/>
+          <w:szCs w:val="19"/>
+          <w:shd w:val="clear" w:fill="1E1F22"/>
+        </w:rPr>
+        <w:t xml:space="preserve">, </w:t>
+      </w:r>
+      <w:r>
+        <w:rPr>
+          <w:rFonts w:hint="default" w:ascii="monospace" w:hAnsi="monospace" w:eastAsia="monospace" w:cs="monospace"/>
+          <w:color w:val="2AACB8"/>
+          <w:sz w:val="19"/>
+          <w:szCs w:val="19"/>
+          <w:shd w:val="clear" w:fill="1E1F22"/>
+        </w:rPr>
+        <w:t xml:space="preserve">0.02 </w:t>
+      </w:r>
+      <w:r>
+        <w:rPr>
+          <w:rFonts w:hint="default" w:ascii="monospace" w:hAnsi="monospace" w:eastAsia="monospace" w:cs="monospace"/>
+          <w:color w:val="BCBEC4"/>
+          <w:sz w:val="19"/>
+          <w:szCs w:val="19"/>
+          <w:shd w:val="clear" w:fill="1E1F22"/>
+        </w:rPr>
+        <w:t xml:space="preserve">, </w:t>
+      </w:r>
+      <w:r>
+        <w:rPr>
+          <w:rFonts w:hint="default" w:ascii="monospace" w:hAnsi="monospace" w:eastAsia="monospace" w:cs="monospace"/>
+          <w:color w:val="2AACB8"/>
+          <w:sz w:val="19"/>
+          <w:szCs w:val="19"/>
+          <w:shd w:val="clear" w:fill="1E1F22"/>
+        </w:rPr>
+        <w:t xml:space="preserve">0.02 </w:t>
+      </w:r>
+      <w:r>
+        <w:rPr>
+          <w:rFonts w:hint="default" w:ascii="monospace" w:hAnsi="monospace" w:eastAsia="monospace" w:cs="monospace"/>
+          <w:color w:val="BCBEC4"/>
+          <w:sz w:val="19"/>
+          <w:szCs w:val="19"/>
+          <w:shd w:val="clear" w:fill="1E1F22"/>
+        </w:rPr>
+        <w:t xml:space="preserve">, </w:t>
+      </w:r>
+      <w:r>
+        <w:rPr>
+          <w:rFonts w:hint="default" w:ascii="monospace" w:hAnsi="monospace" w:eastAsia="monospace" w:cs="monospace"/>
+          <w:color w:val="2AACB8"/>
+          <w:sz w:val="19"/>
+          <w:szCs w:val="19"/>
+          <w:shd w:val="clear" w:fill="1E1F22"/>
+        </w:rPr>
+        <w:t xml:space="preserve">0.05 </w:t>
+      </w:r>
+      <w:r>
+        <w:rPr>
+          <w:rFonts w:hint="default" w:ascii="monospace" w:hAnsi="monospace" w:eastAsia="monospace" w:cs="monospace"/>
+          <w:color w:val="BCBEC4"/>
+          <w:sz w:val="19"/>
+          <w:szCs w:val="19"/>
+          <w:shd w:val="clear" w:fill="1E1F22"/>
+        </w:rPr>
+        <w:t>, -</w:t>
+      </w:r>
+      <w:r>
+        <w:rPr>
+          <w:rFonts w:hint="default" w:ascii="monospace" w:hAnsi="monospace" w:eastAsia="monospace" w:cs="monospace"/>
+          <w:color w:val="2AACB8"/>
+          <w:sz w:val="19"/>
+          <w:szCs w:val="19"/>
+          <w:shd w:val="clear" w:fill="1E1F22"/>
+        </w:rPr>
+        <w:t>0.08</w:t>
+      </w:r>
+      <w:r>
+        <w:rPr>
+          <w:rFonts w:hint="default" w:ascii="monospace" w:hAnsi="monospace" w:eastAsia="monospace" w:cs="monospace"/>
+          <w:color w:val="BCBEC4"/>
+          <w:sz w:val="19"/>
+          <w:szCs w:val="19"/>
+          <w:shd w:val="clear" w:fill="1E1F22"/>
+        </w:rPr>
+        <w:t xml:space="preserve">, </w:t>
+      </w:r>
+      <w:r>
+        <w:rPr>
+          <w:rFonts w:hint="default" w:ascii="monospace" w:hAnsi="monospace" w:eastAsia="monospace" w:cs="monospace"/>
+          <w:color w:val="2AACB8"/>
+          <w:sz w:val="19"/>
+          <w:szCs w:val="19"/>
+          <w:shd w:val="clear" w:fill="1E1F22"/>
+        </w:rPr>
+        <w:t xml:space="preserve">0.15 </w:t>
+      </w:r>
+      <w:r>
+        <w:rPr>
+          <w:rFonts w:hint="default" w:ascii="monospace" w:hAnsi="monospace" w:eastAsia="monospace" w:cs="monospace"/>
+          <w:color w:val="BCBEC4"/>
+          <w:sz w:val="19"/>
+          <w:szCs w:val="19"/>
+          <w:shd w:val="clear" w:fill="1E1F22"/>
+        </w:rPr>
+        <w:t>],</w:t>
+      </w:r>
+      <w:r>
+        <w:rPr>
+          <w:rFonts w:hint="default" w:ascii="monospace" w:hAnsi="monospace" w:eastAsia="monospace" w:cs="monospace"/>
+          <w:color w:val="BCBEC4"/>
+          <w:sz w:val="19"/>
+          <w:szCs w:val="19"/>
+          <w:shd w:val="clear" w:fill="1E1F22"/>
+        </w:rPr>
+        <w:br w:type="textWrapping"/>
+      </w:r>
+      <w:r>
+        <w:rPr>
+          <w:rFonts w:hint="default" w:ascii="monospace" w:hAnsi="monospace" w:eastAsia="monospace" w:cs="monospace"/>
+          <w:color w:val="BCBEC4"/>
+          <w:sz w:val="19"/>
+          <w:szCs w:val="19"/>
+          <w:shd w:val="clear" w:fill="1E1F22"/>
+        </w:rPr>
+        <w:t xml:space="preserve">        [</w:t>
+      </w:r>
+      <w:r>
+        <w:rPr>
+          <w:rFonts w:hint="default" w:ascii="monospace" w:hAnsi="monospace" w:eastAsia="monospace" w:cs="monospace"/>
+          <w:color w:val="2AACB8"/>
+          <w:sz w:val="19"/>
+          <w:szCs w:val="19"/>
+          <w:shd w:val="clear" w:fill="1E1F22"/>
+        </w:rPr>
+        <w:t xml:space="preserve">0.08 </w:t>
+      </w:r>
+      <w:r>
+        <w:rPr>
+          <w:rFonts w:hint="default" w:ascii="monospace" w:hAnsi="monospace" w:eastAsia="monospace" w:cs="monospace"/>
+          <w:color w:val="BCBEC4"/>
+          <w:sz w:val="19"/>
+          <w:szCs w:val="19"/>
+          <w:shd w:val="clear" w:fill="1E1F22"/>
+        </w:rPr>
+        <w:t>, -</w:t>
+      </w:r>
+      <w:r>
+        <w:rPr>
+          <w:rFonts w:hint="default" w:ascii="monospace" w:hAnsi="monospace" w:eastAsia="monospace" w:cs="monospace"/>
+          <w:color w:val="2AACB8"/>
+          <w:sz w:val="19"/>
+          <w:szCs w:val="19"/>
+          <w:shd w:val="clear" w:fill="1E1F22"/>
+        </w:rPr>
+        <w:t>0.08</w:t>
+      </w:r>
+      <w:r>
+        <w:rPr>
+          <w:rFonts w:hint="default" w:ascii="monospace" w:hAnsi="monospace" w:eastAsia="monospace" w:cs="monospace"/>
+          <w:color w:val="BCBEC4"/>
+          <w:sz w:val="19"/>
+          <w:szCs w:val="19"/>
+          <w:shd w:val="clear" w:fill="1E1F22"/>
+        </w:rPr>
+        <w:t xml:space="preserve">, </w:t>
+      </w:r>
+      <w:r>
+        <w:rPr>
+          <w:rFonts w:hint="default" w:ascii="monospace" w:hAnsi="monospace" w:eastAsia="monospace" w:cs="monospace"/>
+          <w:color w:val="2AACB8"/>
+          <w:sz w:val="19"/>
+          <w:szCs w:val="19"/>
+          <w:shd w:val="clear" w:fill="1E1F22"/>
+        </w:rPr>
+        <w:t xml:space="preserve">0.02 </w:t>
+      </w:r>
+      <w:r>
+        <w:rPr>
+          <w:rFonts w:hint="default" w:ascii="monospace" w:hAnsi="monospace" w:eastAsia="monospace" w:cs="monospace"/>
+          <w:color w:val="BCBEC4"/>
+          <w:sz w:val="19"/>
+          <w:szCs w:val="19"/>
+          <w:shd w:val="clear" w:fill="1E1F22"/>
+        </w:rPr>
+        <w:t xml:space="preserve">, </w:t>
+      </w:r>
+      <w:r>
+        <w:rPr>
+          <w:rFonts w:hint="default" w:ascii="monospace" w:hAnsi="monospace" w:eastAsia="monospace" w:cs="monospace"/>
+          <w:color w:val="2AACB8"/>
+          <w:sz w:val="19"/>
+          <w:szCs w:val="19"/>
+          <w:shd w:val="clear" w:fill="1E1F22"/>
+        </w:rPr>
+        <w:t xml:space="preserve">0.01 </w:t>
+      </w:r>
+      <w:r>
+        <w:rPr>
+          <w:rFonts w:hint="default" w:ascii="monospace" w:hAnsi="monospace" w:eastAsia="monospace" w:cs="monospace"/>
+          <w:color w:val="BCBEC4"/>
+          <w:sz w:val="19"/>
+          <w:szCs w:val="19"/>
+          <w:shd w:val="clear" w:fill="1E1F22"/>
+        </w:rPr>
+        <w:t xml:space="preserve">, </w:t>
+      </w:r>
+      <w:r>
+        <w:rPr>
+          <w:rFonts w:hint="default" w:ascii="monospace" w:hAnsi="monospace" w:eastAsia="monospace" w:cs="monospace"/>
+          <w:color w:val="2AACB8"/>
+          <w:sz w:val="19"/>
+          <w:szCs w:val="19"/>
+          <w:shd w:val="clear" w:fill="1E1F22"/>
+        </w:rPr>
+        <w:t xml:space="preserve">0.01 </w:t>
+      </w:r>
+      <w:r>
+        <w:rPr>
+          <w:rFonts w:hint="default" w:ascii="monospace" w:hAnsi="monospace" w:eastAsia="monospace" w:cs="monospace"/>
+          <w:color w:val="BCBEC4"/>
+          <w:sz w:val="19"/>
+          <w:szCs w:val="19"/>
+          <w:shd w:val="clear" w:fill="1E1F22"/>
+        </w:rPr>
+        <w:t xml:space="preserve">, </w:t>
+      </w:r>
+      <w:r>
+        <w:rPr>
+          <w:rFonts w:hint="default" w:ascii="monospace" w:hAnsi="monospace" w:eastAsia="monospace" w:cs="monospace"/>
+          <w:color w:val="2AACB8"/>
+          <w:sz w:val="19"/>
+          <w:szCs w:val="19"/>
+          <w:shd w:val="clear" w:fill="1E1F22"/>
+        </w:rPr>
+        <w:t xml:space="preserve">0.02 </w:t>
+      </w:r>
+      <w:r>
+        <w:rPr>
+          <w:rFonts w:hint="default" w:ascii="monospace" w:hAnsi="monospace" w:eastAsia="monospace" w:cs="monospace"/>
+          <w:color w:val="BCBEC4"/>
+          <w:sz w:val="19"/>
+          <w:szCs w:val="19"/>
+          <w:shd w:val="clear" w:fill="1E1F22"/>
+        </w:rPr>
+        <w:t>, -</w:t>
+      </w:r>
+      <w:r>
+        <w:rPr>
+          <w:rFonts w:hint="default" w:ascii="monospace" w:hAnsi="monospace" w:eastAsia="monospace" w:cs="monospace"/>
+          <w:color w:val="2AACB8"/>
+          <w:sz w:val="19"/>
+          <w:szCs w:val="19"/>
+          <w:shd w:val="clear" w:fill="1E1F22"/>
+        </w:rPr>
+        <w:t>0.08</w:t>
+      </w:r>
+      <w:r>
+        <w:rPr>
+          <w:rFonts w:hint="default" w:ascii="monospace" w:hAnsi="monospace" w:eastAsia="monospace" w:cs="monospace"/>
+          <w:color w:val="BCBEC4"/>
+          <w:sz w:val="19"/>
+          <w:szCs w:val="19"/>
+          <w:shd w:val="clear" w:fill="1E1F22"/>
+        </w:rPr>
+        <w:t xml:space="preserve">, </w:t>
+      </w:r>
+      <w:r>
+        <w:rPr>
+          <w:rFonts w:hint="default" w:ascii="monospace" w:hAnsi="monospace" w:eastAsia="monospace" w:cs="monospace"/>
+          <w:color w:val="2AACB8"/>
+          <w:sz w:val="19"/>
+          <w:szCs w:val="19"/>
+          <w:shd w:val="clear" w:fill="1E1F22"/>
+        </w:rPr>
+        <w:t xml:space="preserve">0.08 </w:t>
+      </w:r>
+      <w:r>
+        <w:rPr>
+          <w:rFonts w:hint="default" w:ascii="monospace" w:hAnsi="monospace" w:eastAsia="monospace" w:cs="monospace"/>
+          <w:color w:val="BCBEC4"/>
+          <w:sz w:val="19"/>
+          <w:szCs w:val="19"/>
+          <w:shd w:val="clear" w:fill="1E1F22"/>
+        </w:rPr>
+        <w:t>],</w:t>
+      </w:r>
+      <w:r>
+        <w:rPr>
+          <w:rFonts w:hint="default" w:ascii="monospace" w:hAnsi="monospace" w:eastAsia="monospace" w:cs="monospace"/>
+          <w:color w:val="BCBEC4"/>
+          <w:sz w:val="19"/>
+          <w:szCs w:val="19"/>
+          <w:shd w:val="clear" w:fill="1E1F22"/>
+        </w:rPr>
+        <w:br w:type="textWrapping"/>
+      </w:r>
+      <w:r>
+        <w:rPr>
+          <w:rFonts w:hint="default" w:ascii="monospace" w:hAnsi="monospace" w:eastAsia="monospace" w:cs="monospace"/>
+          <w:color w:val="BCBEC4"/>
+          <w:sz w:val="19"/>
+          <w:szCs w:val="19"/>
+          <w:shd w:val="clear" w:fill="1E1F22"/>
+        </w:rPr>
+        <w:t xml:space="preserve">        [</w:t>
+      </w:r>
+      <w:r>
+        <w:rPr>
+          <w:rFonts w:hint="default" w:ascii="monospace" w:hAnsi="monospace" w:eastAsia="monospace" w:cs="monospace"/>
+          <w:color w:val="2AACB8"/>
+          <w:sz w:val="19"/>
+          <w:szCs w:val="19"/>
+          <w:shd w:val="clear" w:fill="1E1F22"/>
+        </w:rPr>
+        <w:t xml:space="preserve">0.08 </w:t>
+      </w:r>
+      <w:r>
+        <w:rPr>
+          <w:rFonts w:hint="default" w:ascii="monospace" w:hAnsi="monospace" w:eastAsia="monospace" w:cs="monospace"/>
+          <w:color w:val="BCBEC4"/>
+          <w:sz w:val="19"/>
+          <w:szCs w:val="19"/>
+          <w:shd w:val="clear" w:fill="1E1F22"/>
+        </w:rPr>
+        <w:t>, -</w:t>
+      </w:r>
+      <w:r>
+        <w:rPr>
+          <w:rFonts w:hint="default" w:ascii="monospace" w:hAnsi="monospace" w:eastAsia="monospace" w:cs="monospace"/>
+          <w:color w:val="2AACB8"/>
+          <w:sz w:val="19"/>
+          <w:szCs w:val="19"/>
+          <w:shd w:val="clear" w:fill="1E1F22"/>
+        </w:rPr>
+        <w:t>0.08</w:t>
+      </w:r>
+      <w:r>
+        <w:rPr>
+          <w:rFonts w:hint="default" w:ascii="monospace" w:hAnsi="monospace" w:eastAsia="monospace" w:cs="monospace"/>
+          <w:color w:val="BCBEC4"/>
+          <w:sz w:val="19"/>
+          <w:szCs w:val="19"/>
+          <w:shd w:val="clear" w:fill="1E1F22"/>
+        </w:rPr>
+        <w:t xml:space="preserve">, </w:t>
+      </w:r>
+      <w:r>
+        <w:rPr>
+          <w:rFonts w:hint="default" w:ascii="monospace" w:hAnsi="monospace" w:eastAsia="monospace" w:cs="monospace"/>
+          <w:color w:val="2AACB8"/>
+          <w:sz w:val="19"/>
+          <w:szCs w:val="19"/>
+          <w:shd w:val="clear" w:fill="1E1F22"/>
+        </w:rPr>
+        <w:t xml:space="preserve">0.02 </w:t>
+      </w:r>
+      <w:r>
+        <w:rPr>
+          <w:rFonts w:hint="default" w:ascii="monospace" w:hAnsi="monospace" w:eastAsia="monospace" w:cs="monospace"/>
+          <w:color w:val="BCBEC4"/>
+          <w:sz w:val="19"/>
+          <w:szCs w:val="19"/>
+          <w:shd w:val="clear" w:fill="1E1F22"/>
+        </w:rPr>
+        <w:t xml:space="preserve">, </w:t>
+      </w:r>
+      <w:r>
+        <w:rPr>
+          <w:rFonts w:hint="default" w:ascii="monospace" w:hAnsi="monospace" w:eastAsia="monospace" w:cs="monospace"/>
+          <w:color w:val="2AACB8"/>
+          <w:sz w:val="19"/>
+          <w:szCs w:val="19"/>
+          <w:shd w:val="clear" w:fill="1E1F22"/>
+        </w:rPr>
+        <w:t xml:space="preserve">0.01 </w:t>
+      </w:r>
+      <w:r>
+        <w:rPr>
+          <w:rFonts w:hint="default" w:ascii="monospace" w:hAnsi="monospace" w:eastAsia="monospace" w:cs="monospace"/>
+          <w:color w:val="BCBEC4"/>
+          <w:sz w:val="19"/>
+          <w:szCs w:val="19"/>
+          <w:shd w:val="clear" w:fill="1E1F22"/>
+        </w:rPr>
+        <w:t xml:space="preserve">, </w:t>
+      </w:r>
+      <w:r>
+        <w:rPr>
+          <w:rFonts w:hint="default" w:ascii="monospace" w:hAnsi="monospace" w:eastAsia="monospace" w:cs="monospace"/>
+          <w:color w:val="2AACB8"/>
+          <w:sz w:val="19"/>
+          <w:szCs w:val="19"/>
+          <w:shd w:val="clear" w:fill="1E1F22"/>
+        </w:rPr>
+        <w:t xml:space="preserve">0.01 </w:t>
+      </w:r>
+      <w:r>
+        <w:rPr>
+          <w:rFonts w:hint="default" w:ascii="monospace" w:hAnsi="monospace" w:eastAsia="monospace" w:cs="monospace"/>
+          <w:color w:val="BCBEC4"/>
+          <w:sz w:val="19"/>
+          <w:szCs w:val="19"/>
+          <w:shd w:val="clear" w:fill="1E1F22"/>
+        </w:rPr>
+        <w:t xml:space="preserve">, </w:t>
+      </w:r>
+      <w:r>
+        <w:rPr>
+          <w:rFonts w:hint="default" w:ascii="monospace" w:hAnsi="monospace" w:eastAsia="monospace" w:cs="monospace"/>
+          <w:color w:val="2AACB8"/>
+          <w:sz w:val="19"/>
+          <w:szCs w:val="19"/>
+          <w:shd w:val="clear" w:fill="1E1F22"/>
+        </w:rPr>
+        <w:t xml:space="preserve">0.02 </w:t>
+      </w:r>
+      <w:r>
+        <w:rPr>
+          <w:rFonts w:hint="default" w:ascii="monospace" w:hAnsi="monospace" w:eastAsia="monospace" w:cs="monospace"/>
+          <w:color w:val="BCBEC4"/>
+          <w:sz w:val="19"/>
+          <w:szCs w:val="19"/>
+          <w:shd w:val="clear" w:fill="1E1F22"/>
+        </w:rPr>
+        <w:t>, -</w:t>
+      </w:r>
+      <w:r>
+        <w:rPr>
+          <w:rFonts w:hint="default" w:ascii="monospace" w:hAnsi="monospace" w:eastAsia="monospace" w:cs="monospace"/>
+          <w:color w:val="2AACB8"/>
+          <w:sz w:val="19"/>
+          <w:szCs w:val="19"/>
+          <w:shd w:val="clear" w:fill="1E1F22"/>
+        </w:rPr>
+        <w:t>0.08</w:t>
+      </w:r>
+      <w:r>
+        <w:rPr>
+          <w:rFonts w:hint="default" w:ascii="monospace" w:hAnsi="monospace" w:eastAsia="monospace" w:cs="monospace"/>
+          <w:color w:val="BCBEC4"/>
+          <w:sz w:val="19"/>
+          <w:szCs w:val="19"/>
+          <w:shd w:val="clear" w:fill="1E1F22"/>
+        </w:rPr>
+        <w:t xml:space="preserve">, </w:t>
+      </w:r>
+      <w:r>
+        <w:rPr>
+          <w:rFonts w:hint="default" w:ascii="monospace" w:hAnsi="monospace" w:eastAsia="monospace" w:cs="monospace"/>
+          <w:color w:val="2AACB8"/>
+          <w:sz w:val="19"/>
+          <w:szCs w:val="19"/>
+          <w:shd w:val="clear" w:fill="1E1F22"/>
+        </w:rPr>
+        <w:t xml:space="preserve">0.08 </w:t>
+      </w:r>
+      <w:r>
+        <w:rPr>
+          <w:rFonts w:hint="default" w:ascii="monospace" w:hAnsi="monospace" w:eastAsia="monospace" w:cs="monospace"/>
+          <w:color w:val="BCBEC4"/>
+          <w:sz w:val="19"/>
+          <w:szCs w:val="19"/>
+          <w:shd w:val="clear" w:fill="1E1F22"/>
+        </w:rPr>
+        <w:t>],</w:t>
+      </w:r>
+      <w:r>
+        <w:rPr>
+          <w:rFonts w:hint="default" w:ascii="monospace" w:hAnsi="monospace" w:eastAsia="monospace" w:cs="monospace"/>
+          <w:color w:val="BCBEC4"/>
+          <w:sz w:val="19"/>
+          <w:szCs w:val="19"/>
+          <w:shd w:val="clear" w:fill="1E1F22"/>
+        </w:rPr>
+        <w:br w:type="textWrapping"/>
+      </w:r>
+      <w:r>
+        <w:rPr>
+          <w:rFonts w:hint="default" w:ascii="monospace" w:hAnsi="monospace" w:eastAsia="monospace" w:cs="monospace"/>
+          <w:color w:val="BCBEC4"/>
+          <w:sz w:val="19"/>
+          <w:szCs w:val="19"/>
+          <w:shd w:val="clear" w:fill="1E1F22"/>
+        </w:rPr>
+        <w:t xml:space="preserve">        [</w:t>
+      </w:r>
+      <w:r>
+        <w:rPr>
+          <w:rFonts w:hint="default" w:ascii="monospace" w:hAnsi="monospace" w:eastAsia="monospace" w:cs="monospace"/>
+          <w:color w:val="2AACB8"/>
+          <w:sz w:val="19"/>
+          <w:szCs w:val="19"/>
+          <w:shd w:val="clear" w:fill="1E1F22"/>
+        </w:rPr>
+        <w:t xml:space="preserve">0.15 </w:t>
+      </w:r>
+      <w:r>
+        <w:rPr>
+          <w:rFonts w:hint="default" w:ascii="monospace" w:hAnsi="monospace" w:eastAsia="monospace" w:cs="monospace"/>
+          <w:color w:val="BCBEC4"/>
+          <w:sz w:val="19"/>
+          <w:szCs w:val="19"/>
+          <w:shd w:val="clear" w:fill="1E1F22"/>
+        </w:rPr>
+        <w:t>, -</w:t>
+      </w:r>
+      <w:r>
+        <w:rPr>
+          <w:rFonts w:hint="default" w:ascii="monospace" w:hAnsi="monospace" w:eastAsia="monospace" w:cs="monospace"/>
+          <w:color w:val="2AACB8"/>
+          <w:sz w:val="19"/>
+          <w:szCs w:val="19"/>
+          <w:shd w:val="clear" w:fill="1E1F22"/>
+        </w:rPr>
+        <w:t>0.08</w:t>
+      </w:r>
+      <w:r>
+        <w:rPr>
+          <w:rFonts w:hint="default" w:ascii="monospace" w:hAnsi="monospace" w:eastAsia="monospace" w:cs="monospace"/>
+          <w:color w:val="BCBEC4"/>
+          <w:sz w:val="19"/>
+          <w:szCs w:val="19"/>
+          <w:shd w:val="clear" w:fill="1E1F22"/>
+        </w:rPr>
+        <w:t xml:space="preserve">, </w:t>
+      </w:r>
+      <w:r>
+        <w:rPr>
+          <w:rFonts w:hint="default" w:ascii="monospace" w:hAnsi="monospace" w:eastAsia="monospace" w:cs="monospace"/>
+          <w:color w:val="2AACB8"/>
+          <w:sz w:val="19"/>
+          <w:szCs w:val="19"/>
+          <w:shd w:val="clear" w:fill="1E1F22"/>
+        </w:rPr>
+        <w:t xml:space="preserve">0.05 </w:t>
+      </w:r>
+      <w:r>
+        <w:rPr>
+          <w:rFonts w:hint="default" w:ascii="monospace" w:hAnsi="monospace" w:eastAsia="monospace" w:cs="monospace"/>
+          <w:color w:val="BCBEC4"/>
+          <w:sz w:val="19"/>
+          <w:szCs w:val="19"/>
+          <w:shd w:val="clear" w:fill="1E1F22"/>
+        </w:rPr>
+        <w:t xml:space="preserve">, </w:t>
+      </w:r>
+      <w:r>
+        <w:rPr>
+          <w:rFonts w:hint="default" w:ascii="monospace" w:hAnsi="monospace" w:eastAsia="monospace" w:cs="monospace"/>
+          <w:color w:val="2AACB8"/>
+          <w:sz w:val="19"/>
+          <w:szCs w:val="19"/>
+          <w:shd w:val="clear" w:fill="1E1F22"/>
+        </w:rPr>
+        <w:t xml:space="preserve">0.02 </w:t>
+      </w:r>
+      <w:r>
+        <w:rPr>
+          <w:rFonts w:hint="default" w:ascii="monospace" w:hAnsi="monospace" w:eastAsia="monospace" w:cs="monospace"/>
+          <w:color w:val="BCBEC4"/>
+          <w:sz w:val="19"/>
+          <w:szCs w:val="19"/>
+          <w:shd w:val="clear" w:fill="1E1F22"/>
+        </w:rPr>
+        <w:t xml:space="preserve">, </w:t>
+      </w:r>
+      <w:r>
+        <w:rPr>
+          <w:rFonts w:hint="default" w:ascii="monospace" w:hAnsi="monospace" w:eastAsia="monospace" w:cs="monospace"/>
+          <w:color w:val="2AACB8"/>
+          <w:sz w:val="19"/>
+          <w:szCs w:val="19"/>
+          <w:shd w:val="clear" w:fill="1E1F22"/>
+        </w:rPr>
+        <w:t xml:space="preserve">0.02 </w:t>
+      </w:r>
+      <w:r>
+        <w:rPr>
+          <w:rFonts w:hint="default" w:ascii="monospace" w:hAnsi="monospace" w:eastAsia="monospace" w:cs="monospace"/>
+          <w:color w:val="BCBEC4"/>
+          <w:sz w:val="19"/>
+          <w:szCs w:val="19"/>
+          <w:shd w:val="clear" w:fill="1E1F22"/>
+        </w:rPr>
+        <w:t xml:space="preserve">, </w:t>
+      </w:r>
+      <w:r>
+        <w:rPr>
+          <w:rFonts w:hint="default" w:ascii="monospace" w:hAnsi="monospace" w:eastAsia="monospace" w:cs="monospace"/>
+          <w:color w:val="2AACB8"/>
+          <w:sz w:val="19"/>
+          <w:szCs w:val="19"/>
+          <w:shd w:val="clear" w:fill="1E1F22"/>
+        </w:rPr>
+        <w:t xml:space="preserve">0.05 </w:t>
+      </w:r>
+      <w:r>
+        <w:rPr>
+          <w:rFonts w:hint="default" w:ascii="monospace" w:hAnsi="monospace" w:eastAsia="monospace" w:cs="monospace"/>
+          <w:color w:val="BCBEC4"/>
+          <w:sz w:val="19"/>
+          <w:szCs w:val="19"/>
+          <w:shd w:val="clear" w:fill="1E1F22"/>
+        </w:rPr>
+        <w:t>, -</w:t>
+      </w:r>
+      <w:r>
+        <w:rPr>
+          <w:rFonts w:hint="default" w:ascii="monospace" w:hAnsi="monospace" w:eastAsia="monospace" w:cs="monospace"/>
+          <w:color w:val="2AACB8"/>
+          <w:sz w:val="19"/>
+          <w:szCs w:val="19"/>
+          <w:shd w:val="clear" w:fill="1E1F22"/>
+        </w:rPr>
+        <w:t>0.08</w:t>
+      </w:r>
+      <w:r>
+        <w:rPr>
+          <w:rFonts w:hint="default" w:ascii="monospace" w:hAnsi="monospace" w:eastAsia="monospace" w:cs="monospace"/>
+          <w:color w:val="BCBEC4"/>
+          <w:sz w:val="19"/>
+          <w:szCs w:val="19"/>
+          <w:shd w:val="clear" w:fill="1E1F22"/>
+        </w:rPr>
+        <w:t xml:space="preserve">, </w:t>
+      </w:r>
+      <w:r>
+        <w:rPr>
+          <w:rFonts w:hint="default" w:ascii="monospace" w:hAnsi="monospace" w:eastAsia="monospace" w:cs="monospace"/>
+          <w:color w:val="2AACB8"/>
+          <w:sz w:val="19"/>
+          <w:szCs w:val="19"/>
+          <w:shd w:val="clear" w:fill="1E1F22"/>
+        </w:rPr>
+        <w:t xml:space="preserve">0.15 </w:t>
+      </w:r>
+      <w:r>
+        <w:rPr>
+          <w:rFonts w:hint="default" w:ascii="monospace" w:hAnsi="monospace" w:eastAsia="monospace" w:cs="monospace"/>
+          <w:color w:val="BCBEC4"/>
+          <w:sz w:val="19"/>
+          <w:szCs w:val="19"/>
+          <w:shd w:val="clear" w:fill="1E1F22"/>
+        </w:rPr>
+        <w:t>],</w:t>
+      </w:r>
+      <w:r>
+        <w:rPr>
+          <w:rFonts w:hint="default" w:ascii="monospace" w:hAnsi="monospace" w:eastAsia="monospace" w:cs="monospace"/>
+          <w:color w:val="BCBEC4"/>
+          <w:sz w:val="19"/>
+          <w:szCs w:val="19"/>
+          <w:shd w:val="clear" w:fill="1E1F22"/>
+        </w:rPr>
+        <w:br w:type="textWrapping"/>
+      </w:r>
+      <w:r>
+        <w:rPr>
+          <w:rFonts w:hint="default" w:ascii="monospace" w:hAnsi="monospace" w:eastAsia="monospace" w:cs="monospace"/>
+          <w:color w:val="BCBEC4"/>
+          <w:sz w:val="19"/>
+          <w:szCs w:val="19"/>
+          <w:shd w:val="clear" w:fill="1E1F22"/>
+        </w:rPr>
+        <w:t xml:space="preserve">        [-</w:t>
+      </w:r>
+      <w:r>
+        <w:rPr>
+          <w:rFonts w:hint="default" w:ascii="monospace" w:hAnsi="monospace" w:eastAsia="monospace" w:cs="monospace"/>
+          <w:color w:val="2AACB8"/>
+          <w:sz w:val="19"/>
+          <w:szCs w:val="19"/>
+          <w:shd w:val="clear" w:fill="1E1F22"/>
+        </w:rPr>
+        <w:t>0.25</w:t>
+      </w:r>
+      <w:r>
+        <w:rPr>
+          <w:rFonts w:hint="default" w:ascii="monospace" w:hAnsi="monospace" w:eastAsia="monospace" w:cs="monospace"/>
+          <w:color w:val="BCBEC4"/>
+          <w:sz w:val="19"/>
+          <w:szCs w:val="19"/>
+          <w:shd w:val="clear" w:fill="1E1F22"/>
+        </w:rPr>
+        <w:t>, -</w:t>
+      </w:r>
+      <w:r>
+        <w:rPr>
+          <w:rFonts w:hint="default" w:ascii="monospace" w:hAnsi="monospace" w:eastAsia="monospace" w:cs="monospace"/>
+          <w:color w:val="2AACB8"/>
+          <w:sz w:val="19"/>
+          <w:szCs w:val="19"/>
+          <w:shd w:val="clear" w:fill="1E1F22"/>
+        </w:rPr>
+        <w:t xml:space="preserve">0.3 </w:t>
+      </w:r>
+      <w:r>
+        <w:rPr>
+          <w:rFonts w:hint="default" w:ascii="monospace" w:hAnsi="monospace" w:eastAsia="monospace" w:cs="monospace"/>
+          <w:color w:val="BCBEC4"/>
+          <w:sz w:val="19"/>
+          <w:szCs w:val="19"/>
+          <w:shd w:val="clear" w:fill="1E1F22"/>
+        </w:rPr>
+        <w:t>, -</w:t>
+      </w:r>
+      <w:r>
+        <w:rPr>
+          <w:rFonts w:hint="default" w:ascii="monospace" w:hAnsi="monospace" w:eastAsia="monospace" w:cs="monospace"/>
+          <w:color w:val="2AACB8"/>
+          <w:sz w:val="19"/>
+          <w:szCs w:val="19"/>
+          <w:shd w:val="clear" w:fill="1E1F22"/>
+        </w:rPr>
+        <w:t>0.08</w:t>
+      </w:r>
+      <w:r>
+        <w:rPr>
+          <w:rFonts w:hint="default" w:ascii="monospace" w:hAnsi="monospace" w:eastAsia="monospace" w:cs="monospace"/>
+          <w:color w:val="BCBEC4"/>
+          <w:sz w:val="19"/>
+          <w:szCs w:val="19"/>
+          <w:shd w:val="clear" w:fill="1E1F22"/>
+        </w:rPr>
+        <w:t>, -</w:t>
+      </w:r>
+      <w:r>
+        <w:rPr>
+          <w:rFonts w:hint="default" w:ascii="monospace" w:hAnsi="monospace" w:eastAsia="monospace" w:cs="monospace"/>
+          <w:color w:val="2AACB8"/>
+          <w:sz w:val="19"/>
+          <w:szCs w:val="19"/>
+          <w:shd w:val="clear" w:fill="1E1F22"/>
+        </w:rPr>
+        <w:t>0.08</w:t>
+      </w:r>
+      <w:r>
+        <w:rPr>
+          <w:rFonts w:hint="default" w:ascii="monospace" w:hAnsi="monospace" w:eastAsia="monospace" w:cs="monospace"/>
+          <w:color w:val="BCBEC4"/>
+          <w:sz w:val="19"/>
+          <w:szCs w:val="19"/>
+          <w:shd w:val="clear" w:fill="1E1F22"/>
+        </w:rPr>
+        <w:t>, -</w:t>
+      </w:r>
+      <w:r>
+        <w:rPr>
+          <w:rFonts w:hint="default" w:ascii="monospace" w:hAnsi="monospace" w:eastAsia="monospace" w:cs="monospace"/>
+          <w:color w:val="2AACB8"/>
+          <w:sz w:val="19"/>
+          <w:szCs w:val="19"/>
+          <w:shd w:val="clear" w:fill="1E1F22"/>
+        </w:rPr>
+        <w:t>0.08</w:t>
+      </w:r>
+      <w:r>
+        <w:rPr>
+          <w:rFonts w:hint="default" w:ascii="monospace" w:hAnsi="monospace" w:eastAsia="monospace" w:cs="monospace"/>
+          <w:color w:val="BCBEC4"/>
+          <w:sz w:val="19"/>
+          <w:szCs w:val="19"/>
+          <w:shd w:val="clear" w:fill="1E1F22"/>
+        </w:rPr>
+        <w:t>, -</w:t>
+      </w:r>
+      <w:r>
+        <w:rPr>
+          <w:rFonts w:hint="default" w:ascii="monospace" w:hAnsi="monospace" w:eastAsia="monospace" w:cs="monospace"/>
+          <w:color w:val="2AACB8"/>
+          <w:sz w:val="19"/>
+          <w:szCs w:val="19"/>
+          <w:shd w:val="clear" w:fill="1E1F22"/>
+        </w:rPr>
+        <w:t>0.08</w:t>
+      </w:r>
+      <w:r>
+        <w:rPr>
+          <w:rFonts w:hint="default" w:ascii="monospace" w:hAnsi="monospace" w:eastAsia="monospace" w:cs="monospace"/>
+          <w:color w:val="BCBEC4"/>
+          <w:sz w:val="19"/>
+          <w:szCs w:val="19"/>
+          <w:shd w:val="clear" w:fill="1E1F22"/>
+        </w:rPr>
+        <w:t>, -</w:t>
+      </w:r>
+      <w:r>
+        <w:rPr>
+          <w:rFonts w:hint="default" w:ascii="monospace" w:hAnsi="monospace" w:eastAsia="monospace" w:cs="monospace"/>
+          <w:color w:val="2AACB8"/>
+          <w:sz w:val="19"/>
+          <w:szCs w:val="19"/>
+          <w:shd w:val="clear" w:fill="1E1F22"/>
+        </w:rPr>
+        <w:t xml:space="preserve">0.3 </w:t>
+      </w:r>
+      <w:r>
+        <w:rPr>
+          <w:rFonts w:hint="default" w:ascii="monospace" w:hAnsi="monospace" w:eastAsia="monospace" w:cs="monospace"/>
+          <w:color w:val="BCBEC4"/>
+          <w:sz w:val="19"/>
+          <w:szCs w:val="19"/>
+          <w:shd w:val="clear" w:fill="1E1F22"/>
+        </w:rPr>
+        <w:t>, -</w:t>
+      </w:r>
+      <w:r>
+        <w:rPr>
+          <w:rFonts w:hint="default" w:ascii="monospace" w:hAnsi="monospace" w:eastAsia="monospace" w:cs="monospace"/>
+          <w:color w:val="2AACB8"/>
+          <w:sz w:val="19"/>
+          <w:szCs w:val="19"/>
+          <w:shd w:val="clear" w:fill="1E1F22"/>
+        </w:rPr>
+        <w:t>0.25</w:t>
+      </w:r>
+      <w:r>
+        <w:rPr>
+          <w:rFonts w:hint="default" w:ascii="monospace" w:hAnsi="monospace" w:eastAsia="monospace" w:cs="monospace"/>
+          <w:color w:val="BCBEC4"/>
+          <w:sz w:val="19"/>
+          <w:szCs w:val="19"/>
+          <w:shd w:val="clear" w:fill="1E1F22"/>
+        </w:rPr>
+        <w:t>],</w:t>
+      </w:r>
+      <w:r>
+        <w:rPr>
+          <w:rFonts w:hint="default" w:ascii="monospace" w:hAnsi="monospace" w:eastAsia="monospace" w:cs="monospace"/>
+          <w:color w:val="BCBEC4"/>
+          <w:sz w:val="19"/>
+          <w:szCs w:val="19"/>
+          <w:shd w:val="clear" w:fill="1E1F22"/>
+        </w:rPr>
+        <w:br w:type="textWrapping"/>
+      </w:r>
+      <w:r>
+        <w:rPr>
+          <w:rFonts w:hint="default" w:ascii="monospace" w:hAnsi="monospace" w:eastAsia="monospace" w:cs="monospace"/>
+          <w:color w:val="BCBEC4"/>
+          <w:sz w:val="19"/>
+          <w:szCs w:val="19"/>
+          <w:shd w:val="clear" w:fill="1E1F22"/>
+        </w:rPr>
+        <w:t xml:space="preserve">        [</w:t>
+      </w:r>
+      <w:r>
+        <w:rPr>
+          <w:rFonts w:hint="default" w:ascii="monospace" w:hAnsi="monospace" w:eastAsia="monospace" w:cs="monospace"/>
+          <w:color w:val="2AACB8"/>
+          <w:sz w:val="19"/>
+          <w:szCs w:val="19"/>
+          <w:shd w:val="clear" w:fill="1E1F22"/>
+        </w:rPr>
+        <w:t xml:space="preserve">0.6  </w:t>
+      </w:r>
+      <w:r>
+        <w:rPr>
+          <w:rFonts w:hint="default" w:ascii="monospace" w:hAnsi="monospace" w:eastAsia="monospace" w:cs="monospace"/>
+          <w:color w:val="BCBEC4"/>
+          <w:sz w:val="19"/>
+          <w:szCs w:val="19"/>
+          <w:shd w:val="clear" w:fill="1E1F22"/>
+        </w:rPr>
+        <w:t>, -</w:t>
+      </w:r>
+      <w:r>
+        <w:rPr>
+          <w:rFonts w:hint="default" w:ascii="monospace" w:hAnsi="monospace" w:eastAsia="monospace" w:cs="monospace"/>
+          <w:color w:val="2AACB8"/>
+          <w:sz w:val="19"/>
+          <w:szCs w:val="19"/>
+          <w:shd w:val="clear" w:fill="1E1F22"/>
+        </w:rPr>
+        <w:t>0.25</w:t>
+      </w:r>
+      <w:r>
+        <w:rPr>
+          <w:rFonts w:hint="default" w:ascii="monospace" w:hAnsi="monospace" w:eastAsia="monospace" w:cs="monospace"/>
+          <w:color w:val="BCBEC4"/>
+          <w:sz w:val="19"/>
+          <w:szCs w:val="19"/>
+          <w:shd w:val="clear" w:fill="1E1F22"/>
+        </w:rPr>
+        <w:t xml:space="preserve">, </w:t>
+      </w:r>
+      <w:r>
+        <w:rPr>
+          <w:rFonts w:hint="default" w:ascii="monospace" w:hAnsi="monospace" w:eastAsia="monospace" w:cs="monospace"/>
+          <w:color w:val="2AACB8"/>
+          <w:sz w:val="19"/>
+          <w:szCs w:val="19"/>
+          <w:shd w:val="clear" w:fill="1E1F22"/>
+        </w:rPr>
+        <w:t xml:space="preserve">0.15 </w:t>
+      </w:r>
+      <w:r>
+        <w:rPr>
+          <w:rFonts w:hint="default" w:ascii="monospace" w:hAnsi="monospace" w:eastAsia="monospace" w:cs="monospace"/>
+          <w:color w:val="BCBEC4"/>
+          <w:sz w:val="19"/>
+          <w:szCs w:val="19"/>
+          <w:shd w:val="clear" w:fill="1E1F22"/>
+        </w:rPr>
+        <w:t xml:space="preserve">, </w:t>
+      </w:r>
+      <w:r>
+        <w:rPr>
+          <w:rFonts w:hint="default" w:ascii="monospace" w:hAnsi="monospace" w:eastAsia="monospace" w:cs="monospace"/>
+          <w:color w:val="2AACB8"/>
+          <w:sz w:val="19"/>
+          <w:szCs w:val="19"/>
+          <w:shd w:val="clear" w:fill="1E1F22"/>
+        </w:rPr>
+        <w:t xml:space="preserve">0.08 </w:t>
+      </w:r>
+      <w:r>
+        <w:rPr>
+          <w:rFonts w:hint="default" w:ascii="monospace" w:hAnsi="monospace" w:eastAsia="monospace" w:cs="monospace"/>
+          <w:color w:val="BCBEC4"/>
+          <w:sz w:val="19"/>
+          <w:szCs w:val="19"/>
+          <w:shd w:val="clear" w:fill="1E1F22"/>
+        </w:rPr>
+        <w:t xml:space="preserve">, </w:t>
+      </w:r>
+      <w:r>
+        <w:rPr>
+          <w:rFonts w:hint="default" w:ascii="monospace" w:hAnsi="monospace" w:eastAsia="monospace" w:cs="monospace"/>
+          <w:color w:val="2AACB8"/>
+          <w:sz w:val="19"/>
+          <w:szCs w:val="19"/>
+          <w:shd w:val="clear" w:fill="1E1F22"/>
+        </w:rPr>
+        <w:t xml:space="preserve">0.08 </w:t>
+      </w:r>
+      <w:r>
+        <w:rPr>
+          <w:rFonts w:hint="default" w:ascii="monospace" w:hAnsi="monospace" w:eastAsia="monospace" w:cs="monospace"/>
+          <w:color w:val="BCBEC4"/>
+          <w:sz w:val="19"/>
+          <w:szCs w:val="19"/>
+          <w:shd w:val="clear" w:fill="1E1F22"/>
+        </w:rPr>
+        <w:t xml:space="preserve">, </w:t>
+      </w:r>
+      <w:r>
+        <w:rPr>
+          <w:rFonts w:hint="default" w:ascii="monospace" w:hAnsi="monospace" w:eastAsia="monospace" w:cs="monospace"/>
+          <w:color w:val="2AACB8"/>
+          <w:sz w:val="19"/>
+          <w:szCs w:val="19"/>
+          <w:shd w:val="clear" w:fill="1E1F22"/>
+        </w:rPr>
+        <w:t xml:space="preserve">0.15 </w:t>
+      </w:r>
+      <w:r>
+        <w:rPr>
+          <w:rFonts w:hint="default" w:ascii="monospace" w:hAnsi="monospace" w:eastAsia="monospace" w:cs="monospace"/>
+          <w:color w:val="BCBEC4"/>
+          <w:sz w:val="19"/>
+          <w:szCs w:val="19"/>
+          <w:shd w:val="clear" w:fill="1E1F22"/>
+        </w:rPr>
+        <w:t>, -</w:t>
+      </w:r>
+      <w:r>
+        <w:rPr>
+          <w:rFonts w:hint="default" w:ascii="monospace" w:hAnsi="monospace" w:eastAsia="monospace" w:cs="monospace"/>
+          <w:color w:val="2AACB8"/>
+          <w:sz w:val="19"/>
+          <w:szCs w:val="19"/>
+          <w:shd w:val="clear" w:fill="1E1F22"/>
+        </w:rPr>
+        <w:t>0.25</w:t>
+      </w:r>
+      <w:r>
+        <w:rPr>
+          <w:rFonts w:hint="default" w:ascii="monospace" w:hAnsi="monospace" w:eastAsia="monospace" w:cs="monospace"/>
+          <w:color w:val="BCBEC4"/>
+          <w:sz w:val="19"/>
+          <w:szCs w:val="19"/>
+          <w:shd w:val="clear" w:fill="1E1F22"/>
+        </w:rPr>
+        <w:t xml:space="preserve">, </w:t>
+      </w:r>
+      <w:r>
+        <w:rPr>
+          <w:rFonts w:hint="default" w:ascii="monospace" w:hAnsi="monospace" w:eastAsia="monospace" w:cs="monospace"/>
+          <w:color w:val="2AACB8"/>
+          <w:sz w:val="19"/>
+          <w:szCs w:val="19"/>
+          <w:shd w:val="clear" w:fill="1E1F22"/>
+        </w:rPr>
+        <w:t xml:space="preserve">0.6  </w:t>
+      </w:r>
+      <w:r>
+        <w:rPr>
+          <w:rFonts w:hint="default" w:ascii="monospace" w:hAnsi="monospace" w:eastAsia="monospace" w:cs="monospace"/>
+          <w:color w:val="BCBEC4"/>
+          <w:sz w:val="19"/>
+          <w:szCs w:val="19"/>
+          <w:shd w:val="clear" w:fill="1E1F22"/>
+        </w:rPr>
+        <w:t>]</w:t>
+      </w:r>
+      <w:r>
+        <w:rPr>
+          <w:rFonts w:hint="default" w:ascii="monospace" w:hAnsi="monospace" w:eastAsia="monospace" w:cs="monospace"/>
+          <w:color w:val="BCBEC4"/>
+          <w:sz w:val="19"/>
+          <w:szCs w:val="19"/>
+          <w:shd w:val="clear" w:fill="1E1F22"/>
+        </w:rPr>
+        <w:br w:type="textWrapping"/>
+      </w:r>
+      <w:r>
+        <w:rPr>
+          <w:rFonts w:hint="default" w:ascii="monospace" w:hAnsi="monospace" w:eastAsia="monospace" w:cs="monospace"/>
+          <w:color w:val="BCBEC4"/>
+          <w:sz w:val="19"/>
+          <w:szCs w:val="19"/>
+          <w:shd w:val="clear" w:fill="1E1F22"/>
+        </w:rPr>
+        <w:t xml:space="preserve">    ]</w:t>
+      </w:r>
+    </w:p>
+    <w:p>
+      <w:pPr>
+        <w:pStyle w:val="21"/>
+        <w:keepNext w:val="0"/>
+        <w:keepLines w:val="0"/>
+        <w:widowControl/>
+        <w:suppressLineNumbers w:val="0"/>
+        <w:rPr>
+          <w:rFonts w:ascii="monospace" w:hAnsi="monospace" w:eastAsia="monospace" w:cs="monospace"/>
+          <w:sz w:val="19"/>
+          <w:szCs w:val="19"/>
+        </w:rPr>
+      </w:pPr>
+      <w:r>
+        <w:rPr>
+          <w:rFonts w:hint="default" w:ascii="monospace" w:hAnsi="monospace" w:eastAsia="monospace" w:cs="monospace"/>
+          <w:color w:val="CF8E6D"/>
+          <w:sz w:val="19"/>
+          <w:szCs w:val="19"/>
+          <w:shd w:val="clear" w:fill="1E1F22"/>
+        </w:rPr>
+        <w:t xml:space="preserve">elif </w:t>
+      </w:r>
+      <w:r>
+        <w:rPr>
+          <w:rFonts w:hint="default" w:ascii="monospace" w:hAnsi="monospace" w:eastAsia="monospace" w:cs="monospace"/>
+          <w:color w:val="BCBEC4"/>
+          <w:sz w:val="19"/>
+          <w:szCs w:val="19"/>
+          <w:shd w:val="clear" w:fill="1E1F22"/>
+        </w:rPr>
+        <w:t xml:space="preserve">game_phase &lt; </w:t>
+      </w:r>
+      <w:r>
+        <w:rPr>
+          <w:rFonts w:hint="default" w:ascii="monospace" w:hAnsi="monospace" w:eastAsia="monospace" w:cs="monospace"/>
+          <w:color w:val="2AACB8"/>
+          <w:sz w:val="19"/>
+          <w:szCs w:val="19"/>
+          <w:shd w:val="clear" w:fill="1E1F22"/>
+        </w:rPr>
+        <w:t>0.7</w:t>
+      </w:r>
+      <w:r>
+        <w:rPr>
+          <w:rFonts w:hint="default" w:ascii="monospace" w:hAnsi="monospace" w:eastAsia="monospace" w:cs="monospace"/>
+          <w:color w:val="BCBEC4"/>
+          <w:sz w:val="19"/>
+          <w:szCs w:val="19"/>
+          <w:shd w:val="clear" w:fill="1E1F22"/>
+        </w:rPr>
+        <w:t xml:space="preserve">:  </w:t>
+      </w:r>
+      <w:r>
+        <w:rPr>
+          <w:rFonts w:hint="default" w:ascii="monospace" w:hAnsi="monospace" w:eastAsia="monospace" w:cs="monospace"/>
+          <w:color w:val="7A7E85"/>
+          <w:sz w:val="19"/>
+          <w:szCs w:val="19"/>
+          <w:shd w:val="clear" w:fill="1E1F22"/>
+        </w:rPr>
+        <w:t xml:space="preserve"># </w:t>
+      </w:r>
+      <w:r>
+        <w:rPr>
+          <w:rFonts w:hint="default" w:ascii="Courier New" w:hAnsi="Courier New" w:eastAsia="monospace" w:cs="Courier New"/>
+          <w:color w:val="7A7E85"/>
+          <w:sz w:val="19"/>
+          <w:szCs w:val="19"/>
+          <w:shd w:val="clear" w:fill="1E1F22"/>
+        </w:rPr>
+        <w:t>中局阶段</w:t>
+      </w:r>
+      <w:r>
+        <w:rPr>
+          <w:rFonts w:hint="default" w:ascii="Courier New" w:hAnsi="Courier New" w:eastAsia="monospace" w:cs="Courier New"/>
+          <w:color w:val="7A7E85"/>
+          <w:sz w:val="19"/>
+          <w:szCs w:val="19"/>
+          <w:shd w:val="clear" w:fill="1E1F22"/>
+        </w:rPr>
+        <w:br w:type="textWrapping"/>
+      </w:r>
+      <w:r>
+        <w:rPr>
+          <w:rFonts w:hint="default" w:ascii="Courier New" w:hAnsi="Courier New" w:eastAsia="monospace" w:cs="Courier New"/>
+          <w:color w:val="7A7E85"/>
+          <w:sz w:val="19"/>
+          <w:szCs w:val="19"/>
+          <w:shd w:val="clear" w:fill="1E1F22"/>
+        </w:rPr>
+        <w:t xml:space="preserve">    </w:t>
+      </w:r>
+      <w:r>
+        <w:rPr>
+          <w:rFonts w:hint="default" w:ascii="monospace" w:hAnsi="monospace" w:eastAsia="monospace" w:cs="monospace"/>
+          <w:color w:val="CF8E6D"/>
+          <w:sz w:val="19"/>
+          <w:szCs w:val="19"/>
+          <w:shd w:val="clear" w:fill="1E1F22"/>
+        </w:rPr>
+        <w:t xml:space="preserve">return </w:t>
+      </w:r>
+      <w:r>
+        <w:rPr>
+          <w:rFonts w:hint="default" w:ascii="monospace" w:hAnsi="monospace" w:eastAsia="monospace" w:cs="monospace"/>
+          <w:color w:val="BCBEC4"/>
+          <w:sz w:val="19"/>
+          <w:szCs w:val="19"/>
+          <w:shd w:val="clear" w:fill="1E1F22"/>
+        </w:rPr>
+        <w:t>[</w:t>
+      </w:r>
+      <w:r>
+        <w:rPr>
+          <w:rFonts w:hint="default" w:ascii="monospace" w:hAnsi="monospace" w:eastAsia="monospace" w:cs="monospace"/>
+          <w:color w:val="BCBEC4"/>
+          <w:sz w:val="19"/>
+          <w:szCs w:val="19"/>
+          <w:shd w:val="clear" w:fill="1E1F22"/>
+        </w:rPr>
+        <w:br w:type="textWrapping"/>
+      </w:r>
+      <w:r>
+        <w:rPr>
+          <w:rFonts w:hint="default" w:ascii="monospace" w:hAnsi="monospace" w:eastAsia="monospace" w:cs="monospace"/>
+          <w:color w:val="BCBEC4"/>
+          <w:sz w:val="19"/>
+          <w:szCs w:val="19"/>
+          <w:shd w:val="clear" w:fill="1E1F22"/>
+        </w:rPr>
+        <w:t xml:space="preserve">        </w:t>
+      </w:r>
+      <w:r>
+        <w:rPr>
+          <w:rFonts w:hint="default" w:ascii="monospace" w:hAnsi="monospace" w:eastAsia="monospace" w:cs="monospace"/>
+          <w:color w:val="7A7E85"/>
+          <w:sz w:val="19"/>
+          <w:szCs w:val="19"/>
+          <w:shd w:val="clear" w:fill="1E1F22"/>
+        </w:rPr>
+        <w:t xml:space="preserve"># </w:t>
+      </w:r>
+      <w:r>
+        <w:rPr>
+          <w:rFonts w:hint="default" w:ascii="Courier New" w:hAnsi="Courier New" w:eastAsia="monospace" w:cs="Courier New"/>
+          <w:color w:val="7A7E85"/>
+          <w:sz w:val="19"/>
+          <w:szCs w:val="19"/>
+          <w:shd w:val="clear" w:fill="1E1F22"/>
+        </w:rPr>
+        <w:t>中局：平衡发展，内部位置价值提升</w:t>
+      </w:r>
+      <w:r>
+        <w:rPr>
+          <w:rFonts w:hint="default" w:ascii="Courier New" w:hAnsi="Courier New" w:eastAsia="monospace" w:cs="Courier New"/>
+          <w:color w:val="7A7E85"/>
+          <w:sz w:val="19"/>
+          <w:szCs w:val="19"/>
+          <w:shd w:val="clear" w:fill="1E1F22"/>
+        </w:rPr>
+        <w:br w:type="textWrapping"/>
+      </w:r>
+      <w:r>
+        <w:rPr>
+          <w:rFonts w:hint="default" w:ascii="Courier New" w:hAnsi="Courier New" w:eastAsia="monospace" w:cs="Courier New"/>
+          <w:color w:val="7A7E85"/>
+          <w:sz w:val="19"/>
+          <w:szCs w:val="19"/>
+          <w:shd w:val="clear" w:fill="1E1F22"/>
+        </w:rPr>
+        <w:t xml:space="preserve">        </w:t>
+      </w:r>
+      <w:r>
+        <w:rPr>
+          <w:rFonts w:hint="default" w:ascii="monospace" w:hAnsi="monospace" w:eastAsia="monospace" w:cs="monospace"/>
+          <w:color w:val="BCBEC4"/>
+          <w:sz w:val="19"/>
+          <w:szCs w:val="19"/>
+          <w:shd w:val="clear" w:fill="1E1F22"/>
+        </w:rPr>
+        <w:t>[</w:t>
+      </w:r>
+      <w:r>
+        <w:rPr>
+          <w:rFonts w:hint="default" w:ascii="monospace" w:hAnsi="monospace" w:eastAsia="monospace" w:cs="monospace"/>
+          <w:color w:val="2AACB8"/>
+          <w:sz w:val="19"/>
+          <w:szCs w:val="19"/>
+          <w:shd w:val="clear" w:fill="1E1F22"/>
+        </w:rPr>
+        <w:t>0.5</w:t>
+      </w:r>
+      <w:r>
+        <w:rPr>
+          <w:rFonts w:hint="default" w:ascii="monospace" w:hAnsi="monospace" w:eastAsia="monospace" w:cs="monospace"/>
+          <w:color w:val="BCBEC4"/>
+          <w:sz w:val="19"/>
+          <w:szCs w:val="19"/>
+          <w:shd w:val="clear" w:fill="1E1F22"/>
+        </w:rPr>
+        <w:t>, -</w:t>
+      </w:r>
+      <w:r>
+        <w:rPr>
+          <w:rFonts w:hint="default" w:ascii="monospace" w:hAnsi="monospace" w:eastAsia="monospace" w:cs="monospace"/>
+          <w:color w:val="2AACB8"/>
+          <w:sz w:val="19"/>
+          <w:szCs w:val="19"/>
+          <w:shd w:val="clear" w:fill="1E1F22"/>
+        </w:rPr>
+        <w:t>0.15</w:t>
+      </w:r>
+      <w:r>
+        <w:rPr>
+          <w:rFonts w:hint="default" w:ascii="monospace" w:hAnsi="monospace" w:eastAsia="monospace" w:cs="monospace"/>
+          <w:color w:val="BCBEC4"/>
+          <w:sz w:val="19"/>
+          <w:szCs w:val="19"/>
+          <w:shd w:val="clear" w:fill="1E1F22"/>
+        </w:rPr>
+        <w:t xml:space="preserve">, </w:t>
+      </w:r>
+      <w:r>
+        <w:rPr>
+          <w:rFonts w:hint="default" w:ascii="monospace" w:hAnsi="monospace" w:eastAsia="monospace" w:cs="monospace"/>
+          <w:color w:val="2AACB8"/>
+          <w:sz w:val="19"/>
+          <w:szCs w:val="19"/>
+          <w:shd w:val="clear" w:fill="1E1F22"/>
+        </w:rPr>
+        <w:t>0.2</w:t>
+      </w:r>
+      <w:r>
+        <w:rPr>
+          <w:rFonts w:hint="default" w:ascii="monospace" w:hAnsi="monospace" w:eastAsia="monospace" w:cs="monospace"/>
+          <w:color w:val="BCBEC4"/>
+          <w:sz w:val="19"/>
+          <w:szCs w:val="19"/>
+          <w:shd w:val="clear" w:fill="1E1F22"/>
+        </w:rPr>
+        <w:t xml:space="preserve">, </w:t>
+      </w:r>
+      <w:r>
+        <w:rPr>
+          <w:rFonts w:hint="default" w:ascii="monospace" w:hAnsi="monospace" w:eastAsia="monospace" w:cs="monospace"/>
+          <w:color w:val="2AACB8"/>
+          <w:sz w:val="19"/>
+          <w:szCs w:val="19"/>
+          <w:shd w:val="clear" w:fill="1E1F22"/>
+        </w:rPr>
+        <w:t>0.12</w:t>
+      </w:r>
+      <w:r>
+        <w:rPr>
+          <w:rFonts w:hint="default" w:ascii="monospace" w:hAnsi="monospace" w:eastAsia="monospace" w:cs="monospace"/>
+          <w:color w:val="BCBEC4"/>
+          <w:sz w:val="19"/>
+          <w:szCs w:val="19"/>
+          <w:shd w:val="clear" w:fill="1E1F22"/>
+        </w:rPr>
+        <w:t xml:space="preserve">, </w:t>
+      </w:r>
+      <w:r>
+        <w:rPr>
+          <w:rFonts w:hint="default" w:ascii="monospace" w:hAnsi="monospace" w:eastAsia="monospace" w:cs="monospace"/>
+          <w:color w:val="2AACB8"/>
+          <w:sz w:val="19"/>
+          <w:szCs w:val="19"/>
+          <w:shd w:val="clear" w:fill="1E1F22"/>
+        </w:rPr>
+        <w:t>0.12</w:t>
+      </w:r>
+      <w:r>
+        <w:rPr>
+          <w:rFonts w:hint="default" w:ascii="monospace" w:hAnsi="monospace" w:eastAsia="monospace" w:cs="monospace"/>
+          <w:color w:val="BCBEC4"/>
+          <w:sz w:val="19"/>
+          <w:szCs w:val="19"/>
+          <w:shd w:val="clear" w:fill="1E1F22"/>
+        </w:rPr>
+        <w:t xml:space="preserve">, </w:t>
+      </w:r>
+      <w:r>
+        <w:rPr>
+          <w:rFonts w:hint="default" w:ascii="monospace" w:hAnsi="monospace" w:eastAsia="monospace" w:cs="monospace"/>
+          <w:color w:val="2AACB8"/>
+          <w:sz w:val="19"/>
+          <w:szCs w:val="19"/>
+          <w:shd w:val="clear" w:fill="1E1F22"/>
+        </w:rPr>
+        <w:t>0.2</w:t>
+      </w:r>
+      <w:r>
+        <w:rPr>
+          <w:rFonts w:hint="default" w:ascii="monospace" w:hAnsi="monospace" w:eastAsia="monospace" w:cs="monospace"/>
+          <w:color w:val="BCBEC4"/>
+          <w:sz w:val="19"/>
+          <w:szCs w:val="19"/>
+          <w:shd w:val="clear" w:fill="1E1F22"/>
+        </w:rPr>
+        <w:t>, -</w:t>
+      </w:r>
+      <w:r>
+        <w:rPr>
+          <w:rFonts w:hint="default" w:ascii="monospace" w:hAnsi="monospace" w:eastAsia="monospace" w:cs="monospace"/>
+          <w:color w:val="2AACB8"/>
+          <w:sz w:val="19"/>
+          <w:szCs w:val="19"/>
+          <w:shd w:val="clear" w:fill="1E1F22"/>
+        </w:rPr>
+        <w:t>0.15</w:t>
+      </w:r>
+      <w:r>
+        <w:rPr>
+          <w:rFonts w:hint="default" w:ascii="monospace" w:hAnsi="monospace" w:eastAsia="monospace" w:cs="monospace"/>
+          <w:color w:val="BCBEC4"/>
+          <w:sz w:val="19"/>
+          <w:szCs w:val="19"/>
+          <w:shd w:val="clear" w:fill="1E1F22"/>
+        </w:rPr>
+        <w:t xml:space="preserve">, </w:t>
+      </w:r>
+      <w:r>
+        <w:rPr>
+          <w:rFonts w:hint="default" w:ascii="monospace" w:hAnsi="monospace" w:eastAsia="monospace" w:cs="monospace"/>
+          <w:color w:val="2AACB8"/>
+          <w:sz w:val="19"/>
+          <w:szCs w:val="19"/>
+          <w:shd w:val="clear" w:fill="1E1F22"/>
+        </w:rPr>
+        <w:t>0.5</w:t>
+      </w:r>
+      <w:r>
+        <w:rPr>
+          <w:rFonts w:hint="default" w:ascii="monospace" w:hAnsi="monospace" w:eastAsia="monospace" w:cs="monospace"/>
+          <w:color w:val="BCBEC4"/>
+          <w:sz w:val="19"/>
+          <w:szCs w:val="19"/>
+          <w:shd w:val="clear" w:fill="1E1F22"/>
+        </w:rPr>
+        <w:t xml:space="preserve">], </w:t>
+      </w:r>
+      <w:r>
+        <w:rPr>
+          <w:rFonts w:hint="default" w:ascii="monospace" w:hAnsi="monospace" w:eastAsia="monospace" w:cs="monospace"/>
+          <w:color w:val="7A7E85"/>
+          <w:sz w:val="19"/>
+          <w:szCs w:val="19"/>
+          <w:shd w:val="clear" w:fill="1E1F22"/>
+        </w:rPr>
+        <w:br w:type="textWrapping"/>
+      </w:r>
+      <w:r>
+        <w:rPr>
+          <w:rFonts w:hint="default" w:ascii="monospace" w:hAnsi="monospace" w:eastAsia="monospace" w:cs="monospace"/>
+          <w:color w:val="7A7E85"/>
+          <w:sz w:val="19"/>
+          <w:szCs w:val="19"/>
+          <w:shd w:val="clear" w:fill="1E1F22"/>
+        </w:rPr>
+        <w:t xml:space="preserve">        </w:t>
+      </w:r>
+      <w:r>
+        <w:rPr>
+          <w:rFonts w:hint="default" w:ascii="monospace" w:hAnsi="monospace" w:eastAsia="monospace" w:cs="monospace"/>
+          <w:color w:val="BCBEC4"/>
+          <w:sz w:val="19"/>
+          <w:szCs w:val="19"/>
+          <w:shd w:val="clear" w:fill="1E1F22"/>
+        </w:rPr>
+        <w:t>[-</w:t>
+      </w:r>
+      <w:r>
+        <w:rPr>
+          <w:rFonts w:hint="default" w:ascii="monospace" w:hAnsi="monospace" w:eastAsia="monospace" w:cs="monospace"/>
+          <w:color w:val="2AACB8"/>
+          <w:sz w:val="19"/>
+          <w:szCs w:val="19"/>
+          <w:shd w:val="clear" w:fill="1E1F22"/>
+        </w:rPr>
+        <w:t>0.15</w:t>
+      </w:r>
+      <w:r>
+        <w:rPr>
+          <w:rFonts w:hint="default" w:ascii="monospace" w:hAnsi="monospace" w:eastAsia="monospace" w:cs="monospace"/>
+          <w:color w:val="BCBEC4"/>
+          <w:sz w:val="19"/>
+          <w:szCs w:val="19"/>
+          <w:shd w:val="clear" w:fill="1E1F22"/>
+        </w:rPr>
+        <w:t>, -</w:t>
+      </w:r>
+      <w:r>
+        <w:rPr>
+          <w:rFonts w:hint="default" w:ascii="monospace" w:hAnsi="monospace" w:eastAsia="monospace" w:cs="monospace"/>
+          <w:color w:val="2AACB8"/>
+          <w:sz w:val="19"/>
+          <w:szCs w:val="19"/>
+          <w:shd w:val="clear" w:fill="1E1F22"/>
+        </w:rPr>
+        <w:t>0.2</w:t>
+      </w:r>
+      <w:r>
+        <w:rPr>
+          <w:rFonts w:hint="default" w:ascii="monospace" w:hAnsi="monospace" w:eastAsia="monospace" w:cs="monospace"/>
+          <w:color w:val="BCBEC4"/>
+          <w:sz w:val="19"/>
+          <w:szCs w:val="19"/>
+          <w:shd w:val="clear" w:fill="1E1F22"/>
+        </w:rPr>
+        <w:t xml:space="preserve">, </w:t>
+      </w:r>
+      <w:r>
+        <w:rPr>
+          <w:rFonts w:hint="default" w:ascii="monospace" w:hAnsi="monospace" w:eastAsia="monospace" w:cs="monospace"/>
+          <w:color w:val="2AACB8"/>
+          <w:sz w:val="19"/>
+          <w:szCs w:val="19"/>
+          <w:shd w:val="clear" w:fill="1E1F22"/>
+        </w:rPr>
+        <w:t>0.03</w:t>
+      </w:r>
+      <w:r>
+        <w:rPr>
+          <w:rFonts w:hint="default" w:ascii="monospace" w:hAnsi="monospace" w:eastAsia="monospace" w:cs="monospace"/>
+          <w:color w:val="BCBEC4"/>
+          <w:sz w:val="19"/>
+          <w:szCs w:val="19"/>
+          <w:shd w:val="clear" w:fill="1E1F22"/>
+        </w:rPr>
+        <w:t xml:space="preserve">, </w:t>
+      </w:r>
+      <w:r>
+        <w:rPr>
+          <w:rFonts w:hint="default" w:ascii="monospace" w:hAnsi="monospace" w:eastAsia="monospace" w:cs="monospace"/>
+          <w:color w:val="2AACB8"/>
+          <w:sz w:val="19"/>
+          <w:szCs w:val="19"/>
+          <w:shd w:val="clear" w:fill="1E1F22"/>
+        </w:rPr>
+        <w:t>0.02</w:t>
+      </w:r>
+      <w:r>
+        <w:rPr>
+          <w:rFonts w:hint="default" w:ascii="monospace" w:hAnsi="monospace" w:eastAsia="monospace" w:cs="monospace"/>
+          <w:color w:val="BCBEC4"/>
+          <w:sz w:val="19"/>
+          <w:szCs w:val="19"/>
+          <w:shd w:val="clear" w:fill="1E1F22"/>
+        </w:rPr>
+        <w:t xml:space="preserve">, </w:t>
+      </w:r>
+      <w:r>
+        <w:rPr>
+          <w:rFonts w:hint="default" w:ascii="monospace" w:hAnsi="monospace" w:eastAsia="monospace" w:cs="monospace"/>
+          <w:color w:val="2AACB8"/>
+          <w:sz w:val="19"/>
+          <w:szCs w:val="19"/>
+          <w:shd w:val="clear" w:fill="1E1F22"/>
+        </w:rPr>
+        <w:t>0.02</w:t>
+      </w:r>
+      <w:r>
+        <w:rPr>
+          <w:rFonts w:hint="default" w:ascii="monospace" w:hAnsi="monospace" w:eastAsia="monospace" w:cs="monospace"/>
+          <w:color w:val="BCBEC4"/>
+          <w:sz w:val="19"/>
+          <w:szCs w:val="19"/>
+          <w:shd w:val="clear" w:fill="1E1F22"/>
+        </w:rPr>
+        <w:t xml:space="preserve">, </w:t>
+      </w:r>
+      <w:r>
+        <w:rPr>
+          <w:rFonts w:hint="default" w:ascii="monospace" w:hAnsi="monospace" w:eastAsia="monospace" w:cs="monospace"/>
+          <w:color w:val="2AACB8"/>
+          <w:sz w:val="19"/>
+          <w:szCs w:val="19"/>
+          <w:shd w:val="clear" w:fill="1E1F22"/>
+        </w:rPr>
+        <w:t>0.03</w:t>
+      </w:r>
+      <w:r>
+        <w:rPr>
+          <w:rFonts w:hint="default" w:ascii="monospace" w:hAnsi="monospace" w:eastAsia="monospace" w:cs="monospace"/>
+          <w:color w:val="BCBEC4"/>
+          <w:sz w:val="19"/>
+          <w:szCs w:val="19"/>
+          <w:shd w:val="clear" w:fill="1E1F22"/>
+        </w:rPr>
+        <w:t>, -</w:t>
+      </w:r>
+      <w:r>
+        <w:rPr>
+          <w:rFonts w:hint="default" w:ascii="monospace" w:hAnsi="monospace" w:eastAsia="monospace" w:cs="monospace"/>
+          <w:color w:val="2AACB8"/>
+          <w:sz w:val="19"/>
+          <w:szCs w:val="19"/>
+          <w:shd w:val="clear" w:fill="1E1F22"/>
+        </w:rPr>
+        <w:t>0.2</w:t>
+      </w:r>
+      <w:r>
+        <w:rPr>
+          <w:rFonts w:hint="default" w:ascii="monospace" w:hAnsi="monospace" w:eastAsia="monospace" w:cs="monospace"/>
+          <w:color w:val="BCBEC4"/>
+          <w:sz w:val="19"/>
+          <w:szCs w:val="19"/>
+          <w:shd w:val="clear" w:fill="1E1F22"/>
+        </w:rPr>
+        <w:t>, -</w:t>
+      </w:r>
+      <w:r>
+        <w:rPr>
+          <w:rFonts w:hint="default" w:ascii="monospace" w:hAnsi="monospace" w:eastAsia="monospace" w:cs="monospace"/>
+          <w:color w:val="2AACB8"/>
+          <w:sz w:val="19"/>
+          <w:szCs w:val="19"/>
+          <w:shd w:val="clear" w:fill="1E1F22"/>
+        </w:rPr>
+        <w:t>0.15</w:t>
+      </w:r>
+      <w:r>
+        <w:rPr>
+          <w:rFonts w:hint="default" w:ascii="monospace" w:hAnsi="monospace" w:eastAsia="monospace" w:cs="monospace"/>
+          <w:color w:val="BCBEC4"/>
+          <w:sz w:val="19"/>
+          <w:szCs w:val="19"/>
+          <w:shd w:val="clear" w:fill="1E1F22"/>
+        </w:rPr>
+        <w:t xml:space="preserve">], </w:t>
+      </w:r>
+      <w:r>
+        <w:rPr>
+          <w:rFonts w:hint="default" w:ascii="monospace" w:hAnsi="monospace" w:eastAsia="monospace" w:cs="monospace"/>
+          <w:color w:val="7A7E85"/>
+          <w:sz w:val="19"/>
+          <w:szCs w:val="19"/>
+          <w:shd w:val="clear" w:fill="1E1F22"/>
+        </w:rPr>
+        <w:br w:type="textWrapping"/>
+      </w:r>
+      <w:r>
+        <w:rPr>
+          <w:rFonts w:hint="default" w:ascii="monospace" w:hAnsi="monospace" w:eastAsia="monospace" w:cs="monospace"/>
+          <w:color w:val="7A7E85"/>
+          <w:sz w:val="19"/>
+          <w:szCs w:val="19"/>
+          <w:shd w:val="clear" w:fill="1E1F22"/>
+        </w:rPr>
+        <w:t xml:space="preserve">        </w:t>
+      </w:r>
+      <w:r>
+        <w:rPr>
+          <w:rFonts w:hint="default" w:ascii="monospace" w:hAnsi="monospace" w:eastAsia="monospace" w:cs="monospace"/>
+          <w:color w:val="BCBEC4"/>
+          <w:sz w:val="19"/>
+          <w:szCs w:val="19"/>
+          <w:shd w:val="clear" w:fill="1E1F22"/>
+        </w:rPr>
+        <w:t>[</w:t>
+      </w:r>
+      <w:r>
+        <w:rPr>
+          <w:rFonts w:hint="default" w:ascii="monospace" w:hAnsi="monospace" w:eastAsia="monospace" w:cs="monospace"/>
+          <w:color w:val="2AACB8"/>
+          <w:sz w:val="19"/>
+          <w:szCs w:val="19"/>
+          <w:shd w:val="clear" w:fill="1E1F22"/>
+        </w:rPr>
+        <w:t>0.2</w:t>
+      </w:r>
+      <w:r>
+        <w:rPr>
+          <w:rFonts w:hint="default" w:ascii="monospace" w:hAnsi="monospace" w:eastAsia="monospace" w:cs="monospace"/>
+          <w:color w:val="BCBEC4"/>
+          <w:sz w:val="19"/>
+          <w:szCs w:val="19"/>
+          <w:shd w:val="clear" w:fill="1E1F22"/>
+        </w:rPr>
+        <w:t xml:space="preserve">, </w:t>
+      </w:r>
+      <w:r>
+        <w:rPr>
+          <w:rFonts w:hint="default" w:ascii="monospace" w:hAnsi="monospace" w:eastAsia="monospace" w:cs="monospace"/>
+          <w:color w:val="2AACB8"/>
+          <w:sz w:val="19"/>
+          <w:szCs w:val="19"/>
+          <w:shd w:val="clear" w:fill="1E1F22"/>
+        </w:rPr>
+        <w:t>0.03</w:t>
+      </w:r>
+      <w:r>
+        <w:rPr>
+          <w:rFonts w:hint="default" w:ascii="monospace" w:hAnsi="monospace" w:eastAsia="monospace" w:cs="monospace"/>
+          <w:color w:val="BCBEC4"/>
+          <w:sz w:val="19"/>
+          <w:szCs w:val="19"/>
+          <w:shd w:val="clear" w:fill="1E1F22"/>
+        </w:rPr>
+        <w:t xml:space="preserve">, </w:t>
+      </w:r>
+      <w:r>
+        <w:rPr>
+          <w:rFonts w:hint="default" w:ascii="monospace" w:hAnsi="monospace" w:eastAsia="monospace" w:cs="monospace"/>
+          <w:color w:val="2AACB8"/>
+          <w:sz w:val="19"/>
+          <w:szCs w:val="19"/>
+          <w:shd w:val="clear" w:fill="1E1F22"/>
+        </w:rPr>
+        <w:t>0.1</w:t>
+      </w:r>
+      <w:r>
+        <w:rPr>
+          <w:rFonts w:hint="default" w:ascii="monospace" w:hAnsi="monospace" w:eastAsia="monospace" w:cs="monospace"/>
+          <w:color w:val="BCBEC4"/>
+          <w:sz w:val="19"/>
+          <w:szCs w:val="19"/>
+          <w:shd w:val="clear" w:fill="1E1F22"/>
+        </w:rPr>
+        <w:t xml:space="preserve">, </w:t>
+      </w:r>
+      <w:r>
+        <w:rPr>
+          <w:rFonts w:hint="default" w:ascii="monospace" w:hAnsi="monospace" w:eastAsia="monospace" w:cs="monospace"/>
+          <w:color w:val="2AACB8"/>
+          <w:sz w:val="19"/>
+          <w:szCs w:val="19"/>
+          <w:shd w:val="clear" w:fill="1E1F22"/>
+        </w:rPr>
+        <w:t>0.06</w:t>
+      </w:r>
+      <w:r>
+        <w:rPr>
+          <w:rFonts w:hint="default" w:ascii="monospace" w:hAnsi="monospace" w:eastAsia="monospace" w:cs="monospace"/>
+          <w:color w:val="BCBEC4"/>
+          <w:sz w:val="19"/>
+          <w:szCs w:val="19"/>
+          <w:shd w:val="clear" w:fill="1E1F22"/>
+        </w:rPr>
+        <w:t xml:space="preserve">, </w:t>
+      </w:r>
+      <w:r>
+        <w:rPr>
+          <w:rFonts w:hint="default" w:ascii="monospace" w:hAnsi="monospace" w:eastAsia="monospace" w:cs="monospace"/>
+          <w:color w:val="2AACB8"/>
+          <w:sz w:val="19"/>
+          <w:szCs w:val="19"/>
+          <w:shd w:val="clear" w:fill="1E1F22"/>
+        </w:rPr>
+        <w:t>0.06</w:t>
+      </w:r>
+      <w:r>
+        <w:rPr>
+          <w:rFonts w:hint="default" w:ascii="monospace" w:hAnsi="monospace" w:eastAsia="monospace" w:cs="monospace"/>
+          <w:color w:val="BCBEC4"/>
+          <w:sz w:val="19"/>
+          <w:szCs w:val="19"/>
+          <w:shd w:val="clear" w:fill="1E1F22"/>
+        </w:rPr>
+        <w:t xml:space="preserve">, </w:t>
+      </w:r>
+      <w:r>
+        <w:rPr>
+          <w:rFonts w:hint="default" w:ascii="monospace" w:hAnsi="monospace" w:eastAsia="monospace" w:cs="monospace"/>
+          <w:color w:val="2AACB8"/>
+          <w:sz w:val="19"/>
+          <w:szCs w:val="19"/>
+          <w:shd w:val="clear" w:fill="1E1F22"/>
+        </w:rPr>
+        <w:t>0.1</w:t>
+      </w:r>
+      <w:r>
+        <w:rPr>
+          <w:rFonts w:hint="default" w:ascii="monospace" w:hAnsi="monospace" w:eastAsia="monospace" w:cs="monospace"/>
+          <w:color w:val="BCBEC4"/>
+          <w:sz w:val="19"/>
+          <w:szCs w:val="19"/>
+          <w:shd w:val="clear" w:fill="1E1F22"/>
+        </w:rPr>
+        <w:t xml:space="preserve">, </w:t>
+      </w:r>
+      <w:r>
+        <w:rPr>
+          <w:rFonts w:hint="default" w:ascii="monospace" w:hAnsi="monospace" w:eastAsia="monospace" w:cs="monospace"/>
+          <w:color w:val="2AACB8"/>
+          <w:sz w:val="19"/>
+          <w:szCs w:val="19"/>
+          <w:shd w:val="clear" w:fill="1E1F22"/>
+        </w:rPr>
+        <w:t>0.03</w:t>
+      </w:r>
+      <w:r>
+        <w:rPr>
+          <w:rFonts w:hint="default" w:ascii="monospace" w:hAnsi="monospace" w:eastAsia="monospace" w:cs="monospace"/>
+          <w:color w:val="BCBEC4"/>
+          <w:sz w:val="19"/>
+          <w:szCs w:val="19"/>
+          <w:shd w:val="clear" w:fill="1E1F22"/>
+        </w:rPr>
+        <w:t xml:space="preserve">, </w:t>
+      </w:r>
+      <w:r>
+        <w:rPr>
+          <w:rFonts w:hint="default" w:ascii="monospace" w:hAnsi="monospace" w:eastAsia="monospace" w:cs="monospace"/>
+          <w:color w:val="2AACB8"/>
+          <w:sz w:val="19"/>
+          <w:szCs w:val="19"/>
+          <w:shd w:val="clear" w:fill="1E1F22"/>
+        </w:rPr>
+        <w:t>0.2</w:t>
+      </w:r>
+      <w:r>
+        <w:rPr>
+          <w:rFonts w:hint="default" w:ascii="monospace" w:hAnsi="monospace" w:eastAsia="monospace" w:cs="monospace"/>
+          <w:color w:val="BCBEC4"/>
+          <w:sz w:val="19"/>
+          <w:szCs w:val="19"/>
+          <w:shd w:val="clear" w:fill="1E1F22"/>
+        </w:rPr>
+        <w:t xml:space="preserve">], </w:t>
+      </w:r>
+      <w:r>
+        <w:rPr>
+          <w:rFonts w:hint="default" w:ascii="monospace" w:hAnsi="monospace" w:eastAsia="monospace" w:cs="monospace"/>
+          <w:color w:val="7A7E85"/>
+          <w:sz w:val="19"/>
+          <w:szCs w:val="19"/>
+          <w:shd w:val="clear" w:fill="1E1F22"/>
+        </w:rPr>
+        <w:br w:type="textWrapping"/>
+      </w:r>
+      <w:r>
+        <w:rPr>
+          <w:rFonts w:hint="default" w:ascii="monospace" w:hAnsi="monospace" w:eastAsia="monospace" w:cs="monospace"/>
+          <w:color w:val="7A7E85"/>
+          <w:sz w:val="19"/>
+          <w:szCs w:val="19"/>
+          <w:shd w:val="clear" w:fill="1E1F22"/>
+        </w:rPr>
+        <w:t xml:space="preserve">        </w:t>
+      </w:r>
+      <w:r>
+        <w:rPr>
+          <w:rFonts w:hint="default" w:ascii="monospace" w:hAnsi="monospace" w:eastAsia="monospace" w:cs="monospace"/>
+          <w:color w:val="BCBEC4"/>
+          <w:sz w:val="19"/>
+          <w:szCs w:val="19"/>
+          <w:shd w:val="clear" w:fill="1E1F22"/>
+        </w:rPr>
+        <w:t>[</w:t>
+      </w:r>
+      <w:r>
+        <w:rPr>
+          <w:rFonts w:hint="default" w:ascii="monospace" w:hAnsi="monospace" w:eastAsia="monospace" w:cs="monospace"/>
+          <w:color w:val="2AACB8"/>
+          <w:sz w:val="19"/>
+          <w:szCs w:val="19"/>
+          <w:shd w:val="clear" w:fill="1E1F22"/>
+        </w:rPr>
+        <w:t>0.12</w:t>
+      </w:r>
+      <w:r>
+        <w:rPr>
+          <w:rFonts w:hint="default" w:ascii="monospace" w:hAnsi="monospace" w:eastAsia="monospace" w:cs="monospace"/>
+          <w:color w:val="BCBEC4"/>
+          <w:sz w:val="19"/>
+          <w:szCs w:val="19"/>
+          <w:shd w:val="clear" w:fill="1E1F22"/>
+        </w:rPr>
+        <w:t xml:space="preserve">, </w:t>
+      </w:r>
+      <w:r>
+        <w:rPr>
+          <w:rFonts w:hint="default" w:ascii="monospace" w:hAnsi="monospace" w:eastAsia="monospace" w:cs="monospace"/>
+          <w:color w:val="2AACB8"/>
+          <w:sz w:val="19"/>
+          <w:szCs w:val="19"/>
+          <w:shd w:val="clear" w:fill="1E1F22"/>
+        </w:rPr>
+        <w:t>0.02</w:t>
+      </w:r>
+      <w:r>
+        <w:rPr>
+          <w:rFonts w:hint="default" w:ascii="monospace" w:hAnsi="monospace" w:eastAsia="monospace" w:cs="monospace"/>
+          <w:color w:val="BCBEC4"/>
+          <w:sz w:val="19"/>
+          <w:szCs w:val="19"/>
+          <w:shd w:val="clear" w:fill="1E1F22"/>
+        </w:rPr>
+        <w:t xml:space="preserve">, </w:t>
+      </w:r>
+      <w:r>
+        <w:rPr>
+          <w:rFonts w:hint="default" w:ascii="monospace" w:hAnsi="monospace" w:eastAsia="monospace" w:cs="monospace"/>
+          <w:color w:val="2AACB8"/>
+          <w:sz w:val="19"/>
+          <w:szCs w:val="19"/>
+          <w:shd w:val="clear" w:fill="1E1F22"/>
+        </w:rPr>
+        <w:t>0.06</w:t>
+      </w:r>
+      <w:r>
+        <w:rPr>
+          <w:rFonts w:hint="default" w:ascii="monospace" w:hAnsi="monospace" w:eastAsia="monospace" w:cs="monospace"/>
+          <w:color w:val="BCBEC4"/>
+          <w:sz w:val="19"/>
+          <w:szCs w:val="19"/>
+          <w:shd w:val="clear" w:fill="1E1F22"/>
+        </w:rPr>
+        <w:t xml:space="preserve">, </w:t>
+      </w:r>
+      <w:r>
+        <w:rPr>
+          <w:rFonts w:hint="default" w:ascii="monospace" w:hAnsi="monospace" w:eastAsia="monospace" w:cs="monospace"/>
+          <w:color w:val="2AACB8"/>
+          <w:sz w:val="19"/>
+          <w:szCs w:val="19"/>
+          <w:shd w:val="clear" w:fill="1E1F22"/>
+        </w:rPr>
+        <w:t>0.04</w:t>
+      </w:r>
+      <w:r>
+        <w:rPr>
+          <w:rFonts w:hint="default" w:ascii="monospace" w:hAnsi="monospace" w:eastAsia="monospace" w:cs="monospace"/>
+          <w:color w:val="BCBEC4"/>
+          <w:sz w:val="19"/>
+          <w:szCs w:val="19"/>
+          <w:shd w:val="clear" w:fill="1E1F22"/>
+        </w:rPr>
+        <w:t xml:space="preserve">, </w:t>
+      </w:r>
+      <w:r>
+        <w:rPr>
+          <w:rFonts w:hint="default" w:ascii="monospace" w:hAnsi="monospace" w:eastAsia="monospace" w:cs="monospace"/>
+          <w:color w:val="2AACB8"/>
+          <w:sz w:val="19"/>
+          <w:szCs w:val="19"/>
+          <w:shd w:val="clear" w:fill="1E1F22"/>
+        </w:rPr>
+        <w:t>0.04</w:t>
+      </w:r>
+      <w:r>
+        <w:rPr>
+          <w:rFonts w:hint="default" w:ascii="monospace" w:hAnsi="monospace" w:eastAsia="monospace" w:cs="monospace"/>
+          <w:color w:val="BCBEC4"/>
+          <w:sz w:val="19"/>
+          <w:szCs w:val="19"/>
+          <w:shd w:val="clear" w:fill="1E1F22"/>
+        </w:rPr>
+        <w:t xml:space="preserve">, </w:t>
+      </w:r>
+      <w:r>
+        <w:rPr>
+          <w:rFonts w:hint="default" w:ascii="monospace" w:hAnsi="monospace" w:eastAsia="monospace" w:cs="monospace"/>
+          <w:color w:val="2AACB8"/>
+          <w:sz w:val="19"/>
+          <w:szCs w:val="19"/>
+          <w:shd w:val="clear" w:fill="1E1F22"/>
+        </w:rPr>
+        <w:t>0.06</w:t>
+      </w:r>
+      <w:r>
+        <w:rPr>
+          <w:rFonts w:hint="default" w:ascii="monospace" w:hAnsi="monospace" w:eastAsia="monospace" w:cs="monospace"/>
+          <w:color w:val="BCBEC4"/>
+          <w:sz w:val="19"/>
+          <w:szCs w:val="19"/>
+          <w:shd w:val="clear" w:fill="1E1F22"/>
+        </w:rPr>
+        <w:t xml:space="preserve">, </w:t>
+      </w:r>
+      <w:r>
+        <w:rPr>
+          <w:rFonts w:hint="default" w:ascii="monospace" w:hAnsi="monospace" w:eastAsia="monospace" w:cs="monospace"/>
+          <w:color w:val="2AACB8"/>
+          <w:sz w:val="19"/>
+          <w:szCs w:val="19"/>
+          <w:shd w:val="clear" w:fill="1E1F22"/>
+        </w:rPr>
+        <w:t>0.02</w:t>
+      </w:r>
+      <w:r>
+        <w:rPr>
+          <w:rFonts w:hint="default" w:ascii="monospace" w:hAnsi="monospace" w:eastAsia="monospace" w:cs="monospace"/>
+          <w:color w:val="BCBEC4"/>
+          <w:sz w:val="19"/>
+          <w:szCs w:val="19"/>
+          <w:shd w:val="clear" w:fill="1E1F22"/>
+        </w:rPr>
+        <w:t xml:space="preserve">, </w:t>
+      </w:r>
+      <w:r>
+        <w:rPr>
+          <w:rFonts w:hint="default" w:ascii="monospace" w:hAnsi="monospace" w:eastAsia="monospace" w:cs="monospace"/>
+          <w:color w:val="2AACB8"/>
+          <w:sz w:val="19"/>
+          <w:szCs w:val="19"/>
+          <w:shd w:val="clear" w:fill="1E1F22"/>
+        </w:rPr>
+        <w:t>0.12</w:t>
+      </w:r>
+      <w:r>
+        <w:rPr>
+          <w:rFonts w:hint="default" w:ascii="monospace" w:hAnsi="monospace" w:eastAsia="monospace" w:cs="monospace"/>
+          <w:color w:val="BCBEC4"/>
+          <w:sz w:val="19"/>
+          <w:szCs w:val="19"/>
+          <w:shd w:val="clear" w:fill="1E1F22"/>
+        </w:rPr>
+        <w:t xml:space="preserve">], </w:t>
+      </w:r>
+      <w:r>
+        <w:rPr>
+          <w:rFonts w:hint="default" w:ascii="monospace" w:hAnsi="monospace" w:eastAsia="monospace" w:cs="monospace"/>
+          <w:color w:val="7A7E85"/>
+          <w:sz w:val="19"/>
+          <w:szCs w:val="19"/>
+          <w:shd w:val="clear" w:fill="1E1F22"/>
+        </w:rPr>
+        <w:br w:type="textWrapping"/>
+      </w:r>
+      <w:r>
+        <w:rPr>
+          <w:rFonts w:hint="default" w:ascii="monospace" w:hAnsi="monospace" w:eastAsia="monospace" w:cs="monospace"/>
+          <w:color w:val="7A7E85"/>
+          <w:sz w:val="19"/>
+          <w:szCs w:val="19"/>
+          <w:shd w:val="clear" w:fill="1E1F22"/>
+        </w:rPr>
+        <w:t xml:space="preserve">        </w:t>
+      </w:r>
+      <w:r>
+        <w:rPr>
+          <w:rFonts w:hint="default" w:ascii="monospace" w:hAnsi="monospace" w:eastAsia="monospace" w:cs="monospace"/>
+          <w:color w:val="BCBEC4"/>
+          <w:sz w:val="19"/>
+          <w:szCs w:val="19"/>
+          <w:shd w:val="clear" w:fill="1E1F22"/>
+        </w:rPr>
+        <w:t>[</w:t>
+      </w:r>
+      <w:r>
+        <w:rPr>
+          <w:rFonts w:hint="default" w:ascii="monospace" w:hAnsi="monospace" w:eastAsia="monospace" w:cs="monospace"/>
+          <w:color w:val="2AACB8"/>
+          <w:sz w:val="19"/>
+          <w:szCs w:val="19"/>
+          <w:shd w:val="clear" w:fill="1E1F22"/>
+        </w:rPr>
+        <w:t>0.12</w:t>
+      </w:r>
+      <w:r>
+        <w:rPr>
+          <w:rFonts w:hint="default" w:ascii="monospace" w:hAnsi="monospace" w:eastAsia="monospace" w:cs="monospace"/>
+          <w:color w:val="BCBEC4"/>
+          <w:sz w:val="19"/>
+          <w:szCs w:val="19"/>
+          <w:shd w:val="clear" w:fill="1E1F22"/>
+        </w:rPr>
+        <w:t xml:space="preserve">, </w:t>
+      </w:r>
+      <w:r>
+        <w:rPr>
+          <w:rFonts w:hint="default" w:ascii="monospace" w:hAnsi="monospace" w:eastAsia="monospace" w:cs="monospace"/>
+          <w:color w:val="2AACB8"/>
+          <w:sz w:val="19"/>
+          <w:szCs w:val="19"/>
+          <w:shd w:val="clear" w:fill="1E1F22"/>
+        </w:rPr>
+        <w:t>0.02</w:t>
+      </w:r>
+      <w:r>
+        <w:rPr>
+          <w:rFonts w:hint="default" w:ascii="monospace" w:hAnsi="monospace" w:eastAsia="monospace" w:cs="monospace"/>
+          <w:color w:val="BCBEC4"/>
+          <w:sz w:val="19"/>
+          <w:szCs w:val="19"/>
+          <w:shd w:val="clear" w:fill="1E1F22"/>
+        </w:rPr>
+        <w:t xml:space="preserve">, </w:t>
+      </w:r>
+      <w:r>
+        <w:rPr>
+          <w:rFonts w:hint="default" w:ascii="monospace" w:hAnsi="monospace" w:eastAsia="monospace" w:cs="monospace"/>
+          <w:color w:val="2AACB8"/>
+          <w:sz w:val="19"/>
+          <w:szCs w:val="19"/>
+          <w:shd w:val="clear" w:fill="1E1F22"/>
+        </w:rPr>
+        <w:t>0.06</w:t>
+      </w:r>
+      <w:r>
+        <w:rPr>
+          <w:rFonts w:hint="default" w:ascii="monospace" w:hAnsi="monospace" w:eastAsia="monospace" w:cs="monospace"/>
+          <w:color w:val="BCBEC4"/>
+          <w:sz w:val="19"/>
+          <w:szCs w:val="19"/>
+          <w:shd w:val="clear" w:fill="1E1F22"/>
+        </w:rPr>
+        <w:t xml:space="preserve">, </w:t>
+      </w:r>
+      <w:r>
+        <w:rPr>
+          <w:rFonts w:hint="default" w:ascii="monospace" w:hAnsi="monospace" w:eastAsia="monospace" w:cs="monospace"/>
+          <w:color w:val="2AACB8"/>
+          <w:sz w:val="19"/>
+          <w:szCs w:val="19"/>
+          <w:shd w:val="clear" w:fill="1E1F22"/>
+        </w:rPr>
+        <w:t>0.04</w:t>
+      </w:r>
+      <w:r>
+        <w:rPr>
+          <w:rFonts w:hint="default" w:ascii="monospace" w:hAnsi="monospace" w:eastAsia="monospace" w:cs="monospace"/>
+          <w:color w:val="BCBEC4"/>
+          <w:sz w:val="19"/>
+          <w:szCs w:val="19"/>
+          <w:shd w:val="clear" w:fill="1E1F22"/>
+        </w:rPr>
+        <w:t xml:space="preserve">, </w:t>
+      </w:r>
+      <w:r>
+        <w:rPr>
+          <w:rFonts w:hint="default" w:ascii="monospace" w:hAnsi="monospace" w:eastAsia="monospace" w:cs="monospace"/>
+          <w:color w:val="2AACB8"/>
+          <w:sz w:val="19"/>
+          <w:szCs w:val="19"/>
+          <w:shd w:val="clear" w:fill="1E1F22"/>
+        </w:rPr>
+        <w:t>0.04</w:t>
+      </w:r>
+      <w:r>
+        <w:rPr>
+          <w:rFonts w:hint="default" w:ascii="monospace" w:hAnsi="monospace" w:eastAsia="monospace" w:cs="monospace"/>
+          <w:color w:val="BCBEC4"/>
+          <w:sz w:val="19"/>
+          <w:szCs w:val="19"/>
+          <w:shd w:val="clear" w:fill="1E1F22"/>
+        </w:rPr>
+        <w:t xml:space="preserve">, </w:t>
+      </w:r>
+      <w:r>
+        <w:rPr>
+          <w:rFonts w:hint="default" w:ascii="monospace" w:hAnsi="monospace" w:eastAsia="monospace" w:cs="monospace"/>
+          <w:color w:val="2AACB8"/>
+          <w:sz w:val="19"/>
+          <w:szCs w:val="19"/>
+          <w:shd w:val="clear" w:fill="1E1F22"/>
+        </w:rPr>
+        <w:t>0.06</w:t>
+      </w:r>
+      <w:r>
+        <w:rPr>
+          <w:rFonts w:hint="default" w:ascii="monospace" w:hAnsi="monospace" w:eastAsia="monospace" w:cs="monospace"/>
+          <w:color w:val="BCBEC4"/>
+          <w:sz w:val="19"/>
+          <w:szCs w:val="19"/>
+          <w:shd w:val="clear" w:fill="1E1F22"/>
+        </w:rPr>
+        <w:t xml:space="preserve">, </w:t>
+      </w:r>
+      <w:r>
+        <w:rPr>
+          <w:rFonts w:hint="default" w:ascii="monospace" w:hAnsi="monospace" w:eastAsia="monospace" w:cs="monospace"/>
+          <w:color w:val="2AACB8"/>
+          <w:sz w:val="19"/>
+          <w:szCs w:val="19"/>
+          <w:shd w:val="clear" w:fill="1E1F22"/>
+        </w:rPr>
+        <w:t>0.02</w:t>
+      </w:r>
+      <w:r>
+        <w:rPr>
+          <w:rFonts w:hint="default" w:ascii="monospace" w:hAnsi="monospace" w:eastAsia="monospace" w:cs="monospace"/>
+          <w:color w:val="BCBEC4"/>
+          <w:sz w:val="19"/>
+          <w:szCs w:val="19"/>
+          <w:shd w:val="clear" w:fill="1E1F22"/>
+        </w:rPr>
+        <w:t xml:space="preserve">, </w:t>
+      </w:r>
+      <w:r>
+        <w:rPr>
+          <w:rFonts w:hint="default" w:ascii="monospace" w:hAnsi="monospace" w:eastAsia="monospace" w:cs="monospace"/>
+          <w:color w:val="2AACB8"/>
+          <w:sz w:val="19"/>
+          <w:szCs w:val="19"/>
+          <w:shd w:val="clear" w:fill="1E1F22"/>
+        </w:rPr>
+        <w:t>0.12</w:t>
+      </w:r>
+      <w:r>
+        <w:rPr>
+          <w:rFonts w:hint="default" w:ascii="monospace" w:hAnsi="monospace" w:eastAsia="monospace" w:cs="monospace"/>
+          <w:color w:val="BCBEC4"/>
+          <w:sz w:val="19"/>
+          <w:szCs w:val="19"/>
+          <w:shd w:val="clear" w:fill="1E1F22"/>
+        </w:rPr>
+        <w:t xml:space="preserve">], </w:t>
+      </w:r>
+      <w:r>
+        <w:rPr>
+          <w:rFonts w:hint="default" w:ascii="monospace" w:hAnsi="monospace" w:eastAsia="monospace" w:cs="monospace"/>
+          <w:color w:val="7A7E85"/>
+          <w:sz w:val="19"/>
+          <w:szCs w:val="19"/>
+          <w:shd w:val="clear" w:fill="1E1F22"/>
+        </w:rPr>
+        <w:br w:type="textWrapping"/>
+      </w:r>
+      <w:r>
+        <w:rPr>
+          <w:rFonts w:hint="default" w:ascii="monospace" w:hAnsi="monospace" w:eastAsia="monospace" w:cs="monospace"/>
+          <w:color w:val="7A7E85"/>
+          <w:sz w:val="19"/>
+          <w:szCs w:val="19"/>
+          <w:shd w:val="clear" w:fill="1E1F22"/>
+        </w:rPr>
+        <w:t xml:space="preserve">        </w:t>
+      </w:r>
+      <w:r>
+        <w:rPr>
+          <w:rFonts w:hint="default" w:ascii="monospace" w:hAnsi="monospace" w:eastAsia="monospace" w:cs="monospace"/>
+          <w:color w:val="BCBEC4"/>
+          <w:sz w:val="19"/>
+          <w:szCs w:val="19"/>
+          <w:shd w:val="clear" w:fill="1E1F22"/>
+        </w:rPr>
+        <w:t>[</w:t>
+      </w:r>
+      <w:r>
+        <w:rPr>
+          <w:rFonts w:hint="default" w:ascii="monospace" w:hAnsi="monospace" w:eastAsia="monospace" w:cs="monospace"/>
+          <w:color w:val="2AACB8"/>
+          <w:sz w:val="19"/>
+          <w:szCs w:val="19"/>
+          <w:shd w:val="clear" w:fill="1E1F22"/>
+        </w:rPr>
+        <w:t>0.2</w:t>
+      </w:r>
+      <w:r>
+        <w:rPr>
+          <w:rFonts w:hint="default" w:ascii="monospace" w:hAnsi="monospace" w:eastAsia="monospace" w:cs="monospace"/>
+          <w:color w:val="BCBEC4"/>
+          <w:sz w:val="19"/>
+          <w:szCs w:val="19"/>
+          <w:shd w:val="clear" w:fill="1E1F22"/>
+        </w:rPr>
+        <w:t xml:space="preserve">, </w:t>
+      </w:r>
+      <w:r>
+        <w:rPr>
+          <w:rFonts w:hint="default" w:ascii="monospace" w:hAnsi="monospace" w:eastAsia="monospace" w:cs="monospace"/>
+          <w:color w:val="2AACB8"/>
+          <w:sz w:val="19"/>
+          <w:szCs w:val="19"/>
+          <w:shd w:val="clear" w:fill="1E1F22"/>
+        </w:rPr>
+        <w:t>0.03</w:t>
+      </w:r>
+      <w:r>
+        <w:rPr>
+          <w:rFonts w:hint="default" w:ascii="monospace" w:hAnsi="monospace" w:eastAsia="monospace" w:cs="monospace"/>
+          <w:color w:val="BCBEC4"/>
+          <w:sz w:val="19"/>
+          <w:szCs w:val="19"/>
+          <w:shd w:val="clear" w:fill="1E1F22"/>
+        </w:rPr>
+        <w:t xml:space="preserve">, </w:t>
+      </w:r>
+      <w:r>
+        <w:rPr>
+          <w:rFonts w:hint="default" w:ascii="monospace" w:hAnsi="monospace" w:eastAsia="monospace" w:cs="monospace"/>
+          <w:color w:val="2AACB8"/>
+          <w:sz w:val="19"/>
+          <w:szCs w:val="19"/>
+          <w:shd w:val="clear" w:fill="1E1F22"/>
+        </w:rPr>
+        <w:t>0.1</w:t>
+      </w:r>
+      <w:r>
+        <w:rPr>
+          <w:rFonts w:hint="default" w:ascii="monospace" w:hAnsi="monospace" w:eastAsia="monospace" w:cs="monospace"/>
+          <w:color w:val="BCBEC4"/>
+          <w:sz w:val="19"/>
+          <w:szCs w:val="19"/>
+          <w:shd w:val="clear" w:fill="1E1F22"/>
+        </w:rPr>
+        <w:t xml:space="preserve">, </w:t>
+      </w:r>
+      <w:r>
+        <w:rPr>
+          <w:rFonts w:hint="default" w:ascii="monospace" w:hAnsi="monospace" w:eastAsia="monospace" w:cs="monospace"/>
+          <w:color w:val="2AACB8"/>
+          <w:sz w:val="19"/>
+          <w:szCs w:val="19"/>
+          <w:shd w:val="clear" w:fill="1E1F22"/>
+        </w:rPr>
+        <w:t>0.06</w:t>
+      </w:r>
+      <w:r>
+        <w:rPr>
+          <w:rFonts w:hint="default" w:ascii="monospace" w:hAnsi="monospace" w:eastAsia="monospace" w:cs="monospace"/>
+          <w:color w:val="BCBEC4"/>
+          <w:sz w:val="19"/>
+          <w:szCs w:val="19"/>
+          <w:shd w:val="clear" w:fill="1E1F22"/>
+        </w:rPr>
+        <w:t xml:space="preserve">, </w:t>
+      </w:r>
+      <w:r>
+        <w:rPr>
+          <w:rFonts w:hint="default" w:ascii="monospace" w:hAnsi="monospace" w:eastAsia="monospace" w:cs="monospace"/>
+          <w:color w:val="2AACB8"/>
+          <w:sz w:val="19"/>
+          <w:szCs w:val="19"/>
+          <w:shd w:val="clear" w:fill="1E1F22"/>
+        </w:rPr>
+        <w:t>0.06</w:t>
+      </w:r>
+      <w:r>
+        <w:rPr>
+          <w:rFonts w:hint="default" w:ascii="monospace" w:hAnsi="monospace" w:eastAsia="monospace" w:cs="monospace"/>
+          <w:color w:val="BCBEC4"/>
+          <w:sz w:val="19"/>
+          <w:szCs w:val="19"/>
+          <w:shd w:val="clear" w:fill="1E1F22"/>
+        </w:rPr>
+        <w:t xml:space="preserve">, </w:t>
+      </w:r>
+      <w:r>
+        <w:rPr>
+          <w:rFonts w:hint="default" w:ascii="monospace" w:hAnsi="monospace" w:eastAsia="monospace" w:cs="monospace"/>
+          <w:color w:val="2AACB8"/>
+          <w:sz w:val="19"/>
+          <w:szCs w:val="19"/>
+          <w:shd w:val="clear" w:fill="1E1F22"/>
+        </w:rPr>
+        <w:t>0.1</w:t>
+      </w:r>
+      <w:r>
+        <w:rPr>
+          <w:rFonts w:hint="default" w:ascii="monospace" w:hAnsi="monospace" w:eastAsia="monospace" w:cs="monospace"/>
+          <w:color w:val="BCBEC4"/>
+          <w:sz w:val="19"/>
+          <w:szCs w:val="19"/>
+          <w:shd w:val="clear" w:fill="1E1F22"/>
+        </w:rPr>
+        <w:t xml:space="preserve">, </w:t>
+      </w:r>
+      <w:r>
+        <w:rPr>
+          <w:rFonts w:hint="default" w:ascii="monospace" w:hAnsi="monospace" w:eastAsia="monospace" w:cs="monospace"/>
+          <w:color w:val="2AACB8"/>
+          <w:sz w:val="19"/>
+          <w:szCs w:val="19"/>
+          <w:shd w:val="clear" w:fill="1E1F22"/>
+        </w:rPr>
+        <w:t>0.03</w:t>
+      </w:r>
+      <w:r>
+        <w:rPr>
+          <w:rFonts w:hint="default" w:ascii="monospace" w:hAnsi="monospace" w:eastAsia="monospace" w:cs="monospace"/>
+          <w:color w:val="BCBEC4"/>
+          <w:sz w:val="19"/>
+          <w:szCs w:val="19"/>
+          <w:shd w:val="clear" w:fill="1E1F22"/>
+        </w:rPr>
+        <w:t xml:space="preserve">, </w:t>
+      </w:r>
+      <w:r>
+        <w:rPr>
+          <w:rFonts w:hint="default" w:ascii="monospace" w:hAnsi="monospace" w:eastAsia="monospace" w:cs="monospace"/>
+          <w:color w:val="2AACB8"/>
+          <w:sz w:val="19"/>
+          <w:szCs w:val="19"/>
+          <w:shd w:val="clear" w:fill="1E1F22"/>
+        </w:rPr>
+        <w:t>0.2</w:t>
+      </w:r>
+      <w:r>
+        <w:rPr>
+          <w:rFonts w:hint="default" w:ascii="monospace" w:hAnsi="monospace" w:eastAsia="monospace" w:cs="monospace"/>
+          <w:color w:val="BCBEC4"/>
+          <w:sz w:val="19"/>
+          <w:szCs w:val="19"/>
+          <w:shd w:val="clear" w:fill="1E1F22"/>
+        </w:rPr>
+        <w:t xml:space="preserve">],  </w:t>
+      </w:r>
+      <w:r>
+        <w:rPr>
+          <w:rFonts w:hint="default" w:ascii="monospace" w:hAnsi="monospace" w:eastAsia="monospace" w:cs="monospace"/>
+          <w:color w:val="7A7E85"/>
+          <w:sz w:val="19"/>
+          <w:szCs w:val="19"/>
+          <w:shd w:val="clear" w:fill="1E1F22"/>
+        </w:rPr>
+        <w:t># 5</w:t>
+      </w:r>
+      <w:r>
+        <w:rPr>
+          <w:rFonts w:hint="default" w:ascii="monospace" w:hAnsi="monospace" w:eastAsia="monospace" w:cs="monospace"/>
+          <w:color w:val="7A7E85"/>
+          <w:sz w:val="19"/>
+          <w:szCs w:val="19"/>
+          <w:shd w:val="clear" w:fill="1E1F22"/>
+        </w:rPr>
+        <w:br w:type="textWrapping"/>
+      </w:r>
+      <w:r>
+        <w:rPr>
+          <w:rFonts w:hint="default" w:ascii="monospace" w:hAnsi="monospace" w:eastAsia="monospace" w:cs="monospace"/>
+          <w:color w:val="7A7E85"/>
+          <w:sz w:val="19"/>
+          <w:szCs w:val="19"/>
+          <w:shd w:val="clear" w:fill="1E1F22"/>
+        </w:rPr>
+        <w:t xml:space="preserve">        </w:t>
+      </w:r>
+      <w:r>
+        <w:rPr>
+          <w:rFonts w:hint="default" w:ascii="monospace" w:hAnsi="monospace" w:eastAsia="monospace" w:cs="monospace"/>
+          <w:color w:val="BCBEC4"/>
+          <w:sz w:val="19"/>
+          <w:szCs w:val="19"/>
+          <w:shd w:val="clear" w:fill="1E1F22"/>
+        </w:rPr>
+        <w:t>[-</w:t>
+      </w:r>
+      <w:r>
+        <w:rPr>
+          <w:rFonts w:hint="default" w:ascii="monospace" w:hAnsi="monospace" w:eastAsia="monospace" w:cs="monospace"/>
+          <w:color w:val="2AACB8"/>
+          <w:sz w:val="19"/>
+          <w:szCs w:val="19"/>
+          <w:shd w:val="clear" w:fill="1E1F22"/>
+        </w:rPr>
+        <w:t>0.15</w:t>
+      </w:r>
+      <w:r>
+        <w:rPr>
+          <w:rFonts w:hint="default" w:ascii="monospace" w:hAnsi="monospace" w:eastAsia="monospace" w:cs="monospace"/>
+          <w:color w:val="BCBEC4"/>
+          <w:sz w:val="19"/>
+          <w:szCs w:val="19"/>
+          <w:shd w:val="clear" w:fill="1E1F22"/>
+        </w:rPr>
+        <w:t>, -</w:t>
+      </w:r>
+      <w:r>
+        <w:rPr>
+          <w:rFonts w:hint="default" w:ascii="monospace" w:hAnsi="monospace" w:eastAsia="monospace" w:cs="monospace"/>
+          <w:color w:val="2AACB8"/>
+          <w:sz w:val="19"/>
+          <w:szCs w:val="19"/>
+          <w:shd w:val="clear" w:fill="1E1F22"/>
+        </w:rPr>
+        <w:t>0.2</w:t>
+      </w:r>
+      <w:r>
+        <w:rPr>
+          <w:rFonts w:hint="default" w:ascii="monospace" w:hAnsi="monospace" w:eastAsia="monospace" w:cs="monospace"/>
+          <w:color w:val="BCBEC4"/>
+          <w:sz w:val="19"/>
+          <w:szCs w:val="19"/>
+          <w:shd w:val="clear" w:fill="1E1F22"/>
+        </w:rPr>
+        <w:t xml:space="preserve">, </w:t>
+      </w:r>
+      <w:r>
+        <w:rPr>
+          <w:rFonts w:hint="default" w:ascii="monospace" w:hAnsi="monospace" w:eastAsia="monospace" w:cs="monospace"/>
+          <w:color w:val="2AACB8"/>
+          <w:sz w:val="19"/>
+          <w:szCs w:val="19"/>
+          <w:shd w:val="clear" w:fill="1E1F22"/>
+        </w:rPr>
+        <w:t>0.03</w:t>
+      </w:r>
+      <w:r>
+        <w:rPr>
+          <w:rFonts w:hint="default" w:ascii="monospace" w:hAnsi="monospace" w:eastAsia="monospace" w:cs="monospace"/>
+          <w:color w:val="BCBEC4"/>
+          <w:sz w:val="19"/>
+          <w:szCs w:val="19"/>
+          <w:shd w:val="clear" w:fill="1E1F22"/>
+        </w:rPr>
+        <w:t xml:space="preserve">, </w:t>
+      </w:r>
+      <w:r>
+        <w:rPr>
+          <w:rFonts w:hint="default" w:ascii="monospace" w:hAnsi="monospace" w:eastAsia="monospace" w:cs="monospace"/>
+          <w:color w:val="2AACB8"/>
+          <w:sz w:val="19"/>
+          <w:szCs w:val="19"/>
+          <w:shd w:val="clear" w:fill="1E1F22"/>
+        </w:rPr>
+        <w:t>0.02</w:t>
+      </w:r>
+      <w:r>
+        <w:rPr>
+          <w:rFonts w:hint="default" w:ascii="monospace" w:hAnsi="monospace" w:eastAsia="monospace" w:cs="monospace"/>
+          <w:color w:val="BCBEC4"/>
+          <w:sz w:val="19"/>
+          <w:szCs w:val="19"/>
+          <w:shd w:val="clear" w:fill="1E1F22"/>
+        </w:rPr>
+        <w:t xml:space="preserve">, </w:t>
+      </w:r>
+      <w:r>
+        <w:rPr>
+          <w:rFonts w:hint="default" w:ascii="monospace" w:hAnsi="monospace" w:eastAsia="monospace" w:cs="monospace"/>
+          <w:color w:val="2AACB8"/>
+          <w:sz w:val="19"/>
+          <w:szCs w:val="19"/>
+          <w:shd w:val="clear" w:fill="1E1F22"/>
+        </w:rPr>
+        <w:t>0.02</w:t>
+      </w:r>
+      <w:r>
+        <w:rPr>
+          <w:rFonts w:hint="default" w:ascii="monospace" w:hAnsi="monospace" w:eastAsia="monospace" w:cs="monospace"/>
+          <w:color w:val="BCBEC4"/>
+          <w:sz w:val="19"/>
+          <w:szCs w:val="19"/>
+          <w:shd w:val="clear" w:fill="1E1F22"/>
+        </w:rPr>
+        <w:t xml:space="preserve">, </w:t>
+      </w:r>
+      <w:r>
+        <w:rPr>
+          <w:rFonts w:hint="default" w:ascii="monospace" w:hAnsi="monospace" w:eastAsia="monospace" w:cs="monospace"/>
+          <w:color w:val="2AACB8"/>
+          <w:sz w:val="19"/>
+          <w:szCs w:val="19"/>
+          <w:shd w:val="clear" w:fill="1E1F22"/>
+        </w:rPr>
+        <w:t>0.03</w:t>
+      </w:r>
+      <w:r>
+        <w:rPr>
+          <w:rFonts w:hint="default" w:ascii="monospace" w:hAnsi="monospace" w:eastAsia="monospace" w:cs="monospace"/>
+          <w:color w:val="BCBEC4"/>
+          <w:sz w:val="19"/>
+          <w:szCs w:val="19"/>
+          <w:shd w:val="clear" w:fill="1E1F22"/>
+        </w:rPr>
+        <w:t>, -</w:t>
+      </w:r>
+      <w:r>
+        <w:rPr>
+          <w:rFonts w:hint="default" w:ascii="monospace" w:hAnsi="monospace" w:eastAsia="monospace" w:cs="monospace"/>
+          <w:color w:val="2AACB8"/>
+          <w:sz w:val="19"/>
+          <w:szCs w:val="19"/>
+          <w:shd w:val="clear" w:fill="1E1F22"/>
+        </w:rPr>
+        <w:t>0.2</w:t>
+      </w:r>
+      <w:r>
+        <w:rPr>
+          <w:rFonts w:hint="default" w:ascii="monospace" w:hAnsi="monospace" w:eastAsia="monospace" w:cs="monospace"/>
+          <w:color w:val="BCBEC4"/>
+          <w:sz w:val="19"/>
+          <w:szCs w:val="19"/>
+          <w:shd w:val="clear" w:fill="1E1F22"/>
+        </w:rPr>
+        <w:t>, -</w:t>
+      </w:r>
+      <w:r>
+        <w:rPr>
+          <w:rFonts w:hint="default" w:ascii="monospace" w:hAnsi="monospace" w:eastAsia="monospace" w:cs="monospace"/>
+          <w:color w:val="2AACB8"/>
+          <w:sz w:val="19"/>
+          <w:szCs w:val="19"/>
+          <w:shd w:val="clear" w:fill="1E1F22"/>
+        </w:rPr>
+        <w:t>0.15</w:t>
+      </w:r>
+      <w:r>
+        <w:rPr>
+          <w:rFonts w:hint="default" w:ascii="monospace" w:hAnsi="monospace" w:eastAsia="monospace" w:cs="monospace"/>
+          <w:color w:val="BCBEC4"/>
+          <w:sz w:val="19"/>
+          <w:szCs w:val="19"/>
+          <w:shd w:val="clear" w:fill="1E1F22"/>
+        </w:rPr>
+        <w:t>],</w:t>
+      </w:r>
+      <w:r>
+        <w:rPr>
+          <w:rFonts w:hint="default" w:ascii="monospace" w:hAnsi="monospace" w:eastAsia="monospace" w:cs="monospace"/>
+          <w:color w:val="7A7E85"/>
+          <w:sz w:val="19"/>
+          <w:szCs w:val="19"/>
+          <w:shd w:val="clear" w:fill="1E1F22"/>
+        </w:rPr>
+        <w:br w:type="textWrapping"/>
+      </w:r>
+      <w:r>
+        <w:rPr>
+          <w:rFonts w:hint="default" w:ascii="monospace" w:hAnsi="monospace" w:eastAsia="monospace" w:cs="monospace"/>
+          <w:color w:val="7A7E85"/>
+          <w:sz w:val="19"/>
+          <w:szCs w:val="19"/>
+          <w:shd w:val="clear" w:fill="1E1F22"/>
+        </w:rPr>
+        <w:t xml:space="preserve">        </w:t>
+      </w:r>
+      <w:r>
+        <w:rPr>
+          <w:rFonts w:hint="default" w:ascii="monospace" w:hAnsi="monospace" w:eastAsia="monospace" w:cs="monospace"/>
+          <w:color w:val="BCBEC4"/>
+          <w:sz w:val="19"/>
+          <w:szCs w:val="19"/>
+          <w:shd w:val="clear" w:fill="1E1F22"/>
+        </w:rPr>
+        <w:t>[</w:t>
+      </w:r>
+      <w:r>
+        <w:rPr>
+          <w:rFonts w:hint="default" w:ascii="monospace" w:hAnsi="monospace" w:eastAsia="monospace" w:cs="monospace"/>
+          <w:color w:val="2AACB8"/>
+          <w:sz w:val="19"/>
+          <w:szCs w:val="19"/>
+          <w:shd w:val="clear" w:fill="1E1F22"/>
+        </w:rPr>
+        <w:t>0.5</w:t>
+      </w:r>
+      <w:r>
+        <w:rPr>
+          <w:rFonts w:hint="default" w:ascii="monospace" w:hAnsi="monospace" w:eastAsia="monospace" w:cs="monospace"/>
+          <w:color w:val="BCBEC4"/>
+          <w:sz w:val="19"/>
+          <w:szCs w:val="19"/>
+          <w:shd w:val="clear" w:fill="1E1F22"/>
+        </w:rPr>
+        <w:t>, -</w:t>
+      </w:r>
+      <w:r>
+        <w:rPr>
+          <w:rFonts w:hint="default" w:ascii="monospace" w:hAnsi="monospace" w:eastAsia="monospace" w:cs="monospace"/>
+          <w:color w:val="2AACB8"/>
+          <w:sz w:val="19"/>
+          <w:szCs w:val="19"/>
+          <w:shd w:val="clear" w:fill="1E1F22"/>
+        </w:rPr>
+        <w:t>0.15</w:t>
+      </w:r>
+      <w:r>
+        <w:rPr>
+          <w:rFonts w:hint="default" w:ascii="monospace" w:hAnsi="monospace" w:eastAsia="monospace" w:cs="monospace"/>
+          <w:color w:val="BCBEC4"/>
+          <w:sz w:val="19"/>
+          <w:szCs w:val="19"/>
+          <w:shd w:val="clear" w:fill="1E1F22"/>
+        </w:rPr>
+        <w:t xml:space="preserve">, </w:t>
+      </w:r>
+      <w:r>
+        <w:rPr>
+          <w:rFonts w:hint="default" w:ascii="monospace" w:hAnsi="monospace" w:eastAsia="monospace" w:cs="monospace"/>
+          <w:color w:val="2AACB8"/>
+          <w:sz w:val="19"/>
+          <w:szCs w:val="19"/>
+          <w:shd w:val="clear" w:fill="1E1F22"/>
+        </w:rPr>
+        <w:t>0.2</w:t>
+      </w:r>
+      <w:r>
+        <w:rPr>
+          <w:rFonts w:hint="default" w:ascii="monospace" w:hAnsi="monospace" w:eastAsia="monospace" w:cs="monospace"/>
+          <w:color w:val="BCBEC4"/>
+          <w:sz w:val="19"/>
+          <w:szCs w:val="19"/>
+          <w:shd w:val="clear" w:fill="1E1F22"/>
+        </w:rPr>
+        <w:t xml:space="preserve">, </w:t>
+      </w:r>
+      <w:r>
+        <w:rPr>
+          <w:rFonts w:hint="default" w:ascii="monospace" w:hAnsi="monospace" w:eastAsia="monospace" w:cs="monospace"/>
+          <w:color w:val="2AACB8"/>
+          <w:sz w:val="19"/>
+          <w:szCs w:val="19"/>
+          <w:shd w:val="clear" w:fill="1E1F22"/>
+        </w:rPr>
+        <w:t>0.12</w:t>
+      </w:r>
+      <w:r>
+        <w:rPr>
+          <w:rFonts w:hint="default" w:ascii="monospace" w:hAnsi="monospace" w:eastAsia="monospace" w:cs="monospace"/>
+          <w:color w:val="BCBEC4"/>
+          <w:sz w:val="19"/>
+          <w:szCs w:val="19"/>
+          <w:shd w:val="clear" w:fill="1E1F22"/>
+        </w:rPr>
+        <w:t xml:space="preserve">, </w:t>
+      </w:r>
+      <w:r>
+        <w:rPr>
+          <w:rFonts w:hint="default" w:ascii="monospace" w:hAnsi="monospace" w:eastAsia="monospace" w:cs="monospace"/>
+          <w:color w:val="2AACB8"/>
+          <w:sz w:val="19"/>
+          <w:szCs w:val="19"/>
+          <w:shd w:val="clear" w:fill="1E1F22"/>
+        </w:rPr>
+        <w:t>0.12</w:t>
+      </w:r>
+      <w:r>
+        <w:rPr>
+          <w:rFonts w:hint="default" w:ascii="monospace" w:hAnsi="monospace" w:eastAsia="monospace" w:cs="monospace"/>
+          <w:color w:val="BCBEC4"/>
+          <w:sz w:val="19"/>
+          <w:szCs w:val="19"/>
+          <w:shd w:val="clear" w:fill="1E1F22"/>
+        </w:rPr>
+        <w:t xml:space="preserve">, </w:t>
+      </w:r>
+      <w:r>
+        <w:rPr>
+          <w:rFonts w:hint="default" w:ascii="monospace" w:hAnsi="monospace" w:eastAsia="monospace" w:cs="monospace"/>
+          <w:color w:val="2AACB8"/>
+          <w:sz w:val="19"/>
+          <w:szCs w:val="19"/>
+          <w:shd w:val="clear" w:fill="1E1F22"/>
+        </w:rPr>
+        <w:t>0.2</w:t>
+      </w:r>
+      <w:r>
+        <w:rPr>
+          <w:rFonts w:hint="default" w:ascii="monospace" w:hAnsi="monospace" w:eastAsia="monospace" w:cs="monospace"/>
+          <w:color w:val="BCBEC4"/>
+          <w:sz w:val="19"/>
+          <w:szCs w:val="19"/>
+          <w:shd w:val="clear" w:fill="1E1F22"/>
+        </w:rPr>
+        <w:t>, -</w:t>
+      </w:r>
+      <w:r>
+        <w:rPr>
+          <w:rFonts w:hint="default" w:ascii="monospace" w:hAnsi="monospace" w:eastAsia="monospace" w:cs="monospace"/>
+          <w:color w:val="2AACB8"/>
+          <w:sz w:val="19"/>
+          <w:szCs w:val="19"/>
+          <w:shd w:val="clear" w:fill="1E1F22"/>
+        </w:rPr>
+        <w:t>0.15</w:t>
+      </w:r>
+      <w:r>
+        <w:rPr>
+          <w:rFonts w:hint="default" w:ascii="monospace" w:hAnsi="monospace" w:eastAsia="monospace" w:cs="monospace"/>
+          <w:color w:val="BCBEC4"/>
+          <w:sz w:val="19"/>
+          <w:szCs w:val="19"/>
+          <w:shd w:val="clear" w:fill="1E1F22"/>
+        </w:rPr>
+        <w:t xml:space="preserve">, </w:t>
+      </w:r>
+      <w:r>
+        <w:rPr>
+          <w:rFonts w:hint="default" w:ascii="monospace" w:hAnsi="monospace" w:eastAsia="monospace" w:cs="monospace"/>
+          <w:color w:val="2AACB8"/>
+          <w:sz w:val="19"/>
+          <w:szCs w:val="19"/>
+          <w:shd w:val="clear" w:fill="1E1F22"/>
+        </w:rPr>
+        <w:t>0.5</w:t>
+      </w:r>
+      <w:r>
+        <w:rPr>
+          <w:rFonts w:hint="default" w:ascii="monospace" w:hAnsi="monospace" w:eastAsia="monospace" w:cs="monospace"/>
+          <w:color w:val="BCBEC4"/>
+          <w:sz w:val="19"/>
+          <w:szCs w:val="19"/>
+          <w:shd w:val="clear" w:fill="1E1F22"/>
+        </w:rPr>
+        <w:t>]</w:t>
+      </w:r>
+      <w:r>
+        <w:rPr>
+          <w:rFonts w:hint="default" w:ascii="monospace" w:hAnsi="monospace" w:eastAsia="monospace" w:cs="monospace"/>
+          <w:color w:val="7A7E85"/>
+          <w:sz w:val="19"/>
+          <w:szCs w:val="19"/>
+          <w:shd w:val="clear" w:fill="1E1F22"/>
+        </w:rPr>
+        <w:br w:type="textWrapping"/>
+      </w:r>
+      <w:r>
+        <w:rPr>
+          <w:rFonts w:hint="default" w:ascii="monospace" w:hAnsi="monospace" w:eastAsia="monospace" w:cs="monospace"/>
+          <w:color w:val="7A7E85"/>
+          <w:sz w:val="19"/>
+          <w:szCs w:val="19"/>
+          <w:shd w:val="clear" w:fill="1E1F22"/>
+        </w:rPr>
+        <w:t xml:space="preserve">    </w:t>
+      </w:r>
+      <w:r>
+        <w:rPr>
+          <w:rFonts w:hint="default" w:ascii="monospace" w:hAnsi="monospace" w:eastAsia="monospace" w:cs="monospace"/>
+          <w:color w:val="BCBEC4"/>
+          <w:sz w:val="19"/>
+          <w:szCs w:val="19"/>
+          <w:shd w:val="clear" w:fill="1E1F22"/>
+        </w:rPr>
+        <w:t>]</w:t>
+      </w:r>
+    </w:p>
+    <w:p>
+      <w:pPr>
+        <w:pStyle w:val="21"/>
+        <w:keepNext w:val="0"/>
+        <w:keepLines w:val="0"/>
+        <w:widowControl/>
+        <w:suppressLineNumbers w:val="0"/>
+        <w:rPr>
+          <w:rFonts w:ascii="monospace" w:hAnsi="monospace" w:eastAsia="monospace" w:cs="monospace"/>
+          <w:sz w:val="19"/>
+          <w:szCs w:val="19"/>
+        </w:rPr>
+      </w:pPr>
+      <w:r>
+        <w:rPr>
+          <w:rFonts w:hint="default" w:ascii="monospace" w:hAnsi="monospace" w:eastAsia="monospace" w:cs="monospace"/>
+          <w:color w:val="CF8E6D"/>
+          <w:sz w:val="19"/>
+          <w:szCs w:val="19"/>
+          <w:shd w:val="clear" w:fill="1E1F22"/>
+        </w:rPr>
+        <w:t>else</w:t>
+      </w:r>
+      <w:r>
+        <w:rPr>
+          <w:rFonts w:hint="default" w:ascii="monospace" w:hAnsi="monospace" w:eastAsia="monospace" w:cs="monospace"/>
+          <w:color w:val="BCBEC4"/>
+          <w:sz w:val="19"/>
+          <w:szCs w:val="19"/>
+          <w:shd w:val="clear" w:fill="1E1F22"/>
+        </w:rPr>
+        <w:t xml:space="preserve">:  </w:t>
+      </w:r>
+      <w:r>
+        <w:rPr>
+          <w:rFonts w:hint="default" w:ascii="monospace" w:hAnsi="monospace" w:eastAsia="monospace" w:cs="monospace"/>
+          <w:color w:val="7A7E85"/>
+          <w:sz w:val="19"/>
+          <w:szCs w:val="19"/>
+          <w:shd w:val="clear" w:fill="1E1F22"/>
+        </w:rPr>
+        <w:t xml:space="preserve"># </w:t>
+      </w:r>
+      <w:r>
+        <w:rPr>
+          <w:rFonts w:hint="default" w:ascii="Courier New" w:hAnsi="Courier New" w:eastAsia="monospace" w:cs="Courier New"/>
+          <w:color w:val="7A7E85"/>
+          <w:sz w:val="19"/>
+          <w:szCs w:val="19"/>
+          <w:shd w:val="clear" w:fill="1E1F22"/>
+        </w:rPr>
+        <w:t>终局阶段</w:t>
+      </w:r>
+      <w:r>
+        <w:rPr>
+          <w:rFonts w:hint="default" w:ascii="Courier New" w:hAnsi="Courier New" w:eastAsia="monospace" w:cs="Courier New"/>
+          <w:color w:val="7A7E85"/>
+          <w:sz w:val="19"/>
+          <w:szCs w:val="19"/>
+          <w:shd w:val="clear" w:fill="1E1F22"/>
+        </w:rPr>
+        <w:br w:type="textWrapping"/>
+      </w:r>
+      <w:r>
+        <w:rPr>
+          <w:rFonts w:hint="default" w:ascii="Courier New" w:hAnsi="Courier New" w:eastAsia="monospace" w:cs="Courier New"/>
+          <w:color w:val="7A7E85"/>
+          <w:sz w:val="19"/>
+          <w:szCs w:val="19"/>
+          <w:shd w:val="clear" w:fill="1E1F22"/>
+        </w:rPr>
+        <w:t xml:space="preserve">    </w:t>
+      </w:r>
+      <w:r>
+        <w:rPr>
+          <w:rFonts w:hint="default" w:ascii="monospace" w:hAnsi="monospace" w:eastAsia="monospace" w:cs="monospace"/>
+          <w:color w:val="CF8E6D"/>
+          <w:sz w:val="19"/>
+          <w:szCs w:val="19"/>
+          <w:shd w:val="clear" w:fill="1E1F22"/>
+        </w:rPr>
+        <w:t xml:space="preserve">return </w:t>
+      </w:r>
+      <w:r>
+        <w:rPr>
+          <w:rFonts w:hint="default" w:ascii="monospace" w:hAnsi="monospace" w:eastAsia="monospace" w:cs="monospace"/>
+          <w:color w:val="BCBEC4"/>
+          <w:sz w:val="19"/>
+          <w:szCs w:val="19"/>
+          <w:shd w:val="clear" w:fill="1E1F22"/>
+        </w:rPr>
+        <w:t>[</w:t>
+      </w:r>
+      <w:r>
+        <w:rPr>
+          <w:rFonts w:hint="default" w:ascii="monospace" w:hAnsi="monospace" w:eastAsia="monospace" w:cs="monospace"/>
+          <w:color w:val="BCBEC4"/>
+          <w:sz w:val="19"/>
+          <w:szCs w:val="19"/>
+          <w:shd w:val="clear" w:fill="1E1F22"/>
+        </w:rPr>
+        <w:br w:type="textWrapping"/>
+      </w:r>
+      <w:r>
+        <w:rPr>
+          <w:rFonts w:hint="default" w:ascii="monospace" w:hAnsi="monospace" w:eastAsia="monospace" w:cs="monospace"/>
+          <w:color w:val="BCBEC4"/>
+          <w:sz w:val="19"/>
+          <w:szCs w:val="19"/>
+          <w:shd w:val="clear" w:fill="1E1F22"/>
+        </w:rPr>
+        <w:t xml:space="preserve">        </w:t>
+      </w:r>
+      <w:r>
+        <w:rPr>
+          <w:rFonts w:hint="default" w:ascii="monospace" w:hAnsi="monospace" w:eastAsia="monospace" w:cs="monospace"/>
+          <w:color w:val="7A7E85"/>
+          <w:sz w:val="19"/>
+          <w:szCs w:val="19"/>
+          <w:shd w:val="clear" w:fill="1E1F22"/>
+        </w:rPr>
+        <w:t xml:space="preserve"># </w:t>
+      </w:r>
+      <w:r>
+        <w:rPr>
+          <w:rFonts w:hint="default" w:ascii="Courier New" w:hAnsi="Courier New" w:eastAsia="monospace" w:cs="Courier New"/>
+          <w:color w:val="7A7E85"/>
+          <w:sz w:val="19"/>
+          <w:szCs w:val="19"/>
+          <w:shd w:val="clear" w:fill="1E1F22"/>
+        </w:rPr>
+        <w:t>终局：所有位置都有正价值，强调棋子数量</w:t>
+      </w:r>
+      <w:r>
+        <w:rPr>
+          <w:rFonts w:hint="default" w:ascii="Courier New" w:hAnsi="Courier New" w:eastAsia="monospace" w:cs="Courier New"/>
+          <w:color w:val="7A7E85"/>
+          <w:sz w:val="19"/>
+          <w:szCs w:val="19"/>
+          <w:shd w:val="clear" w:fill="1E1F22"/>
+        </w:rPr>
+        <w:br w:type="textWrapping"/>
+      </w:r>
+      <w:r>
+        <w:rPr>
+          <w:rFonts w:hint="default" w:ascii="Courier New" w:hAnsi="Courier New" w:eastAsia="monospace" w:cs="Courier New"/>
+          <w:color w:val="7A7E85"/>
+          <w:sz w:val="19"/>
+          <w:szCs w:val="19"/>
+          <w:shd w:val="clear" w:fill="1E1F22"/>
+        </w:rPr>
+        <w:t xml:space="preserve">        </w:t>
+      </w:r>
+      <w:r>
+        <w:rPr>
+          <w:rFonts w:hint="default" w:ascii="monospace" w:hAnsi="monospace" w:eastAsia="monospace" w:cs="monospace"/>
+          <w:color w:val="BCBEC4"/>
+          <w:sz w:val="19"/>
+          <w:szCs w:val="19"/>
+          <w:shd w:val="clear" w:fill="1E1F22"/>
+        </w:rPr>
+        <w:t>[</w:t>
+      </w:r>
+      <w:r>
+        <w:rPr>
+          <w:rFonts w:hint="default" w:ascii="monospace" w:hAnsi="monospace" w:eastAsia="monospace" w:cs="monospace"/>
+          <w:color w:val="2AACB8"/>
+          <w:sz w:val="19"/>
+          <w:szCs w:val="19"/>
+          <w:shd w:val="clear" w:fill="1E1F22"/>
+        </w:rPr>
+        <w:t>0.4</w:t>
+      </w:r>
+      <w:r>
+        <w:rPr>
+          <w:rFonts w:hint="default" w:ascii="monospace" w:hAnsi="monospace" w:eastAsia="monospace" w:cs="monospace"/>
+          <w:color w:val="BCBEC4"/>
+          <w:sz w:val="19"/>
+          <w:szCs w:val="19"/>
+          <w:shd w:val="clear" w:fill="1E1F22"/>
+        </w:rPr>
+        <w:t xml:space="preserve">, </w:t>
+      </w:r>
+      <w:r>
+        <w:rPr>
+          <w:rFonts w:hint="default" w:ascii="monospace" w:hAnsi="monospace" w:eastAsia="monospace" w:cs="monospace"/>
+          <w:color w:val="2AACB8"/>
+          <w:sz w:val="19"/>
+          <w:szCs w:val="19"/>
+          <w:shd w:val="clear" w:fill="1E1F22"/>
+        </w:rPr>
+        <w:t>0.08</w:t>
+      </w:r>
+      <w:r>
+        <w:rPr>
+          <w:rFonts w:hint="default" w:ascii="monospace" w:hAnsi="monospace" w:eastAsia="monospace" w:cs="monospace"/>
+          <w:color w:val="BCBEC4"/>
+          <w:sz w:val="19"/>
+          <w:szCs w:val="19"/>
+          <w:shd w:val="clear" w:fill="1E1F22"/>
+        </w:rPr>
+        <w:t xml:space="preserve">, </w:t>
+      </w:r>
+      <w:r>
+        <w:rPr>
+          <w:rFonts w:hint="default" w:ascii="monospace" w:hAnsi="monospace" w:eastAsia="monospace" w:cs="monospace"/>
+          <w:color w:val="2AACB8"/>
+          <w:sz w:val="19"/>
+          <w:szCs w:val="19"/>
+          <w:shd w:val="clear" w:fill="1E1F22"/>
+        </w:rPr>
+        <w:t>0.25</w:t>
+      </w:r>
+      <w:r>
+        <w:rPr>
+          <w:rFonts w:hint="default" w:ascii="monospace" w:hAnsi="monospace" w:eastAsia="monospace" w:cs="monospace"/>
+          <w:color w:val="BCBEC4"/>
+          <w:sz w:val="19"/>
+          <w:szCs w:val="19"/>
+          <w:shd w:val="clear" w:fill="1E1F22"/>
+        </w:rPr>
+        <w:t xml:space="preserve">, </w:t>
+      </w:r>
+      <w:r>
+        <w:rPr>
+          <w:rFonts w:hint="default" w:ascii="monospace" w:hAnsi="monospace" w:eastAsia="monospace" w:cs="monospace"/>
+          <w:color w:val="2AACB8"/>
+          <w:sz w:val="19"/>
+          <w:szCs w:val="19"/>
+          <w:shd w:val="clear" w:fill="1E1F22"/>
+        </w:rPr>
+        <w:t>0.15</w:t>
+      </w:r>
+      <w:r>
+        <w:rPr>
+          <w:rFonts w:hint="default" w:ascii="monospace" w:hAnsi="monospace" w:eastAsia="monospace" w:cs="monospace"/>
+          <w:color w:val="BCBEC4"/>
+          <w:sz w:val="19"/>
+          <w:szCs w:val="19"/>
+          <w:shd w:val="clear" w:fill="1E1F22"/>
+        </w:rPr>
+        <w:t xml:space="preserve">, </w:t>
+      </w:r>
+      <w:r>
+        <w:rPr>
+          <w:rFonts w:hint="default" w:ascii="monospace" w:hAnsi="monospace" w:eastAsia="monospace" w:cs="monospace"/>
+          <w:color w:val="2AACB8"/>
+          <w:sz w:val="19"/>
+          <w:szCs w:val="19"/>
+          <w:shd w:val="clear" w:fill="1E1F22"/>
+        </w:rPr>
+        <w:t>0.15</w:t>
+      </w:r>
+      <w:r>
+        <w:rPr>
+          <w:rFonts w:hint="default" w:ascii="monospace" w:hAnsi="monospace" w:eastAsia="monospace" w:cs="monospace"/>
+          <w:color w:val="BCBEC4"/>
+          <w:sz w:val="19"/>
+          <w:szCs w:val="19"/>
+          <w:shd w:val="clear" w:fill="1E1F22"/>
+        </w:rPr>
+        <w:t xml:space="preserve">, </w:t>
+      </w:r>
+      <w:r>
+        <w:rPr>
+          <w:rFonts w:hint="default" w:ascii="monospace" w:hAnsi="monospace" w:eastAsia="monospace" w:cs="monospace"/>
+          <w:color w:val="2AACB8"/>
+          <w:sz w:val="19"/>
+          <w:szCs w:val="19"/>
+          <w:shd w:val="clear" w:fill="1E1F22"/>
+        </w:rPr>
+        <w:t>0.25</w:t>
+      </w:r>
+      <w:r>
+        <w:rPr>
+          <w:rFonts w:hint="default" w:ascii="monospace" w:hAnsi="monospace" w:eastAsia="monospace" w:cs="monospace"/>
+          <w:color w:val="BCBEC4"/>
+          <w:sz w:val="19"/>
+          <w:szCs w:val="19"/>
+          <w:shd w:val="clear" w:fill="1E1F22"/>
+        </w:rPr>
+        <w:t xml:space="preserve">, </w:t>
+      </w:r>
+      <w:r>
+        <w:rPr>
+          <w:rFonts w:hint="default" w:ascii="monospace" w:hAnsi="monospace" w:eastAsia="monospace" w:cs="monospace"/>
+          <w:color w:val="2AACB8"/>
+          <w:sz w:val="19"/>
+          <w:szCs w:val="19"/>
+          <w:shd w:val="clear" w:fill="1E1F22"/>
+        </w:rPr>
+        <w:t>0.08</w:t>
+      </w:r>
+      <w:r>
+        <w:rPr>
+          <w:rFonts w:hint="default" w:ascii="monospace" w:hAnsi="monospace" w:eastAsia="monospace" w:cs="monospace"/>
+          <w:color w:val="BCBEC4"/>
+          <w:sz w:val="19"/>
+          <w:szCs w:val="19"/>
+          <w:shd w:val="clear" w:fill="1E1F22"/>
+        </w:rPr>
+        <w:t xml:space="preserve">, </w:t>
+      </w:r>
+      <w:r>
+        <w:rPr>
+          <w:rFonts w:hint="default" w:ascii="monospace" w:hAnsi="monospace" w:eastAsia="monospace" w:cs="monospace"/>
+          <w:color w:val="2AACB8"/>
+          <w:sz w:val="19"/>
+          <w:szCs w:val="19"/>
+          <w:shd w:val="clear" w:fill="1E1F22"/>
+        </w:rPr>
+        <w:t>0.4</w:t>
+      </w:r>
+      <w:r>
+        <w:rPr>
+          <w:rFonts w:hint="default" w:ascii="monospace" w:hAnsi="monospace" w:eastAsia="monospace" w:cs="monospace"/>
+          <w:color w:val="BCBEC4"/>
+          <w:sz w:val="19"/>
+          <w:szCs w:val="19"/>
+          <w:shd w:val="clear" w:fill="1E1F22"/>
+        </w:rPr>
+        <w:t xml:space="preserve">], </w:t>
+      </w:r>
+      <w:r>
+        <w:rPr>
+          <w:rFonts w:hint="default" w:ascii="monospace" w:hAnsi="monospace" w:eastAsia="monospace" w:cs="monospace"/>
+          <w:color w:val="7A7E85"/>
+          <w:sz w:val="19"/>
+          <w:szCs w:val="19"/>
+          <w:shd w:val="clear" w:fill="1E1F22"/>
+        </w:rPr>
+        <w:br w:type="textWrapping"/>
+      </w:r>
+      <w:r>
+        <w:rPr>
+          <w:rFonts w:hint="default" w:ascii="monospace" w:hAnsi="monospace" w:eastAsia="monospace" w:cs="monospace"/>
+          <w:color w:val="7A7E85"/>
+          <w:sz w:val="19"/>
+          <w:szCs w:val="19"/>
+          <w:shd w:val="clear" w:fill="1E1F22"/>
+        </w:rPr>
+        <w:t xml:space="preserve">        </w:t>
+      </w:r>
+      <w:r>
+        <w:rPr>
+          <w:rFonts w:hint="default" w:ascii="monospace" w:hAnsi="monospace" w:eastAsia="monospace" w:cs="monospace"/>
+          <w:color w:val="BCBEC4"/>
+          <w:sz w:val="19"/>
+          <w:szCs w:val="19"/>
+          <w:shd w:val="clear" w:fill="1E1F22"/>
+        </w:rPr>
+        <w:t>[</w:t>
+      </w:r>
+      <w:r>
+        <w:rPr>
+          <w:rFonts w:hint="default" w:ascii="monospace" w:hAnsi="monospace" w:eastAsia="monospace" w:cs="monospace"/>
+          <w:color w:val="2AACB8"/>
+          <w:sz w:val="19"/>
+          <w:szCs w:val="19"/>
+          <w:shd w:val="clear" w:fill="1E1F22"/>
+        </w:rPr>
+        <w:t>0.08</w:t>
+      </w:r>
+      <w:r>
+        <w:rPr>
+          <w:rFonts w:hint="default" w:ascii="monospace" w:hAnsi="monospace" w:eastAsia="monospace" w:cs="monospace"/>
+          <w:color w:val="BCBEC4"/>
+          <w:sz w:val="19"/>
+          <w:szCs w:val="19"/>
+          <w:shd w:val="clear" w:fill="1E1F22"/>
+        </w:rPr>
+        <w:t xml:space="preserve">, </w:t>
+      </w:r>
+      <w:r>
+        <w:rPr>
+          <w:rFonts w:hint="default" w:ascii="monospace" w:hAnsi="monospace" w:eastAsia="monospace" w:cs="monospace"/>
+          <w:color w:val="2AACB8"/>
+          <w:sz w:val="19"/>
+          <w:szCs w:val="19"/>
+          <w:shd w:val="clear" w:fill="1E1F22"/>
+        </w:rPr>
+        <w:t>0.05</w:t>
+      </w:r>
+      <w:r>
+        <w:rPr>
+          <w:rFonts w:hint="default" w:ascii="monospace" w:hAnsi="monospace" w:eastAsia="monospace" w:cs="monospace"/>
+          <w:color w:val="BCBEC4"/>
+          <w:sz w:val="19"/>
+          <w:szCs w:val="19"/>
+          <w:shd w:val="clear" w:fill="1E1F22"/>
+        </w:rPr>
+        <w:t xml:space="preserve">, </w:t>
+      </w:r>
+      <w:r>
+        <w:rPr>
+          <w:rFonts w:hint="default" w:ascii="monospace" w:hAnsi="monospace" w:eastAsia="monospace" w:cs="monospace"/>
+          <w:color w:val="2AACB8"/>
+          <w:sz w:val="19"/>
+          <w:szCs w:val="19"/>
+          <w:shd w:val="clear" w:fill="1E1F22"/>
+        </w:rPr>
+        <w:t>0.12</w:t>
+      </w:r>
+      <w:r>
+        <w:rPr>
+          <w:rFonts w:hint="default" w:ascii="monospace" w:hAnsi="monospace" w:eastAsia="monospace" w:cs="monospace"/>
+          <w:color w:val="BCBEC4"/>
+          <w:sz w:val="19"/>
+          <w:szCs w:val="19"/>
+          <w:shd w:val="clear" w:fill="1E1F22"/>
+        </w:rPr>
+        <w:t xml:space="preserve">, </w:t>
+      </w:r>
+      <w:r>
+        <w:rPr>
+          <w:rFonts w:hint="default" w:ascii="monospace" w:hAnsi="monospace" w:eastAsia="monospace" w:cs="monospace"/>
+          <w:color w:val="2AACB8"/>
+          <w:sz w:val="19"/>
+          <w:szCs w:val="19"/>
+          <w:shd w:val="clear" w:fill="1E1F22"/>
+        </w:rPr>
+        <w:t>0.09</w:t>
+      </w:r>
+      <w:r>
+        <w:rPr>
+          <w:rFonts w:hint="default" w:ascii="monospace" w:hAnsi="monospace" w:eastAsia="monospace" w:cs="monospace"/>
+          <w:color w:val="BCBEC4"/>
+          <w:sz w:val="19"/>
+          <w:szCs w:val="19"/>
+          <w:shd w:val="clear" w:fill="1E1F22"/>
+        </w:rPr>
+        <w:t xml:space="preserve">, </w:t>
+      </w:r>
+      <w:r>
+        <w:rPr>
+          <w:rFonts w:hint="default" w:ascii="monospace" w:hAnsi="monospace" w:eastAsia="monospace" w:cs="monospace"/>
+          <w:color w:val="2AACB8"/>
+          <w:sz w:val="19"/>
+          <w:szCs w:val="19"/>
+          <w:shd w:val="clear" w:fill="1E1F22"/>
+        </w:rPr>
+        <w:t>0.09</w:t>
+      </w:r>
+      <w:r>
+        <w:rPr>
+          <w:rFonts w:hint="default" w:ascii="monospace" w:hAnsi="monospace" w:eastAsia="monospace" w:cs="monospace"/>
+          <w:color w:val="BCBEC4"/>
+          <w:sz w:val="19"/>
+          <w:szCs w:val="19"/>
+          <w:shd w:val="clear" w:fill="1E1F22"/>
+        </w:rPr>
+        <w:t xml:space="preserve">, </w:t>
+      </w:r>
+      <w:r>
+        <w:rPr>
+          <w:rFonts w:hint="default" w:ascii="monospace" w:hAnsi="monospace" w:eastAsia="monospace" w:cs="monospace"/>
+          <w:color w:val="2AACB8"/>
+          <w:sz w:val="19"/>
+          <w:szCs w:val="19"/>
+          <w:shd w:val="clear" w:fill="1E1F22"/>
+        </w:rPr>
+        <w:t>0.12</w:t>
+      </w:r>
+      <w:r>
+        <w:rPr>
+          <w:rFonts w:hint="default" w:ascii="monospace" w:hAnsi="monospace" w:eastAsia="monospace" w:cs="monospace"/>
+          <w:color w:val="BCBEC4"/>
+          <w:sz w:val="19"/>
+          <w:szCs w:val="19"/>
+          <w:shd w:val="clear" w:fill="1E1F22"/>
+        </w:rPr>
+        <w:t xml:space="preserve">, </w:t>
+      </w:r>
+      <w:r>
+        <w:rPr>
+          <w:rFonts w:hint="default" w:ascii="monospace" w:hAnsi="monospace" w:eastAsia="monospace" w:cs="monospace"/>
+          <w:color w:val="2AACB8"/>
+          <w:sz w:val="19"/>
+          <w:szCs w:val="19"/>
+          <w:shd w:val="clear" w:fill="1E1F22"/>
+        </w:rPr>
+        <w:t>0.05</w:t>
+      </w:r>
+      <w:r>
+        <w:rPr>
+          <w:rFonts w:hint="default" w:ascii="monospace" w:hAnsi="monospace" w:eastAsia="monospace" w:cs="monospace"/>
+          <w:color w:val="BCBEC4"/>
+          <w:sz w:val="19"/>
+          <w:szCs w:val="19"/>
+          <w:shd w:val="clear" w:fill="1E1F22"/>
+        </w:rPr>
+        <w:t xml:space="preserve">, </w:t>
+      </w:r>
+      <w:r>
+        <w:rPr>
+          <w:rFonts w:hint="default" w:ascii="monospace" w:hAnsi="monospace" w:eastAsia="monospace" w:cs="monospace"/>
+          <w:color w:val="2AACB8"/>
+          <w:sz w:val="19"/>
+          <w:szCs w:val="19"/>
+          <w:shd w:val="clear" w:fill="1E1F22"/>
+        </w:rPr>
+        <w:t>0.08</w:t>
+      </w:r>
+      <w:r>
+        <w:rPr>
+          <w:rFonts w:hint="default" w:ascii="monospace" w:hAnsi="monospace" w:eastAsia="monospace" w:cs="monospace"/>
+          <w:color w:val="BCBEC4"/>
+          <w:sz w:val="19"/>
+          <w:szCs w:val="19"/>
+          <w:shd w:val="clear" w:fill="1E1F22"/>
+        </w:rPr>
+        <w:t xml:space="preserve">], </w:t>
+      </w:r>
+      <w:r>
+        <w:rPr>
+          <w:rFonts w:hint="default" w:ascii="monospace" w:hAnsi="monospace" w:eastAsia="monospace" w:cs="monospace"/>
+          <w:color w:val="7A7E85"/>
+          <w:sz w:val="19"/>
+          <w:szCs w:val="19"/>
+          <w:shd w:val="clear" w:fill="1E1F22"/>
+        </w:rPr>
+        <w:br w:type="textWrapping"/>
+      </w:r>
+      <w:r>
+        <w:rPr>
+          <w:rFonts w:hint="default" w:ascii="monospace" w:hAnsi="monospace" w:eastAsia="monospace" w:cs="monospace"/>
+          <w:color w:val="7A7E85"/>
+          <w:sz w:val="19"/>
+          <w:szCs w:val="19"/>
+          <w:shd w:val="clear" w:fill="1E1F22"/>
+        </w:rPr>
+        <w:t xml:space="preserve">        </w:t>
+      </w:r>
+      <w:r>
+        <w:rPr>
+          <w:rFonts w:hint="default" w:ascii="monospace" w:hAnsi="monospace" w:eastAsia="monospace" w:cs="monospace"/>
+          <w:color w:val="BCBEC4"/>
+          <w:sz w:val="19"/>
+          <w:szCs w:val="19"/>
+          <w:shd w:val="clear" w:fill="1E1F22"/>
+        </w:rPr>
+        <w:t>[</w:t>
+      </w:r>
+      <w:r>
+        <w:rPr>
+          <w:rFonts w:hint="default" w:ascii="monospace" w:hAnsi="monospace" w:eastAsia="monospace" w:cs="monospace"/>
+          <w:color w:val="2AACB8"/>
+          <w:sz w:val="19"/>
+          <w:szCs w:val="19"/>
+          <w:shd w:val="clear" w:fill="1E1F22"/>
+        </w:rPr>
+        <w:t>0.25</w:t>
+      </w:r>
+      <w:r>
+        <w:rPr>
+          <w:rFonts w:hint="default" w:ascii="monospace" w:hAnsi="monospace" w:eastAsia="monospace" w:cs="monospace"/>
+          <w:color w:val="BCBEC4"/>
+          <w:sz w:val="19"/>
+          <w:szCs w:val="19"/>
+          <w:shd w:val="clear" w:fill="1E1F22"/>
+        </w:rPr>
+        <w:t xml:space="preserve">, </w:t>
+      </w:r>
+      <w:r>
+        <w:rPr>
+          <w:rFonts w:hint="default" w:ascii="monospace" w:hAnsi="monospace" w:eastAsia="monospace" w:cs="monospace"/>
+          <w:color w:val="2AACB8"/>
+          <w:sz w:val="19"/>
+          <w:szCs w:val="19"/>
+          <w:shd w:val="clear" w:fill="1E1F22"/>
+        </w:rPr>
+        <w:t>0.12</w:t>
+      </w:r>
+      <w:r>
+        <w:rPr>
+          <w:rFonts w:hint="default" w:ascii="monospace" w:hAnsi="monospace" w:eastAsia="monospace" w:cs="monospace"/>
+          <w:color w:val="BCBEC4"/>
+          <w:sz w:val="19"/>
+          <w:szCs w:val="19"/>
+          <w:shd w:val="clear" w:fill="1E1F22"/>
+        </w:rPr>
+        <w:t xml:space="preserve">, </w:t>
+      </w:r>
+      <w:r>
+        <w:rPr>
+          <w:rFonts w:hint="default" w:ascii="monospace" w:hAnsi="monospace" w:eastAsia="monospace" w:cs="monospace"/>
+          <w:color w:val="2AACB8"/>
+          <w:sz w:val="19"/>
+          <w:szCs w:val="19"/>
+          <w:shd w:val="clear" w:fill="1E1F22"/>
+        </w:rPr>
+        <w:t>0.18</w:t>
+      </w:r>
+      <w:r>
+        <w:rPr>
+          <w:rFonts w:hint="default" w:ascii="monospace" w:hAnsi="monospace" w:eastAsia="monospace" w:cs="monospace"/>
+          <w:color w:val="BCBEC4"/>
+          <w:sz w:val="19"/>
+          <w:szCs w:val="19"/>
+          <w:shd w:val="clear" w:fill="1E1F22"/>
+        </w:rPr>
+        <w:t xml:space="preserve">, </w:t>
+      </w:r>
+      <w:r>
+        <w:rPr>
+          <w:rFonts w:hint="default" w:ascii="monospace" w:hAnsi="monospace" w:eastAsia="monospace" w:cs="monospace"/>
+          <w:color w:val="2AACB8"/>
+          <w:sz w:val="19"/>
+          <w:szCs w:val="19"/>
+          <w:shd w:val="clear" w:fill="1E1F22"/>
+        </w:rPr>
+        <w:t>0.14</w:t>
+      </w:r>
+      <w:r>
+        <w:rPr>
+          <w:rFonts w:hint="default" w:ascii="monospace" w:hAnsi="monospace" w:eastAsia="monospace" w:cs="monospace"/>
+          <w:color w:val="BCBEC4"/>
+          <w:sz w:val="19"/>
+          <w:szCs w:val="19"/>
+          <w:shd w:val="clear" w:fill="1E1F22"/>
+        </w:rPr>
+        <w:t xml:space="preserve">, </w:t>
+      </w:r>
+      <w:r>
+        <w:rPr>
+          <w:rFonts w:hint="default" w:ascii="monospace" w:hAnsi="monospace" w:eastAsia="monospace" w:cs="monospace"/>
+          <w:color w:val="2AACB8"/>
+          <w:sz w:val="19"/>
+          <w:szCs w:val="19"/>
+          <w:shd w:val="clear" w:fill="1E1F22"/>
+        </w:rPr>
+        <w:t>0.14</w:t>
+      </w:r>
+      <w:r>
+        <w:rPr>
+          <w:rFonts w:hint="default" w:ascii="monospace" w:hAnsi="monospace" w:eastAsia="monospace" w:cs="monospace"/>
+          <w:color w:val="BCBEC4"/>
+          <w:sz w:val="19"/>
+          <w:szCs w:val="19"/>
+          <w:shd w:val="clear" w:fill="1E1F22"/>
+        </w:rPr>
+        <w:t xml:space="preserve">, </w:t>
+      </w:r>
+      <w:r>
+        <w:rPr>
+          <w:rFonts w:hint="default" w:ascii="monospace" w:hAnsi="monospace" w:eastAsia="monospace" w:cs="monospace"/>
+          <w:color w:val="2AACB8"/>
+          <w:sz w:val="19"/>
+          <w:szCs w:val="19"/>
+          <w:shd w:val="clear" w:fill="1E1F22"/>
+        </w:rPr>
+        <w:t>0.18</w:t>
+      </w:r>
+      <w:r>
+        <w:rPr>
+          <w:rFonts w:hint="default" w:ascii="monospace" w:hAnsi="monospace" w:eastAsia="monospace" w:cs="monospace"/>
+          <w:color w:val="BCBEC4"/>
+          <w:sz w:val="19"/>
+          <w:szCs w:val="19"/>
+          <w:shd w:val="clear" w:fill="1E1F22"/>
+        </w:rPr>
+        <w:t xml:space="preserve">, </w:t>
+      </w:r>
+      <w:r>
+        <w:rPr>
+          <w:rFonts w:hint="default" w:ascii="monospace" w:hAnsi="monospace" w:eastAsia="monospace" w:cs="monospace"/>
+          <w:color w:val="2AACB8"/>
+          <w:sz w:val="19"/>
+          <w:szCs w:val="19"/>
+          <w:shd w:val="clear" w:fill="1E1F22"/>
+        </w:rPr>
+        <w:t>0.12</w:t>
+      </w:r>
+      <w:r>
+        <w:rPr>
+          <w:rFonts w:hint="default" w:ascii="monospace" w:hAnsi="monospace" w:eastAsia="monospace" w:cs="monospace"/>
+          <w:color w:val="BCBEC4"/>
+          <w:sz w:val="19"/>
+          <w:szCs w:val="19"/>
+          <w:shd w:val="clear" w:fill="1E1F22"/>
+        </w:rPr>
+        <w:t xml:space="preserve">, </w:t>
+      </w:r>
+      <w:r>
+        <w:rPr>
+          <w:rFonts w:hint="default" w:ascii="monospace" w:hAnsi="monospace" w:eastAsia="monospace" w:cs="monospace"/>
+          <w:color w:val="2AACB8"/>
+          <w:sz w:val="19"/>
+          <w:szCs w:val="19"/>
+          <w:shd w:val="clear" w:fill="1E1F22"/>
+        </w:rPr>
+        <w:t>0.25</w:t>
+      </w:r>
+      <w:r>
+        <w:rPr>
+          <w:rFonts w:hint="default" w:ascii="monospace" w:hAnsi="monospace" w:eastAsia="monospace" w:cs="monospace"/>
+          <w:color w:val="BCBEC4"/>
+          <w:sz w:val="19"/>
+          <w:szCs w:val="19"/>
+          <w:shd w:val="clear" w:fill="1E1F22"/>
+        </w:rPr>
+        <w:t xml:space="preserve">], </w:t>
+      </w:r>
+      <w:r>
+        <w:rPr>
+          <w:rFonts w:hint="default" w:ascii="monospace" w:hAnsi="monospace" w:eastAsia="monospace" w:cs="monospace"/>
+          <w:color w:val="7A7E85"/>
+          <w:sz w:val="19"/>
+          <w:szCs w:val="19"/>
+          <w:shd w:val="clear" w:fill="1E1F22"/>
+        </w:rPr>
+        <w:br w:type="textWrapping"/>
+      </w:r>
+      <w:r>
+        <w:rPr>
+          <w:rFonts w:hint="default" w:ascii="monospace" w:hAnsi="monospace" w:eastAsia="monospace" w:cs="monospace"/>
+          <w:color w:val="7A7E85"/>
+          <w:sz w:val="19"/>
+          <w:szCs w:val="19"/>
+          <w:shd w:val="clear" w:fill="1E1F22"/>
+        </w:rPr>
+        <w:t xml:space="preserve">        </w:t>
+      </w:r>
+      <w:r>
+        <w:rPr>
+          <w:rFonts w:hint="default" w:ascii="monospace" w:hAnsi="monospace" w:eastAsia="monospace" w:cs="monospace"/>
+          <w:color w:val="BCBEC4"/>
+          <w:sz w:val="19"/>
+          <w:szCs w:val="19"/>
+          <w:shd w:val="clear" w:fill="1E1F22"/>
+        </w:rPr>
+        <w:t>[</w:t>
+      </w:r>
+      <w:r>
+        <w:rPr>
+          <w:rFonts w:hint="default" w:ascii="monospace" w:hAnsi="monospace" w:eastAsia="monospace" w:cs="monospace"/>
+          <w:color w:val="2AACB8"/>
+          <w:sz w:val="19"/>
+          <w:szCs w:val="19"/>
+          <w:shd w:val="clear" w:fill="1E1F22"/>
+        </w:rPr>
+        <w:t>0.15</w:t>
+      </w:r>
+      <w:r>
+        <w:rPr>
+          <w:rFonts w:hint="default" w:ascii="monospace" w:hAnsi="monospace" w:eastAsia="monospace" w:cs="monospace"/>
+          <w:color w:val="BCBEC4"/>
+          <w:sz w:val="19"/>
+          <w:szCs w:val="19"/>
+          <w:shd w:val="clear" w:fill="1E1F22"/>
+        </w:rPr>
+        <w:t xml:space="preserve">, </w:t>
+      </w:r>
+      <w:r>
+        <w:rPr>
+          <w:rFonts w:hint="default" w:ascii="monospace" w:hAnsi="monospace" w:eastAsia="monospace" w:cs="monospace"/>
+          <w:color w:val="2AACB8"/>
+          <w:sz w:val="19"/>
+          <w:szCs w:val="19"/>
+          <w:shd w:val="clear" w:fill="1E1F22"/>
+        </w:rPr>
+        <w:t>0.09</w:t>
+      </w:r>
+      <w:r>
+        <w:rPr>
+          <w:rFonts w:hint="default" w:ascii="monospace" w:hAnsi="monospace" w:eastAsia="monospace" w:cs="monospace"/>
+          <w:color w:val="BCBEC4"/>
+          <w:sz w:val="19"/>
+          <w:szCs w:val="19"/>
+          <w:shd w:val="clear" w:fill="1E1F22"/>
+        </w:rPr>
+        <w:t xml:space="preserve">, </w:t>
+      </w:r>
+      <w:r>
+        <w:rPr>
+          <w:rFonts w:hint="default" w:ascii="monospace" w:hAnsi="monospace" w:eastAsia="monospace" w:cs="monospace"/>
+          <w:color w:val="2AACB8"/>
+          <w:sz w:val="19"/>
+          <w:szCs w:val="19"/>
+          <w:shd w:val="clear" w:fill="1E1F22"/>
+        </w:rPr>
+        <w:t>0.14</w:t>
+      </w:r>
+      <w:r>
+        <w:rPr>
+          <w:rFonts w:hint="default" w:ascii="monospace" w:hAnsi="monospace" w:eastAsia="monospace" w:cs="monospace"/>
+          <w:color w:val="BCBEC4"/>
+          <w:sz w:val="19"/>
+          <w:szCs w:val="19"/>
+          <w:shd w:val="clear" w:fill="1E1F22"/>
+        </w:rPr>
+        <w:t xml:space="preserve">, </w:t>
+      </w:r>
+      <w:r>
+        <w:rPr>
+          <w:rFonts w:hint="default" w:ascii="monospace" w:hAnsi="monospace" w:eastAsia="monospace" w:cs="monospace"/>
+          <w:color w:val="2AACB8"/>
+          <w:sz w:val="19"/>
+          <w:szCs w:val="19"/>
+          <w:shd w:val="clear" w:fill="1E1F22"/>
+        </w:rPr>
+        <w:t>0.11</w:t>
+      </w:r>
+      <w:r>
+        <w:rPr>
+          <w:rFonts w:hint="default" w:ascii="monospace" w:hAnsi="monospace" w:eastAsia="monospace" w:cs="monospace"/>
+          <w:color w:val="BCBEC4"/>
+          <w:sz w:val="19"/>
+          <w:szCs w:val="19"/>
+          <w:shd w:val="clear" w:fill="1E1F22"/>
+        </w:rPr>
+        <w:t xml:space="preserve">, </w:t>
+      </w:r>
+      <w:r>
+        <w:rPr>
+          <w:rFonts w:hint="default" w:ascii="monospace" w:hAnsi="monospace" w:eastAsia="monospace" w:cs="monospace"/>
+          <w:color w:val="2AACB8"/>
+          <w:sz w:val="19"/>
+          <w:szCs w:val="19"/>
+          <w:shd w:val="clear" w:fill="1E1F22"/>
+        </w:rPr>
+        <w:t>0.11</w:t>
+      </w:r>
+      <w:r>
+        <w:rPr>
+          <w:rFonts w:hint="default" w:ascii="monospace" w:hAnsi="monospace" w:eastAsia="monospace" w:cs="monospace"/>
+          <w:color w:val="BCBEC4"/>
+          <w:sz w:val="19"/>
+          <w:szCs w:val="19"/>
+          <w:shd w:val="clear" w:fill="1E1F22"/>
+        </w:rPr>
+        <w:t xml:space="preserve">, </w:t>
+      </w:r>
+      <w:r>
+        <w:rPr>
+          <w:rFonts w:hint="default" w:ascii="monospace" w:hAnsi="monospace" w:eastAsia="monospace" w:cs="monospace"/>
+          <w:color w:val="2AACB8"/>
+          <w:sz w:val="19"/>
+          <w:szCs w:val="19"/>
+          <w:shd w:val="clear" w:fill="1E1F22"/>
+        </w:rPr>
+        <w:t>0.14</w:t>
+      </w:r>
+      <w:r>
+        <w:rPr>
+          <w:rFonts w:hint="default" w:ascii="monospace" w:hAnsi="monospace" w:eastAsia="monospace" w:cs="monospace"/>
+          <w:color w:val="BCBEC4"/>
+          <w:sz w:val="19"/>
+          <w:szCs w:val="19"/>
+          <w:shd w:val="clear" w:fill="1E1F22"/>
+        </w:rPr>
+        <w:t xml:space="preserve">, </w:t>
+      </w:r>
+      <w:r>
+        <w:rPr>
+          <w:rFonts w:hint="default" w:ascii="monospace" w:hAnsi="monospace" w:eastAsia="monospace" w:cs="monospace"/>
+          <w:color w:val="2AACB8"/>
+          <w:sz w:val="19"/>
+          <w:szCs w:val="19"/>
+          <w:shd w:val="clear" w:fill="1E1F22"/>
+        </w:rPr>
+        <w:t>0.09</w:t>
+      </w:r>
+      <w:r>
+        <w:rPr>
+          <w:rFonts w:hint="default" w:ascii="monospace" w:hAnsi="monospace" w:eastAsia="monospace" w:cs="monospace"/>
+          <w:color w:val="BCBEC4"/>
+          <w:sz w:val="19"/>
+          <w:szCs w:val="19"/>
+          <w:shd w:val="clear" w:fill="1E1F22"/>
+        </w:rPr>
+        <w:t xml:space="preserve">, </w:t>
+      </w:r>
+      <w:r>
+        <w:rPr>
+          <w:rFonts w:hint="default" w:ascii="monospace" w:hAnsi="monospace" w:eastAsia="monospace" w:cs="monospace"/>
+          <w:color w:val="2AACB8"/>
+          <w:sz w:val="19"/>
+          <w:szCs w:val="19"/>
+          <w:shd w:val="clear" w:fill="1E1F22"/>
+        </w:rPr>
+        <w:t>0.15</w:t>
+      </w:r>
+      <w:r>
+        <w:rPr>
+          <w:rFonts w:hint="default" w:ascii="monospace" w:hAnsi="monospace" w:eastAsia="monospace" w:cs="monospace"/>
+          <w:color w:val="BCBEC4"/>
+          <w:sz w:val="19"/>
+          <w:szCs w:val="19"/>
+          <w:shd w:val="clear" w:fill="1E1F22"/>
+        </w:rPr>
+        <w:t xml:space="preserve">], </w:t>
+      </w:r>
+      <w:r>
+        <w:rPr>
+          <w:rFonts w:hint="default" w:ascii="monospace" w:hAnsi="monospace" w:eastAsia="monospace" w:cs="monospace"/>
+          <w:color w:val="7A7E85"/>
+          <w:sz w:val="19"/>
+          <w:szCs w:val="19"/>
+          <w:shd w:val="clear" w:fill="1E1F22"/>
+        </w:rPr>
+        <w:br w:type="textWrapping"/>
+      </w:r>
+      <w:r>
+        <w:rPr>
+          <w:rFonts w:hint="default" w:ascii="monospace" w:hAnsi="monospace" w:eastAsia="monospace" w:cs="monospace"/>
+          <w:color w:val="7A7E85"/>
+          <w:sz w:val="19"/>
+          <w:szCs w:val="19"/>
+          <w:shd w:val="clear" w:fill="1E1F22"/>
+        </w:rPr>
+        <w:t xml:space="preserve">        </w:t>
+      </w:r>
+      <w:r>
+        <w:rPr>
+          <w:rFonts w:hint="default" w:ascii="monospace" w:hAnsi="monospace" w:eastAsia="monospace" w:cs="monospace"/>
+          <w:color w:val="BCBEC4"/>
+          <w:sz w:val="19"/>
+          <w:szCs w:val="19"/>
+          <w:shd w:val="clear" w:fill="1E1F22"/>
+        </w:rPr>
+        <w:t>[</w:t>
+      </w:r>
+      <w:r>
+        <w:rPr>
+          <w:rFonts w:hint="default" w:ascii="monospace" w:hAnsi="monospace" w:eastAsia="monospace" w:cs="monospace"/>
+          <w:color w:val="2AACB8"/>
+          <w:sz w:val="19"/>
+          <w:szCs w:val="19"/>
+          <w:shd w:val="clear" w:fill="1E1F22"/>
+        </w:rPr>
+        <w:t>0.15</w:t>
+      </w:r>
+      <w:r>
+        <w:rPr>
+          <w:rFonts w:hint="default" w:ascii="monospace" w:hAnsi="monospace" w:eastAsia="monospace" w:cs="monospace"/>
+          <w:color w:val="BCBEC4"/>
+          <w:sz w:val="19"/>
+          <w:szCs w:val="19"/>
+          <w:shd w:val="clear" w:fill="1E1F22"/>
+        </w:rPr>
+        <w:t xml:space="preserve">, </w:t>
+      </w:r>
+      <w:r>
+        <w:rPr>
+          <w:rFonts w:hint="default" w:ascii="monospace" w:hAnsi="monospace" w:eastAsia="monospace" w:cs="monospace"/>
+          <w:color w:val="2AACB8"/>
+          <w:sz w:val="19"/>
+          <w:szCs w:val="19"/>
+          <w:shd w:val="clear" w:fill="1E1F22"/>
+        </w:rPr>
+        <w:t>0.09</w:t>
+      </w:r>
+      <w:r>
+        <w:rPr>
+          <w:rFonts w:hint="default" w:ascii="monospace" w:hAnsi="monospace" w:eastAsia="monospace" w:cs="monospace"/>
+          <w:color w:val="BCBEC4"/>
+          <w:sz w:val="19"/>
+          <w:szCs w:val="19"/>
+          <w:shd w:val="clear" w:fill="1E1F22"/>
+        </w:rPr>
+        <w:t xml:space="preserve">, </w:t>
+      </w:r>
+      <w:r>
+        <w:rPr>
+          <w:rFonts w:hint="default" w:ascii="monospace" w:hAnsi="monospace" w:eastAsia="monospace" w:cs="monospace"/>
+          <w:color w:val="2AACB8"/>
+          <w:sz w:val="19"/>
+          <w:szCs w:val="19"/>
+          <w:shd w:val="clear" w:fill="1E1F22"/>
+        </w:rPr>
+        <w:t>0.14</w:t>
+      </w:r>
+      <w:r>
+        <w:rPr>
+          <w:rFonts w:hint="default" w:ascii="monospace" w:hAnsi="monospace" w:eastAsia="monospace" w:cs="monospace"/>
+          <w:color w:val="BCBEC4"/>
+          <w:sz w:val="19"/>
+          <w:szCs w:val="19"/>
+          <w:shd w:val="clear" w:fill="1E1F22"/>
+        </w:rPr>
+        <w:t xml:space="preserve">, </w:t>
+      </w:r>
+      <w:r>
+        <w:rPr>
+          <w:rFonts w:hint="default" w:ascii="monospace" w:hAnsi="monospace" w:eastAsia="monospace" w:cs="monospace"/>
+          <w:color w:val="2AACB8"/>
+          <w:sz w:val="19"/>
+          <w:szCs w:val="19"/>
+          <w:shd w:val="clear" w:fill="1E1F22"/>
+        </w:rPr>
+        <w:t>0.11</w:t>
+      </w:r>
+      <w:r>
+        <w:rPr>
+          <w:rFonts w:hint="default" w:ascii="monospace" w:hAnsi="monospace" w:eastAsia="monospace" w:cs="monospace"/>
+          <w:color w:val="BCBEC4"/>
+          <w:sz w:val="19"/>
+          <w:szCs w:val="19"/>
+          <w:shd w:val="clear" w:fill="1E1F22"/>
+        </w:rPr>
+        <w:t xml:space="preserve">, </w:t>
+      </w:r>
+      <w:r>
+        <w:rPr>
+          <w:rFonts w:hint="default" w:ascii="monospace" w:hAnsi="monospace" w:eastAsia="monospace" w:cs="monospace"/>
+          <w:color w:val="2AACB8"/>
+          <w:sz w:val="19"/>
+          <w:szCs w:val="19"/>
+          <w:shd w:val="clear" w:fill="1E1F22"/>
+        </w:rPr>
+        <w:t>0.11</w:t>
+      </w:r>
+      <w:r>
+        <w:rPr>
+          <w:rFonts w:hint="default" w:ascii="monospace" w:hAnsi="monospace" w:eastAsia="monospace" w:cs="monospace"/>
+          <w:color w:val="BCBEC4"/>
+          <w:sz w:val="19"/>
+          <w:szCs w:val="19"/>
+          <w:shd w:val="clear" w:fill="1E1F22"/>
+        </w:rPr>
+        <w:t xml:space="preserve">, </w:t>
+      </w:r>
+      <w:r>
+        <w:rPr>
+          <w:rFonts w:hint="default" w:ascii="monospace" w:hAnsi="monospace" w:eastAsia="monospace" w:cs="monospace"/>
+          <w:color w:val="2AACB8"/>
+          <w:sz w:val="19"/>
+          <w:szCs w:val="19"/>
+          <w:shd w:val="clear" w:fill="1E1F22"/>
+        </w:rPr>
+        <w:t>0.14</w:t>
+      </w:r>
+      <w:r>
+        <w:rPr>
+          <w:rFonts w:hint="default" w:ascii="monospace" w:hAnsi="monospace" w:eastAsia="monospace" w:cs="monospace"/>
+          <w:color w:val="BCBEC4"/>
+          <w:sz w:val="19"/>
+          <w:szCs w:val="19"/>
+          <w:shd w:val="clear" w:fill="1E1F22"/>
+        </w:rPr>
+        <w:t xml:space="preserve">, </w:t>
+      </w:r>
+      <w:r>
+        <w:rPr>
+          <w:rFonts w:hint="default" w:ascii="monospace" w:hAnsi="monospace" w:eastAsia="monospace" w:cs="monospace"/>
+          <w:color w:val="2AACB8"/>
+          <w:sz w:val="19"/>
+          <w:szCs w:val="19"/>
+          <w:shd w:val="clear" w:fill="1E1F22"/>
+        </w:rPr>
+        <w:t>0.09</w:t>
+      </w:r>
+      <w:r>
+        <w:rPr>
+          <w:rFonts w:hint="default" w:ascii="monospace" w:hAnsi="monospace" w:eastAsia="monospace" w:cs="monospace"/>
+          <w:color w:val="BCBEC4"/>
+          <w:sz w:val="19"/>
+          <w:szCs w:val="19"/>
+          <w:shd w:val="clear" w:fill="1E1F22"/>
+        </w:rPr>
+        <w:t xml:space="preserve">, </w:t>
+      </w:r>
+      <w:r>
+        <w:rPr>
+          <w:rFonts w:hint="default" w:ascii="monospace" w:hAnsi="monospace" w:eastAsia="monospace" w:cs="monospace"/>
+          <w:color w:val="2AACB8"/>
+          <w:sz w:val="19"/>
+          <w:szCs w:val="19"/>
+          <w:shd w:val="clear" w:fill="1E1F22"/>
+        </w:rPr>
+        <w:t>0.15</w:t>
+      </w:r>
+      <w:r>
+        <w:rPr>
+          <w:rFonts w:hint="default" w:ascii="monospace" w:hAnsi="monospace" w:eastAsia="monospace" w:cs="monospace"/>
+          <w:color w:val="BCBEC4"/>
+          <w:sz w:val="19"/>
+          <w:szCs w:val="19"/>
+          <w:shd w:val="clear" w:fill="1E1F22"/>
+        </w:rPr>
+        <w:t xml:space="preserve">], </w:t>
+      </w:r>
+      <w:r>
+        <w:rPr>
+          <w:rFonts w:hint="default" w:ascii="monospace" w:hAnsi="monospace" w:eastAsia="monospace" w:cs="monospace"/>
+          <w:color w:val="7A7E85"/>
+          <w:sz w:val="19"/>
+          <w:szCs w:val="19"/>
+          <w:shd w:val="clear" w:fill="1E1F22"/>
+        </w:rPr>
+        <w:br w:type="textWrapping"/>
+      </w:r>
+      <w:r>
+        <w:rPr>
+          <w:rFonts w:hint="default" w:ascii="monospace" w:hAnsi="monospace" w:eastAsia="monospace" w:cs="monospace"/>
+          <w:color w:val="7A7E85"/>
+          <w:sz w:val="19"/>
+          <w:szCs w:val="19"/>
+          <w:shd w:val="clear" w:fill="1E1F22"/>
+        </w:rPr>
+        <w:t xml:space="preserve">        </w:t>
+      </w:r>
+      <w:r>
+        <w:rPr>
+          <w:rFonts w:hint="default" w:ascii="monospace" w:hAnsi="monospace" w:eastAsia="monospace" w:cs="monospace"/>
+          <w:color w:val="BCBEC4"/>
+          <w:sz w:val="19"/>
+          <w:szCs w:val="19"/>
+          <w:shd w:val="clear" w:fill="1E1F22"/>
+        </w:rPr>
+        <w:t>[</w:t>
+      </w:r>
+      <w:r>
+        <w:rPr>
+          <w:rFonts w:hint="default" w:ascii="monospace" w:hAnsi="monospace" w:eastAsia="monospace" w:cs="monospace"/>
+          <w:color w:val="2AACB8"/>
+          <w:sz w:val="19"/>
+          <w:szCs w:val="19"/>
+          <w:shd w:val="clear" w:fill="1E1F22"/>
+        </w:rPr>
+        <w:t>0.25</w:t>
+      </w:r>
+      <w:r>
+        <w:rPr>
+          <w:rFonts w:hint="default" w:ascii="monospace" w:hAnsi="monospace" w:eastAsia="monospace" w:cs="monospace"/>
+          <w:color w:val="BCBEC4"/>
+          <w:sz w:val="19"/>
+          <w:szCs w:val="19"/>
+          <w:shd w:val="clear" w:fill="1E1F22"/>
+        </w:rPr>
+        <w:t xml:space="preserve">, </w:t>
+      </w:r>
+      <w:r>
+        <w:rPr>
+          <w:rFonts w:hint="default" w:ascii="monospace" w:hAnsi="monospace" w:eastAsia="monospace" w:cs="monospace"/>
+          <w:color w:val="2AACB8"/>
+          <w:sz w:val="19"/>
+          <w:szCs w:val="19"/>
+          <w:shd w:val="clear" w:fill="1E1F22"/>
+        </w:rPr>
+        <w:t>0.12</w:t>
+      </w:r>
+      <w:r>
+        <w:rPr>
+          <w:rFonts w:hint="default" w:ascii="monospace" w:hAnsi="monospace" w:eastAsia="monospace" w:cs="monospace"/>
+          <w:color w:val="BCBEC4"/>
+          <w:sz w:val="19"/>
+          <w:szCs w:val="19"/>
+          <w:shd w:val="clear" w:fill="1E1F22"/>
+        </w:rPr>
+        <w:t xml:space="preserve">, </w:t>
+      </w:r>
+      <w:r>
+        <w:rPr>
+          <w:rFonts w:hint="default" w:ascii="monospace" w:hAnsi="monospace" w:eastAsia="monospace" w:cs="monospace"/>
+          <w:color w:val="2AACB8"/>
+          <w:sz w:val="19"/>
+          <w:szCs w:val="19"/>
+          <w:shd w:val="clear" w:fill="1E1F22"/>
+        </w:rPr>
+        <w:t>0.18</w:t>
+      </w:r>
+      <w:r>
+        <w:rPr>
+          <w:rFonts w:hint="default" w:ascii="monospace" w:hAnsi="monospace" w:eastAsia="monospace" w:cs="monospace"/>
+          <w:color w:val="BCBEC4"/>
+          <w:sz w:val="19"/>
+          <w:szCs w:val="19"/>
+          <w:shd w:val="clear" w:fill="1E1F22"/>
+        </w:rPr>
+        <w:t xml:space="preserve">, </w:t>
+      </w:r>
+      <w:r>
+        <w:rPr>
+          <w:rFonts w:hint="default" w:ascii="monospace" w:hAnsi="monospace" w:eastAsia="monospace" w:cs="monospace"/>
+          <w:color w:val="2AACB8"/>
+          <w:sz w:val="19"/>
+          <w:szCs w:val="19"/>
+          <w:shd w:val="clear" w:fill="1E1F22"/>
+        </w:rPr>
+        <w:t>0.14</w:t>
+      </w:r>
+      <w:r>
+        <w:rPr>
+          <w:rFonts w:hint="default" w:ascii="monospace" w:hAnsi="monospace" w:eastAsia="monospace" w:cs="monospace"/>
+          <w:color w:val="BCBEC4"/>
+          <w:sz w:val="19"/>
+          <w:szCs w:val="19"/>
+          <w:shd w:val="clear" w:fill="1E1F22"/>
+        </w:rPr>
+        <w:t xml:space="preserve">, </w:t>
+      </w:r>
+      <w:r>
+        <w:rPr>
+          <w:rFonts w:hint="default" w:ascii="monospace" w:hAnsi="monospace" w:eastAsia="monospace" w:cs="monospace"/>
+          <w:color w:val="2AACB8"/>
+          <w:sz w:val="19"/>
+          <w:szCs w:val="19"/>
+          <w:shd w:val="clear" w:fill="1E1F22"/>
+        </w:rPr>
+        <w:t>0.14</w:t>
+      </w:r>
+      <w:r>
+        <w:rPr>
+          <w:rFonts w:hint="default" w:ascii="monospace" w:hAnsi="monospace" w:eastAsia="monospace" w:cs="monospace"/>
+          <w:color w:val="BCBEC4"/>
+          <w:sz w:val="19"/>
+          <w:szCs w:val="19"/>
+          <w:shd w:val="clear" w:fill="1E1F22"/>
+        </w:rPr>
+        <w:t xml:space="preserve">, </w:t>
+      </w:r>
+      <w:r>
+        <w:rPr>
+          <w:rFonts w:hint="default" w:ascii="monospace" w:hAnsi="monospace" w:eastAsia="monospace" w:cs="monospace"/>
+          <w:color w:val="2AACB8"/>
+          <w:sz w:val="19"/>
+          <w:szCs w:val="19"/>
+          <w:shd w:val="clear" w:fill="1E1F22"/>
+        </w:rPr>
+        <w:t>0.18</w:t>
+      </w:r>
+      <w:r>
+        <w:rPr>
+          <w:rFonts w:hint="default" w:ascii="monospace" w:hAnsi="monospace" w:eastAsia="monospace" w:cs="monospace"/>
+          <w:color w:val="BCBEC4"/>
+          <w:sz w:val="19"/>
+          <w:szCs w:val="19"/>
+          <w:shd w:val="clear" w:fill="1E1F22"/>
+        </w:rPr>
+        <w:t xml:space="preserve">, </w:t>
+      </w:r>
+      <w:r>
+        <w:rPr>
+          <w:rFonts w:hint="default" w:ascii="monospace" w:hAnsi="monospace" w:eastAsia="monospace" w:cs="monospace"/>
+          <w:color w:val="2AACB8"/>
+          <w:sz w:val="19"/>
+          <w:szCs w:val="19"/>
+          <w:shd w:val="clear" w:fill="1E1F22"/>
+        </w:rPr>
+        <w:t>0.12</w:t>
+      </w:r>
+      <w:r>
+        <w:rPr>
+          <w:rFonts w:hint="default" w:ascii="monospace" w:hAnsi="monospace" w:eastAsia="monospace" w:cs="monospace"/>
+          <w:color w:val="BCBEC4"/>
+          <w:sz w:val="19"/>
+          <w:szCs w:val="19"/>
+          <w:shd w:val="clear" w:fill="1E1F22"/>
+        </w:rPr>
+        <w:t xml:space="preserve">, </w:t>
+      </w:r>
+      <w:r>
+        <w:rPr>
+          <w:rFonts w:hint="default" w:ascii="monospace" w:hAnsi="monospace" w:eastAsia="monospace" w:cs="monospace"/>
+          <w:color w:val="2AACB8"/>
+          <w:sz w:val="19"/>
+          <w:szCs w:val="19"/>
+          <w:shd w:val="clear" w:fill="1E1F22"/>
+        </w:rPr>
+        <w:t>0.25</w:t>
+      </w:r>
+      <w:r>
+        <w:rPr>
+          <w:rFonts w:hint="default" w:ascii="monospace" w:hAnsi="monospace" w:eastAsia="monospace" w:cs="monospace"/>
+          <w:color w:val="BCBEC4"/>
+          <w:sz w:val="19"/>
+          <w:szCs w:val="19"/>
+          <w:shd w:val="clear" w:fill="1E1F22"/>
+        </w:rPr>
+        <w:t xml:space="preserve">], </w:t>
+      </w:r>
+      <w:r>
+        <w:rPr>
+          <w:rFonts w:hint="default" w:ascii="monospace" w:hAnsi="monospace" w:eastAsia="monospace" w:cs="monospace"/>
+          <w:color w:val="7A7E85"/>
+          <w:sz w:val="19"/>
+          <w:szCs w:val="19"/>
+          <w:shd w:val="clear" w:fill="1E1F22"/>
+        </w:rPr>
+        <w:br w:type="textWrapping"/>
+      </w:r>
+      <w:r>
+        <w:rPr>
+          <w:rFonts w:hint="default" w:ascii="monospace" w:hAnsi="monospace" w:eastAsia="monospace" w:cs="monospace"/>
+          <w:color w:val="7A7E85"/>
+          <w:sz w:val="19"/>
+          <w:szCs w:val="19"/>
+          <w:shd w:val="clear" w:fill="1E1F22"/>
+        </w:rPr>
+        <w:t xml:space="preserve">        </w:t>
+      </w:r>
+      <w:r>
+        <w:rPr>
+          <w:rFonts w:hint="default" w:ascii="monospace" w:hAnsi="monospace" w:eastAsia="monospace" w:cs="monospace"/>
+          <w:color w:val="BCBEC4"/>
+          <w:sz w:val="19"/>
+          <w:szCs w:val="19"/>
+          <w:shd w:val="clear" w:fill="1E1F22"/>
+        </w:rPr>
+        <w:t>[</w:t>
+      </w:r>
+      <w:r>
+        <w:rPr>
+          <w:rFonts w:hint="default" w:ascii="monospace" w:hAnsi="monospace" w:eastAsia="monospace" w:cs="monospace"/>
+          <w:color w:val="2AACB8"/>
+          <w:sz w:val="19"/>
+          <w:szCs w:val="19"/>
+          <w:shd w:val="clear" w:fill="1E1F22"/>
+        </w:rPr>
+        <w:t>0.08</w:t>
+      </w:r>
+      <w:r>
+        <w:rPr>
+          <w:rFonts w:hint="default" w:ascii="monospace" w:hAnsi="monospace" w:eastAsia="monospace" w:cs="monospace"/>
+          <w:color w:val="BCBEC4"/>
+          <w:sz w:val="19"/>
+          <w:szCs w:val="19"/>
+          <w:shd w:val="clear" w:fill="1E1F22"/>
+        </w:rPr>
+        <w:t xml:space="preserve">, </w:t>
+      </w:r>
+      <w:r>
+        <w:rPr>
+          <w:rFonts w:hint="default" w:ascii="monospace" w:hAnsi="monospace" w:eastAsia="monospace" w:cs="monospace"/>
+          <w:color w:val="2AACB8"/>
+          <w:sz w:val="19"/>
+          <w:szCs w:val="19"/>
+          <w:shd w:val="clear" w:fill="1E1F22"/>
+        </w:rPr>
+        <w:t>0.05</w:t>
+      </w:r>
+      <w:r>
+        <w:rPr>
+          <w:rFonts w:hint="default" w:ascii="monospace" w:hAnsi="monospace" w:eastAsia="monospace" w:cs="monospace"/>
+          <w:color w:val="BCBEC4"/>
+          <w:sz w:val="19"/>
+          <w:szCs w:val="19"/>
+          <w:shd w:val="clear" w:fill="1E1F22"/>
+        </w:rPr>
+        <w:t xml:space="preserve">, </w:t>
+      </w:r>
+      <w:r>
+        <w:rPr>
+          <w:rFonts w:hint="default" w:ascii="monospace" w:hAnsi="monospace" w:eastAsia="monospace" w:cs="monospace"/>
+          <w:color w:val="2AACB8"/>
+          <w:sz w:val="19"/>
+          <w:szCs w:val="19"/>
+          <w:shd w:val="clear" w:fill="1E1F22"/>
+        </w:rPr>
+        <w:t>0.12</w:t>
+      </w:r>
+      <w:r>
+        <w:rPr>
+          <w:rFonts w:hint="default" w:ascii="monospace" w:hAnsi="monospace" w:eastAsia="monospace" w:cs="monospace"/>
+          <w:color w:val="BCBEC4"/>
+          <w:sz w:val="19"/>
+          <w:szCs w:val="19"/>
+          <w:shd w:val="clear" w:fill="1E1F22"/>
+        </w:rPr>
+        <w:t xml:space="preserve">, </w:t>
+      </w:r>
+      <w:r>
+        <w:rPr>
+          <w:rFonts w:hint="default" w:ascii="monospace" w:hAnsi="monospace" w:eastAsia="monospace" w:cs="monospace"/>
+          <w:color w:val="2AACB8"/>
+          <w:sz w:val="19"/>
+          <w:szCs w:val="19"/>
+          <w:shd w:val="clear" w:fill="1E1F22"/>
+        </w:rPr>
+        <w:t>0.09</w:t>
+      </w:r>
+      <w:r>
+        <w:rPr>
+          <w:rFonts w:hint="default" w:ascii="monospace" w:hAnsi="monospace" w:eastAsia="monospace" w:cs="monospace"/>
+          <w:color w:val="BCBEC4"/>
+          <w:sz w:val="19"/>
+          <w:szCs w:val="19"/>
+          <w:shd w:val="clear" w:fill="1E1F22"/>
+        </w:rPr>
+        <w:t xml:space="preserve">, </w:t>
+      </w:r>
+      <w:r>
+        <w:rPr>
+          <w:rFonts w:hint="default" w:ascii="monospace" w:hAnsi="monospace" w:eastAsia="monospace" w:cs="monospace"/>
+          <w:color w:val="2AACB8"/>
+          <w:sz w:val="19"/>
+          <w:szCs w:val="19"/>
+          <w:shd w:val="clear" w:fill="1E1F22"/>
+        </w:rPr>
+        <w:t>0.09</w:t>
+      </w:r>
+      <w:r>
+        <w:rPr>
+          <w:rFonts w:hint="default" w:ascii="monospace" w:hAnsi="monospace" w:eastAsia="monospace" w:cs="monospace"/>
+          <w:color w:val="BCBEC4"/>
+          <w:sz w:val="19"/>
+          <w:szCs w:val="19"/>
+          <w:shd w:val="clear" w:fill="1E1F22"/>
+        </w:rPr>
+        <w:t xml:space="preserve">, </w:t>
+      </w:r>
+      <w:r>
+        <w:rPr>
+          <w:rFonts w:hint="default" w:ascii="monospace" w:hAnsi="monospace" w:eastAsia="monospace" w:cs="monospace"/>
+          <w:color w:val="2AACB8"/>
+          <w:sz w:val="19"/>
+          <w:szCs w:val="19"/>
+          <w:shd w:val="clear" w:fill="1E1F22"/>
+        </w:rPr>
+        <w:t>0.12</w:t>
+      </w:r>
+      <w:r>
+        <w:rPr>
+          <w:rFonts w:hint="default" w:ascii="monospace" w:hAnsi="monospace" w:eastAsia="monospace" w:cs="monospace"/>
+          <w:color w:val="BCBEC4"/>
+          <w:sz w:val="19"/>
+          <w:szCs w:val="19"/>
+          <w:shd w:val="clear" w:fill="1E1F22"/>
+        </w:rPr>
+        <w:t xml:space="preserve">, </w:t>
+      </w:r>
+      <w:r>
+        <w:rPr>
+          <w:rFonts w:hint="default" w:ascii="monospace" w:hAnsi="monospace" w:eastAsia="monospace" w:cs="monospace"/>
+          <w:color w:val="2AACB8"/>
+          <w:sz w:val="19"/>
+          <w:szCs w:val="19"/>
+          <w:shd w:val="clear" w:fill="1E1F22"/>
+        </w:rPr>
+        <w:t>0.05</w:t>
+      </w:r>
+      <w:r>
+        <w:rPr>
+          <w:rFonts w:hint="default" w:ascii="monospace" w:hAnsi="monospace" w:eastAsia="monospace" w:cs="monospace"/>
+          <w:color w:val="BCBEC4"/>
+          <w:sz w:val="19"/>
+          <w:szCs w:val="19"/>
+          <w:shd w:val="clear" w:fill="1E1F22"/>
+        </w:rPr>
+        <w:t xml:space="preserve">, </w:t>
+      </w:r>
+      <w:r>
+        <w:rPr>
+          <w:rFonts w:hint="default" w:ascii="monospace" w:hAnsi="monospace" w:eastAsia="monospace" w:cs="monospace"/>
+          <w:color w:val="2AACB8"/>
+          <w:sz w:val="19"/>
+          <w:szCs w:val="19"/>
+          <w:shd w:val="clear" w:fill="1E1F22"/>
+        </w:rPr>
+        <w:t>0.08</w:t>
+      </w:r>
+      <w:r>
+        <w:rPr>
+          <w:rFonts w:hint="default" w:ascii="monospace" w:hAnsi="monospace" w:eastAsia="monospace" w:cs="monospace"/>
+          <w:color w:val="BCBEC4"/>
+          <w:sz w:val="19"/>
+          <w:szCs w:val="19"/>
+          <w:shd w:val="clear" w:fill="1E1F22"/>
+        </w:rPr>
+        <w:t xml:space="preserve">], </w:t>
+      </w:r>
+      <w:r>
+        <w:rPr>
+          <w:rFonts w:hint="default" w:ascii="monospace" w:hAnsi="monospace" w:eastAsia="monospace" w:cs="monospace"/>
+          <w:color w:val="7A7E85"/>
+          <w:sz w:val="19"/>
+          <w:szCs w:val="19"/>
+          <w:shd w:val="clear" w:fill="1E1F22"/>
+        </w:rPr>
+        <w:br w:type="textWrapping"/>
+      </w:r>
+      <w:r>
+        <w:rPr>
+          <w:rFonts w:hint="default" w:ascii="monospace" w:hAnsi="monospace" w:eastAsia="monospace" w:cs="monospace"/>
+          <w:color w:val="7A7E85"/>
+          <w:sz w:val="19"/>
+          <w:szCs w:val="19"/>
+          <w:shd w:val="clear" w:fill="1E1F22"/>
+        </w:rPr>
+        <w:t xml:space="preserve">        </w:t>
+      </w:r>
+      <w:r>
+        <w:rPr>
+          <w:rFonts w:hint="default" w:ascii="monospace" w:hAnsi="monospace" w:eastAsia="monospace" w:cs="monospace"/>
+          <w:color w:val="BCBEC4"/>
+          <w:sz w:val="19"/>
+          <w:szCs w:val="19"/>
+          <w:shd w:val="clear" w:fill="1E1F22"/>
+        </w:rPr>
+        <w:t>[</w:t>
+      </w:r>
+      <w:r>
+        <w:rPr>
+          <w:rFonts w:hint="default" w:ascii="monospace" w:hAnsi="monospace" w:eastAsia="monospace" w:cs="monospace"/>
+          <w:color w:val="2AACB8"/>
+          <w:sz w:val="19"/>
+          <w:szCs w:val="19"/>
+          <w:shd w:val="clear" w:fill="1E1F22"/>
+        </w:rPr>
+        <w:t>0.4</w:t>
+      </w:r>
+      <w:r>
+        <w:rPr>
+          <w:rFonts w:hint="default" w:ascii="monospace" w:hAnsi="monospace" w:eastAsia="monospace" w:cs="monospace"/>
+          <w:color w:val="BCBEC4"/>
+          <w:sz w:val="19"/>
+          <w:szCs w:val="19"/>
+          <w:shd w:val="clear" w:fill="1E1F22"/>
+        </w:rPr>
+        <w:t xml:space="preserve">, </w:t>
+      </w:r>
+      <w:r>
+        <w:rPr>
+          <w:rFonts w:hint="default" w:ascii="monospace" w:hAnsi="monospace" w:eastAsia="monospace" w:cs="monospace"/>
+          <w:color w:val="2AACB8"/>
+          <w:sz w:val="19"/>
+          <w:szCs w:val="19"/>
+          <w:shd w:val="clear" w:fill="1E1F22"/>
+        </w:rPr>
+        <w:t>0.08</w:t>
+      </w:r>
+      <w:r>
+        <w:rPr>
+          <w:rFonts w:hint="default" w:ascii="monospace" w:hAnsi="monospace" w:eastAsia="monospace" w:cs="monospace"/>
+          <w:color w:val="BCBEC4"/>
+          <w:sz w:val="19"/>
+          <w:szCs w:val="19"/>
+          <w:shd w:val="clear" w:fill="1E1F22"/>
+        </w:rPr>
+        <w:t xml:space="preserve">, </w:t>
+      </w:r>
+      <w:r>
+        <w:rPr>
+          <w:rFonts w:hint="default" w:ascii="monospace" w:hAnsi="monospace" w:eastAsia="monospace" w:cs="monospace"/>
+          <w:color w:val="2AACB8"/>
+          <w:sz w:val="19"/>
+          <w:szCs w:val="19"/>
+          <w:shd w:val="clear" w:fill="1E1F22"/>
+        </w:rPr>
+        <w:t>0.25</w:t>
+      </w:r>
+      <w:r>
+        <w:rPr>
+          <w:rFonts w:hint="default" w:ascii="monospace" w:hAnsi="monospace" w:eastAsia="monospace" w:cs="monospace"/>
+          <w:color w:val="BCBEC4"/>
+          <w:sz w:val="19"/>
+          <w:szCs w:val="19"/>
+          <w:shd w:val="clear" w:fill="1E1F22"/>
+        </w:rPr>
+        <w:t xml:space="preserve">, </w:t>
+      </w:r>
+      <w:r>
+        <w:rPr>
+          <w:rFonts w:hint="default" w:ascii="monospace" w:hAnsi="monospace" w:eastAsia="monospace" w:cs="monospace"/>
+          <w:color w:val="2AACB8"/>
+          <w:sz w:val="19"/>
+          <w:szCs w:val="19"/>
+          <w:shd w:val="clear" w:fill="1E1F22"/>
+        </w:rPr>
+        <w:t>0.15</w:t>
+      </w:r>
+      <w:r>
+        <w:rPr>
+          <w:rFonts w:hint="default" w:ascii="monospace" w:hAnsi="monospace" w:eastAsia="monospace" w:cs="monospace"/>
+          <w:color w:val="BCBEC4"/>
+          <w:sz w:val="19"/>
+          <w:szCs w:val="19"/>
+          <w:shd w:val="clear" w:fill="1E1F22"/>
+        </w:rPr>
+        <w:t xml:space="preserve">, </w:t>
+      </w:r>
+      <w:r>
+        <w:rPr>
+          <w:rFonts w:hint="default" w:ascii="monospace" w:hAnsi="monospace" w:eastAsia="monospace" w:cs="monospace"/>
+          <w:color w:val="2AACB8"/>
+          <w:sz w:val="19"/>
+          <w:szCs w:val="19"/>
+          <w:shd w:val="clear" w:fill="1E1F22"/>
+        </w:rPr>
+        <w:t>0.15</w:t>
+      </w:r>
+      <w:r>
+        <w:rPr>
+          <w:rFonts w:hint="default" w:ascii="monospace" w:hAnsi="monospace" w:eastAsia="monospace" w:cs="monospace"/>
+          <w:color w:val="BCBEC4"/>
+          <w:sz w:val="19"/>
+          <w:szCs w:val="19"/>
+          <w:shd w:val="clear" w:fill="1E1F22"/>
+        </w:rPr>
+        <w:t xml:space="preserve">, </w:t>
+      </w:r>
+      <w:r>
+        <w:rPr>
+          <w:rFonts w:hint="default" w:ascii="monospace" w:hAnsi="monospace" w:eastAsia="monospace" w:cs="monospace"/>
+          <w:color w:val="2AACB8"/>
+          <w:sz w:val="19"/>
+          <w:szCs w:val="19"/>
+          <w:shd w:val="clear" w:fill="1E1F22"/>
+        </w:rPr>
+        <w:t>0.25</w:t>
+      </w:r>
+      <w:r>
+        <w:rPr>
+          <w:rFonts w:hint="default" w:ascii="monospace" w:hAnsi="monospace" w:eastAsia="monospace" w:cs="monospace"/>
+          <w:color w:val="BCBEC4"/>
+          <w:sz w:val="19"/>
+          <w:szCs w:val="19"/>
+          <w:shd w:val="clear" w:fill="1E1F22"/>
+        </w:rPr>
+        <w:t xml:space="preserve">, </w:t>
+      </w:r>
+      <w:r>
+        <w:rPr>
+          <w:rFonts w:hint="default" w:ascii="monospace" w:hAnsi="monospace" w:eastAsia="monospace" w:cs="monospace"/>
+          <w:color w:val="2AACB8"/>
+          <w:sz w:val="19"/>
+          <w:szCs w:val="19"/>
+          <w:shd w:val="clear" w:fill="1E1F22"/>
+        </w:rPr>
+        <w:t>0.08</w:t>
+      </w:r>
+      <w:r>
+        <w:rPr>
+          <w:rFonts w:hint="default" w:ascii="monospace" w:hAnsi="monospace" w:eastAsia="monospace" w:cs="monospace"/>
+          <w:color w:val="BCBEC4"/>
+          <w:sz w:val="19"/>
+          <w:szCs w:val="19"/>
+          <w:shd w:val="clear" w:fill="1E1F22"/>
+        </w:rPr>
+        <w:t xml:space="preserve">, </w:t>
+      </w:r>
+      <w:r>
+        <w:rPr>
+          <w:rFonts w:hint="default" w:ascii="monospace" w:hAnsi="monospace" w:eastAsia="monospace" w:cs="monospace"/>
+          <w:color w:val="2AACB8"/>
+          <w:sz w:val="19"/>
+          <w:szCs w:val="19"/>
+          <w:shd w:val="clear" w:fill="1E1F22"/>
+        </w:rPr>
+        <w:t>0.4</w:t>
+      </w:r>
+      <w:r>
+        <w:rPr>
+          <w:rFonts w:hint="default" w:ascii="monospace" w:hAnsi="monospace" w:eastAsia="monospace" w:cs="monospace"/>
+          <w:color w:val="BCBEC4"/>
+          <w:sz w:val="19"/>
+          <w:szCs w:val="19"/>
+          <w:shd w:val="clear" w:fill="1E1F22"/>
+        </w:rPr>
+        <w:t xml:space="preserve">] </w:t>
+      </w:r>
+      <w:r>
+        <w:rPr>
+          <w:rFonts w:hint="default" w:ascii="monospace" w:hAnsi="monospace" w:eastAsia="monospace" w:cs="monospace"/>
+          <w:color w:val="7A7E85"/>
+          <w:sz w:val="19"/>
+          <w:szCs w:val="19"/>
+          <w:shd w:val="clear" w:fill="1E1F22"/>
+        </w:rPr>
+        <w:br w:type="textWrapping"/>
+      </w:r>
+      <w:r>
+        <w:rPr>
+          <w:rFonts w:hint="default" w:ascii="monospace" w:hAnsi="monospace" w:eastAsia="monospace" w:cs="monospace"/>
+          <w:color w:val="7A7E85"/>
+          <w:sz w:val="19"/>
+          <w:szCs w:val="19"/>
+          <w:shd w:val="clear" w:fill="1E1F22"/>
+        </w:rPr>
+        <w:t xml:space="preserve">    </w:t>
+      </w:r>
+      <w:r>
+        <w:rPr>
+          <w:rFonts w:hint="default" w:ascii="monospace" w:hAnsi="monospace" w:eastAsia="monospace" w:cs="monospace"/>
+          <w:color w:val="BCBEC4"/>
+          <w:sz w:val="19"/>
+          <w:szCs w:val="19"/>
+          <w:shd w:val="clear" w:fill="1E1F22"/>
+        </w:rPr>
+        <w:t>]</w:t>
       </w:r>
     </w:p>
     <w:p>
@@ -4713,15 +9805,31 @@
           <w:lang w:val="en-US" w:eastAsia="zh-CN"/>
         </w:rPr>
       </w:pPr>
-      <w:r>
-        <w:rPr>
-          <w:rFonts w:hint="eastAsia"/>
-          <w:sz w:val="21"/>
-          <w:szCs w:val="21"/>
-          <w:vertAlign w:val="baseline"/>
-          <w:lang w:val="en-US" w:eastAsia="zh-CN"/>
-        </w:rPr>
-        <w:t>那么自然能想到棋盘各位置权重也可以随着游戏的各个阶段而动态变化：</w:t>
+    </w:p>
+    <w:p>
+      <w:pPr>
+        <w:pStyle w:val="5"/>
+        <w:bidi w:val="0"/>
+        <w:ind w:left="0" w:leftChars="0" w:firstLine="0" w:firstLineChars="0"/>
+        <w:rPr>
+          <w:rFonts w:hint="default"/>
+          <w:b/>
+          <w:bCs/>
+          <w:sz w:val="24"/>
+          <w:szCs w:val="24"/>
+          <w:lang w:val="en-US" w:eastAsia="zh-CN"/>
+        </w:rPr>
+      </w:pPr>
+      <w:r>
+        <w:rPr>
+          <w:rFonts w:hint="eastAsia"/>
+          <w:b/>
+          <w:bCs/>
+          <w:sz w:val="24"/>
+          <w:szCs w:val="24"/>
+          <w:lang w:val="en-US" w:eastAsia="zh-CN"/>
+        </w:rPr>
+        <w:t>稳定棋子判断依据修改</w:t>
       </w:r>
     </w:p>
     <w:p>
@@ -4739,19 +9847,17 @@
           <w:rFonts w:hint="eastAsia"/>
           <w:sz w:val="21"/>
           <w:szCs w:val="21"/>
-          <w:vertAlign w:val="baseline"/>
-          <w:lang w:val="en-US" w:eastAsia="zh-CN"/>
-        </w:rPr>
-      </w:pPr>
-      <w:r>
-        <w:rPr>
-          <w:rFonts w:hint="eastAsia"/>
-          <w:sz w:val="21"/>
-          <w:szCs w:val="21"/>
-          <w:vertAlign w:val="baseline"/>
-          <w:lang w:val="en-US" w:eastAsia="zh-CN"/>
-        </w:rPr>
-        <w:t>开局，</w:t>
+          <w:lang w:val="en-US" w:eastAsia="zh-CN"/>
+        </w:rPr>
+      </w:pPr>
+      <w:r>
+        <w:rPr>
+          <w:rFonts w:hint="eastAsia"/>
+          <w:sz w:val="21"/>
+          <w:szCs w:val="21"/>
+          <w:lang w:val="en-US" w:eastAsia="zh-CN"/>
+        </w:rPr>
+        <w:t>原函数的稳定棋子判断条件是所有相邻格子都是己方棋子或位于边缘或角落。</w:t>
       </w:r>
     </w:p>
     <w:p>
@@ -4769,19 +9875,17 @@
           <w:rFonts w:hint="eastAsia"/>
           <w:sz w:val="21"/>
           <w:szCs w:val="21"/>
-          <w:vertAlign w:val="baseline"/>
-          <w:lang w:val="en-US" w:eastAsia="zh-CN"/>
-        </w:rPr>
-      </w:pPr>
-      <w:r>
-        <w:rPr>
-          <w:rFonts w:hint="eastAsia"/>
-          <w:sz w:val="21"/>
-          <w:szCs w:val="21"/>
-          <w:vertAlign w:val="baseline"/>
-          <w:lang w:val="en-US" w:eastAsia="zh-CN"/>
-        </w:rPr>
-        <w:t>中局，</w:t>
+          <w:lang w:val="en-US" w:eastAsia="zh-CN"/>
+        </w:rPr>
+      </w:pPr>
+      <w:r>
+        <w:rPr>
+          <w:rFonts w:hint="eastAsia"/>
+          <w:sz w:val="21"/>
+          <w:szCs w:val="21"/>
+          <w:lang w:val="en-US" w:eastAsia="zh-CN"/>
+        </w:rPr>
+        <w:t>关于稳定棋子，我搜索网络后得到：</w:t>
       </w:r>
     </w:p>
     <w:p>
@@ -4799,20 +9903,9 @@
           <w:rFonts w:hint="default"/>
           <w:sz w:val="21"/>
           <w:szCs w:val="21"/>
-          <w:vertAlign w:val="baseline"/>
-          <w:lang w:val="en-US" w:eastAsia="zh-CN"/>
-        </w:rPr>
-      </w:pPr>
-      <w:r>
-        <w:rPr>
-          <w:rFonts w:hint="eastAsia"/>
-          <w:sz w:val="21"/>
-          <w:szCs w:val="21"/>
-          <w:vertAlign w:val="baseline"/>
-          <w:lang w:val="en-US" w:eastAsia="zh-CN"/>
-        </w:rPr>
-        <w:t>后期</w:t>
-      </w:r>
+          <w:lang w:val="en-US" w:eastAsia="zh-CN"/>
+        </w:rPr>
+      </w:pPr>
     </w:p>
     <w:p>
       <w:pPr>
@@ -4827,46 +9920,52 @@
         <w:suppressLineNumbers w:val="0"/>
         <w:rPr>
           <w:rFonts w:hint="default"/>
-          <w:sz w:val="21"/>
-          <w:szCs w:val="21"/>
-          <w:lang w:val="en-US" w:eastAsia="zh-CN"/>
-        </w:rPr>
-      </w:pPr>
-      <w:r>
-        <w:rPr>
-          <w:rFonts w:hint="eastAsia"/>
-          <w:sz w:val="21"/>
-          <w:szCs w:val="21"/>
-          <w:vertAlign w:val="baseline"/>
-          <w:lang w:val="en-US" w:eastAsia="zh-CN"/>
-        </w:rPr>
-        <w:t>。</w:t>
-      </w:r>
-    </w:p>
-    <w:p>
-      <w:pPr>
-        <w:pStyle w:val="5"/>
-        <w:bidi w:val="0"/>
-        <w:ind w:left="0" w:leftChars="0" w:firstLine="0" w:firstLineChars="0"/>
-        <w:rPr>
-          <w:rFonts w:hint="default"/>
-          <w:b/>
-          <w:bCs/>
-          <w:sz w:val="24"/>
-          <w:szCs w:val="24"/>
-          <w:lang w:val="en-US" w:eastAsia="zh-CN"/>
-        </w:rPr>
-      </w:pPr>
-      <w:r>
-        <w:rPr>
-          <w:rFonts w:hint="eastAsia"/>
-          <w:b/>
-          <w:bCs/>
-          <w:sz w:val="24"/>
-          <w:szCs w:val="24"/>
-          <w:lang w:val="en-US" w:eastAsia="zh-CN"/>
-        </w:rPr>
-        <w:t>稳定棋子判断依据修改</w:t>
+          <w:color w:val="002060"/>
+          <w:sz w:val="21"/>
+          <w:szCs w:val="21"/>
+          <w:lang w:val="en-US" w:eastAsia="zh-CN"/>
+        </w:rPr>
+      </w:pPr>
+      <w:r>
+        <w:rPr>
+          <w:rFonts w:hint="eastAsia"/>
+          <w:color w:val="002060"/>
+          <w:sz w:val="21"/>
+          <w:szCs w:val="21"/>
+          <w:lang w:val="en-US" w:eastAsia="zh-CN"/>
+        </w:rPr>
+        <w:t>“</w:t>
+      </w:r>
+      <w:r>
+        <w:rPr>
+          <w:rFonts w:hint="default"/>
+          <w:color w:val="002060"/>
+          <w:sz w:val="21"/>
+          <w:szCs w:val="21"/>
+          <w:lang w:val="en-US" w:eastAsia="zh-CN"/>
+        </w:rPr>
+        <w:t>当一个棋子的四个方向均不可翻转时，这个棋子为稳定子。而一个方向上不可翻转有2种可能：1、该方向上一边接边界或己方的稳定子2.该方向上两边接对方稳定子</w:t>
+      </w:r>
+      <w:r>
+        <w:rPr>
+          <w:rFonts w:hint="eastAsia"/>
+          <w:color w:val="002060"/>
+          <w:sz w:val="21"/>
+          <w:szCs w:val="21"/>
+          <w:lang w:val="en-US" w:eastAsia="zh-CN"/>
+        </w:rPr>
+        <w:t>”</w:t>
+      </w:r>
+      <w:r>
+        <w:rPr>
+          <w:rFonts w:hint="eastAsia"/>
+          <w:color w:val="002060"/>
+          <w:sz w:val="21"/>
+          <w:szCs w:val="21"/>
+          <w:vertAlign w:val="superscript"/>
+          <w:lang w:val="en-US" w:eastAsia="zh-CN"/>
+        </w:rPr>
+        <w:t>[3]</w:t>
       </w:r>
     </w:p>
     <w:p>
@@ -4887,15 +9986,6 @@
           <w:lang w:val="en-US" w:eastAsia="zh-CN"/>
         </w:rPr>
       </w:pPr>
-      <w:r>
-        <w:rPr>
-          <w:rFonts w:hint="eastAsia"/>
-          <w:sz w:val="21"/>
-          <w:szCs w:val="21"/>
-          <w:lang w:val="en-US" w:eastAsia="zh-CN"/>
-        </w:rPr>
-        <w:t>原函数的稳定棋子判断条件是所有相邻格子都是己方棋子或位于边缘或角落。</w:t>
-      </w:r>
     </w:p>
     <w:p>
       <w:pPr>
@@ -4922,7 +10012,7 @@
           <w:szCs w:val="21"/>
           <w:lang w:val="en-US" w:eastAsia="zh-CN"/>
         </w:rPr>
-        <w:t>关于稳定棋子，我搜索网络后得到：</w:t>
+        <w:t>但根据前两次修改的经验，我意识到适合的稳定性判断的条件也可能随着游戏的进行而不同。</w:t>
       </w:r>
     </w:p>
     <w:p>
@@ -4943,6 +10033,15 @@
           <w:lang w:val="en-US" w:eastAsia="zh-CN"/>
         </w:rPr>
       </w:pPr>
+      <w:r>
+        <w:rPr>
+          <w:rFonts w:hint="eastAsia"/>
+          <w:sz w:val="21"/>
+          <w:szCs w:val="21"/>
+          <w:lang w:val="en-US" w:eastAsia="zh-CN"/>
+        </w:rPr>
+        <w:t>（为简化问题，我选择只将游戏过程分为两个部分：）</w:t>
+      </w:r>
     </w:p>
     <w:p>
       <w:pPr>
@@ -4956,53 +10055,20 @@
         </w:numPr>
         <w:suppressLineNumbers w:val="0"/>
         <w:rPr>
-          <w:rFonts w:hint="default"/>
-          <w:color w:val="002060"/>
-          <w:sz w:val="21"/>
-          <w:szCs w:val="21"/>
-          <w:lang w:val="en-US" w:eastAsia="zh-CN"/>
-        </w:rPr>
-      </w:pPr>
-      <w:r>
-        <w:rPr>
-          <w:rFonts w:hint="eastAsia"/>
-          <w:color w:val="002060"/>
-          <w:sz w:val="21"/>
-          <w:szCs w:val="21"/>
-          <w:lang w:val="en-US" w:eastAsia="zh-CN"/>
-        </w:rPr>
-        <w:t>“</w:t>
-      </w:r>
-      <w:r>
-        <w:rPr>
-          <w:rFonts w:hint="default"/>
-          <w:color w:val="002060"/>
-          <w:sz w:val="21"/>
-          <w:szCs w:val="21"/>
-          <w:lang w:val="en-US" w:eastAsia="zh-CN"/>
-        </w:rPr>
-        <w:t>当一个棋子的四个方向均不可翻转时，这个棋子为稳定子。而一个方向上不可翻转有2种可能：1、该方向上一边接边界或己方的稳定子2.该方向上两边接对方稳定子</w:t>
-      </w:r>
-      <w:r>
-        <w:rPr>
-          <w:rFonts w:hint="eastAsia"/>
-          <w:color w:val="002060"/>
-          <w:sz w:val="21"/>
-          <w:szCs w:val="21"/>
-          <w:lang w:val="en-US" w:eastAsia="zh-CN"/>
-        </w:rPr>
-        <w:t>”</w:t>
-      </w:r>
-      <w:r>
-        <w:rPr>
-          <w:rFonts w:hint="eastAsia"/>
-          <w:color w:val="002060"/>
-          <w:sz w:val="21"/>
-          <w:szCs w:val="21"/>
-          <w:vertAlign w:val="superscript"/>
-          <w:lang w:val="en-US" w:eastAsia="zh-CN"/>
-        </w:rPr>
-        <w:t>[3]</w:t>
+          <w:rFonts w:hint="eastAsia"/>
+          <w:sz w:val="21"/>
+          <w:szCs w:val="21"/>
+          <w:lang w:val="en-US" w:eastAsia="zh-CN"/>
+        </w:rPr>
+      </w:pPr>
+      <w:r>
+        <w:rPr>
+          <w:rFonts w:hint="eastAsia"/>
+          <w:sz w:val="21"/>
+          <w:szCs w:val="21"/>
+          <w:lang w:val="en-US" w:eastAsia="zh-CN"/>
+        </w:rPr>
+        <w:t>前半部分，应保守估计，原判断条件比较严格，即可适用。</w:t>
       </w:r>
     </w:p>
     <w:p>
@@ -5023,6 +10089,15 @@
           <w:lang w:val="en-US" w:eastAsia="zh-CN"/>
         </w:rPr>
       </w:pPr>
+      <w:r>
+        <w:rPr>
+          <w:rFonts w:hint="eastAsia"/>
+          <w:sz w:val="21"/>
+          <w:szCs w:val="21"/>
+          <w:lang w:val="en-US" w:eastAsia="zh-CN"/>
+        </w:rPr>
+        <w:t>后半部分，参考查到的资料，将判断条件改为：先找出四个角上是否有稳定棋子，接着对每个棋子每个方向都进行上述两个条件的检查，这里稍微放宽标准，若满足条件的方向（共八个方向，四个正交方向，四个对角线方向）不少于4个，则认为其满足稳定棋子的条件。</w:t>
+      </w:r>
     </w:p>
     <w:p>
       <w:pPr>
@@ -5042,14 +10117,31 @@
           <w:lang w:val="en-US" w:eastAsia="zh-CN"/>
         </w:rPr>
       </w:pPr>
-      <w:r>
-        <w:rPr>
-          <w:rFonts w:hint="eastAsia"/>
-          <w:sz w:val="21"/>
-          <w:szCs w:val="21"/>
-          <w:lang w:val="en-US" w:eastAsia="zh-CN"/>
-        </w:rPr>
-        <w:t>但根据前两次修改的经验，我意识到适合的稳定性判断的条件也可能随着游戏的进行而不同。</w:t>
+    </w:p>
+    <w:p>
+      <w:pPr>
+        <w:pStyle w:val="5"/>
+        <w:bidi w:val="0"/>
+        <w:ind w:left="0" w:leftChars="0" w:firstLine="0" w:firstLineChars="0"/>
+        <w:rPr>
+          <w:rFonts w:hint="default"/>
+          <w:b/>
+          <w:bCs/>
+          <w:sz w:val="24"/>
+          <w:szCs w:val="24"/>
+          <w:lang w:val="en-US" w:eastAsia="zh-CN"/>
+        </w:rPr>
+      </w:pPr>
+      <w:r>
+        <w:rPr>
+          <w:rFonts w:hint="eastAsia"/>
+          <w:b/>
+          <w:bCs/>
+          <w:sz w:val="24"/>
+          <w:szCs w:val="24"/>
+          <w:lang w:val="en-US" w:eastAsia="zh-CN"/>
+        </w:rPr>
+        <w:t>对手行动力计算方法修改</w:t>
       </w:r>
     </w:p>
     <w:p>
@@ -5077,7 +10169,7 @@
           <w:szCs w:val="21"/>
           <w:lang w:val="en-US" w:eastAsia="zh-CN"/>
         </w:rPr>
-        <w:t>开局阶段，应保守估计，原判断条件即可适用。</w:t>
+        <w:t>原函数的逻辑是创建了一个全新的游戏对象，而不是当前棋盘状态的副本，会导致获取完全错误的信息。</w:t>
       </w:r>
     </w:p>
     <w:p>
@@ -5105,7 +10197,213 @@
           <w:szCs w:val="21"/>
           <w:lang w:val="en-US" w:eastAsia="zh-CN"/>
         </w:rPr>
-        <w:t>中局阶段，</w:t>
+        <w:t>应该将</w:t>
+      </w:r>
+    </w:p>
+    <w:p>
+      <w:pPr>
+        <w:pStyle w:val="21"/>
+        <w:keepNext w:val="0"/>
+        <w:keepLines w:val="0"/>
+        <w:widowControl/>
+        <w:suppressLineNumbers w:val="0"/>
+        <w:rPr>
+          <w:rFonts w:ascii="monospace" w:hAnsi="monospace" w:eastAsia="monospace" w:cs="monospace"/>
+          <w:sz w:val="19"/>
+          <w:szCs w:val="19"/>
+        </w:rPr>
+      </w:pPr>
+      <w:r>
+        <w:rPr>
+          <w:rFonts w:hint="default" w:ascii="monospace" w:hAnsi="monospace" w:eastAsia="monospace" w:cs="monospace"/>
+          <w:color w:val="BCBEC4"/>
+          <w:sz w:val="19"/>
+          <w:szCs w:val="19"/>
+          <w:shd w:val="clear" w:fill="1E1F22"/>
+        </w:rPr>
+        <w:t xml:space="preserve">opponent_valid_moves = </w:t>
+      </w:r>
+      <w:r>
+        <w:rPr>
+          <w:rFonts w:hint="default" w:ascii="monospace" w:hAnsi="monospace" w:eastAsia="monospace" w:cs="monospace"/>
+          <w:color w:val="8888C6"/>
+          <w:sz w:val="19"/>
+          <w:szCs w:val="19"/>
+          <w:shd w:val="clear" w:fill="1E1F22"/>
+        </w:rPr>
+        <w:t>len</w:t>
+      </w:r>
+      <w:r>
+        <w:rPr>
+          <w:rFonts w:hint="default" w:ascii="monospace" w:hAnsi="monospace" w:eastAsia="monospace" w:cs="monospace"/>
+          <w:color w:val="BCBEC4"/>
+          <w:sz w:val="19"/>
+          <w:szCs w:val="19"/>
+          <w:shd w:val="clear" w:fill="1E1F22"/>
+        </w:rPr>
+        <w:t>(</w:t>
+      </w:r>
+      <w:r>
+        <w:rPr>
+          <w:rFonts w:hint="default" w:ascii="monospace" w:hAnsi="monospace" w:eastAsia="monospace" w:cs="monospace"/>
+          <w:color w:val="BCBEC4"/>
+          <w:sz w:val="19"/>
+          <w:szCs w:val="19"/>
+          <w:shd w:val="clear" w:fill="1E1F22"/>
+        </w:rPr>
+        <w:br w:type="textWrapping"/>
+      </w:r>
+      <w:r>
+        <w:rPr>
+          <w:rFonts w:hint="default" w:ascii="monospace" w:hAnsi="monospace" w:eastAsia="monospace" w:cs="monospace"/>
+          <w:color w:val="BCBEC4"/>
+          <w:sz w:val="19"/>
+          <w:szCs w:val="19"/>
+          <w:shd w:val="clear" w:fill="1E1F22"/>
+        </w:rPr>
+        <w:t xml:space="preserve">    OthelloGame(</w:t>
+      </w:r>
+      <w:r>
+        <w:rPr>
+          <w:rFonts w:hint="default" w:ascii="monospace" w:hAnsi="monospace" w:eastAsia="monospace" w:cs="monospace"/>
+          <w:color w:val="AA4926"/>
+          <w:sz w:val="19"/>
+          <w:szCs w:val="19"/>
+          <w:shd w:val="clear" w:fill="1E1F22"/>
+        </w:rPr>
+        <w:t>player_mode</w:t>
+      </w:r>
+      <w:r>
+        <w:rPr>
+          <w:rFonts w:hint="default" w:ascii="monospace" w:hAnsi="monospace" w:eastAsia="monospace" w:cs="monospace"/>
+          <w:color w:val="BCBEC4"/>
+          <w:sz w:val="19"/>
+          <w:szCs w:val="19"/>
+          <w:shd w:val="clear" w:fill="1E1F22"/>
+        </w:rPr>
+        <w:t>=-game.current_player).get_valid_moves()</w:t>
+      </w:r>
+      <w:r>
+        <w:rPr>
+          <w:rFonts w:hint="default" w:ascii="monospace" w:hAnsi="monospace" w:eastAsia="monospace" w:cs="monospace"/>
+          <w:color w:val="BCBEC4"/>
+          <w:sz w:val="19"/>
+          <w:szCs w:val="19"/>
+          <w:shd w:val="clear" w:fill="1E1F22"/>
+        </w:rPr>
+        <w:br w:type="textWrapping"/>
+      </w:r>
+      <w:r>
+        <w:rPr>
+          <w:rFonts w:hint="default" w:ascii="monospace" w:hAnsi="monospace" w:eastAsia="monospace" w:cs="monospace"/>
+          <w:color w:val="BCBEC4"/>
+          <w:sz w:val="19"/>
+          <w:szCs w:val="19"/>
+          <w:shd w:val="clear" w:fill="1E1F22"/>
+        </w:rPr>
+        <w:t>)</w:t>
+      </w:r>
+    </w:p>
+    <w:p>
+      <w:pPr>
+        <w:pStyle w:val="21"/>
+        <w:keepNext w:val="0"/>
+        <w:keepLines w:val="0"/>
+        <w:widowControl/>
+        <w:suppressLineNumbers w:val="0"/>
+        <w:rPr>
+          <w:rFonts w:ascii="monospace" w:hAnsi="monospace" w:eastAsia="monospace" w:cs="monospace"/>
+          <w:sz w:val="19"/>
+          <w:szCs w:val="19"/>
+        </w:rPr>
+      </w:pPr>
+      <w:r>
+        <w:rPr>
+          <w:rFonts w:hint="eastAsia"/>
+          <w:sz w:val="21"/>
+          <w:szCs w:val="21"/>
+          <w:lang w:val="en-US" w:eastAsia="zh-CN"/>
+        </w:rPr>
+        <w:t>修改为（使用copy.deepcopy）</w:t>
+      </w:r>
+      <w:r>
+        <w:rPr>
+          <w:rFonts w:hint="eastAsia"/>
+          <w:sz w:val="21"/>
+          <w:szCs w:val="21"/>
+          <w:lang w:val="en-US" w:eastAsia="zh-CN"/>
+        </w:rPr>
+        <w:br w:type="textWrapping"/>
+      </w:r>
+      <w:r>
+        <w:rPr>
+          <w:rFonts w:hint="default" w:ascii="monospace" w:hAnsi="monospace" w:eastAsia="monospace" w:cs="monospace"/>
+          <w:color w:val="BCBEC4"/>
+          <w:sz w:val="19"/>
+          <w:szCs w:val="19"/>
+          <w:shd w:val="clear" w:fill="1E1F22"/>
+        </w:rPr>
+        <w:t>temp_game = copy.deepcopy(game)</w:t>
+      </w:r>
+      <w:r>
+        <w:rPr>
+          <w:rFonts w:hint="default" w:ascii="monospace" w:hAnsi="monospace" w:eastAsia="monospace" w:cs="monospace"/>
+          <w:color w:val="BCBEC4"/>
+          <w:sz w:val="19"/>
+          <w:szCs w:val="19"/>
+          <w:shd w:val="clear" w:fill="1E1F22"/>
+        </w:rPr>
+        <w:br w:type="textWrapping"/>
+      </w:r>
+      <w:r>
+        <w:rPr>
+          <w:rFonts w:hint="default" w:ascii="monospace" w:hAnsi="monospace" w:eastAsia="monospace" w:cs="monospace"/>
+          <w:color w:val="BCBEC4"/>
+          <w:sz w:val="19"/>
+          <w:szCs w:val="19"/>
+          <w:shd w:val="clear" w:fill="1E1F22"/>
+        </w:rPr>
+        <w:t>temp_game.current_player = -game.current_player</w:t>
+      </w:r>
+      <w:r>
+        <w:rPr>
+          <w:rFonts w:hint="default" w:ascii="monospace" w:hAnsi="monospace" w:eastAsia="monospace" w:cs="monospace"/>
+          <w:color w:val="BCBEC4"/>
+          <w:sz w:val="19"/>
+          <w:szCs w:val="19"/>
+          <w:shd w:val="clear" w:fill="1E1F22"/>
+        </w:rPr>
+        <w:br w:type="textWrapping"/>
+      </w:r>
+      <w:r>
+        <w:rPr>
+          <w:rFonts w:hint="default" w:ascii="monospace" w:hAnsi="monospace" w:eastAsia="monospace" w:cs="monospace"/>
+          <w:color w:val="BCBEC4"/>
+          <w:sz w:val="19"/>
+          <w:szCs w:val="19"/>
+          <w:shd w:val="clear" w:fill="1E1F22"/>
+        </w:rPr>
+        <w:t xml:space="preserve">opponent_valid_moves = </w:t>
+      </w:r>
+      <w:r>
+        <w:rPr>
+          <w:rFonts w:hint="default" w:ascii="monospace" w:hAnsi="monospace" w:eastAsia="monospace" w:cs="monospace"/>
+          <w:color w:val="8888C6"/>
+          <w:sz w:val="19"/>
+          <w:szCs w:val="19"/>
+          <w:shd w:val="clear" w:fill="1E1F22"/>
+        </w:rPr>
+        <w:t>len</w:t>
+      </w:r>
+      <w:r>
+        <w:rPr>
+          <w:rFonts w:hint="default" w:ascii="monospace" w:hAnsi="monospace" w:eastAsia="monospace" w:cs="monospace"/>
+          <w:color w:val="BCBEC4"/>
+          <w:sz w:val="19"/>
+          <w:szCs w:val="19"/>
+          <w:shd w:val="clear" w:fill="1E1F22"/>
+        </w:rPr>
+        <w:t>(temp_game.get_valid_moves())</w:t>
       </w:r>
     </w:p>
     <w:p>
@@ -5120,20 +10418,42 @@
         </w:numPr>
         <w:suppressLineNumbers w:val="0"/>
         <w:rPr>
-          <w:rFonts w:hint="default"/>
-          <w:sz w:val="21"/>
-          <w:szCs w:val="21"/>
-          <w:lang w:val="en-US" w:eastAsia="zh-CN"/>
-        </w:rPr>
-      </w:pPr>
-      <w:r>
-        <w:rPr>
-          <w:rFonts w:hint="eastAsia"/>
-          <w:sz w:val="21"/>
-          <w:szCs w:val="21"/>
-          <w:lang w:val="en-US" w:eastAsia="zh-CN"/>
-        </w:rPr>
-        <w:t>后期阶段，</w:t>
+          <w:rFonts w:hint="eastAsia"/>
+          <w:sz w:val="21"/>
+          <w:szCs w:val="21"/>
+          <w:lang w:val="en-US" w:eastAsia="zh-CN"/>
+        </w:rPr>
+      </w:pPr>
+      <w:r>
+        <w:rPr>
+          <w:rFonts w:hint="eastAsia"/>
+          <w:sz w:val="21"/>
+          <w:szCs w:val="21"/>
+          <w:lang w:val="en-US" w:eastAsia="zh-CN"/>
+        </w:rPr>
+        <w:t>（或者使用minmax_decider函数里的创建方法）</w:t>
+      </w:r>
+    </w:p>
+    <w:p>
+      <w:pPr>
+        <w:pStyle w:val="4"/>
+        <w:bidi w:val="0"/>
+        <w:ind w:left="0" w:leftChars="0" w:firstLine="0" w:firstLineChars="0"/>
+        <w:rPr>
+          <w:rFonts w:hint="eastAsia"/>
+          <w:sz w:val="24"/>
+          <w:szCs w:val="24"/>
+          <w:lang w:val="en-US" w:eastAsia="zh"/>
+        </w:rPr>
+      </w:pPr>
+      <w:r>
+        <w:rPr>
+          <w:rFonts w:hint="eastAsia"/>
+          <w:sz w:val="24"/>
+          <w:szCs w:val="24"/>
+          <w:lang w:val="en-US" w:eastAsia="zh-CN"/>
+        </w:rPr>
+        <w:t>改进结果：</w:t>
       </w:r>
     </w:p>
     <w:p>
@@ -5148,37 +10468,48 @@
         </w:numPr>
         <w:suppressLineNumbers w:val="0"/>
         <w:rPr>
-          <w:rFonts w:hint="default"/>
-          <w:sz w:val="21"/>
-          <w:szCs w:val="21"/>
-          <w:lang w:val="en-US" w:eastAsia="zh-CN"/>
-        </w:rPr>
-      </w:pPr>
-    </w:p>
-    <w:p>
-      <w:pPr>
-        <w:pStyle w:val="5"/>
-        <w:bidi w:val="0"/>
-        <w:ind w:left="0" w:leftChars="0" w:firstLine="0" w:firstLineChars="0"/>
-        <w:rPr>
-          <w:rFonts w:hint="default"/>
-          <w:b/>
-          <w:bCs/>
-          <w:sz w:val="24"/>
-          <w:szCs w:val="24"/>
-          <w:lang w:val="en-US" w:eastAsia="zh-CN"/>
-        </w:rPr>
-      </w:pPr>
-      <w:r>
-        <w:rPr>
-          <w:rFonts w:hint="eastAsia"/>
-          <w:b/>
-          <w:bCs/>
-          <w:sz w:val="24"/>
-          <w:szCs w:val="24"/>
-          <w:lang w:val="en-US" w:eastAsia="zh-CN"/>
-        </w:rPr>
-        <w:t>对手行动力计算方法修改</w:t>
+          <w:rFonts w:hint="eastAsia"/>
+          <w:sz w:val="21"/>
+          <w:szCs w:val="21"/>
+          <w:lang w:val="en-US" w:eastAsia="zh-CN"/>
+        </w:rPr>
+      </w:pPr>
+      <w:r>
+        <w:rPr>
+          <w:rFonts w:hint="eastAsia"/>
+          <w:sz w:val="21"/>
+          <w:szCs w:val="21"/>
+          <w:lang w:val="en-US" w:eastAsia="zh-CN"/>
+        </w:rPr>
+        <w:t>让双方AI，一个使用改进前的算法，一个使用改进后的算法，分别在最大搜索深度为4,6,7时对战，结果是改进后的算法均胜利，且优势相对较大。</w:t>
+      </w:r>
+    </w:p>
+    <w:p>
+      <w:pPr>
+        <w:pStyle w:val="21"/>
+        <w:keepNext w:val="0"/>
+        <w:keepLines w:val="0"/>
+        <w:widowControl/>
+        <w:numPr>
+          <w:ilvl w:val="0"/>
+          <w:numId w:val="7"/>
+        </w:numPr>
+        <w:suppressLineNumbers w:val="0"/>
+        <w:rPr>
+          <w:rFonts w:hint="eastAsia"/>
+          <w:sz w:val="21"/>
+          <w:szCs w:val="21"/>
+          <w:lang w:val="en-US" w:eastAsia="zh-CN"/>
+        </w:rPr>
+      </w:pPr>
+      <w:r>
+        <w:rPr>
+          <w:rFonts w:hint="eastAsia"/>
+          <w:sz w:val="21"/>
+          <w:szCs w:val="21"/>
+          <w:lang w:val="en-US" w:eastAsia="zh-CN"/>
+        </w:rPr>
+        <w:t>改进前为白棋，改进后为黑棋（先走），从左到右深度为4,6,7</w:t>
       </w:r>
     </w:p>
     <w:p>
@@ -5193,20 +10524,203 @@
         </w:numPr>
         <w:suppressLineNumbers w:val="0"/>
         <w:rPr>
-          <w:rFonts w:hint="eastAsia"/>
-          <w:sz w:val="21"/>
-          <w:szCs w:val="21"/>
-          <w:lang w:val="en-US" w:eastAsia="zh-CN"/>
-        </w:rPr>
-      </w:pPr>
-      <w:r>
-        <w:rPr>
-          <w:rFonts w:hint="eastAsia"/>
-          <w:sz w:val="21"/>
-          <w:szCs w:val="21"/>
-          <w:lang w:val="en-US" w:eastAsia="zh-CN"/>
-        </w:rPr>
-        <w:t>原函数的逻辑是创建了一个全新的游戏对象，而不是当前棋盘状态的副本，会导致获取完全错误的信息。</w:t>
+          <w:rFonts w:hint="default"/>
+          <w:sz w:val="21"/>
+          <w:szCs w:val="21"/>
+          <w:lang w:val="en-US" w:eastAsia="zh-CN"/>
+        </w:rPr>
+      </w:pPr>
+      <w:r>
+        <w:rPr>
+          <w:rFonts w:hint="eastAsia"/>
+          <w:sz w:val="21"/>
+          <w:szCs w:val="21"/>
+          <w:lang w:val="en-US" w:eastAsia="zh-CN"/>
+        </w:rPr>
+        <w:drawing>
+          <wp:inline distT="0" distB="0" distL="114300" distR="114300">
+            <wp:extent cx="1770380" cy="2066290"/>
+            <wp:effectExtent l="0" t="0" r="1270" b="635"/>
+            <wp:docPr id="10" name="图片 10" descr="Max_depth=4"/>
+            <wp:cNvGraphicFramePr>
+              <a:graphicFrameLocks xmlns:a="http://schemas.openxmlformats.org/drawingml/2006/main" noChangeAspect="1"/>
+            </wp:cNvGraphicFramePr>
+            <a:graphic xmlns:a="http://schemas.openxmlformats.org/drawingml/2006/main">
+              <a:graphicData uri="http://schemas.openxmlformats.org/drawingml/2006/picture">
+                <pic:pic xmlns:pic="http://schemas.openxmlformats.org/drawingml/2006/picture">
+                  <pic:nvPicPr>
+                    <pic:cNvPr id="10" name="图片 10" descr="Max_depth=4"/>
+                    <pic:cNvPicPr>
+                      <a:picLocks noChangeAspect="1"/>
+                    </pic:cNvPicPr>
+                  </pic:nvPicPr>
+                  <pic:blipFill>
+                    <a:blip r:embed="rId18"/>
+                    <a:stretch>
+                      <a:fillRect/>
+                    </a:stretch>
+                  </pic:blipFill>
+                  <pic:spPr>
+                    <a:xfrm>
+                      <a:off x="0" y="0"/>
+                      <a:ext cx="1770380" cy="2066290"/>
+                    </a:xfrm>
+                    <a:prstGeom prst="rect">
+                      <a:avLst/>
+                    </a:prstGeom>
+                  </pic:spPr>
+                </pic:pic>
+              </a:graphicData>
+            </a:graphic>
+          </wp:inline>
+        </w:drawing>
+      </w:r>
+      <w:r>
+        <w:rPr>
+          <w:rFonts w:hint="eastAsia"/>
+          <w:sz w:val="21"/>
+          <w:szCs w:val="21"/>
+          <w:lang w:val="en-US" w:eastAsia="zh-CN"/>
+        </w:rPr>
+        <w:t xml:space="preserve"> </w:t>
+      </w:r>
+      <w:r>
+        <w:rPr>
+          <w:rFonts w:hint="eastAsia"/>
+          <w:sz w:val="21"/>
+          <w:szCs w:val="21"/>
+          <w:lang w:val="en-US" w:eastAsia="zh-CN"/>
+        </w:rPr>
+        <w:drawing>
+          <wp:inline distT="0" distB="0" distL="114300" distR="114300">
+            <wp:extent cx="1770380" cy="2066925"/>
+            <wp:effectExtent l="0" t="0" r="1270" b="0"/>
+            <wp:docPr id="9" name="图片 9" descr="Max_depth=6"/>
+            <wp:cNvGraphicFramePr>
+              <a:graphicFrameLocks xmlns:a="http://schemas.openxmlformats.org/drawingml/2006/main" noChangeAspect="1"/>
+            </wp:cNvGraphicFramePr>
+            <a:graphic xmlns:a="http://schemas.openxmlformats.org/drawingml/2006/main">
+              <a:graphicData uri="http://schemas.openxmlformats.org/drawingml/2006/picture">
+                <pic:pic xmlns:pic="http://schemas.openxmlformats.org/drawingml/2006/picture">
+                  <pic:nvPicPr>
+                    <pic:cNvPr id="9" name="图片 9" descr="Max_depth=6"/>
+                    <pic:cNvPicPr>
+                      <a:picLocks noChangeAspect="1"/>
+                    </pic:cNvPicPr>
+                  </pic:nvPicPr>
+                  <pic:blipFill>
+                    <a:blip r:embed="rId19"/>
+                    <a:stretch>
+                      <a:fillRect/>
+                    </a:stretch>
+                  </pic:blipFill>
+                  <pic:spPr>
+                    <a:xfrm>
+                      <a:off x="0" y="0"/>
+                      <a:ext cx="1770380" cy="2066925"/>
+                    </a:xfrm>
+                    <a:prstGeom prst="rect">
+                      <a:avLst/>
+                    </a:prstGeom>
+                  </pic:spPr>
+                </pic:pic>
+              </a:graphicData>
+            </a:graphic>
+          </wp:inline>
+        </w:drawing>
+      </w:r>
+      <w:r>
+        <w:rPr>
+          <w:rFonts w:hint="eastAsia"/>
+          <w:sz w:val="21"/>
+          <w:szCs w:val="21"/>
+          <w:lang w:val="en-US" w:eastAsia="zh-CN"/>
+        </w:rPr>
+        <w:t xml:space="preserve"> </w:t>
+      </w:r>
+      <w:r>
+        <w:rPr>
+          <w:rFonts w:hint="default"/>
+          <w:sz w:val="21"/>
+          <w:szCs w:val="21"/>
+          <w:lang w:val="en-US" w:eastAsia="zh-CN"/>
+        </w:rPr>
+        <w:drawing>
+          <wp:inline distT="0" distB="0" distL="114300" distR="114300">
+            <wp:extent cx="1767205" cy="2061845"/>
+            <wp:effectExtent l="0" t="0" r="4445" b="5080"/>
+            <wp:docPr id="11" name="图片 11" descr="Max_depth=7"/>
+            <wp:cNvGraphicFramePr>
+              <a:graphicFrameLocks xmlns:a="http://schemas.openxmlformats.org/drawingml/2006/main" noChangeAspect="1"/>
+            </wp:cNvGraphicFramePr>
+            <a:graphic xmlns:a="http://schemas.openxmlformats.org/drawingml/2006/main">
+              <a:graphicData uri="http://schemas.openxmlformats.org/drawingml/2006/picture">
+                <pic:pic xmlns:pic="http://schemas.openxmlformats.org/drawingml/2006/picture">
+                  <pic:nvPicPr>
+                    <pic:cNvPr id="11" name="图片 11" descr="Max_depth=7"/>
+                    <pic:cNvPicPr>
+                      <a:picLocks noChangeAspect="1"/>
+                    </pic:cNvPicPr>
+                  </pic:nvPicPr>
+                  <pic:blipFill>
+                    <a:blip r:embed="rId20"/>
+                    <a:stretch>
+                      <a:fillRect/>
+                    </a:stretch>
+                  </pic:blipFill>
+                  <pic:spPr>
+                    <a:xfrm>
+                      <a:off x="0" y="0"/>
+                      <a:ext cx="1767205" cy="2061845"/>
+                    </a:xfrm>
+                    <a:prstGeom prst="rect">
+                      <a:avLst/>
+                    </a:prstGeom>
+                  </pic:spPr>
+                </pic:pic>
+              </a:graphicData>
+            </a:graphic>
+          </wp:inline>
+        </w:drawing>
+      </w:r>
+    </w:p>
+    <w:p>
+      <w:pPr>
+        <w:pStyle w:val="21"/>
+        <w:keepNext w:val="0"/>
+        <w:keepLines w:val="0"/>
+        <w:widowControl/>
+        <w:numPr>
+          <w:ilvl w:val="0"/>
+          <w:numId w:val="7"/>
+        </w:numPr>
+        <w:suppressLineNumbers w:val="0"/>
+        <w:rPr>
+          <w:rFonts w:hint="eastAsia"/>
+          <w:sz w:val="21"/>
+          <w:szCs w:val="21"/>
+          <w:lang w:val="en-US" w:eastAsia="zh-CN"/>
+        </w:rPr>
+      </w:pPr>
+      <w:r>
+        <w:rPr>
+          <w:rFonts w:hint="eastAsia"/>
+          <w:sz w:val="21"/>
+          <w:szCs w:val="21"/>
+          <w:lang w:val="en-US" w:eastAsia="zh-CN"/>
+        </w:rPr>
+        <w:t>改进前为黑棋，改进后为白棋（后走</w:t>
+      </w:r>
+      <w:bookmarkStart w:id="0" w:name="_GoBack"/>
+      <w:bookmarkEnd w:id="0"/>
+      <w:r>
+        <w:rPr>
+          <w:rFonts w:hint="eastAsia"/>
+          <w:sz w:val="21"/>
+          <w:szCs w:val="21"/>
+          <w:lang w:val="en-US" w:eastAsia="zh-CN"/>
+        </w:rPr>
+        <w:t>），从左到右深度为4,6,7</w:t>
       </w:r>
     </w:p>
     <w:p>
@@ -5221,276 +10735,120 @@
         </w:numPr>
         <w:suppressLineNumbers w:val="0"/>
         <w:rPr>
-          <w:rFonts w:hint="eastAsia"/>
-          <w:sz w:val="21"/>
-          <w:szCs w:val="21"/>
-          <w:lang w:val="en-US" w:eastAsia="zh-CN"/>
-        </w:rPr>
-      </w:pPr>
-      <w:r>
-        <w:rPr>
-          <w:rFonts w:hint="eastAsia"/>
-          <w:sz w:val="21"/>
-          <w:szCs w:val="21"/>
-          <w:lang w:val="en-US" w:eastAsia="zh-CN"/>
-        </w:rPr>
-        <w:t>应该将</w:t>
-      </w:r>
-    </w:p>
-    <w:p>
-      <w:pPr>
-        <w:pStyle w:val="21"/>
-        <w:keepNext w:val="0"/>
-        <w:keepLines w:val="0"/>
-        <w:widowControl/>
-        <w:suppressLineNumbers w:val="0"/>
-        <w:rPr>
-          <w:rFonts w:ascii="monospace" w:hAnsi="monospace" w:eastAsia="monospace" w:cs="monospace"/>
-          <w:sz w:val="19"/>
-          <w:szCs w:val="19"/>
-        </w:rPr>
-      </w:pPr>
-      <w:r>
-        <w:rPr>
-          <w:rFonts w:hint="default" w:ascii="monospace" w:hAnsi="monospace" w:eastAsia="monospace" w:cs="monospace"/>
-          <w:color w:val="BCBEC4"/>
-          <w:sz w:val="19"/>
-          <w:szCs w:val="19"/>
-          <w:shd w:val="clear" w:fill="1E1F22"/>
-        </w:rPr>
-        <w:t xml:space="preserve">opponent_valid_moves = </w:t>
-      </w:r>
-      <w:r>
-        <w:rPr>
-          <w:rFonts w:hint="default" w:ascii="monospace" w:hAnsi="monospace" w:eastAsia="monospace" w:cs="monospace"/>
-          <w:color w:val="8888C6"/>
-          <w:sz w:val="19"/>
-          <w:szCs w:val="19"/>
-          <w:shd w:val="clear" w:fill="1E1F22"/>
-        </w:rPr>
-        <w:t>len</w:t>
-      </w:r>
-      <w:r>
-        <w:rPr>
-          <w:rFonts w:hint="default" w:ascii="monospace" w:hAnsi="monospace" w:eastAsia="monospace" w:cs="monospace"/>
-          <w:color w:val="BCBEC4"/>
-          <w:sz w:val="19"/>
-          <w:szCs w:val="19"/>
-          <w:shd w:val="clear" w:fill="1E1F22"/>
-        </w:rPr>
-        <w:t>(</w:t>
-      </w:r>
-      <w:r>
-        <w:rPr>
-          <w:rFonts w:hint="default" w:ascii="monospace" w:hAnsi="monospace" w:eastAsia="monospace" w:cs="monospace"/>
-          <w:color w:val="BCBEC4"/>
-          <w:sz w:val="19"/>
-          <w:szCs w:val="19"/>
-          <w:shd w:val="clear" w:fill="1E1F22"/>
-        </w:rPr>
-        <w:br w:type="textWrapping"/>
-      </w:r>
-      <w:r>
-        <w:rPr>
-          <w:rFonts w:hint="default" w:ascii="monospace" w:hAnsi="monospace" w:eastAsia="monospace" w:cs="monospace"/>
-          <w:color w:val="BCBEC4"/>
-          <w:sz w:val="19"/>
-          <w:szCs w:val="19"/>
-          <w:shd w:val="clear" w:fill="1E1F22"/>
-        </w:rPr>
-        <w:t xml:space="preserve">    OthelloGame(</w:t>
-      </w:r>
-      <w:r>
-        <w:rPr>
-          <w:rFonts w:hint="default" w:ascii="monospace" w:hAnsi="monospace" w:eastAsia="monospace" w:cs="monospace"/>
-          <w:color w:val="AA4926"/>
-          <w:sz w:val="19"/>
-          <w:szCs w:val="19"/>
-          <w:shd w:val="clear" w:fill="1E1F22"/>
-        </w:rPr>
-        <w:t>player_mode</w:t>
-      </w:r>
-      <w:r>
-        <w:rPr>
-          <w:rFonts w:hint="default" w:ascii="monospace" w:hAnsi="monospace" w:eastAsia="monospace" w:cs="monospace"/>
-          <w:color w:val="BCBEC4"/>
-          <w:sz w:val="19"/>
-          <w:szCs w:val="19"/>
-          <w:shd w:val="clear" w:fill="1E1F22"/>
-        </w:rPr>
-        <w:t>=-game.current_player).get_valid_moves()</w:t>
-      </w:r>
-      <w:r>
-        <w:rPr>
-          <w:rFonts w:hint="default" w:ascii="monospace" w:hAnsi="monospace" w:eastAsia="monospace" w:cs="monospace"/>
-          <w:color w:val="BCBEC4"/>
-          <w:sz w:val="19"/>
-          <w:szCs w:val="19"/>
-          <w:shd w:val="clear" w:fill="1E1F22"/>
-        </w:rPr>
-        <w:br w:type="textWrapping"/>
-      </w:r>
-      <w:r>
-        <w:rPr>
-          <w:rFonts w:hint="default" w:ascii="monospace" w:hAnsi="monospace" w:eastAsia="monospace" w:cs="monospace"/>
-          <w:color w:val="BCBEC4"/>
-          <w:sz w:val="19"/>
-          <w:szCs w:val="19"/>
-          <w:shd w:val="clear" w:fill="1E1F22"/>
-        </w:rPr>
-        <w:t>)</w:t>
-      </w:r>
-    </w:p>
-    <w:p>
-      <w:pPr>
-        <w:pStyle w:val="21"/>
-        <w:keepNext w:val="0"/>
-        <w:keepLines w:val="0"/>
-        <w:widowControl/>
-        <w:suppressLineNumbers w:val="0"/>
-        <w:rPr>
-          <w:rFonts w:ascii="monospace" w:hAnsi="monospace" w:eastAsia="monospace" w:cs="monospace"/>
-          <w:sz w:val="19"/>
-          <w:szCs w:val="19"/>
-        </w:rPr>
-      </w:pPr>
-      <w:r>
-        <w:rPr>
-          <w:rFonts w:hint="eastAsia"/>
-          <w:sz w:val="21"/>
-          <w:szCs w:val="21"/>
-          <w:lang w:val="en-US" w:eastAsia="zh-CN"/>
-        </w:rPr>
-        <w:t>修改为（使用copy.deepcopy）</w:t>
-      </w:r>
-      <w:bookmarkStart w:id="0" w:name="_GoBack"/>
-      <w:bookmarkEnd w:id="0"/>
-      <w:r>
-        <w:rPr>
-          <w:rFonts w:hint="eastAsia"/>
-          <w:sz w:val="21"/>
-          <w:szCs w:val="21"/>
-          <w:lang w:val="en-US" w:eastAsia="zh-CN"/>
-        </w:rPr>
-        <w:br w:type="textWrapping"/>
-      </w:r>
-      <w:r>
-        <w:rPr>
-          <w:rFonts w:hint="default" w:ascii="monospace" w:hAnsi="monospace" w:eastAsia="monospace" w:cs="monospace"/>
-          <w:color w:val="BCBEC4"/>
-          <w:sz w:val="19"/>
-          <w:szCs w:val="19"/>
-          <w:shd w:val="clear" w:fill="1E1F22"/>
-        </w:rPr>
-        <w:t>temp_game = copy.deepcopy(game)</w:t>
-      </w:r>
-      <w:r>
-        <w:rPr>
-          <w:rFonts w:hint="default" w:ascii="monospace" w:hAnsi="monospace" w:eastAsia="monospace" w:cs="monospace"/>
-          <w:color w:val="BCBEC4"/>
-          <w:sz w:val="19"/>
-          <w:szCs w:val="19"/>
-          <w:shd w:val="clear" w:fill="1E1F22"/>
-        </w:rPr>
-        <w:br w:type="textWrapping"/>
-      </w:r>
-      <w:r>
-        <w:rPr>
-          <w:rFonts w:hint="default" w:ascii="monospace" w:hAnsi="monospace" w:eastAsia="monospace" w:cs="monospace"/>
-          <w:color w:val="BCBEC4"/>
-          <w:sz w:val="19"/>
-          <w:szCs w:val="19"/>
-          <w:shd w:val="clear" w:fill="1E1F22"/>
-        </w:rPr>
-        <w:t>temp_game.current_player = -game.current_player</w:t>
-      </w:r>
-      <w:r>
-        <w:rPr>
-          <w:rFonts w:hint="default" w:ascii="monospace" w:hAnsi="monospace" w:eastAsia="monospace" w:cs="monospace"/>
-          <w:color w:val="BCBEC4"/>
-          <w:sz w:val="19"/>
-          <w:szCs w:val="19"/>
-          <w:shd w:val="clear" w:fill="1E1F22"/>
-        </w:rPr>
-        <w:br w:type="textWrapping"/>
-      </w:r>
-      <w:r>
-        <w:rPr>
-          <w:rFonts w:hint="default" w:ascii="monospace" w:hAnsi="monospace" w:eastAsia="monospace" w:cs="monospace"/>
-          <w:color w:val="BCBEC4"/>
-          <w:sz w:val="19"/>
-          <w:szCs w:val="19"/>
-          <w:shd w:val="clear" w:fill="1E1F22"/>
-        </w:rPr>
-        <w:t xml:space="preserve">opponent_valid_moves = </w:t>
-      </w:r>
-      <w:r>
-        <w:rPr>
-          <w:rFonts w:hint="default" w:ascii="monospace" w:hAnsi="monospace" w:eastAsia="monospace" w:cs="monospace"/>
-          <w:color w:val="8888C6"/>
-          <w:sz w:val="19"/>
-          <w:szCs w:val="19"/>
-          <w:shd w:val="clear" w:fill="1E1F22"/>
-        </w:rPr>
-        <w:t>len</w:t>
-      </w:r>
-      <w:r>
-        <w:rPr>
-          <w:rFonts w:hint="default" w:ascii="monospace" w:hAnsi="monospace" w:eastAsia="monospace" w:cs="monospace"/>
-          <w:color w:val="BCBEC4"/>
-          <w:sz w:val="19"/>
-          <w:szCs w:val="19"/>
-          <w:shd w:val="clear" w:fill="1E1F22"/>
-        </w:rPr>
-        <w:t>(temp_game.get_valid_moves())</w:t>
-      </w:r>
-    </w:p>
-    <w:p>
-      <w:pPr>
-        <w:pStyle w:val="21"/>
-        <w:keepNext w:val="0"/>
-        <w:keepLines w:val="0"/>
-        <w:widowControl/>
-        <w:numPr>
-          <w:ilvl w:val="0"/>
-          <w:numId w:val="0"/>
-        </w:numPr>
-        <w:suppressLineNumbers w:val="0"/>
-        <w:rPr>
-          <w:rFonts w:hint="eastAsia"/>
-          <w:sz w:val="21"/>
-          <w:szCs w:val="21"/>
-          <w:lang w:val="en-US" w:eastAsia="zh-CN"/>
-        </w:rPr>
-      </w:pPr>
-      <w:r>
-        <w:rPr>
-          <w:rFonts w:hint="eastAsia"/>
-          <w:sz w:val="21"/>
-          <w:szCs w:val="21"/>
-          <w:lang w:val="en-US" w:eastAsia="zh-CN"/>
-        </w:rPr>
-        <w:t>（或者使用minmax_decider函数里的创建方法）</w:t>
-      </w:r>
-    </w:p>
-    <w:p>
-      <w:pPr>
-        <w:pStyle w:val="21"/>
-        <w:keepNext w:val="0"/>
-        <w:keepLines w:val="0"/>
-        <w:widowControl/>
-        <w:numPr>
-          <w:ilvl w:val="0"/>
-          <w:numId w:val="0"/>
-        </w:numPr>
-        <w:suppressLineNumbers w:val="0"/>
-        <w:rPr>
-          <w:rFonts w:hint="default"/>
-          <w:sz w:val="21"/>
-          <w:szCs w:val="21"/>
-          <w:lang w:val="en-US" w:eastAsia="zh-CN"/>
-        </w:rPr>
-      </w:pPr>
+          <w:rFonts w:hint="default"/>
+          <w:sz w:val="21"/>
+          <w:szCs w:val="21"/>
+          <w:lang w:val="en-US" w:eastAsia="zh-CN"/>
+        </w:rPr>
+      </w:pPr>
+      <w:r>
+        <w:rPr>
+          <w:rFonts w:hint="default"/>
+          <w:sz w:val="21"/>
+          <w:szCs w:val="21"/>
+          <w:lang w:val="en-US" w:eastAsia="zh-CN"/>
+        </w:rPr>
+        <w:drawing>
+          <wp:inline distT="0" distB="0" distL="114300" distR="114300">
+            <wp:extent cx="1779270" cy="2076450"/>
+            <wp:effectExtent l="0" t="0" r="1905" b="0"/>
+            <wp:docPr id="12" name="图片 12" descr="Max=4"/>
+            <wp:cNvGraphicFramePr>
+              <a:graphicFrameLocks xmlns:a="http://schemas.openxmlformats.org/drawingml/2006/main" noChangeAspect="1"/>
+            </wp:cNvGraphicFramePr>
+            <a:graphic xmlns:a="http://schemas.openxmlformats.org/drawingml/2006/main">
+              <a:graphicData uri="http://schemas.openxmlformats.org/drawingml/2006/picture">
+                <pic:pic xmlns:pic="http://schemas.openxmlformats.org/drawingml/2006/picture">
+                  <pic:nvPicPr>
+                    <pic:cNvPr id="12" name="图片 12" descr="Max=4"/>
+                    <pic:cNvPicPr>
+                      <a:picLocks noChangeAspect="1"/>
+                    </pic:cNvPicPr>
+                  </pic:nvPicPr>
+                  <pic:blipFill>
+                    <a:blip r:embed="rId21"/>
+                    <a:stretch>
+                      <a:fillRect/>
+                    </a:stretch>
+                  </pic:blipFill>
+                  <pic:spPr>
+                    <a:xfrm>
+                      <a:off x="0" y="0"/>
+                      <a:ext cx="1779270" cy="2076450"/>
+                    </a:xfrm>
+                    <a:prstGeom prst="rect">
+                      <a:avLst/>
+                    </a:prstGeom>
+                  </pic:spPr>
+                </pic:pic>
+              </a:graphicData>
+            </a:graphic>
+          </wp:inline>
+        </w:drawing>
+      </w:r>
+      <w:r>
+        <w:rPr>
+          <w:rFonts w:hint="eastAsia"/>
+          <w:sz w:val="21"/>
+          <w:szCs w:val="21"/>
+          <w:lang w:val="en-US" w:eastAsia="zh-CN"/>
+        </w:rPr>
+        <w:t xml:space="preserve"> </w:t>
+      </w:r>
+      <w:r>
+        <w:rPr>
+          <w:rFonts w:hint="default"/>
+          <w:sz w:val="21"/>
+          <w:szCs w:val="21"/>
+          <w:lang w:val="en-US" w:eastAsia="zh-CN"/>
+        </w:rPr>
+        <w:drawing>
+          <wp:inline distT="0" distB="0" distL="114300" distR="114300">
+            <wp:extent cx="1791335" cy="2089785"/>
+            <wp:effectExtent l="0" t="0" r="8890" b="5715"/>
+            <wp:docPr id="13" name="图片 13" descr="Max=6"/>
+            <wp:cNvGraphicFramePr>
+              <a:graphicFrameLocks xmlns:a="http://schemas.openxmlformats.org/drawingml/2006/main" noChangeAspect="1"/>
+            </wp:cNvGraphicFramePr>
+            <a:graphic xmlns:a="http://schemas.openxmlformats.org/drawingml/2006/main">
+              <a:graphicData uri="http://schemas.openxmlformats.org/drawingml/2006/picture">
+                <pic:pic xmlns:pic="http://schemas.openxmlformats.org/drawingml/2006/picture">
+                  <pic:nvPicPr>
+                    <pic:cNvPr id="13" name="图片 13" descr="Max=6"/>
+                    <pic:cNvPicPr>
+                      <a:picLocks noChangeAspect="1"/>
+                    </pic:cNvPicPr>
+                  </pic:nvPicPr>
+                  <pic:blipFill>
+                    <a:blip r:embed="rId22"/>
+                    <a:stretch>
+                      <a:fillRect/>
+                    </a:stretch>
+                  </pic:blipFill>
+                  <pic:spPr>
+                    <a:xfrm>
+                      <a:off x="0" y="0"/>
+                      <a:ext cx="1791335" cy="2089785"/>
+                    </a:xfrm>
+                    <a:prstGeom prst="rect">
+                      <a:avLst/>
+                    </a:prstGeom>
+                  </pic:spPr>
+                </pic:pic>
+              </a:graphicData>
+            </a:graphic>
+          </wp:inline>
+        </w:drawing>
+      </w:r>
+      <w:r>
+        <w:rPr>
+          <w:rFonts w:hint="eastAsia"/>
+          <w:sz w:val="21"/>
+          <w:szCs w:val="21"/>
+          <w:lang w:val="en-US" w:eastAsia="zh-CN"/>
+        </w:rPr>
+        <w:t xml:space="preserve"> </w:t>
+      </w:r>
     </w:p>
     <w:p>
       <w:pPr>
@@ -5519,7 +10877,7 @@
         <w:pStyle w:val="3"/>
         <w:numPr>
           <w:ilvl w:val="0"/>
-          <w:numId w:val="7"/>
+          <w:numId w:val="8"/>
         </w:numPr>
         <w:tabs>
           <w:tab w:val="clear" w:pos="312"/>
@@ -5604,7 +10962,7 @@
         <w:pStyle w:val="3"/>
         <w:numPr>
           <w:ilvl w:val="0"/>
-          <w:numId w:val="7"/>
+          <w:numId w:val="8"/>
         </w:numPr>
         <w:tabs>
           <w:tab w:val="clear" w:pos="312"/>
@@ -5672,7 +11030,7 @@
         <w:pStyle w:val="3"/>
         <w:numPr>
           <w:ilvl w:val="0"/>
-          <w:numId w:val="7"/>
+          <w:numId w:val="8"/>
         </w:numPr>
         <w:tabs>
           <w:tab w:val="clear" w:pos="312"/>
@@ -6189,7 +11547,7 @@
         <w:pStyle w:val="3"/>
         <w:numPr>
           <w:ilvl w:val="0"/>
-          <w:numId w:val="8"/>
+          <w:numId w:val="9"/>
         </w:numPr>
         <w:rPr>
           <w:rFonts w:hint="eastAsia"/>
@@ -6261,7 +11619,7 @@
         <w:pStyle w:val="3"/>
         <w:numPr>
           <w:ilvl w:val="0"/>
-          <w:numId w:val="8"/>
+          <w:numId w:val="9"/>
         </w:numPr>
         <w:ind w:left="0" w:leftChars="0" w:firstLine="432" w:firstLineChars="200"/>
         <w:rPr>
@@ -6286,7 +11644,7 @@
         <w:pStyle w:val="3"/>
         <w:numPr>
           <w:ilvl w:val="0"/>
-          <w:numId w:val="8"/>
+          <w:numId w:val="9"/>
         </w:numPr>
         <w:ind w:left="0" w:leftChars="0" w:firstLine="432" w:firstLineChars="200"/>
         <w:rPr>
@@ -6329,7 +11687,7 @@
         <w:pStyle w:val="3"/>
         <w:numPr>
           <w:ilvl w:val="0"/>
-          <w:numId w:val="8"/>
+          <w:numId w:val="9"/>
         </w:numPr>
         <w:ind w:left="0" w:leftChars="0" w:firstLine="432" w:firstLineChars="200"/>
         <w:rPr>
@@ -7142,6 +12500,18 @@
     </w:lvl>
   </w:abstractNum>
   <w:abstractNum w:abstractNumId="2">
+    <w:nsid w:val="EE145216"/>
+    <w:multiLevelType w:val="singleLevel"/>
+    <w:tmpl w:val="EE145216"/>
+    <w:lvl w:ilvl="0" w:tentative="0">
+      <w:start w:val="1"/>
+      <w:numFmt w:val="decimal"/>
+      <w:suff w:val="nothing"/>
+      <w:lvlText w:val="（%1）"/>
+      <w:lvlJc w:val="left"/>
+    </w:lvl>
+  </w:abstractNum>
+  <w:abstractNum w:abstractNumId="3">
     <w:nsid w:val="3CC42583"/>
     <w:multiLevelType w:val="singleLevel"/>
     <w:tmpl w:val="3CC42583"/>
@@ -7152,7 +12522,7 @@
       <w:lvlJc w:val="left"/>
     </w:lvl>
   </w:abstractNum>
-  <w:abstractNum w:abstractNumId="3">
+  <w:abstractNum w:abstractNumId="4">
     <w:nsid w:val="4BBC2CA8"/>
     <w:multiLevelType w:val="multilevel"/>
     <w:tmpl w:val="4BBC2CA8"/>
@@ -7315,7 +12685,7 @@
       </w:rPr>
     </w:lvl>
   </w:abstractNum>
-  <w:abstractNum w:abstractNumId="4">
+  <w:abstractNum w:abstractNumId="5">
     <w:nsid w:val="612B6CE2"/>
     <w:multiLevelType w:val="multilevel"/>
     <w:tmpl w:val="612B6CE2"/>
@@ -7435,7 +12805,7 @@
       </w:pPr>
     </w:lvl>
   </w:abstractNum>
-  <w:abstractNum w:abstractNumId="5">
+  <w:abstractNum w:abstractNumId="6">
     <w:nsid w:val="631B5AE9"/>
     <w:multiLevelType w:val="multilevel"/>
     <w:tmpl w:val="631B5AE9"/>
@@ -7555,7 +12925,7 @@
       </w:pPr>
     </w:lvl>
   </w:abstractNum>
-  <w:abstractNum w:abstractNumId="6">
+  <w:abstractNum w:abstractNumId="7">
     <w:nsid w:val="64C3C73F"/>
     <w:multiLevelType w:val="singleLevel"/>
     <w:tmpl w:val="64C3C73F"/>
@@ -7571,7 +12941,7 @@
       </w:pPr>
     </w:lvl>
   </w:abstractNum>
-  <w:abstractNum w:abstractNumId="7">
+  <w:abstractNum w:abstractNumId="8">
     <w:nsid w:val="6A95D7D1"/>
     <w:multiLevelType w:val="singleLevel"/>
     <w:tmpl w:val="6A95D7D1"/>
@@ -7583,28 +12953,31 @@
     </w:lvl>
   </w:abstractNum>
   <w:num w:numId="1">
-    <w:abstractNumId w:val="3"/>
+    <w:abstractNumId w:val="4"/>
   </w:num>
   <w:num w:numId="2">
-    <w:abstractNumId w:val="4"/>
+    <w:abstractNumId w:val="5"/>
   </w:num>
   <w:num w:numId="3">
-    <w:abstractNumId w:val="5"/>
+    <w:abstractNumId w:val="6"/>
   </w:num>
   <w:num w:numId="4">
-    <w:abstractNumId w:val="2"/>
+    <w:abstractNumId w:val="3"/>
   </w:num>
   <w:num w:numId="5">
     <w:abstractNumId w:val="0"/>
   </w:num>
   <w:num w:numId="6">
-    <w:abstractNumId w:val="7"/>
+    <w:abstractNumId w:val="8"/>
   </w:num>
   <w:num w:numId="7">
+    <w:abstractNumId w:val="2"/>
+  </w:num>
+  <w:num w:numId="8">
     <w:abstractNumId w:val="1"/>
   </w:num>
-  <w:num w:numId="8">
-    <w:abstractNumId w:val="6"/>
+  <w:num w:numId="9">
+    <w:abstractNumId w:val="7"/>
   </w:num>
 </w:numbering>
 </file>

--- a/241300009.docx
+++ b/241300009.docx
@@ -10453,7 +10453,7 @@
           <w:szCs w:val="24"/>
           <w:lang w:val="en-US" w:eastAsia="zh-CN"/>
         </w:rPr>
-        <w:t>改进结果：</w:t>
+        <w:t>改进结果1：</w:t>
       </w:r>
     </w:p>
     <w:p>
@@ -10481,7 +10481,7 @@
           <w:szCs w:val="21"/>
           <w:lang w:val="en-US" w:eastAsia="zh-CN"/>
         </w:rPr>
-        <w:t>让双方AI，一个使用改进前的算法，一个使用改进后的算法，分别在最大搜索深度为4,6,7时对战，结果是改进后的算法均胜利，且优势相对较大。</w:t>
+        <w:t>让双方AI，一个使用改进前的算法，一个使用改进后的算法，分别在最大搜索深度为4,6,7时对战。</w:t>
       </w:r>
     </w:p>
     <w:p>
@@ -10692,7 +10692,7 @@
         <w:widowControl/>
         <w:numPr>
           <w:ilvl w:val="0"/>
-          <w:numId w:val="7"/>
+          <w:numId w:val="0"/>
         </w:numPr>
         <w:suppressLineNumbers w:val="0"/>
         <w:rPr>
@@ -10709,18 +10709,7 @@
           <w:szCs w:val="21"/>
           <w:lang w:val="en-US" w:eastAsia="zh-CN"/>
         </w:rPr>
-        <w:t>改进前为黑棋，改进后为白棋（后走</w:t>
-      </w:r>
-      <w:bookmarkStart w:id="0" w:name="_GoBack"/>
-      <w:bookmarkEnd w:id="0"/>
-      <w:r>
-        <w:rPr>
-          <w:rFonts w:hint="eastAsia"/>
-          <w:sz w:val="21"/>
-          <w:szCs w:val="21"/>
-          <w:lang w:val="en-US" w:eastAsia="zh-CN"/>
-        </w:rPr>
-        <w:t>），从左到右深度为4,6,7</w:t>
+        <w:t>结果是改进后的算法均胜利，且优势相对较大。</w:t>
       </w:r>
     </w:p>
     <w:p>
@@ -10736,6 +10725,53 @@
         <w:suppressLineNumbers w:val="0"/>
         <w:rPr>
           <w:rFonts w:hint="default"/>
+          <w:sz w:val="21"/>
+          <w:szCs w:val="21"/>
+          <w:lang w:val="en-US" w:eastAsia="zh-CN"/>
+        </w:rPr>
+      </w:pPr>
+    </w:p>
+    <w:p>
+      <w:pPr>
+        <w:pStyle w:val="21"/>
+        <w:keepNext w:val="0"/>
+        <w:keepLines w:val="0"/>
+        <w:widowControl/>
+        <w:numPr>
+          <w:ilvl w:val="0"/>
+          <w:numId w:val="7"/>
+        </w:numPr>
+        <w:suppressLineNumbers w:val="0"/>
+        <w:rPr>
+          <w:rFonts w:hint="eastAsia"/>
+          <w:sz w:val="21"/>
+          <w:szCs w:val="21"/>
+          <w:lang w:val="en-US" w:eastAsia="zh-CN"/>
+        </w:rPr>
+      </w:pPr>
+      <w:r>
+        <w:rPr>
+          <w:rFonts w:hint="eastAsia"/>
+          <w:sz w:val="21"/>
+          <w:szCs w:val="21"/>
+          <w:lang w:val="en-US" w:eastAsia="zh-CN"/>
+        </w:rPr>
+        <w:t>改进前为黑棋，改进后为白棋（后走），从左到右深度为4,6,7</w:t>
+      </w:r>
+    </w:p>
+    <w:p>
+      <w:pPr>
+        <w:pStyle w:val="21"/>
+        <w:keepNext w:val="0"/>
+        <w:keepLines w:val="0"/>
+        <w:widowControl/>
+        <w:numPr>
+          <w:ilvl w:val="0"/>
+          <w:numId w:val="0"/>
+        </w:numPr>
+        <w:suppressLineNumbers w:val="0"/>
+        <w:rPr>
+          <w:rFonts w:hint="eastAsia"/>
           <w:sz w:val="21"/>
           <w:szCs w:val="21"/>
           <w:lang w:val="en-US" w:eastAsia="zh-CN"/>
@@ -10847,8 +10883,346 @@
           <w:szCs w:val="21"/>
           <w:lang w:val="en-US" w:eastAsia="zh-CN"/>
         </w:rPr>
+        <w:t xml:space="preserve"> Max_depth=7时黑棋胜利</w:t>
+      </w:r>
+    </w:p>
+    <w:p>
+      <w:pPr>
+        <w:pStyle w:val="21"/>
+        <w:keepNext w:val="0"/>
+        <w:keepLines w:val="0"/>
+        <w:widowControl/>
+        <w:numPr>
+          <w:ilvl w:val="0"/>
+          <w:numId w:val="0"/>
+        </w:numPr>
+        <w:suppressLineNumbers w:val="0"/>
+        <w:rPr>
+          <w:rFonts w:hint="eastAsia"/>
+          <w:sz w:val="21"/>
+          <w:szCs w:val="21"/>
+          <w:lang w:val="en-US" w:eastAsia="zh-CN"/>
+        </w:rPr>
+      </w:pPr>
+      <w:r>
+        <w:rPr>
+          <w:rFonts w:hint="eastAsia"/>
+          <w:sz w:val="21"/>
+          <w:szCs w:val="21"/>
+          <w:lang w:val="en-US" w:eastAsia="zh-CN"/>
+        </w:rPr>
+        <w:t>改进后的算法胜利两局。优势没有先走时明显。</w:t>
+      </w:r>
+    </w:p>
+    <w:p>
+      <w:pPr>
+        <w:pStyle w:val="21"/>
+        <w:keepNext w:val="0"/>
+        <w:keepLines w:val="0"/>
+        <w:widowControl/>
+        <w:numPr>
+          <w:ilvl w:val="0"/>
+          <w:numId w:val="0"/>
+        </w:numPr>
+        <w:suppressLineNumbers w:val="0"/>
+        <w:rPr>
+          <w:rFonts w:hint="eastAsia"/>
+          <w:sz w:val="21"/>
+          <w:szCs w:val="21"/>
+          <w:lang w:val="en-US" w:eastAsia="zh-CN"/>
+        </w:rPr>
+      </w:pPr>
+      <w:r>
+        <w:rPr>
+          <w:rFonts w:hint="eastAsia"/>
+          <w:sz w:val="21"/>
+          <w:szCs w:val="21"/>
+          <w:lang w:val="en-US" w:eastAsia="zh-CN"/>
+        </w:rPr>
+        <w:t>并且当搜索深度增大时，劣势将被放大。</w:t>
+      </w:r>
+    </w:p>
+    <w:p>
+      <w:pPr>
+        <w:pStyle w:val="21"/>
+        <w:keepNext w:val="0"/>
+        <w:keepLines w:val="0"/>
+        <w:widowControl/>
+        <w:numPr>
+          <w:ilvl w:val="0"/>
+          <w:numId w:val="0"/>
+        </w:numPr>
+        <w:suppressLineNumbers w:val="0"/>
+        <w:rPr>
+          <w:rFonts w:hint="eastAsia"/>
+          <w:sz w:val="21"/>
+          <w:szCs w:val="21"/>
+          <w:lang w:val="en-US" w:eastAsia="zh-CN"/>
+        </w:rPr>
+      </w:pPr>
+      <w:r>
+        <w:rPr>
+          <w:rFonts w:hint="eastAsia"/>
+          <w:sz w:val="21"/>
+          <w:szCs w:val="21"/>
+          <w:lang w:val="en-US" w:eastAsia="zh-CN"/>
+        </w:rPr>
+        <w:t>我认为这种情况可能是当前的权重设置更符合先手的走棋思路（攻击而非防守），应根据先后手的情况区分权重分配。</w:t>
+      </w:r>
+    </w:p>
+    <w:p>
+      <w:pPr>
+        <w:pStyle w:val="4"/>
+        <w:bidi w:val="0"/>
+        <w:ind w:left="0" w:leftChars="0" w:firstLine="0" w:firstLineChars="0"/>
+        <w:rPr>
+          <w:rFonts w:hint="eastAsia"/>
+          <w:sz w:val="24"/>
+          <w:szCs w:val="24"/>
+          <w:lang w:val="en-US" w:eastAsia="zh"/>
+        </w:rPr>
+      </w:pPr>
+      <w:r>
+        <w:rPr>
+          <w:rFonts w:hint="eastAsia"/>
+          <w:sz w:val="24"/>
+          <w:szCs w:val="24"/>
+          <w:lang w:val="en-US" w:eastAsia="zh-CN"/>
+        </w:rPr>
+        <w:t>再次修改及结果：</w:t>
+      </w:r>
+    </w:p>
+    <w:p>
+      <w:pPr>
+        <w:pStyle w:val="21"/>
+        <w:keepNext w:val="0"/>
+        <w:keepLines w:val="0"/>
+        <w:widowControl/>
+        <w:numPr>
+          <w:ilvl w:val="0"/>
+          <w:numId w:val="0"/>
+        </w:numPr>
+        <w:suppressLineNumbers w:val="0"/>
+        <w:rPr>
+          <w:rFonts w:hint="eastAsia"/>
+          <w:sz w:val="21"/>
+          <w:szCs w:val="21"/>
+          <w:lang w:val="en-US" w:eastAsia="zh-CN"/>
+        </w:rPr>
+      </w:pPr>
+      <w:r>
+        <w:rPr>
+          <w:rFonts w:hint="eastAsia"/>
+          <w:sz w:val="21"/>
+          <w:szCs w:val="21"/>
+          <w:lang w:val="en-US" w:eastAsia="zh-CN"/>
+        </w:rPr>
+        <w:t>修改权重设置，相对于先手稍微降低棋子数量权重，提升行动力权重。</w:t>
+      </w:r>
+    </w:p>
+    <w:p>
+      <w:pPr>
+        <w:pStyle w:val="21"/>
+        <w:keepNext w:val="0"/>
+        <w:keepLines w:val="0"/>
+        <w:widowControl/>
+        <w:numPr>
+          <w:ilvl w:val="0"/>
+          <w:numId w:val="0"/>
+        </w:numPr>
+        <w:suppressLineNumbers w:val="0"/>
+        <w:rPr>
+          <w:rFonts w:hint="eastAsia"/>
+          <w:sz w:val="21"/>
+          <w:szCs w:val="21"/>
+          <w:lang w:val="en-US" w:eastAsia="zh-CN"/>
+        </w:rPr>
+      </w:pPr>
+    </w:p>
+    <w:p>
+      <w:pPr>
+        <w:pStyle w:val="21"/>
+        <w:keepNext w:val="0"/>
+        <w:keepLines w:val="0"/>
+        <w:widowControl/>
+        <w:numPr>
+          <w:ilvl w:val="0"/>
+          <w:numId w:val="0"/>
+        </w:numPr>
+        <w:suppressLineNumbers w:val="0"/>
+        <w:rPr>
+          <w:rFonts w:hint="eastAsia"/>
+          <w:sz w:val="21"/>
+          <w:szCs w:val="21"/>
+          <w:lang w:val="en-US" w:eastAsia="zh-CN"/>
+        </w:rPr>
+      </w:pPr>
+      <w:r>
+        <w:rPr>
+          <w:rFonts w:hint="eastAsia"/>
+          <w:sz w:val="21"/>
+          <w:szCs w:val="21"/>
+          <w:lang w:val="en-US" w:eastAsia="zh-CN"/>
+        </w:rPr>
+        <w:t>结果：Max_depth在4和6时优势有明显提升：</w:t>
+      </w:r>
+    </w:p>
+    <w:p>
+      <w:pPr>
+        <w:pStyle w:val="21"/>
+        <w:keepNext w:val="0"/>
+        <w:keepLines w:val="0"/>
+        <w:widowControl/>
+        <w:numPr>
+          <w:ilvl w:val="0"/>
+          <w:numId w:val="0"/>
+        </w:numPr>
+        <w:suppressLineNumbers w:val="0"/>
+        <w:rPr>
+          <w:rFonts w:hint="eastAsia"/>
+          <w:sz w:val="21"/>
+          <w:szCs w:val="21"/>
+          <w:lang w:val="en-US" w:eastAsia="zh-CN"/>
+        </w:rPr>
+      </w:pPr>
+      <w:r>
+        <w:rPr>
+          <w:rFonts w:hint="default"/>
+          <w:sz w:val="21"/>
+          <w:szCs w:val="21"/>
+          <w:lang w:val="en-US" w:eastAsia="zh-CN"/>
+        </w:rPr>
+        <w:drawing>
+          <wp:inline distT="0" distB="0" distL="114300" distR="114300">
+            <wp:extent cx="1692910" cy="1975485"/>
+            <wp:effectExtent l="0" t="0" r="2540" b="5715"/>
+            <wp:docPr id="14" name="图片 14" descr="othello_get_best_move_vs_get_best_move_white"/>
+            <wp:cNvGraphicFramePr>
+              <a:graphicFrameLocks xmlns:a="http://schemas.openxmlformats.org/drawingml/2006/main" noChangeAspect="1"/>
+            </wp:cNvGraphicFramePr>
+            <a:graphic xmlns:a="http://schemas.openxmlformats.org/drawingml/2006/main">
+              <a:graphicData uri="http://schemas.openxmlformats.org/drawingml/2006/picture">
+                <pic:pic xmlns:pic="http://schemas.openxmlformats.org/drawingml/2006/picture">
+                  <pic:nvPicPr>
+                    <pic:cNvPr id="14" name="图片 14" descr="othello_get_best_move_vs_get_best_move_white"/>
+                    <pic:cNvPicPr>
+                      <a:picLocks noChangeAspect="1"/>
+                    </pic:cNvPicPr>
+                  </pic:nvPicPr>
+                  <pic:blipFill>
+                    <a:blip r:embed="rId23"/>
+                    <a:stretch>
+                      <a:fillRect/>
+                    </a:stretch>
+                  </pic:blipFill>
+                  <pic:spPr>
+                    <a:xfrm>
+                      <a:off x="0" y="0"/>
+                      <a:ext cx="1692910" cy="1975485"/>
+                    </a:xfrm>
+                    <a:prstGeom prst="rect">
+                      <a:avLst/>
+                    </a:prstGeom>
+                  </pic:spPr>
+                </pic:pic>
+              </a:graphicData>
+            </a:graphic>
+          </wp:inline>
+        </w:drawing>
+      </w:r>
+      <w:r>
+        <w:rPr>
+          <w:rFonts w:hint="eastAsia"/>
+          <w:sz w:val="21"/>
+          <w:szCs w:val="21"/>
+          <w:lang w:val="en-US" w:eastAsia="zh-CN"/>
+        </w:rPr>
+        <w:t xml:space="preserve">  </w:t>
+      </w:r>
+      <w:r>
+        <w:rPr>
+          <w:rFonts w:hint="default"/>
+          <w:sz w:val="21"/>
+          <w:szCs w:val="21"/>
+          <w:lang w:val="en-US" w:eastAsia="zh-CN"/>
+        </w:rPr>
+        <w:drawing>
+          <wp:inline distT="0" distB="0" distL="114300" distR="114300">
+            <wp:extent cx="1682750" cy="1964055"/>
+            <wp:effectExtent l="0" t="0" r="3175" b="7620"/>
+            <wp:docPr id="15" name="图片 15" descr="6"/>
+            <wp:cNvGraphicFramePr>
+              <a:graphicFrameLocks xmlns:a="http://schemas.openxmlformats.org/drawingml/2006/main" noChangeAspect="1"/>
+            </wp:cNvGraphicFramePr>
+            <a:graphic xmlns:a="http://schemas.openxmlformats.org/drawingml/2006/main">
+              <a:graphicData uri="http://schemas.openxmlformats.org/drawingml/2006/picture">
+                <pic:pic xmlns:pic="http://schemas.openxmlformats.org/drawingml/2006/picture">
+                  <pic:nvPicPr>
+                    <pic:cNvPr id="15" name="图片 15" descr="6"/>
+                    <pic:cNvPicPr>
+                      <a:picLocks noChangeAspect="1"/>
+                    </pic:cNvPicPr>
+                  </pic:nvPicPr>
+                  <pic:blipFill>
+                    <a:blip r:embed="rId24"/>
+                    <a:stretch>
+                      <a:fillRect/>
+                    </a:stretch>
+                  </pic:blipFill>
+                  <pic:spPr>
+                    <a:xfrm>
+                      <a:off x="0" y="0"/>
+                      <a:ext cx="1682750" cy="1964055"/>
+                    </a:xfrm>
+                    <a:prstGeom prst="rect">
+                      <a:avLst/>
+                    </a:prstGeom>
+                  </pic:spPr>
+                </pic:pic>
+              </a:graphicData>
+            </a:graphic>
+          </wp:inline>
+        </w:drawing>
+      </w:r>
+      <w:r>
+        <w:rPr>
+          <w:rFonts w:hint="eastAsia"/>
+          <w:sz w:val="21"/>
+          <w:szCs w:val="21"/>
+          <w:lang w:val="en-US" w:eastAsia="zh-CN"/>
+        </w:rPr>
         <w:t xml:space="preserve"> </w:t>
       </w:r>
+    </w:p>
+    <w:p>
+      <w:pPr>
+        <w:pStyle w:val="21"/>
+        <w:keepNext w:val="0"/>
+        <w:keepLines w:val="0"/>
+        <w:widowControl/>
+        <w:numPr>
+          <w:ilvl w:val="0"/>
+          <w:numId w:val="0"/>
+        </w:numPr>
+        <w:suppressLineNumbers w:val="0"/>
+        <w:rPr>
+          <w:rFonts w:hint="default"/>
+          <w:sz w:val="21"/>
+          <w:szCs w:val="21"/>
+          <w:lang w:val="en-US" w:eastAsia="zh-CN"/>
+        </w:rPr>
+      </w:pPr>
+      <w:r>
+        <w:rPr>
+          <w:rFonts w:hint="eastAsia"/>
+          <w:sz w:val="21"/>
+          <w:szCs w:val="21"/>
+          <w:lang w:val="en-US" w:eastAsia="zh-CN"/>
+        </w:rPr>
+        <w:t>（深度为7时仍无法成功，但是劣势相对更小）</w:t>
+      </w:r>
+      <w:bookmarkStart w:id="0" w:name="_GoBack"/>
+      <w:bookmarkEnd w:id="0"/>
     </w:p>
     <w:p>
       <w:pPr>

--- a/241300009.docx
+++ b/241300009.docx
@@ -10989,7 +10989,7 @@
           <w:szCs w:val="24"/>
           <w:lang w:val="en-US" w:eastAsia="zh-CN"/>
         </w:rPr>
-        <w:t>再次修改及结果：</w:t>
+        <w:t>再次修改及结果2：</w:t>
       </w:r>
     </w:p>
     <w:p>
@@ -11038,33 +11038,25 @@
           <w:lang w:val="en-US" w:eastAsia="zh-CN"/>
         </w:rPr>
       </w:pPr>
-    </w:p>
-    <w:p>
-      <w:pPr>
-        <w:pStyle w:val="21"/>
-        <w:keepNext w:val="0"/>
-        <w:keepLines w:val="0"/>
-        <w:widowControl/>
-        <w:numPr>
-          <w:ilvl w:val="0"/>
-          <w:numId w:val="0"/>
-        </w:numPr>
-        <w:suppressLineNumbers w:val="0"/>
-        <w:rPr>
-          <w:rFonts w:hint="eastAsia"/>
-          <w:sz w:val="21"/>
-          <w:szCs w:val="21"/>
-          <w:lang w:val="en-US" w:eastAsia="zh-CN"/>
-        </w:rPr>
-      </w:pPr>
-      <w:r>
-        <w:rPr>
-          <w:rFonts w:hint="eastAsia"/>
-          <w:sz w:val="21"/>
-          <w:szCs w:val="21"/>
-          <w:lang w:val="en-US" w:eastAsia="zh-CN"/>
-        </w:rPr>
-        <w:t>结果：Max_depth在4和6时优势有明显提升：</w:t>
+      <w:r>
+        <w:rPr>
+          <w:rFonts w:hint="eastAsia"/>
+          <w:b/>
+          <w:bCs/>
+          <w:sz w:val="21"/>
+          <w:szCs w:val="21"/>
+          <w:lang w:val="en-US" w:eastAsia="zh-CN"/>
+        </w:rPr>
+        <w:t>结果</w:t>
+      </w:r>
+      <w:r>
+        <w:rPr>
+          <w:rFonts w:hint="eastAsia"/>
+          <w:sz w:val="21"/>
+          <w:szCs w:val="21"/>
+          <w:lang w:val="en-US" w:eastAsia="zh-CN"/>
+        </w:rPr>
+        <w:t>：Max_depth在4和6时优势有明显提升：</w:t>
       </w:r>
     </w:p>
     <w:p>
@@ -11206,7 +11198,7 @@
         </w:numPr>
         <w:suppressLineNumbers w:val="0"/>
         <w:rPr>
-          <w:rFonts w:hint="default"/>
+          <w:rFonts w:hint="eastAsia"/>
           <w:sz w:val="21"/>
           <w:szCs w:val="21"/>
           <w:lang w:val="en-US" w:eastAsia="zh-CN"/>
@@ -11220,9 +11212,56 @@
           <w:lang w:val="en-US" w:eastAsia="zh-CN"/>
         </w:rPr>
         <w:t>（深度为7时仍无法成功，但是劣势相对更小）</w:t>
+      </w:r>
+    </w:p>
+    <w:p>
+      <w:pPr>
+        <w:pStyle w:val="21"/>
+        <w:keepNext w:val="0"/>
+        <w:keepLines w:val="0"/>
+        <w:widowControl/>
+        <w:numPr>
+          <w:ilvl w:val="0"/>
+          <w:numId w:val="0"/>
+        </w:numPr>
+        <w:suppressLineNumbers w:val="0"/>
+        <w:rPr>
+          <w:rFonts w:hint="default"/>
+          <w:sz w:val="21"/>
+          <w:szCs w:val="21"/>
+          <w:lang w:val="en-US" w:eastAsia="zh-CN"/>
+        </w:rPr>
+      </w:pPr>
+      <w:r>
+        <w:rPr>
+          <w:rFonts w:hint="eastAsia"/>
+          <w:sz w:val="21"/>
+          <w:szCs w:val="21"/>
+          <w:lang w:val="en-US" w:eastAsia="zh-CN"/>
+        </w:rPr>
+        <w:t>因此我认为搜索深度也是一个需要优化的点，不必强求算法在各深度均表现良好，实际应用时应注意避免搜索深度过深。例如，控制在6之内。</w:t>
       </w:r>
       <w:bookmarkStart w:id="0" w:name="_GoBack"/>
       <w:bookmarkEnd w:id="0"/>
+    </w:p>
+    <w:p>
+      <w:pPr>
+        <w:pStyle w:val="21"/>
+        <w:keepNext w:val="0"/>
+        <w:keepLines w:val="0"/>
+        <w:widowControl/>
+        <w:numPr>
+          <w:ilvl w:val="0"/>
+          <w:numId w:val="0"/>
+        </w:numPr>
+        <w:suppressLineNumbers w:val="0"/>
+        <w:rPr>
+          <w:rFonts w:hint="default"/>
+          <w:sz w:val="21"/>
+          <w:szCs w:val="21"/>
+          <w:lang w:val="en-US" w:eastAsia="zh-CN"/>
+        </w:rPr>
+      </w:pPr>
     </w:p>
     <w:p>
       <w:pPr>
